--- a/ML_LAB8_OUTPUTS.docx
+++ b/ML_LAB8_OUTPUTS.docx
@@ -31,6 +31,7 @@
       </w:pPr>
       <w:r>
         <w:rPr>
+          <w:highlight w:val="yellow"/>
           <w:lang w:val="en-US"/>
         </w:rPr>
         <w:t>A1</w:t>
@@ -128,39 +129,7 @@
         <w:t>AND Truth Table:</w:t>
       </w:r>
       <w:r>
-        <w:t xml:space="preserve"> [0,0,0,</w:t>
-      </w:r>
-      <w:proofErr w:type="gramStart"/>
-      <w:r>
-        <w:t>1][</w:t>
-      </w:r>
-      <w:proofErr w:type="gramEnd"/>
-      <w:r>
-        <w:t>0,0,0,</w:t>
-      </w:r>
-      <w:proofErr w:type="gramStart"/>
-      <w:r>
-        <w:t>1][</w:t>
-      </w:r>
-      <w:proofErr w:type="gramEnd"/>
-      <w:r>
-        <w:t>0,0,0,1] for inputs (00,01,10,</w:t>
-      </w:r>
-      <w:proofErr w:type="gramStart"/>
-      <w:r>
-        <w:t>11)(</w:t>
-      </w:r>
-      <w:proofErr w:type="gramEnd"/>
-      <w:r>
-        <w:t>00,01,10,</w:t>
-      </w:r>
-      <w:proofErr w:type="gramStart"/>
-      <w:r>
-        <w:t>11)(</w:t>
-      </w:r>
-      <w:proofErr w:type="gramEnd"/>
-      <w:r>
-        <w:t>00,01,10,11).</w:t>
+        <w:t xml:space="preserve"> [0,0,0,1][0,0,0,1][0,0,0,1] for inputs (00,01,10,11)(00,01,10,11)(00,01,10,11).</w:t>
       </w:r>
     </w:p>
     <w:p>
@@ -178,23 +147,7 @@
         <w:t>XOR Truth Table:</w:t>
       </w:r>
       <w:r>
-        <w:t xml:space="preserve"> [0,1,1,</w:t>
-      </w:r>
-      <w:proofErr w:type="gramStart"/>
-      <w:r>
-        <w:t>0][</w:t>
-      </w:r>
-      <w:proofErr w:type="gramEnd"/>
-      <w:r>
-        <w:t>0,1,1,</w:t>
-      </w:r>
-      <w:proofErr w:type="gramStart"/>
-      <w:r>
-        <w:t>0][</w:t>
-      </w:r>
-      <w:proofErr w:type="gramEnd"/>
-      <w:r>
-        <w:t>0,1,1,0] for the same inputs.</w:t>
+        <w:t xml:space="preserve"> [0,1,1,0][0,1,1,0][0,1,1,0] for the same inputs.</w:t>
       </w:r>
     </w:p>
     <w:p>
@@ -220,15 +173,7 @@
         </w:numPr>
       </w:pPr>
       <w:r>
-        <w:t xml:space="preserve">A custom class </w:t>
-      </w:r>
-      <w:proofErr w:type="spellStart"/>
-      <w:r>
-        <w:t>UdhayaPerceptron</w:t>
-      </w:r>
-      <w:proofErr w:type="spellEnd"/>
-      <w:r>
-        <w:t xml:space="preserve"> was created with:</w:t>
+        <w:t>A custom class UdhayaPerceptron was created with:</w:t>
       </w:r>
     </w:p>
     <w:p>
@@ -265,50 +210,8 @@
       </w:r>
     </w:p>
     <w:p>
-      <w:proofErr w:type="spellStart"/>
-      <w:r>
-        <w:t>w←w</w:t>
-      </w:r>
-      <w:proofErr w:type="spellEnd"/>
-      <w:r>
-        <w:t>+α×(t−y</w:t>
-      </w:r>
-      <w:proofErr w:type="gramStart"/>
-      <w:r>
-        <w:t>^)×</w:t>
-      </w:r>
-      <w:proofErr w:type="spellStart"/>
-      <w:proofErr w:type="gramEnd"/>
-      <w:r>
-        <w:t>xw</w:t>
-      </w:r>
-      <w:proofErr w:type="spellEnd"/>
-      <w:r>
-        <w:t xml:space="preserve"> \</w:t>
-      </w:r>
-      <w:proofErr w:type="spellStart"/>
-      <w:r>
-        <w:t>leftarrow</w:t>
-      </w:r>
-      <w:proofErr w:type="spellEnd"/>
-      <w:r>
-        <w:t xml:space="preserve"> w + \alpha \times (t - \hat{y}) \times </w:t>
-      </w:r>
-      <w:proofErr w:type="spellStart"/>
-      <w:r>
-        <w:t>xw←w</w:t>
-      </w:r>
-      <w:proofErr w:type="spellEnd"/>
-      <w:r>
-        <w:t>+α×(t−y^</w:t>
-      </w:r>
-      <w:proofErr w:type="gramStart"/>
-      <w:r>
-        <w:t>​)×</w:t>
-      </w:r>
-      <w:proofErr w:type="gramEnd"/>
-      <w:r>
-        <w:t xml:space="preserve">x </w:t>
+      <w:r>
+        <w:t xml:space="preserve">w←w+α×(t−y^)×xw \leftarrow w + \alpha \times (t - \hat{y}) \times xw←w+α×(t−y^​)×x </w:t>
       </w:r>
     </w:p>
     <w:p>
@@ -689,17 +592,8 @@
           <w:b/>
           <w:bCs/>
         </w:rPr>
-        <w:t xml:space="preserve">limitation of single-layer </w:t>
-      </w:r>
-      <w:proofErr w:type="spellStart"/>
-      <w:r>
-        <w:rPr>
-          <w:b/>
-          <w:bCs/>
-        </w:rPr>
-        <w:t>perceptrons</w:t>
-      </w:r>
-      <w:proofErr w:type="spellEnd"/>
+        <w:t>limitation of single-layer perceptrons</w:t>
+      </w:r>
       <w:r>
         <w:t>: they cannot solve non-linearly separable problems.</w:t>
       </w:r>
@@ -848,11 +742,7 @@
         <w:t>Time Complexity:</w:t>
       </w:r>
       <w:r>
-        <w:t xml:space="preserve"> O(</w:t>
-      </w:r>
-      <w:proofErr w:type="spellStart"/>
-      <w:r>
-        <w:t>T</w:t>
+        <w:t xml:space="preserve"> O(T</w:t>
       </w:r>
       <w:r>
         <w:rPr>
@@ -869,45 +759,8 @@
         </w:rPr>
         <w:t>⋅</w:t>
       </w:r>
-      <w:proofErr w:type="gramStart"/>
-      <w:r>
-        <w:t>d</w:t>
-      </w:r>
-      <w:proofErr w:type="spellEnd"/>
-      <w:r>
-        <w:t>)O</w:t>
-      </w:r>
-      <w:proofErr w:type="gramEnd"/>
-      <w:r>
-        <w:t>(T \</w:t>
-      </w:r>
-      <w:proofErr w:type="spellStart"/>
-      <w:r>
-        <w:t>cdot</w:t>
-      </w:r>
-      <w:proofErr w:type="spellEnd"/>
-      <w:r>
-        <w:t xml:space="preserve"> n \</w:t>
-      </w:r>
-      <w:proofErr w:type="spellStart"/>
-      <w:r>
-        <w:t>cdot</w:t>
-      </w:r>
-      <w:proofErr w:type="spellEnd"/>
-      <w:r>
-        <w:t xml:space="preserve"> </w:t>
-      </w:r>
-      <w:proofErr w:type="gramStart"/>
-      <w:r>
-        <w:t>d)O</w:t>
-      </w:r>
-      <w:proofErr w:type="gramEnd"/>
-      <w:r>
-        <w:t>(</w:t>
-      </w:r>
-      <w:proofErr w:type="spellStart"/>
-      <w:r>
-        <w:t>T</w:t>
+      <w:r>
+        <w:t>d)O(T \cdot n \cdot d)O(T</w:t>
       </w:r>
       <w:r>
         <w:rPr>
@@ -925,11 +778,7 @@
         <w:t>⋅</w:t>
       </w:r>
       <w:r>
-        <w:t>d</w:t>
-      </w:r>
-      <w:proofErr w:type="spellEnd"/>
-      <w:r>
-        <w:t>)</w:t>
+        <w:t>d)</w:t>
       </w:r>
     </w:p>
     <w:p>
@@ -940,23 +789,7 @@
         </w:numPr>
       </w:pPr>
       <w:r>
-        <w:t xml:space="preserve">TTT: epochs, </w:t>
-      </w:r>
-      <w:proofErr w:type="spellStart"/>
-      <w:r>
-        <w:t>nnn</w:t>
-      </w:r>
-      <w:proofErr w:type="spellEnd"/>
-      <w:r>
-        <w:t xml:space="preserve">: samples, </w:t>
-      </w:r>
-      <w:proofErr w:type="spellStart"/>
-      <w:r>
-        <w:t>ddd</w:t>
-      </w:r>
-      <w:proofErr w:type="spellEnd"/>
-      <w:r>
-        <w:t>: features.</w:t>
+        <w:t>TTT: epochs, nnn: samples, ddd: features.</w:t>
       </w:r>
     </w:p>
     <w:p>
@@ -996,6 +829,7 @@
         <w:rPr>
           <w:b/>
           <w:bCs/>
+          <w:highlight w:val="yellow"/>
         </w:rPr>
         <w:t>A2</w:t>
       </w:r>
@@ -1126,95 +960,7 @@
         </w:numPr>
       </w:pPr>
       <w:r>
-        <w:t>Inputs: (0,0</w:t>
-      </w:r>
-      <w:proofErr w:type="gramStart"/>
-      <w:r>
-        <w:t>),(</w:t>
-      </w:r>
-      <w:proofErr w:type="gramEnd"/>
-      <w:r>
-        <w:t>0,1</w:t>
-      </w:r>
-      <w:proofErr w:type="gramStart"/>
-      <w:r>
-        <w:t>),(</w:t>
-      </w:r>
-      <w:proofErr w:type="gramEnd"/>
-      <w:r>
-        <w:t>1,0</w:t>
-      </w:r>
-      <w:proofErr w:type="gramStart"/>
-      <w:r>
-        <w:t>),(</w:t>
-      </w:r>
-      <w:proofErr w:type="gramEnd"/>
-      <w:r>
-        <w:t>1,</w:t>
-      </w:r>
-      <w:proofErr w:type="gramStart"/>
-      <w:r>
-        <w:t>1)(</w:t>
-      </w:r>
-      <w:proofErr w:type="gramEnd"/>
-      <w:r>
-        <w:t>0,0</w:t>
-      </w:r>
-      <w:proofErr w:type="gramStart"/>
-      <w:r>
-        <w:t>),(</w:t>
-      </w:r>
-      <w:proofErr w:type="gramEnd"/>
-      <w:r>
-        <w:t>0,1</w:t>
-      </w:r>
-      <w:proofErr w:type="gramStart"/>
-      <w:r>
-        <w:t>),(</w:t>
-      </w:r>
-      <w:proofErr w:type="gramEnd"/>
-      <w:r>
-        <w:t>1,0</w:t>
-      </w:r>
-      <w:proofErr w:type="gramStart"/>
-      <w:r>
-        <w:t>),(</w:t>
-      </w:r>
-      <w:proofErr w:type="gramEnd"/>
-      <w:r>
-        <w:t>1,</w:t>
-      </w:r>
-      <w:proofErr w:type="gramStart"/>
-      <w:r>
-        <w:t>1)(</w:t>
-      </w:r>
-      <w:proofErr w:type="gramEnd"/>
-      <w:r>
-        <w:t>0,0</w:t>
-      </w:r>
-      <w:proofErr w:type="gramStart"/>
-      <w:r>
-        <w:t>),(</w:t>
-      </w:r>
-      <w:proofErr w:type="gramEnd"/>
-      <w:r>
-        <w:t>0,1</w:t>
-      </w:r>
-      <w:proofErr w:type="gramStart"/>
-      <w:r>
-        <w:t>),(</w:t>
-      </w:r>
-      <w:proofErr w:type="gramEnd"/>
-      <w:r>
-        <w:t>1,0</w:t>
-      </w:r>
-      <w:proofErr w:type="gramStart"/>
-      <w:r>
-        <w:t>),(</w:t>
-      </w:r>
-      <w:proofErr w:type="gramEnd"/>
-      <w:r>
-        <w:t>1,1)</w:t>
+        <w:t>Inputs: (0,0),(0,1),(1,0),(1,1)(0,0),(0,1),(1,0),(1,1)(0,0),(0,1),(1,0),(1,1)</w:t>
       </w:r>
     </w:p>
     <w:p>
@@ -1225,23 +971,7 @@
         </w:numPr>
       </w:pPr>
       <w:r>
-        <w:t>Outputs: [0,0,0,</w:t>
-      </w:r>
-      <w:proofErr w:type="gramStart"/>
-      <w:r>
-        <w:t>1][</w:t>
-      </w:r>
-      <w:proofErr w:type="gramEnd"/>
-      <w:r>
-        <w:t>0,0,0,</w:t>
-      </w:r>
-      <w:proofErr w:type="gramStart"/>
-      <w:r>
-        <w:t>1][</w:t>
-      </w:r>
-      <w:proofErr w:type="gramEnd"/>
-      <w:r>
-        <w:t>0,0,0,1]</w:t>
+        <w:t>Outputs: [0,0,0,1][0,0,0,1][0,0,0,1]</w:t>
       </w:r>
     </w:p>
     <w:p>
@@ -1265,23 +995,7 @@
     </w:p>
     <w:p>
       <w:r>
-        <w:t>f(x)={1x≥00x&lt;0f(x) = \begin{cases} 1 &amp; x \</w:t>
-      </w:r>
-      <w:proofErr w:type="spellStart"/>
-      <w:r>
-        <w:t>geq</w:t>
-      </w:r>
-      <w:proofErr w:type="spellEnd"/>
-      <w:r>
-        <w:t xml:space="preserve"> 0 \\ 0 &amp; x &lt; 0 \end{cases}f(x)</w:t>
-      </w:r>
-      <w:proofErr w:type="gramStart"/>
-      <w:r>
-        <w:t>={</w:t>
-      </w:r>
-      <w:proofErr w:type="gramEnd"/>
-      <w:r>
-        <w:t xml:space="preserve">10​x≥0x&lt;0​ </w:t>
+        <w:t xml:space="preserve">f(x)={1x≥00x&lt;0f(x) = \begin{cases} 1 &amp; x \geq 0 \\ 0 &amp; x &lt; 0 \end{cases}f(x)={10​x≥0x&lt;0​ </w:t>
       </w:r>
     </w:p>
     <w:p>
@@ -1320,11 +1034,7 @@
         <w:t>−</w:t>
       </w:r>
       <w:r>
-        <w:t>y</w:t>
-      </w:r>
-      <w:proofErr w:type="gramStart"/>
-      <w:r>
-        <w:t>^)</w:t>
+        <w:t>y^)</w:t>
       </w:r>
       <w:r>
         <w:rPr>
@@ -1332,46 +1042,8 @@
         </w:rPr>
         <w:t>⋅</w:t>
       </w:r>
-      <w:proofErr w:type="spellStart"/>
-      <w:proofErr w:type="gramEnd"/>
-      <w:r>
-        <w:t>xW</w:t>
-      </w:r>
-      <w:proofErr w:type="spellEnd"/>
-      <w:r>
-        <w:t xml:space="preserve"> \</w:t>
-      </w:r>
-      <w:proofErr w:type="spellStart"/>
-      <w:r>
-        <w:t>leftarrow</w:t>
-      </w:r>
-      <w:proofErr w:type="spellEnd"/>
-      <w:r>
-        <w:t xml:space="preserve"> W + \alpha \</w:t>
-      </w:r>
-      <w:proofErr w:type="spellStart"/>
-      <w:r>
-        <w:t>cdot</w:t>
-      </w:r>
-      <w:proofErr w:type="spellEnd"/>
-      <w:r>
-        <w:t xml:space="preserve"> (t - \hat{y}) \</w:t>
-      </w:r>
-      <w:proofErr w:type="spellStart"/>
-      <w:r>
-        <w:t>cdot</w:t>
-      </w:r>
-      <w:proofErr w:type="spellEnd"/>
-      <w:r>
-        <w:t xml:space="preserve"> </w:t>
-      </w:r>
-      <w:proofErr w:type="spellStart"/>
-      <w:r>
-        <w:t>xW←W</w:t>
-      </w:r>
-      <w:proofErr w:type="spellEnd"/>
-      <w:r>
-        <w:t>+α</w:t>
+      <w:r>
+        <w:t>xW \leftarrow W + \alpha \cdot (t - \hat{y}) \cdot xW←W+α</w:t>
       </w:r>
       <w:r>
         <w:rPr>
@@ -1380,11 +1052,7 @@
         <w:t>⋅</w:t>
       </w:r>
       <w:r>
-        <w:t>(t−y^</w:t>
-      </w:r>
-      <w:proofErr w:type="gramStart"/>
-      <w:r>
-        <w:t>​)</w:t>
+        <w:t>(t−y^​)</w:t>
       </w:r>
       <w:r>
         <w:rPr>
@@ -1392,7 +1060,6 @@
         </w:rPr>
         <w:t>⋅</w:t>
       </w:r>
-      <w:proofErr w:type="gramEnd"/>
       <w:r>
         <w:t xml:space="preserve">x </w:t>
       </w:r>
@@ -1414,31 +1081,7 @@
     </w:p>
     <w:p>
       <w:r>
-        <w:t>E=12∑(t−y^)2E = \</w:t>
-      </w:r>
-      <w:proofErr w:type="gramStart"/>
-      <w:r>
-        <w:t>frac{</w:t>
-      </w:r>
-      <w:proofErr w:type="gramEnd"/>
-      <w:r>
-        <w:t>1}{</w:t>
-      </w:r>
-      <w:proofErr w:type="gramStart"/>
-      <w:r>
-        <w:t>2}\</w:t>
-      </w:r>
-      <w:proofErr w:type="gramEnd"/>
-      <w:r>
-        <w:t>sum (t - \hat{y</w:t>
-      </w:r>
-      <w:proofErr w:type="gramStart"/>
-      <w:r>
-        <w:t>})^</w:t>
-      </w:r>
-      <w:proofErr w:type="gramEnd"/>
-      <w:r>
-        <w:t xml:space="preserve">2E=21​∑(t−y^​)2 </w:t>
+        <w:t xml:space="preserve">E=12∑(t−y^)2E = \frac{1}{2}\sum (t - \hat{y})^2E=21​∑(t−y^​)2 </w:t>
       </w:r>
     </w:p>
     <w:p>
@@ -1457,15 +1100,7 @@
       </w:r>
       <w:r>
         <w:br/>
-        <w:t>Stop if E≤0.002E \</w:t>
-      </w:r>
-      <w:proofErr w:type="spellStart"/>
-      <w:r>
-        <w:t>leq</w:t>
-      </w:r>
-      <w:proofErr w:type="spellEnd"/>
-      <w:r>
-        <w:t xml:space="preserve"> 0.002E≤0.002 or after 1000 epochs.</w:t>
+        <w:t>Stop if E≤0.002E \leq 0.002E≤0.002 or after 1000 epochs.</w:t>
       </w:r>
     </w:p>
     <w:p>
@@ -1536,55 +1171,7 @@
     </w:p>
     <w:p>
       <w:r>
-        <w:t>W1=0.</w:t>
-      </w:r>
-      <w:proofErr w:type="gramStart"/>
-      <w:r>
-        <w:t>1,  W</w:t>
-      </w:r>
-      <w:proofErr w:type="gramEnd"/>
-      <w:r>
-        <w:t>2=0.</w:t>
-      </w:r>
-      <w:proofErr w:type="gramStart"/>
-      <w:r>
-        <w:t>05,  Bias</w:t>
-      </w:r>
-      <w:proofErr w:type="gramEnd"/>
-      <w:r>
-        <w:t xml:space="preserve">=−0.1W_1 = </w:t>
-      </w:r>
-      <w:proofErr w:type="gramStart"/>
-      <w:r>
-        <w:t>0.1,\</w:t>
-      </w:r>
-      <w:proofErr w:type="gramEnd"/>
-      <w:r>
-        <w:t xml:space="preserve">; W_2 = </w:t>
-      </w:r>
-      <w:proofErr w:type="gramStart"/>
-      <w:r>
-        <w:t>0.05,\</w:t>
-      </w:r>
-      <w:proofErr w:type="gramEnd"/>
-      <w:r>
-        <w:t>; Bias = -0.1W1​=0.</w:t>
-      </w:r>
-      <w:proofErr w:type="gramStart"/>
-      <w:r>
-        <w:t>1,W</w:t>
-      </w:r>
-      <w:proofErr w:type="gramEnd"/>
-      <w:r>
-        <w:t>2​=0.</w:t>
-      </w:r>
-      <w:proofErr w:type="gramStart"/>
-      <w:r>
-        <w:t>05,Bias</w:t>
-      </w:r>
-      <w:proofErr w:type="gramEnd"/>
-      <w:r>
-        <w:t xml:space="preserve">=−0.1 </w:t>
+        <w:t xml:space="preserve">W1=0.1,  W2=0.05,  Bias=−0.1W_1 = 0.1,\; W_2 = 0.05,\; Bias = -0.1W1​=0.1,W2​=0.05,Bias=−0.1 </w:t>
       </w:r>
     </w:p>
     <w:p>
@@ -1783,15 +1370,7 @@
         </w:numPr>
       </w:pPr>
       <w:r>
-        <w:t xml:space="preserve">This experiment confirms that </w:t>
-      </w:r>
-      <w:proofErr w:type="spellStart"/>
-      <w:r>
-        <w:t>perceptrons</w:t>
-      </w:r>
-      <w:proofErr w:type="spellEnd"/>
-      <w:r>
-        <w:t xml:space="preserve"> can learn </w:t>
+        <w:t xml:space="preserve">This experiment confirms that perceptrons can learn </w:t>
       </w:r>
       <w:r>
         <w:rPr>
@@ -1842,11 +1421,7 @@
         <w:t>Time Complexity:</w:t>
       </w:r>
       <w:r>
-        <w:t xml:space="preserve"> O(</w:t>
-      </w:r>
-      <w:proofErr w:type="spellStart"/>
-      <w:r>
-        <w:t>T</w:t>
+        <w:t xml:space="preserve"> O(T</w:t>
       </w:r>
       <w:r>
         <w:rPr>
@@ -1863,45 +1438,8 @@
         </w:rPr>
         <w:t>⋅</w:t>
       </w:r>
-      <w:proofErr w:type="gramStart"/>
-      <w:r>
-        <w:t>d</w:t>
-      </w:r>
-      <w:proofErr w:type="spellEnd"/>
-      <w:r>
-        <w:t>)O</w:t>
-      </w:r>
-      <w:proofErr w:type="gramEnd"/>
-      <w:r>
-        <w:t>(T \</w:t>
-      </w:r>
-      <w:proofErr w:type="spellStart"/>
-      <w:r>
-        <w:t>cdot</w:t>
-      </w:r>
-      <w:proofErr w:type="spellEnd"/>
-      <w:r>
-        <w:t xml:space="preserve"> n \</w:t>
-      </w:r>
-      <w:proofErr w:type="spellStart"/>
-      <w:r>
-        <w:t>cdot</w:t>
-      </w:r>
-      <w:proofErr w:type="spellEnd"/>
-      <w:r>
-        <w:t xml:space="preserve"> </w:t>
-      </w:r>
-      <w:proofErr w:type="gramStart"/>
-      <w:r>
-        <w:t>d)O</w:t>
-      </w:r>
-      <w:proofErr w:type="gramEnd"/>
-      <w:r>
-        <w:t>(</w:t>
-      </w:r>
-      <w:proofErr w:type="spellStart"/>
-      <w:r>
-        <w:t>T</w:t>
+      <w:r>
+        <w:t>d)O(T \cdot n \cdot d)O(T</w:t>
       </w:r>
       <w:r>
         <w:rPr>
@@ -1919,27 +1457,7 @@
         <w:t>⋅</w:t>
       </w:r>
       <w:r>
-        <w:t>d</w:t>
-      </w:r>
-      <w:proofErr w:type="spellEnd"/>
-      <w:r>
-        <w:t xml:space="preserve">), where TTT=epochs, </w:t>
-      </w:r>
-      <w:proofErr w:type="spellStart"/>
-      <w:r>
-        <w:t>nnn</w:t>
-      </w:r>
-      <w:proofErr w:type="spellEnd"/>
-      <w:r>
-        <w:t xml:space="preserve">=samples, </w:t>
-      </w:r>
-      <w:proofErr w:type="spellStart"/>
-      <w:r>
-        <w:t>ddd</w:t>
-      </w:r>
-      <w:proofErr w:type="spellEnd"/>
-      <w:r>
-        <w:t>=features.</w:t>
+        <w:t>d), where TTT=epochs, nnn=samples, ddd=features.</w:t>
       </w:r>
     </w:p>
     <w:p>
@@ -1949,8 +1467,3270 @@
           <w:numId w:val="12"/>
         </w:numPr>
       </w:pPr>
+      <w:r>
+        <w:rPr>
+          <w:b/>
+          <w:bCs/>
+        </w:rPr>
+        <w:t>Space Complexity:</w:t>
+      </w:r>
+      <w:r>
+        <w:t xml:space="preserve"> O(d)O(d)O(d) for weight storage.</w:t>
+      </w:r>
+    </w:p>
+    <w:p>
+      <w:pPr>
+        <w:ind w:left="720"/>
+      </w:pPr>
+    </w:p>
+    <w:p>
+      <w:r>
+        <w:rPr>
+          <w:b/>
+          <w:bCs/>
+          <w:highlight w:val="yellow"/>
+        </w:rPr>
+        <w:t>A3</w:t>
+      </w:r>
+    </w:p>
+    <w:p>
+      <w:r>
+        <w:drawing>
+          <wp:inline distT="0" distB="0" distL="0" distR="0" wp14:anchorId="0AED4995" wp14:editId="5B2C3131">
+            <wp:extent cx="5731510" cy="1604010"/>
+            <wp:effectExtent l="0" t="0" r="2540" b="0"/>
+            <wp:docPr id="1033636218" name="Picture 1"/>
+            <wp:cNvGraphicFramePr>
+              <a:graphicFrameLocks xmlns:a="http://schemas.openxmlformats.org/drawingml/2006/main" noChangeAspect="1"/>
+            </wp:cNvGraphicFramePr>
+            <a:graphic xmlns:a="http://schemas.openxmlformats.org/drawingml/2006/main">
+              <a:graphicData uri="http://schemas.openxmlformats.org/drawingml/2006/picture">
+                <pic:pic xmlns:pic="http://schemas.openxmlformats.org/drawingml/2006/picture">
+                  <pic:nvPicPr>
+                    <pic:cNvPr id="1033636218" name=""/>
+                    <pic:cNvPicPr/>
+                  </pic:nvPicPr>
+                  <pic:blipFill>
+                    <a:blip r:embed="rId8"/>
+                    <a:stretch>
+                      <a:fillRect/>
+                    </a:stretch>
+                  </pic:blipFill>
+                  <pic:spPr>
+                    <a:xfrm>
+                      <a:off x="0" y="0"/>
+                      <a:ext cx="5731510" cy="1604010"/>
+                    </a:xfrm>
+                    <a:prstGeom prst="rect">
+                      <a:avLst/>
+                    </a:prstGeom>
+                  </pic:spPr>
+                </pic:pic>
+              </a:graphicData>
+            </a:graphic>
+          </wp:inline>
+        </w:drawing>
+      </w:r>
+      <w:r>
+        <w:drawing>
+          <wp:inline distT="0" distB="0" distL="0" distR="0" wp14:anchorId="5CC6C245" wp14:editId="408FFA19">
+            <wp:extent cx="2490788" cy="1842360"/>
+            <wp:effectExtent l="0" t="0" r="5080" b="5715"/>
+            <wp:docPr id="1461264060" name="Picture 1"/>
+            <wp:cNvGraphicFramePr>
+              <a:graphicFrameLocks xmlns:a="http://schemas.openxmlformats.org/drawingml/2006/main" noChangeAspect="1"/>
+            </wp:cNvGraphicFramePr>
+            <a:graphic xmlns:a="http://schemas.openxmlformats.org/drawingml/2006/main">
+              <a:graphicData uri="http://schemas.openxmlformats.org/drawingml/2006/picture">
+                <pic:pic xmlns:pic="http://schemas.openxmlformats.org/drawingml/2006/picture">
+                  <pic:nvPicPr>
+                    <pic:cNvPr id="1461264060" name=""/>
+                    <pic:cNvPicPr/>
+                  </pic:nvPicPr>
+                  <pic:blipFill>
+                    <a:blip r:embed="rId9"/>
+                    <a:stretch>
+                      <a:fillRect/>
+                    </a:stretch>
+                  </pic:blipFill>
+                  <pic:spPr>
+                    <a:xfrm>
+                      <a:off x="0" y="0"/>
+                      <a:ext cx="2493063" cy="1844043"/>
+                    </a:xfrm>
+                    <a:prstGeom prst="rect">
+                      <a:avLst/>
+                    </a:prstGeom>
+                  </pic:spPr>
+                </pic:pic>
+              </a:graphicData>
+            </a:graphic>
+          </wp:inline>
+        </w:drawing>
+      </w:r>
+    </w:p>
+    <w:p>
+      <w:r>
+        <w:drawing>
+          <wp:inline distT="0" distB="0" distL="0" distR="0" wp14:anchorId="47A1FDAC" wp14:editId="0D413269">
+            <wp:extent cx="2790825" cy="2078400"/>
+            <wp:effectExtent l="0" t="0" r="0" b="0"/>
+            <wp:docPr id="527534038" name="Picture 1"/>
+            <wp:cNvGraphicFramePr>
+              <a:graphicFrameLocks xmlns:a="http://schemas.openxmlformats.org/drawingml/2006/main" noChangeAspect="1"/>
+            </wp:cNvGraphicFramePr>
+            <a:graphic xmlns:a="http://schemas.openxmlformats.org/drawingml/2006/main">
+              <a:graphicData uri="http://schemas.openxmlformats.org/drawingml/2006/picture">
+                <pic:pic xmlns:pic="http://schemas.openxmlformats.org/drawingml/2006/picture">
+                  <pic:nvPicPr>
+                    <pic:cNvPr id="527534038" name=""/>
+                    <pic:cNvPicPr/>
+                  </pic:nvPicPr>
+                  <pic:blipFill>
+                    <a:blip r:embed="rId10"/>
+                    <a:stretch>
+                      <a:fillRect/>
+                    </a:stretch>
+                  </pic:blipFill>
+                  <pic:spPr>
+                    <a:xfrm>
+                      <a:off x="0" y="0"/>
+                      <a:ext cx="2793695" cy="2080537"/>
+                    </a:xfrm>
+                    <a:prstGeom prst="rect">
+                      <a:avLst/>
+                    </a:prstGeom>
+                  </pic:spPr>
+                </pic:pic>
+              </a:graphicData>
+            </a:graphic>
+          </wp:inline>
+        </w:drawing>
+      </w:r>
     </w:p>
     <w:p/>
+    <w:p/>
+    <w:p/>
+    <w:p>
+      <w:pPr>
+        <w:rPr>
+          <w:b/>
+          <w:bCs/>
+        </w:rPr>
+      </w:pPr>
+      <w:r>
+        <w:rPr>
+          <w:b/>
+          <w:bCs/>
+        </w:rPr>
+        <w:lastRenderedPageBreak/>
+        <w:t>Approach</w:t>
+      </w:r>
+    </w:p>
+    <w:p>
+      <w:pPr>
+        <w:numPr>
+          <w:ilvl w:val="0"/>
+          <w:numId w:val="13"/>
+        </w:numPr>
+      </w:pPr>
+      <w:r>
+        <w:rPr>
+          <w:b/>
+          <w:bCs/>
+        </w:rPr>
+        <w:t>Dataset:</w:t>
+      </w:r>
+      <w:r>
+        <w:t xml:space="preserve"> AND gate with inputs (0,0),(0,1),(1,0),(1,1)(0,0),(0,1),(1,0),(1,1)(0,0),(0,1),(1,0),(1,1), targets [0,0,0,1][0,0,0,1][0,0,0,1].</w:t>
+      </w:r>
+    </w:p>
+    <w:p>
+      <w:pPr>
+        <w:numPr>
+          <w:ilvl w:val="0"/>
+          <w:numId w:val="13"/>
+        </w:numPr>
+      </w:pPr>
+      <w:r>
+        <w:rPr>
+          <w:b/>
+          <w:bCs/>
+        </w:rPr>
+        <w:t>Activations:</w:t>
+      </w:r>
+    </w:p>
+    <w:p>
+      <w:pPr>
+        <w:numPr>
+          <w:ilvl w:val="1"/>
+          <w:numId w:val="13"/>
+        </w:numPr>
+      </w:pPr>
+      <w:r>
+        <w:t>Bi-Polar Step: returns +1 for positive input, -1 for negative, 0 at origin.</w:t>
+      </w:r>
+    </w:p>
+    <w:p>
+      <w:pPr>
+        <w:numPr>
+          <w:ilvl w:val="1"/>
+          <w:numId w:val="13"/>
+        </w:numPr>
+      </w:pPr>
+      <w:r>
+        <w:t>Sigmoid: smooth S-shaped curve, output in [0,1][0,1][0,1].</w:t>
+      </w:r>
+    </w:p>
+    <w:p>
+      <w:pPr>
+        <w:numPr>
+          <w:ilvl w:val="1"/>
+          <w:numId w:val="13"/>
+        </w:numPr>
+      </w:pPr>
+      <w:r>
+        <w:t>ReLU: passes positive values, zero otherwise.</w:t>
+      </w:r>
+    </w:p>
+    <w:p>
+      <w:pPr>
+        <w:numPr>
+          <w:ilvl w:val="0"/>
+          <w:numId w:val="13"/>
+        </w:numPr>
+      </w:pPr>
+      <w:r>
+        <w:rPr>
+          <w:b/>
+          <w:bCs/>
+        </w:rPr>
+        <w:t>Update Styles:</w:t>
+      </w:r>
+    </w:p>
+    <w:p>
+      <w:pPr>
+        <w:numPr>
+          <w:ilvl w:val="1"/>
+          <w:numId w:val="13"/>
+        </w:numPr>
+      </w:pPr>
+      <w:r>
+        <w:rPr>
+          <w:b/>
+          <w:bCs/>
+        </w:rPr>
+        <w:t>Perceptron update</w:t>
+      </w:r>
+      <w:r>
+        <w:t xml:space="preserve"> (error-driven).</w:t>
+      </w:r>
+    </w:p>
+    <w:p>
+      <w:pPr>
+        <w:numPr>
+          <w:ilvl w:val="1"/>
+          <w:numId w:val="13"/>
+        </w:numPr>
+      </w:pPr>
+      <w:r>
+        <w:rPr>
+          <w:b/>
+          <w:bCs/>
+        </w:rPr>
+        <w:t>Delta update</w:t>
+      </w:r>
+      <w:r>
+        <w:t xml:space="preserve"> (gradient-based, only for Sigmoid and ReLU).</w:t>
+      </w:r>
+    </w:p>
+    <w:p>
+      <w:pPr>
+        <w:numPr>
+          <w:ilvl w:val="0"/>
+          <w:numId w:val="13"/>
+        </w:numPr>
+      </w:pPr>
+      <w:r>
+        <w:rPr>
+          <w:b/>
+          <w:bCs/>
+        </w:rPr>
+        <w:t>Convergence Criteria:</w:t>
+      </w:r>
+      <w:r>
+        <w:t xml:space="preserve"> SSE ≤ 0.002 or 1000 epochs.</w:t>
+      </w:r>
+    </w:p>
+    <w:p>
+      <w:r>
+        <w:pict w14:anchorId="6FC1ACB0">
+          <v:rect id="_x0000_i1107" style="width:0;height:1.5pt" o:hralign="center" o:hrstd="t" o:hr="t" fillcolor="#a0a0a0" stroked="f"/>
+        </w:pict>
+      </w:r>
+    </w:p>
+    <w:p>
+      <w:pPr>
+        <w:rPr>
+          <w:b/>
+          <w:bCs/>
+        </w:rPr>
+      </w:pPr>
+      <w:r>
+        <w:rPr>
+          <w:b/>
+          <w:bCs/>
+        </w:rPr>
+        <w:t>Results (from your run)</w:t>
+      </w:r>
+    </w:p>
+    <w:p>
+      <w:r>
+        <w:rPr>
+          <w:b/>
+          <w:bCs/>
+        </w:rPr>
+        <w:t>Table 1 – Convergence Summary</w:t>
+      </w:r>
+    </w:p>
+    <w:tbl>
+      <w:tblPr>
+        <w:tblW w:w="0" w:type="auto"/>
+        <w:tblCellSpacing w:w="15" w:type="dxa"/>
+        <w:tblBorders>
+          <w:top w:val="single" w:sz="4" w:space="0" w:color="auto"/>
+          <w:left w:val="single" w:sz="4" w:space="0" w:color="auto"/>
+          <w:bottom w:val="single" w:sz="4" w:space="0" w:color="auto"/>
+          <w:right w:val="single" w:sz="4" w:space="0" w:color="auto"/>
+          <w:insideH w:val="single" w:sz="4" w:space="0" w:color="auto"/>
+          <w:insideV w:val="single" w:sz="4" w:space="0" w:color="auto"/>
+        </w:tblBorders>
+        <w:tblCellMar>
+          <w:top w:w="15" w:type="dxa"/>
+          <w:left w:w="15" w:type="dxa"/>
+          <w:bottom w:w="15" w:type="dxa"/>
+          <w:right w:w="15" w:type="dxa"/>
+        </w:tblCellMar>
+        <w:tblLook w:val="04A0" w:firstRow="1" w:lastRow="0" w:firstColumn="1" w:lastColumn="0" w:noHBand="0" w:noVBand="1"/>
+      </w:tblPr>
+      <w:tblGrid>
+        <w:gridCol w:w="1106"/>
+        <w:gridCol w:w="1310"/>
+        <w:gridCol w:w="780"/>
+        <w:gridCol w:w="993"/>
+        <w:gridCol w:w="2605"/>
+      </w:tblGrid>
+      <w:tr>
+        <w:trPr>
+          <w:tblHeader/>
+          <w:tblCellSpacing w:w="15" w:type="dxa"/>
+        </w:trPr>
+        <w:tc>
+          <w:tcPr>
+            <w:tcW w:w="0" w:type="auto"/>
+            <w:vAlign w:val="center"/>
+            <w:hideMark/>
+          </w:tcPr>
+          <w:p>
+            <w:pPr>
+              <w:rPr>
+                <w:b/>
+                <w:bCs/>
+              </w:rPr>
+            </w:pPr>
+            <w:r>
+              <w:rPr>
+                <w:b/>
+                <w:bCs/>
+              </w:rPr>
+              <w:t>Activation</w:t>
+            </w:r>
+          </w:p>
+        </w:tc>
+        <w:tc>
+          <w:tcPr>
+            <w:tcW w:w="0" w:type="auto"/>
+            <w:vAlign w:val="center"/>
+            <w:hideMark/>
+          </w:tcPr>
+          <w:p>
+            <w:pPr>
+              <w:rPr>
+                <w:b/>
+                <w:bCs/>
+              </w:rPr>
+            </w:pPr>
+            <w:r>
+              <w:rPr>
+                <w:b/>
+                <w:bCs/>
+              </w:rPr>
+              <w:t>Update Rule</w:t>
+            </w:r>
+          </w:p>
+        </w:tc>
+        <w:tc>
+          <w:tcPr>
+            <w:tcW w:w="0" w:type="auto"/>
+            <w:vAlign w:val="center"/>
+            <w:hideMark/>
+          </w:tcPr>
+          <w:p>
+            <w:pPr>
+              <w:rPr>
+                <w:b/>
+                <w:bCs/>
+              </w:rPr>
+            </w:pPr>
+            <w:r>
+              <w:rPr>
+                <w:b/>
+                <w:bCs/>
+              </w:rPr>
+              <w:t>Epochs</w:t>
+            </w:r>
+          </w:p>
+        </w:tc>
+        <w:tc>
+          <w:tcPr>
+            <w:tcW w:w="0" w:type="auto"/>
+            <w:vAlign w:val="center"/>
+            <w:hideMark/>
+          </w:tcPr>
+          <w:p>
+            <w:pPr>
+              <w:rPr>
+                <w:b/>
+                <w:bCs/>
+              </w:rPr>
+            </w:pPr>
+            <w:r>
+              <w:rPr>
+                <w:b/>
+                <w:bCs/>
+              </w:rPr>
+              <w:t>Final SSE</w:t>
+            </w:r>
+          </w:p>
+        </w:tc>
+        <w:tc>
+          <w:tcPr>
+            <w:tcW w:w="0" w:type="auto"/>
+            <w:vAlign w:val="center"/>
+            <w:hideMark/>
+          </w:tcPr>
+          <w:p>
+            <w:pPr>
+              <w:rPr>
+                <w:b/>
+                <w:bCs/>
+              </w:rPr>
+            </w:pPr>
+            <w:r>
+              <w:rPr>
+                <w:b/>
+                <w:bCs/>
+              </w:rPr>
+              <w:t>Final Weights [w1, w2, b]</w:t>
+            </w:r>
+          </w:p>
+        </w:tc>
+      </w:tr>
+      <w:tr>
+        <w:trPr>
+          <w:tblCellSpacing w:w="15" w:type="dxa"/>
+        </w:trPr>
+        <w:tc>
+          <w:tcPr>
+            <w:tcW w:w="0" w:type="auto"/>
+            <w:vAlign w:val="center"/>
+            <w:hideMark/>
+          </w:tcPr>
+          <w:p>
+            <w:r>
+              <w:t>Bi-Polar</w:t>
+            </w:r>
+          </w:p>
+        </w:tc>
+        <w:tc>
+          <w:tcPr>
+            <w:tcW w:w="0" w:type="auto"/>
+            <w:vAlign w:val="center"/>
+            <w:hideMark/>
+          </w:tcPr>
+          <w:p>
+            <w:r>
+              <w:t>Perceptron</w:t>
+            </w:r>
+          </w:p>
+        </w:tc>
+        <w:tc>
+          <w:tcPr>
+            <w:tcW w:w="0" w:type="auto"/>
+            <w:vAlign w:val="center"/>
+            <w:hideMark/>
+          </w:tcPr>
+          <w:p>
+            <w:r>
+              <w:t>6</w:t>
+            </w:r>
+          </w:p>
+        </w:tc>
+        <w:tc>
+          <w:tcPr>
+            <w:tcW w:w="0" w:type="auto"/>
+            <w:vAlign w:val="center"/>
+            <w:hideMark/>
+          </w:tcPr>
+          <w:p>
+            <w:r>
+              <w:t>0.000000</w:t>
+            </w:r>
+          </w:p>
+        </w:tc>
+        <w:tc>
+          <w:tcPr>
+            <w:tcW w:w="0" w:type="auto"/>
+            <w:vAlign w:val="center"/>
+            <w:hideMark/>
+          </w:tcPr>
+          <w:p>
+            <w:r>
+              <w:t>[0.4009, 0.2112, -0.5938]</w:t>
+            </w:r>
+          </w:p>
+        </w:tc>
+      </w:tr>
+      <w:tr>
+        <w:trPr>
+          <w:tblCellSpacing w:w="15" w:type="dxa"/>
+        </w:trPr>
+        <w:tc>
+          <w:tcPr>
+            <w:tcW w:w="0" w:type="auto"/>
+            <w:vAlign w:val="center"/>
+            <w:hideMark/>
+          </w:tcPr>
+          <w:p>
+            <w:r>
+              <w:t>Sigmoid</w:t>
+            </w:r>
+          </w:p>
+        </w:tc>
+        <w:tc>
+          <w:tcPr>
+            <w:tcW w:w="0" w:type="auto"/>
+            <w:vAlign w:val="center"/>
+            <w:hideMark/>
+          </w:tcPr>
+          <w:p>
+            <w:r>
+              <w:t>Perceptron</w:t>
+            </w:r>
+          </w:p>
+        </w:tc>
+        <w:tc>
+          <w:tcPr>
+            <w:tcW w:w="0" w:type="auto"/>
+            <w:vAlign w:val="center"/>
+            <w:hideMark/>
+          </w:tcPr>
+          <w:p>
+            <w:r>
+              <w:t>6</w:t>
+            </w:r>
+          </w:p>
+        </w:tc>
+        <w:tc>
+          <w:tcPr>
+            <w:tcW w:w="0" w:type="auto"/>
+            <w:vAlign w:val="center"/>
+            <w:hideMark/>
+          </w:tcPr>
+          <w:p>
+            <w:r>
+              <w:t>0.000000</w:t>
+            </w:r>
+          </w:p>
+        </w:tc>
+        <w:tc>
+          <w:tcPr>
+            <w:tcW w:w="0" w:type="auto"/>
+            <w:vAlign w:val="center"/>
+            <w:hideMark/>
+          </w:tcPr>
+          <w:p>
+            <w:r>
+              <w:t>[0.4009, 0.2112, -0.5938]</w:t>
+            </w:r>
+          </w:p>
+        </w:tc>
+      </w:tr>
+      <w:tr>
+        <w:trPr>
+          <w:tblCellSpacing w:w="15" w:type="dxa"/>
+        </w:trPr>
+        <w:tc>
+          <w:tcPr>
+            <w:tcW w:w="0" w:type="auto"/>
+            <w:vAlign w:val="center"/>
+            <w:hideMark/>
+          </w:tcPr>
+          <w:p>
+            <w:r>
+              <w:t>Sigmoid</w:t>
+            </w:r>
+          </w:p>
+        </w:tc>
+        <w:tc>
+          <w:tcPr>
+            <w:tcW w:w="0" w:type="auto"/>
+            <w:vAlign w:val="center"/>
+            <w:hideMark/>
+          </w:tcPr>
+          <w:p>
+            <w:r>
+              <w:t>Delta</w:t>
+            </w:r>
+          </w:p>
+        </w:tc>
+        <w:tc>
+          <w:tcPr>
+            <w:tcW w:w="0" w:type="auto"/>
+            <w:vAlign w:val="center"/>
+            <w:hideMark/>
+          </w:tcPr>
+          <w:p>
+            <w:r>
+              <w:t>1000</w:t>
+            </w:r>
+          </w:p>
+        </w:tc>
+        <w:tc>
+          <w:tcPr>
+            <w:tcW w:w="0" w:type="auto"/>
+            <w:vAlign w:val="center"/>
+            <w:hideMark/>
+          </w:tcPr>
+          <w:p>
+            <w:r>
+              <w:t>0.031298</w:t>
+            </w:r>
+          </w:p>
+        </w:tc>
+        <w:tc>
+          <w:tcPr>
+            <w:tcW w:w="0" w:type="auto"/>
+            <w:vAlign w:val="center"/>
+            <w:hideMark/>
+          </w:tcPr>
+          <w:p>
+            <w:r>
+              <w:t>[3.5167, 3.5129, -5.3737]</w:t>
+            </w:r>
+          </w:p>
+        </w:tc>
+      </w:tr>
+      <w:tr>
+        <w:trPr>
+          <w:tblCellSpacing w:w="15" w:type="dxa"/>
+        </w:trPr>
+        <w:tc>
+          <w:tcPr>
+            <w:tcW w:w="0" w:type="auto"/>
+            <w:vAlign w:val="center"/>
+            <w:hideMark/>
+          </w:tcPr>
+          <w:p>
+            <w:r>
+              <w:t>ReLU</w:t>
+            </w:r>
+          </w:p>
+        </w:tc>
+        <w:tc>
+          <w:tcPr>
+            <w:tcW w:w="0" w:type="auto"/>
+            <w:vAlign w:val="center"/>
+            <w:hideMark/>
+          </w:tcPr>
+          <w:p>
+            <w:r>
+              <w:t>Perceptron</w:t>
+            </w:r>
+          </w:p>
+        </w:tc>
+        <w:tc>
+          <w:tcPr>
+            <w:tcW w:w="0" w:type="auto"/>
+            <w:vAlign w:val="center"/>
+            <w:hideMark/>
+          </w:tcPr>
+          <w:p>
+            <w:r>
+              <w:t>2</w:t>
+            </w:r>
+          </w:p>
+        </w:tc>
+        <w:tc>
+          <w:tcPr>
+            <w:tcW w:w="0" w:type="auto"/>
+            <w:vAlign w:val="center"/>
+            <w:hideMark/>
+          </w:tcPr>
+          <w:p>
+            <w:r>
+              <w:t>0.000000</w:t>
+            </w:r>
+          </w:p>
+        </w:tc>
+        <w:tc>
+          <w:tcPr>
+            <w:tcW w:w="0" w:type="auto"/>
+            <w:vAlign w:val="center"/>
+            <w:hideMark/>
+          </w:tcPr>
+          <w:p>
+            <w:r>
+              <w:t>[0.2009, 0.4112, 0.0062]</w:t>
+            </w:r>
+          </w:p>
+        </w:tc>
+      </w:tr>
+      <w:tr>
+        <w:trPr>
+          <w:tblCellSpacing w:w="15" w:type="dxa"/>
+        </w:trPr>
+        <w:tc>
+          <w:tcPr>
+            <w:tcW w:w="0" w:type="auto"/>
+            <w:vAlign w:val="center"/>
+            <w:hideMark/>
+          </w:tcPr>
+          <w:p>
+            <w:r>
+              <w:t>ReLU</w:t>
+            </w:r>
+          </w:p>
+        </w:tc>
+        <w:tc>
+          <w:tcPr>
+            <w:tcW w:w="0" w:type="auto"/>
+            <w:vAlign w:val="center"/>
+            <w:hideMark/>
+          </w:tcPr>
+          <w:p>
+            <w:r>
+              <w:t>Delta</w:t>
+            </w:r>
+          </w:p>
+        </w:tc>
+        <w:tc>
+          <w:tcPr>
+            <w:tcW w:w="0" w:type="auto"/>
+            <w:vAlign w:val="center"/>
+            <w:hideMark/>
+          </w:tcPr>
+          <w:p>
+            <w:r>
+              <w:t>57</w:t>
+            </w:r>
+          </w:p>
+        </w:tc>
+        <w:tc>
+          <w:tcPr>
+            <w:tcW w:w="0" w:type="auto"/>
+            <w:vAlign w:val="center"/>
+            <w:hideMark/>
+          </w:tcPr>
+          <w:p>
+            <w:r>
+              <w:t>0.001877</w:t>
+            </w:r>
+          </w:p>
+        </w:tc>
+        <w:tc>
+          <w:tcPr>
+            <w:tcW w:w="0" w:type="auto"/>
+            <w:vAlign w:val="center"/>
+            <w:hideMark/>
+          </w:tcPr>
+          <w:p>
+            <w:r>
+              <w:t>[0.9541, 0.9467, -0.9179]</w:t>
+            </w:r>
+          </w:p>
+        </w:tc>
+      </w:tr>
+    </w:tbl>
+    <w:p>
+      <w:r>
+        <w:rPr>
+          <w:b/>
+          <w:bCs/>
+        </w:rPr>
+        <w:t>Figure 1 – Error vs Epochs (Perceptron updates)</w:t>
+      </w:r>
+      <w:r>
+        <w:br/>
+      </w:r>
+      <w:r>
+        <w:rPr>
+          <w:i/>
+          <w:iCs/>
+        </w:rPr>
+        <w:t>(Insert your first saved plot: U_A3_perceptron_updates.png)</w:t>
+      </w:r>
+    </w:p>
+    <w:p>
+      <w:r>
+        <w:rPr>
+          <w:b/>
+          <w:bCs/>
+        </w:rPr>
+        <w:t>Figure 2 – Error vs Epochs (Delta updates)</w:t>
+      </w:r>
+      <w:r>
+        <w:br/>
+      </w:r>
+      <w:r>
+        <w:rPr>
+          <w:i/>
+          <w:iCs/>
+        </w:rPr>
+        <w:t>(Insert your second saved plot: U_A3_delta_updates.png)</w:t>
+      </w:r>
+    </w:p>
+    <w:p>
+      <w:r>
+        <w:pict w14:anchorId="740AD9AA">
+          <v:rect id="_x0000_i1108" style="width:0;height:1.5pt" o:hralign="center" o:hrstd="t" o:hr="t" fillcolor="#a0a0a0" stroked="f"/>
+        </w:pict>
+      </w:r>
+    </w:p>
+    <w:p>
+      <w:pPr>
+        <w:rPr>
+          <w:b/>
+          <w:bCs/>
+        </w:rPr>
+      </w:pPr>
+    </w:p>
+    <w:p>
+      <w:pPr>
+        <w:rPr>
+          <w:b/>
+          <w:bCs/>
+        </w:rPr>
+      </w:pPr>
+    </w:p>
+    <w:p>
+      <w:pPr>
+        <w:rPr>
+          <w:b/>
+          <w:bCs/>
+        </w:rPr>
+      </w:pPr>
+      <w:r>
+        <w:rPr>
+          <w:b/>
+          <w:bCs/>
+        </w:rPr>
+        <w:lastRenderedPageBreak/>
+        <w:t>Discussion</w:t>
+      </w:r>
+    </w:p>
+    <w:p>
+      <w:pPr>
+        <w:numPr>
+          <w:ilvl w:val="0"/>
+          <w:numId w:val="14"/>
+        </w:numPr>
+      </w:pPr>
+      <w:r>
+        <w:rPr>
+          <w:b/>
+          <w:bCs/>
+        </w:rPr>
+        <w:t>Bi-Polar Step &amp; Sigmoid (perceptron updates):</w:t>
+      </w:r>
+      <w:r>
+        <w:t xml:space="preserve"> Both converged in 6 epochs, showing similar performance on the linearly separable AND problem.</w:t>
+      </w:r>
+    </w:p>
+    <w:p>
+      <w:pPr>
+        <w:numPr>
+          <w:ilvl w:val="0"/>
+          <w:numId w:val="14"/>
+        </w:numPr>
+      </w:pPr>
+      <w:r>
+        <w:rPr>
+          <w:b/>
+          <w:bCs/>
+        </w:rPr>
+        <w:t>ReLU (perceptron update):</w:t>
+      </w:r>
+      <w:r>
+        <w:t xml:space="preserve"> Fastest, converged in just 2 epochs.</w:t>
+      </w:r>
+    </w:p>
+    <w:p>
+      <w:pPr>
+        <w:numPr>
+          <w:ilvl w:val="0"/>
+          <w:numId w:val="14"/>
+        </w:numPr>
+      </w:pPr>
+      <w:r>
+        <w:rPr>
+          <w:b/>
+          <w:bCs/>
+        </w:rPr>
+        <w:t>Sigmoid (delta rule):</w:t>
+      </w:r>
+      <w:r>
+        <w:t xml:space="preserve"> Did not converge within 1000 epochs due to gradient saturation (vanishing gradient effect).</w:t>
+      </w:r>
+    </w:p>
+    <w:p>
+      <w:pPr>
+        <w:numPr>
+          <w:ilvl w:val="0"/>
+          <w:numId w:val="14"/>
+        </w:numPr>
+      </w:pPr>
+      <w:r>
+        <w:rPr>
+          <w:b/>
+          <w:bCs/>
+        </w:rPr>
+        <w:t>ReLU (delta rule):</w:t>
+      </w:r>
+      <w:r>
+        <w:t xml:space="preserve"> Converged in 57 epochs, demonstrating efficiency of its gradient in positive regions.</w:t>
+      </w:r>
+    </w:p>
+    <w:p>
+      <w:r>
+        <w:pict w14:anchorId="5F4D472A">
+          <v:rect id="_x0000_i1109" style="width:0;height:1.5pt" o:hralign="center" o:hrstd="t" o:hr="t" fillcolor="#a0a0a0" stroked="f"/>
+        </w:pict>
+      </w:r>
+    </w:p>
+    <w:p>
+      <w:pPr>
+        <w:rPr>
+          <w:b/>
+          <w:bCs/>
+        </w:rPr>
+      </w:pPr>
+      <w:r>
+        <w:rPr>
+          <w:b/>
+          <w:bCs/>
+        </w:rPr>
+        <w:t>Conclusion</w:t>
+      </w:r>
+    </w:p>
+    <w:p>
+      <w:pPr>
+        <w:numPr>
+          <w:ilvl w:val="0"/>
+          <w:numId w:val="15"/>
+        </w:numPr>
+      </w:pPr>
+      <w:r>
+        <w:t>All three activations can solve the AND gate with perceptron-style updates.</w:t>
+      </w:r>
+    </w:p>
+    <w:p>
+      <w:pPr>
+        <w:numPr>
+          <w:ilvl w:val="0"/>
+          <w:numId w:val="15"/>
+        </w:numPr>
+      </w:pPr>
+      <w:r>
+        <w:t>ReLU is the fastest under perceptron rule, while Sigmoid slows down under gradient updates.</w:t>
+      </w:r>
+    </w:p>
+    <w:p>
+      <w:pPr>
+        <w:numPr>
+          <w:ilvl w:val="0"/>
+          <w:numId w:val="15"/>
+        </w:numPr>
+      </w:pPr>
+      <w:r>
+        <w:t>Smooth activations like Sigmoid and ReLU are essential for deep learning, but in simple perceptron tasks, step-based updates are sufficient and faster.</w:t>
+      </w:r>
+    </w:p>
+    <w:p>
+      <w:r>
+        <w:rPr>
+          <w:highlight w:val="yellow"/>
+        </w:rPr>
+        <w:t>A4</w:t>
+      </w:r>
+    </w:p>
+    <w:p>
+      <w:pPr>
+        <w:rPr>
+          <w:lang w:val="en-US"/>
+        </w:rPr>
+      </w:pPr>
+      <w:r>
+        <w:rPr>
+          <w:lang w:val="en-US"/>
+        </w:rPr>
+        <w:drawing>
+          <wp:inline distT="0" distB="0" distL="0" distR="0" wp14:anchorId="4F49AB31" wp14:editId="461E56AB">
+            <wp:extent cx="5731510" cy="1941195"/>
+            <wp:effectExtent l="0" t="0" r="2540" b="1905"/>
+            <wp:docPr id="390997017" name="Picture 1"/>
+            <wp:cNvGraphicFramePr>
+              <a:graphicFrameLocks xmlns:a="http://schemas.openxmlformats.org/drawingml/2006/main" noChangeAspect="1"/>
+            </wp:cNvGraphicFramePr>
+            <a:graphic xmlns:a="http://schemas.openxmlformats.org/drawingml/2006/main">
+              <a:graphicData uri="http://schemas.openxmlformats.org/drawingml/2006/picture">
+                <pic:pic xmlns:pic="http://schemas.openxmlformats.org/drawingml/2006/picture">
+                  <pic:nvPicPr>
+                    <pic:cNvPr id="390997017" name=""/>
+                    <pic:cNvPicPr/>
+                  </pic:nvPicPr>
+                  <pic:blipFill>
+                    <a:blip r:embed="rId11"/>
+                    <a:stretch>
+                      <a:fillRect/>
+                    </a:stretch>
+                  </pic:blipFill>
+                  <pic:spPr>
+                    <a:xfrm>
+                      <a:off x="0" y="0"/>
+                      <a:ext cx="5731510" cy="1941195"/>
+                    </a:xfrm>
+                    <a:prstGeom prst="rect">
+                      <a:avLst/>
+                    </a:prstGeom>
+                  </pic:spPr>
+                </pic:pic>
+              </a:graphicData>
+            </a:graphic>
+          </wp:inline>
+        </w:drawing>
+      </w:r>
+    </w:p>
+    <w:p>
+      <w:pPr>
+        <w:rPr>
+          <w:lang w:val="en-US"/>
+        </w:rPr>
+      </w:pPr>
+      <w:r>
+        <w:rPr>
+          <w:lang w:val="en-US"/>
+        </w:rPr>
+        <w:lastRenderedPageBreak/>
+        <w:drawing>
+          <wp:inline distT="0" distB="0" distL="0" distR="0" wp14:anchorId="6F93926A" wp14:editId="73568771">
+            <wp:extent cx="3267075" cy="2418044"/>
+            <wp:effectExtent l="0" t="0" r="0" b="1905"/>
+            <wp:docPr id="289697418" name="Picture 1"/>
+            <wp:cNvGraphicFramePr>
+              <a:graphicFrameLocks xmlns:a="http://schemas.openxmlformats.org/drawingml/2006/main" noChangeAspect="1"/>
+            </wp:cNvGraphicFramePr>
+            <a:graphic xmlns:a="http://schemas.openxmlformats.org/drawingml/2006/main">
+              <a:graphicData uri="http://schemas.openxmlformats.org/drawingml/2006/picture">
+                <pic:pic xmlns:pic="http://schemas.openxmlformats.org/drawingml/2006/picture">
+                  <pic:nvPicPr>
+                    <pic:cNvPr id="289697418" name=""/>
+                    <pic:cNvPicPr/>
+                  </pic:nvPicPr>
+                  <pic:blipFill>
+                    <a:blip r:embed="rId12"/>
+                    <a:stretch>
+                      <a:fillRect/>
+                    </a:stretch>
+                  </pic:blipFill>
+                  <pic:spPr>
+                    <a:xfrm>
+                      <a:off x="0" y="0"/>
+                      <a:ext cx="3272807" cy="2422286"/>
+                    </a:xfrm>
+                    <a:prstGeom prst="rect">
+                      <a:avLst/>
+                    </a:prstGeom>
+                  </pic:spPr>
+                </pic:pic>
+              </a:graphicData>
+            </a:graphic>
+          </wp:inline>
+        </w:drawing>
+      </w:r>
+    </w:p>
+    <w:p>
+      <w:pPr>
+        <w:rPr>
+          <w:b/>
+          <w:bCs/>
+        </w:rPr>
+      </w:pPr>
+      <w:r>
+        <w:rPr>
+          <w:b/>
+          <w:bCs/>
+        </w:rPr>
+        <w:t>Approach</w:t>
+      </w:r>
+    </w:p>
+    <w:p>
+      <w:pPr>
+        <w:numPr>
+          <w:ilvl w:val="0"/>
+          <w:numId w:val="16"/>
+        </w:numPr>
+      </w:pPr>
+      <w:r>
+        <w:rPr>
+          <w:b/>
+          <w:bCs/>
+        </w:rPr>
+        <w:t>Dataset:</w:t>
+      </w:r>
+      <w:r>
+        <w:t xml:space="preserve"> AND gate input–output pairs.</w:t>
+      </w:r>
+    </w:p>
+    <w:p>
+      <w:pPr>
+        <w:numPr>
+          <w:ilvl w:val="0"/>
+          <w:numId w:val="16"/>
+        </w:numPr>
+      </w:pPr>
+      <w:r>
+        <w:rPr>
+          <w:b/>
+          <w:bCs/>
+        </w:rPr>
+        <w:t>Initialization:</w:t>
+      </w:r>
+      <w:r>
+        <w:t xml:space="preserve"> Fixed starting weight vector W(0)=[0.0009,0.2112,−0.1938]W^{(0)} = [0.0009, 0.2112, -0.1938]W(0)=[0.0009,0.2112,−0.1938].</w:t>
+      </w:r>
+    </w:p>
+    <w:p>
+      <w:pPr>
+        <w:numPr>
+          <w:ilvl w:val="0"/>
+          <w:numId w:val="16"/>
+        </w:numPr>
+      </w:pPr>
+      <w:r>
+        <w:rPr>
+          <w:b/>
+          <w:bCs/>
+        </w:rPr>
+        <w:t>Update Rule:</w:t>
+      </w:r>
+      <w:r>
+        <w:t xml:space="preserve"> Perceptron learning rule with binary step activation.</w:t>
+      </w:r>
+    </w:p>
+    <w:p>
+      <w:pPr>
+        <w:numPr>
+          <w:ilvl w:val="0"/>
+          <w:numId w:val="16"/>
+        </w:numPr>
+      </w:pPr>
+      <w:r>
+        <w:rPr>
+          <w:b/>
+          <w:bCs/>
+        </w:rPr>
+        <w:t>Stopping Criterion:</w:t>
+      </w:r>
+      <w:r>
+        <w:t xml:space="preserve"> Sum-Square Error (SSE) ≤ 0.002 or max 1000 epochs.</w:t>
+      </w:r>
+    </w:p>
+    <w:p>
+      <w:pPr>
+        <w:numPr>
+          <w:ilvl w:val="0"/>
+          <w:numId w:val="16"/>
+        </w:numPr>
+      </w:pPr>
+      <w:r>
+        <w:rPr>
+          <w:b/>
+          <w:bCs/>
+        </w:rPr>
+        <w:t>Experiment:</w:t>
+      </w:r>
+      <w:r>
+        <w:t xml:space="preserve"> Run the perceptron separately for each η, record epochs to converge, and plot epochs vs learning rate.</w:t>
+      </w:r>
+    </w:p>
+    <w:p>
+      <w:r>
+        <w:pict w14:anchorId="3DE6EC73">
+          <v:rect id="_x0000_i1137" style="width:0;height:1.5pt" o:hralign="center" o:hrstd="t" o:hr="t" fillcolor="#a0a0a0" stroked="f"/>
+        </w:pict>
+      </w:r>
+    </w:p>
+    <w:p>
+      <w:pPr>
+        <w:rPr>
+          <w:b/>
+          <w:bCs/>
+        </w:rPr>
+      </w:pPr>
+      <w:r>
+        <w:rPr>
+          <w:b/>
+          <w:bCs/>
+        </w:rPr>
+        <w:t>Results (from your run)</w:t>
+      </w:r>
+    </w:p>
+    <w:p>
+      <w:r>
+        <w:rPr>
+          <w:b/>
+          <w:bCs/>
+        </w:rPr>
+        <w:t>Table 1 – Epochs vs Learning Rate</w:t>
+      </w:r>
+    </w:p>
+    <w:tbl>
+      <w:tblPr>
+        <w:tblW w:w="0" w:type="auto"/>
+        <w:tblCellSpacing w:w="15" w:type="dxa"/>
+        <w:tblBorders>
+          <w:top w:val="single" w:sz="4" w:space="0" w:color="auto"/>
+          <w:left w:val="single" w:sz="4" w:space="0" w:color="auto"/>
+          <w:bottom w:val="single" w:sz="4" w:space="0" w:color="auto"/>
+          <w:right w:val="single" w:sz="4" w:space="0" w:color="auto"/>
+          <w:insideH w:val="single" w:sz="4" w:space="0" w:color="auto"/>
+          <w:insideV w:val="single" w:sz="4" w:space="0" w:color="auto"/>
+        </w:tblBorders>
+        <w:tblCellMar>
+          <w:top w:w="15" w:type="dxa"/>
+          <w:left w:w="15" w:type="dxa"/>
+          <w:bottom w:w="15" w:type="dxa"/>
+          <w:right w:w="15" w:type="dxa"/>
+        </w:tblCellMar>
+        <w:tblLook w:val="04A0" w:firstRow="1" w:lastRow="0" w:firstColumn="1" w:lastColumn="0" w:noHBand="0" w:noVBand="1"/>
+      </w:tblPr>
+      <w:tblGrid>
+        <w:gridCol w:w="1793"/>
+        <w:gridCol w:w="2027"/>
+        <w:gridCol w:w="993"/>
+        <w:gridCol w:w="2605"/>
+      </w:tblGrid>
+      <w:tr>
+        <w:trPr>
+          <w:tblHeader/>
+          <w:tblCellSpacing w:w="15" w:type="dxa"/>
+        </w:trPr>
+        <w:tc>
+          <w:tcPr>
+            <w:tcW w:w="0" w:type="auto"/>
+            <w:vAlign w:val="center"/>
+            <w:hideMark/>
+          </w:tcPr>
+          <w:p>
+            <w:pPr>
+              <w:rPr>
+                <w:b/>
+                <w:bCs/>
+              </w:rPr>
+            </w:pPr>
+            <w:r>
+              <w:rPr>
+                <w:b/>
+                <w:bCs/>
+              </w:rPr>
+              <w:t>Learning Rate (η)</w:t>
+            </w:r>
+          </w:p>
+        </w:tc>
+        <w:tc>
+          <w:tcPr>
+            <w:tcW w:w="0" w:type="auto"/>
+            <w:vAlign w:val="center"/>
+            <w:hideMark/>
+          </w:tcPr>
+          <w:p>
+            <w:pPr>
+              <w:rPr>
+                <w:b/>
+                <w:bCs/>
+              </w:rPr>
+            </w:pPr>
+            <w:r>
+              <w:rPr>
+                <w:b/>
+                <w:bCs/>
+              </w:rPr>
+              <w:t>Epochs to Converge</w:t>
+            </w:r>
+          </w:p>
+        </w:tc>
+        <w:tc>
+          <w:tcPr>
+            <w:tcW w:w="0" w:type="auto"/>
+            <w:vAlign w:val="center"/>
+            <w:hideMark/>
+          </w:tcPr>
+          <w:p>
+            <w:pPr>
+              <w:rPr>
+                <w:b/>
+                <w:bCs/>
+              </w:rPr>
+            </w:pPr>
+            <w:r>
+              <w:rPr>
+                <w:b/>
+                <w:bCs/>
+              </w:rPr>
+              <w:t>Final SSE</w:t>
+            </w:r>
+          </w:p>
+        </w:tc>
+        <w:tc>
+          <w:tcPr>
+            <w:tcW w:w="0" w:type="auto"/>
+            <w:vAlign w:val="center"/>
+            <w:hideMark/>
+          </w:tcPr>
+          <w:p>
+            <w:pPr>
+              <w:rPr>
+                <w:b/>
+                <w:bCs/>
+              </w:rPr>
+            </w:pPr>
+            <w:r>
+              <w:rPr>
+                <w:b/>
+                <w:bCs/>
+              </w:rPr>
+              <w:t>Final Weights [w1, w2, b]</w:t>
+            </w:r>
+          </w:p>
+        </w:tc>
+      </w:tr>
+      <w:tr>
+        <w:trPr>
+          <w:tblCellSpacing w:w="15" w:type="dxa"/>
+        </w:trPr>
+        <w:tc>
+          <w:tcPr>
+            <w:tcW w:w="0" w:type="auto"/>
+            <w:vAlign w:val="center"/>
+            <w:hideMark/>
+          </w:tcPr>
+          <w:p>
+            <w:r>
+              <w:t>0.1</w:t>
+            </w:r>
+          </w:p>
+        </w:tc>
+        <w:tc>
+          <w:tcPr>
+            <w:tcW w:w="0" w:type="auto"/>
+            <w:vAlign w:val="center"/>
+            <w:hideMark/>
+          </w:tcPr>
+          <w:p>
+            <w:r>
+              <w:t>4</w:t>
+            </w:r>
+          </w:p>
+        </w:tc>
+        <w:tc>
+          <w:tcPr>
+            <w:tcW w:w="0" w:type="auto"/>
+            <w:vAlign w:val="center"/>
+            <w:hideMark/>
+          </w:tcPr>
+          <w:p>
+            <w:r>
+              <w:t>0.000000</w:t>
+            </w:r>
+          </w:p>
+        </w:tc>
+        <w:tc>
+          <w:tcPr>
+            <w:tcW w:w="0" w:type="auto"/>
+            <w:vAlign w:val="center"/>
+            <w:hideMark/>
+          </w:tcPr>
+          <w:p>
+            <w:r>
+              <w:t>[0.2009, 0.1112, -0.2938]</w:t>
+            </w:r>
+          </w:p>
+        </w:tc>
+      </w:tr>
+      <w:tr>
+        <w:trPr>
+          <w:tblCellSpacing w:w="15" w:type="dxa"/>
+        </w:trPr>
+        <w:tc>
+          <w:tcPr>
+            <w:tcW w:w="0" w:type="auto"/>
+            <w:vAlign w:val="center"/>
+            <w:hideMark/>
+          </w:tcPr>
+          <w:p>
+            <w:r>
+              <w:t>0.2</w:t>
+            </w:r>
+          </w:p>
+        </w:tc>
+        <w:tc>
+          <w:tcPr>
+            <w:tcW w:w="0" w:type="auto"/>
+            <w:vAlign w:val="center"/>
+            <w:hideMark/>
+          </w:tcPr>
+          <w:p>
+            <w:r>
+              <w:t>6</w:t>
+            </w:r>
+          </w:p>
+        </w:tc>
+        <w:tc>
+          <w:tcPr>
+            <w:tcW w:w="0" w:type="auto"/>
+            <w:vAlign w:val="center"/>
+            <w:hideMark/>
+          </w:tcPr>
+          <w:p>
+            <w:r>
+              <w:t>0.000000</w:t>
+            </w:r>
+          </w:p>
+        </w:tc>
+        <w:tc>
+          <w:tcPr>
+            <w:tcW w:w="0" w:type="auto"/>
+            <w:vAlign w:val="center"/>
+            <w:hideMark/>
+          </w:tcPr>
+          <w:p>
+            <w:r>
+              <w:t>[0.4009, 0.2112, -0.5938]</w:t>
+            </w:r>
+          </w:p>
+        </w:tc>
+      </w:tr>
+      <w:tr>
+        <w:trPr>
+          <w:tblCellSpacing w:w="15" w:type="dxa"/>
+        </w:trPr>
+        <w:tc>
+          <w:tcPr>
+            <w:tcW w:w="0" w:type="auto"/>
+            <w:vAlign w:val="center"/>
+            <w:hideMark/>
+          </w:tcPr>
+          <w:p>
+            <w:r>
+              <w:t>0.3</w:t>
+            </w:r>
+          </w:p>
+        </w:tc>
+        <w:tc>
+          <w:tcPr>
+            <w:tcW w:w="0" w:type="auto"/>
+            <w:vAlign w:val="center"/>
+            <w:hideMark/>
+          </w:tcPr>
+          <w:p>
+            <w:r>
+              <w:t>6</w:t>
+            </w:r>
+          </w:p>
+        </w:tc>
+        <w:tc>
+          <w:tcPr>
+            <w:tcW w:w="0" w:type="auto"/>
+            <w:vAlign w:val="center"/>
+            <w:hideMark/>
+          </w:tcPr>
+          <w:p>
+            <w:r>
+              <w:t>0.000000</w:t>
+            </w:r>
+          </w:p>
+        </w:tc>
+        <w:tc>
+          <w:tcPr>
+            <w:tcW w:w="0" w:type="auto"/>
+            <w:vAlign w:val="center"/>
+            <w:hideMark/>
+          </w:tcPr>
+          <w:p>
+            <w:r>
+              <w:t>[0.6009, 0.2112, -0.7938]</w:t>
+            </w:r>
+          </w:p>
+        </w:tc>
+      </w:tr>
+      <w:tr>
+        <w:trPr>
+          <w:tblCellSpacing w:w="15" w:type="dxa"/>
+        </w:trPr>
+        <w:tc>
+          <w:tcPr>
+            <w:tcW w:w="0" w:type="auto"/>
+            <w:vAlign w:val="center"/>
+            <w:hideMark/>
+          </w:tcPr>
+          <w:p>
+            <w:r>
+              <w:t>0.4</w:t>
+            </w:r>
+          </w:p>
+        </w:tc>
+        <w:tc>
+          <w:tcPr>
+            <w:tcW w:w="0" w:type="auto"/>
+            <w:vAlign w:val="center"/>
+            <w:hideMark/>
+          </w:tcPr>
+          <w:p>
+            <w:r>
+              <w:t>6</w:t>
+            </w:r>
+          </w:p>
+        </w:tc>
+        <w:tc>
+          <w:tcPr>
+            <w:tcW w:w="0" w:type="auto"/>
+            <w:vAlign w:val="center"/>
+            <w:hideMark/>
+          </w:tcPr>
+          <w:p>
+            <w:r>
+              <w:t>0.000000</w:t>
+            </w:r>
+          </w:p>
+        </w:tc>
+        <w:tc>
+          <w:tcPr>
+            <w:tcW w:w="0" w:type="auto"/>
+            <w:vAlign w:val="center"/>
+            <w:hideMark/>
+          </w:tcPr>
+          <w:p>
+            <w:r>
+              <w:t>[0.8009, 0.2112, -0.9938]</w:t>
+            </w:r>
+          </w:p>
+        </w:tc>
+      </w:tr>
+      <w:tr>
+        <w:trPr>
+          <w:tblCellSpacing w:w="15" w:type="dxa"/>
+        </w:trPr>
+        <w:tc>
+          <w:tcPr>
+            <w:tcW w:w="0" w:type="auto"/>
+            <w:vAlign w:val="center"/>
+            <w:hideMark/>
+          </w:tcPr>
+          <w:p>
+            <w:r>
+              <w:t>0.5</w:t>
+            </w:r>
+          </w:p>
+        </w:tc>
+        <w:tc>
+          <w:tcPr>
+            <w:tcW w:w="0" w:type="auto"/>
+            <w:vAlign w:val="center"/>
+            <w:hideMark/>
+          </w:tcPr>
+          <w:p>
+            <w:r>
+              <w:t>6</w:t>
+            </w:r>
+          </w:p>
+        </w:tc>
+        <w:tc>
+          <w:tcPr>
+            <w:tcW w:w="0" w:type="auto"/>
+            <w:vAlign w:val="center"/>
+            <w:hideMark/>
+          </w:tcPr>
+          <w:p>
+            <w:r>
+              <w:t>0.000000</w:t>
+            </w:r>
+          </w:p>
+        </w:tc>
+        <w:tc>
+          <w:tcPr>
+            <w:tcW w:w="0" w:type="auto"/>
+            <w:vAlign w:val="center"/>
+            <w:hideMark/>
+          </w:tcPr>
+          <w:p>
+            <w:r>
+              <w:t>[1.0009, 0.2112, -1.1938]</w:t>
+            </w:r>
+          </w:p>
+        </w:tc>
+      </w:tr>
+      <w:tr>
+        <w:trPr>
+          <w:tblCellSpacing w:w="15" w:type="dxa"/>
+        </w:trPr>
+        <w:tc>
+          <w:tcPr>
+            <w:tcW w:w="0" w:type="auto"/>
+            <w:vAlign w:val="center"/>
+            <w:hideMark/>
+          </w:tcPr>
+          <w:p>
+            <w:r>
+              <w:t>0.6</w:t>
+            </w:r>
+          </w:p>
+        </w:tc>
+        <w:tc>
+          <w:tcPr>
+            <w:tcW w:w="0" w:type="auto"/>
+            <w:vAlign w:val="center"/>
+            <w:hideMark/>
+          </w:tcPr>
+          <w:p>
+            <w:r>
+              <w:t>6</w:t>
+            </w:r>
+          </w:p>
+        </w:tc>
+        <w:tc>
+          <w:tcPr>
+            <w:tcW w:w="0" w:type="auto"/>
+            <w:vAlign w:val="center"/>
+            <w:hideMark/>
+          </w:tcPr>
+          <w:p>
+            <w:r>
+              <w:t>0.000000</w:t>
+            </w:r>
+          </w:p>
+        </w:tc>
+        <w:tc>
+          <w:tcPr>
+            <w:tcW w:w="0" w:type="auto"/>
+            <w:vAlign w:val="center"/>
+            <w:hideMark/>
+          </w:tcPr>
+          <w:p>
+            <w:r>
+              <w:t>[1.2009, 0.2112, -1.3938]</w:t>
+            </w:r>
+          </w:p>
+        </w:tc>
+      </w:tr>
+      <w:tr>
+        <w:trPr>
+          <w:tblCellSpacing w:w="15" w:type="dxa"/>
+        </w:trPr>
+        <w:tc>
+          <w:tcPr>
+            <w:tcW w:w="0" w:type="auto"/>
+            <w:vAlign w:val="center"/>
+            <w:hideMark/>
+          </w:tcPr>
+          <w:p>
+            <w:r>
+              <w:t>0.7</w:t>
+            </w:r>
+          </w:p>
+        </w:tc>
+        <w:tc>
+          <w:tcPr>
+            <w:tcW w:w="0" w:type="auto"/>
+            <w:vAlign w:val="center"/>
+            <w:hideMark/>
+          </w:tcPr>
+          <w:p>
+            <w:r>
+              <w:t>6</w:t>
+            </w:r>
+          </w:p>
+        </w:tc>
+        <w:tc>
+          <w:tcPr>
+            <w:tcW w:w="0" w:type="auto"/>
+            <w:vAlign w:val="center"/>
+            <w:hideMark/>
+          </w:tcPr>
+          <w:p>
+            <w:r>
+              <w:t>0.000000</w:t>
+            </w:r>
+          </w:p>
+        </w:tc>
+        <w:tc>
+          <w:tcPr>
+            <w:tcW w:w="0" w:type="auto"/>
+            <w:vAlign w:val="center"/>
+            <w:hideMark/>
+          </w:tcPr>
+          <w:p>
+            <w:r>
+              <w:t>[1.4009, 0.2112, -1.5938]</w:t>
+            </w:r>
+          </w:p>
+        </w:tc>
+      </w:tr>
+      <w:tr>
+        <w:trPr>
+          <w:tblCellSpacing w:w="15" w:type="dxa"/>
+        </w:trPr>
+        <w:tc>
+          <w:tcPr>
+            <w:tcW w:w="0" w:type="auto"/>
+            <w:vAlign w:val="center"/>
+            <w:hideMark/>
+          </w:tcPr>
+          <w:p>
+            <w:r>
+              <w:lastRenderedPageBreak/>
+              <w:t>0.8</w:t>
+            </w:r>
+          </w:p>
+        </w:tc>
+        <w:tc>
+          <w:tcPr>
+            <w:tcW w:w="0" w:type="auto"/>
+            <w:vAlign w:val="center"/>
+            <w:hideMark/>
+          </w:tcPr>
+          <w:p>
+            <w:r>
+              <w:t>6</w:t>
+            </w:r>
+          </w:p>
+        </w:tc>
+        <w:tc>
+          <w:tcPr>
+            <w:tcW w:w="0" w:type="auto"/>
+            <w:vAlign w:val="center"/>
+            <w:hideMark/>
+          </w:tcPr>
+          <w:p>
+            <w:r>
+              <w:t>0.000000</w:t>
+            </w:r>
+          </w:p>
+        </w:tc>
+        <w:tc>
+          <w:tcPr>
+            <w:tcW w:w="0" w:type="auto"/>
+            <w:vAlign w:val="center"/>
+            <w:hideMark/>
+          </w:tcPr>
+          <w:p>
+            <w:r>
+              <w:t>[1.6009, 0.2112, -1.7938]</w:t>
+            </w:r>
+          </w:p>
+        </w:tc>
+      </w:tr>
+      <w:tr>
+        <w:trPr>
+          <w:tblCellSpacing w:w="15" w:type="dxa"/>
+        </w:trPr>
+        <w:tc>
+          <w:tcPr>
+            <w:tcW w:w="0" w:type="auto"/>
+            <w:vAlign w:val="center"/>
+            <w:hideMark/>
+          </w:tcPr>
+          <w:p>
+            <w:r>
+              <w:t>0.9</w:t>
+            </w:r>
+          </w:p>
+        </w:tc>
+        <w:tc>
+          <w:tcPr>
+            <w:tcW w:w="0" w:type="auto"/>
+            <w:vAlign w:val="center"/>
+            <w:hideMark/>
+          </w:tcPr>
+          <w:p>
+            <w:r>
+              <w:t>6</w:t>
+            </w:r>
+          </w:p>
+        </w:tc>
+        <w:tc>
+          <w:tcPr>
+            <w:tcW w:w="0" w:type="auto"/>
+            <w:vAlign w:val="center"/>
+            <w:hideMark/>
+          </w:tcPr>
+          <w:p>
+            <w:r>
+              <w:t>0.000000</w:t>
+            </w:r>
+          </w:p>
+        </w:tc>
+        <w:tc>
+          <w:tcPr>
+            <w:tcW w:w="0" w:type="auto"/>
+            <w:vAlign w:val="center"/>
+            <w:hideMark/>
+          </w:tcPr>
+          <w:p>
+            <w:r>
+              <w:t>[1.8009, 0.2112, -1.9938]</w:t>
+            </w:r>
+          </w:p>
+        </w:tc>
+      </w:tr>
+      <w:tr>
+        <w:trPr>
+          <w:tblCellSpacing w:w="15" w:type="dxa"/>
+        </w:trPr>
+        <w:tc>
+          <w:tcPr>
+            <w:tcW w:w="0" w:type="auto"/>
+            <w:vAlign w:val="center"/>
+            <w:hideMark/>
+          </w:tcPr>
+          <w:p>
+            <w:r>
+              <w:t>1.0</w:t>
+            </w:r>
+          </w:p>
+        </w:tc>
+        <w:tc>
+          <w:tcPr>
+            <w:tcW w:w="0" w:type="auto"/>
+            <w:vAlign w:val="center"/>
+            <w:hideMark/>
+          </w:tcPr>
+          <w:p>
+            <w:r>
+              <w:t>6</w:t>
+            </w:r>
+          </w:p>
+        </w:tc>
+        <w:tc>
+          <w:tcPr>
+            <w:tcW w:w="0" w:type="auto"/>
+            <w:vAlign w:val="center"/>
+            <w:hideMark/>
+          </w:tcPr>
+          <w:p>
+            <w:r>
+              <w:t>0.000000</w:t>
+            </w:r>
+          </w:p>
+        </w:tc>
+        <w:tc>
+          <w:tcPr>
+            <w:tcW w:w="0" w:type="auto"/>
+            <w:vAlign w:val="center"/>
+            <w:hideMark/>
+          </w:tcPr>
+          <w:p>
+            <w:r>
+              <w:t>[2.0009, 0.2112, -2.1938]</w:t>
+            </w:r>
+          </w:p>
+        </w:tc>
+      </w:tr>
+    </w:tbl>
+    <w:p>
+      <w:r>
+        <w:rPr>
+          <w:b/>
+          <w:bCs/>
+        </w:rPr>
+        <w:t>Figure 1 – Convergence Speed vs Learning Rate</w:t>
+      </w:r>
+      <w:r>
+        <w:br/>
+      </w:r>
+      <w:r>
+        <w:rPr>
+          <w:i/>
+          <w:iCs/>
+        </w:rPr>
+        <w:t>(Insert your saved plot: U_A4_epochs_vs_lr.png)</w:t>
+      </w:r>
+    </w:p>
+    <w:p>
+      <w:r>
+        <w:pict w14:anchorId="5F09C1CE">
+          <v:rect id="_x0000_i1138" style="width:0;height:1.5pt" o:hralign="center" o:hrstd="t" o:hr="t" fillcolor="#a0a0a0" stroked="f"/>
+        </w:pict>
+      </w:r>
+    </w:p>
+    <w:p>
+      <w:pPr>
+        <w:rPr>
+          <w:b/>
+          <w:bCs/>
+        </w:rPr>
+      </w:pPr>
+      <w:r>
+        <w:rPr>
+          <w:b/>
+          <w:bCs/>
+        </w:rPr>
+        <w:t>Discussion</w:t>
+      </w:r>
+    </w:p>
+    <w:p>
+      <w:pPr>
+        <w:numPr>
+          <w:ilvl w:val="0"/>
+          <w:numId w:val="17"/>
+        </w:numPr>
+      </w:pPr>
+      <w:r>
+        <w:t xml:space="preserve">At </w:t>
+      </w:r>
+      <w:r>
+        <w:rPr>
+          <w:b/>
+          <w:bCs/>
+        </w:rPr>
+        <w:t>η = 0.1</w:t>
+      </w:r>
+      <w:r>
+        <w:t>, convergence was quickest (4 epochs).</w:t>
+      </w:r>
+    </w:p>
+    <w:p>
+      <w:pPr>
+        <w:numPr>
+          <w:ilvl w:val="0"/>
+          <w:numId w:val="17"/>
+        </w:numPr>
+      </w:pPr>
+      <w:r>
+        <w:t>For η ≥ 0.2, convergence consistently required 6 epochs, regardless of how large η became.</w:t>
+      </w:r>
+    </w:p>
+    <w:p>
+      <w:pPr>
+        <w:numPr>
+          <w:ilvl w:val="0"/>
+          <w:numId w:val="17"/>
+        </w:numPr>
+      </w:pPr>
+      <w:r>
+        <w:t>This stability arises because the AND gate is linearly separable and the perceptron quickly finds a separating hyperplane; beyond a certain learning rate, the updates simply rescale the weight vector but do not reduce the number of epochs further.</w:t>
+      </w:r>
+    </w:p>
+    <w:p>
+      <w:pPr>
+        <w:numPr>
+          <w:ilvl w:val="0"/>
+          <w:numId w:val="17"/>
+        </w:numPr>
+      </w:pPr>
+      <w:r>
+        <w:t>No oscillation was observed up to η = 1.0 in this setup because the dataset is simple and convergence is robust.</w:t>
+      </w:r>
+    </w:p>
+    <w:p>
+      <w:r>
+        <w:pict w14:anchorId="145CE75C">
+          <v:rect id="_x0000_i1139" style="width:0;height:1.5pt" o:hralign="center" o:hrstd="t" o:hr="t" fillcolor="#a0a0a0" stroked="f"/>
+        </w:pict>
+      </w:r>
+    </w:p>
+    <w:p>
+      <w:pPr>
+        <w:rPr>
+          <w:b/>
+          <w:bCs/>
+        </w:rPr>
+      </w:pPr>
+      <w:r>
+        <w:rPr>
+          <w:b/>
+          <w:bCs/>
+        </w:rPr>
+        <w:t>Conclusion</w:t>
+      </w:r>
+    </w:p>
+    <w:p>
+      <w:pPr>
+        <w:numPr>
+          <w:ilvl w:val="0"/>
+          <w:numId w:val="18"/>
+        </w:numPr>
+      </w:pPr>
+      <w:r>
+        <w:t xml:space="preserve">Learning rate affects convergence speed, but </w:t>
+      </w:r>
+      <w:r>
+        <w:rPr>
+          <w:b/>
+          <w:bCs/>
+        </w:rPr>
+        <w:t>only up to a point</w:t>
+      </w:r>
+      <w:r>
+        <w:t>.</w:t>
+      </w:r>
+    </w:p>
+    <w:p>
+      <w:pPr>
+        <w:numPr>
+          <w:ilvl w:val="0"/>
+          <w:numId w:val="18"/>
+        </w:numPr>
+      </w:pPr>
+      <w:r>
+        <w:t>For this initialization, η = 0.1 was slightly faster, while all larger η values required 6 epochs.</w:t>
+      </w:r>
+    </w:p>
+    <w:p>
+      <w:pPr>
+        <w:numPr>
+          <w:ilvl w:val="0"/>
+          <w:numId w:val="18"/>
+        </w:numPr>
+      </w:pPr>
+      <w:r>
+        <w:t xml:space="preserve">Thus, </w:t>
+      </w:r>
+      <w:r>
+        <w:rPr>
+          <w:b/>
+          <w:bCs/>
+        </w:rPr>
+        <w:t>moderate to large learning rates do not harm convergence</w:t>
+      </w:r>
+      <w:r>
+        <w:t xml:space="preserve"> in this case, but they also do not improve it beyond a minimum threshold.</w:t>
+      </w:r>
+    </w:p>
+    <w:p>
+      <w:pPr>
+        <w:rPr>
+          <w:highlight w:val="yellow"/>
+        </w:rPr>
+      </w:pPr>
+    </w:p>
+    <w:p>
+      <w:pPr>
+        <w:rPr>
+          <w:highlight w:val="yellow"/>
+        </w:rPr>
+      </w:pPr>
+    </w:p>
+    <w:p>
+      <w:pPr>
+        <w:rPr>
+          <w:highlight w:val="yellow"/>
+        </w:rPr>
+      </w:pPr>
+    </w:p>
+    <w:p>
+      <w:pPr>
+        <w:rPr>
+          <w:highlight w:val="yellow"/>
+        </w:rPr>
+      </w:pPr>
+    </w:p>
+    <w:p>
+      <w:pPr>
+        <w:rPr>
+          <w:highlight w:val="yellow"/>
+        </w:rPr>
+      </w:pPr>
+    </w:p>
+    <w:p>
+      <w:pPr>
+        <w:rPr>
+          <w:highlight w:val="yellow"/>
+        </w:rPr>
+      </w:pPr>
+    </w:p>
+    <w:p>
+      <w:r>
+        <w:rPr>
+          <w:highlight w:val="yellow"/>
+        </w:rPr>
+        <w:lastRenderedPageBreak/>
+        <w:t>A5</w:t>
+      </w:r>
+    </w:p>
+    <w:p>
+      <w:r>
+        <w:drawing>
+          <wp:inline distT="0" distB="0" distL="0" distR="0" wp14:anchorId="1FC27D07" wp14:editId="7611B33D">
+            <wp:extent cx="5815013" cy="3894500"/>
+            <wp:effectExtent l="0" t="0" r="0" b="0"/>
+            <wp:docPr id="1858015846" name="Picture 1"/>
+            <wp:cNvGraphicFramePr>
+              <a:graphicFrameLocks xmlns:a="http://schemas.openxmlformats.org/drawingml/2006/main" noChangeAspect="1"/>
+            </wp:cNvGraphicFramePr>
+            <a:graphic xmlns:a="http://schemas.openxmlformats.org/drawingml/2006/main">
+              <a:graphicData uri="http://schemas.openxmlformats.org/drawingml/2006/picture">
+                <pic:pic xmlns:pic="http://schemas.openxmlformats.org/drawingml/2006/picture">
+                  <pic:nvPicPr>
+                    <pic:cNvPr id="1858015846" name=""/>
+                    <pic:cNvPicPr/>
+                  </pic:nvPicPr>
+                  <pic:blipFill>
+                    <a:blip r:embed="rId13"/>
+                    <a:stretch>
+                      <a:fillRect/>
+                    </a:stretch>
+                  </pic:blipFill>
+                  <pic:spPr>
+                    <a:xfrm>
+                      <a:off x="0" y="0"/>
+                      <a:ext cx="5822949" cy="3899815"/>
+                    </a:xfrm>
+                    <a:prstGeom prst="rect">
+                      <a:avLst/>
+                    </a:prstGeom>
+                  </pic:spPr>
+                </pic:pic>
+              </a:graphicData>
+            </a:graphic>
+          </wp:inline>
+        </w:drawing>
+      </w:r>
+    </w:p>
+    <w:p>
+      <w:r>
+        <w:drawing>
+          <wp:inline distT="0" distB="0" distL="0" distR="0" wp14:anchorId="02236626" wp14:editId="231274EE">
+            <wp:extent cx="4505358" cy="3276624"/>
+            <wp:effectExtent l="0" t="0" r="9525" b="0"/>
+            <wp:docPr id="1405100167" name="Picture 1"/>
+            <wp:cNvGraphicFramePr>
+              <a:graphicFrameLocks xmlns:a="http://schemas.openxmlformats.org/drawingml/2006/main" noChangeAspect="1"/>
+            </wp:cNvGraphicFramePr>
+            <a:graphic xmlns:a="http://schemas.openxmlformats.org/drawingml/2006/main">
+              <a:graphicData uri="http://schemas.openxmlformats.org/drawingml/2006/picture">
+                <pic:pic xmlns:pic="http://schemas.openxmlformats.org/drawingml/2006/picture">
+                  <pic:nvPicPr>
+                    <pic:cNvPr id="1405100167" name=""/>
+                    <pic:cNvPicPr/>
+                  </pic:nvPicPr>
+                  <pic:blipFill>
+                    <a:blip r:embed="rId14"/>
+                    <a:stretch>
+                      <a:fillRect/>
+                    </a:stretch>
+                  </pic:blipFill>
+                  <pic:spPr>
+                    <a:xfrm>
+                      <a:off x="0" y="0"/>
+                      <a:ext cx="4505358" cy="3276624"/>
+                    </a:xfrm>
+                    <a:prstGeom prst="rect">
+                      <a:avLst/>
+                    </a:prstGeom>
+                  </pic:spPr>
+                </pic:pic>
+              </a:graphicData>
+            </a:graphic>
+          </wp:inline>
+        </w:drawing>
+      </w:r>
+    </w:p>
+    <w:p>
+      <w:r>
+        <w:lastRenderedPageBreak/>
+        <w:drawing>
+          <wp:inline distT="0" distB="0" distL="0" distR="0" wp14:anchorId="4D5B50AF" wp14:editId="43332570">
+            <wp:extent cx="4562508" cy="3448075"/>
+            <wp:effectExtent l="0" t="0" r="9525" b="0"/>
+            <wp:docPr id="856567624" name="Picture 1"/>
+            <wp:cNvGraphicFramePr>
+              <a:graphicFrameLocks xmlns:a="http://schemas.openxmlformats.org/drawingml/2006/main" noChangeAspect="1"/>
+            </wp:cNvGraphicFramePr>
+            <a:graphic xmlns:a="http://schemas.openxmlformats.org/drawingml/2006/main">
+              <a:graphicData uri="http://schemas.openxmlformats.org/drawingml/2006/picture">
+                <pic:pic xmlns:pic="http://schemas.openxmlformats.org/drawingml/2006/picture">
+                  <pic:nvPicPr>
+                    <pic:cNvPr id="856567624" name=""/>
+                    <pic:cNvPicPr/>
+                  </pic:nvPicPr>
+                  <pic:blipFill>
+                    <a:blip r:embed="rId15"/>
+                    <a:stretch>
+                      <a:fillRect/>
+                    </a:stretch>
+                  </pic:blipFill>
+                  <pic:spPr>
+                    <a:xfrm>
+                      <a:off x="0" y="0"/>
+                      <a:ext cx="4562508" cy="3448075"/>
+                    </a:xfrm>
+                    <a:prstGeom prst="rect">
+                      <a:avLst/>
+                    </a:prstGeom>
+                  </pic:spPr>
+                </pic:pic>
+              </a:graphicData>
+            </a:graphic>
+          </wp:inline>
+        </w:drawing>
+      </w:r>
+      <w:r>
+        <w:drawing>
+          <wp:inline distT="0" distB="0" distL="0" distR="0" wp14:anchorId="155C8E00" wp14:editId="1AC0632E">
+            <wp:extent cx="4552983" cy="3486175"/>
+            <wp:effectExtent l="0" t="0" r="0" b="0"/>
+            <wp:docPr id="1991534160" name="Picture 1"/>
+            <wp:cNvGraphicFramePr>
+              <a:graphicFrameLocks xmlns:a="http://schemas.openxmlformats.org/drawingml/2006/main" noChangeAspect="1"/>
+            </wp:cNvGraphicFramePr>
+            <a:graphic xmlns:a="http://schemas.openxmlformats.org/drawingml/2006/main">
+              <a:graphicData uri="http://schemas.openxmlformats.org/drawingml/2006/picture">
+                <pic:pic xmlns:pic="http://schemas.openxmlformats.org/drawingml/2006/picture">
+                  <pic:nvPicPr>
+                    <pic:cNvPr id="1991534160" name=""/>
+                    <pic:cNvPicPr/>
+                  </pic:nvPicPr>
+                  <pic:blipFill>
+                    <a:blip r:embed="rId16"/>
+                    <a:stretch>
+                      <a:fillRect/>
+                    </a:stretch>
+                  </pic:blipFill>
+                  <pic:spPr>
+                    <a:xfrm>
+                      <a:off x="0" y="0"/>
+                      <a:ext cx="4552983" cy="3486175"/>
+                    </a:xfrm>
+                    <a:prstGeom prst="rect">
+                      <a:avLst/>
+                    </a:prstGeom>
+                  </pic:spPr>
+                </pic:pic>
+              </a:graphicData>
+            </a:graphic>
+          </wp:inline>
+        </w:drawing>
+      </w:r>
+    </w:p>
+    <w:p>
+      <w:r>
+        <w:rPr>
+          <w:highlight w:val="yellow"/>
+        </w:rPr>
+        <w:t>A6</w:t>
+      </w:r>
+    </w:p>
+    <w:p>
+      <w:r>
+        <w:lastRenderedPageBreak/>
+        <w:drawing>
+          <wp:inline distT="0" distB="0" distL="0" distR="0" wp14:anchorId="307EDFC4" wp14:editId="3B352F6A">
+            <wp:extent cx="5731510" cy="2299970"/>
+            <wp:effectExtent l="0" t="0" r="2540" b="5080"/>
+            <wp:docPr id="1891751370" name="Picture 1"/>
+            <wp:cNvGraphicFramePr>
+              <a:graphicFrameLocks xmlns:a="http://schemas.openxmlformats.org/drawingml/2006/main" noChangeAspect="1"/>
+            </wp:cNvGraphicFramePr>
+            <a:graphic xmlns:a="http://schemas.openxmlformats.org/drawingml/2006/main">
+              <a:graphicData uri="http://schemas.openxmlformats.org/drawingml/2006/picture">
+                <pic:pic xmlns:pic="http://schemas.openxmlformats.org/drawingml/2006/picture">
+                  <pic:nvPicPr>
+                    <pic:cNvPr id="1891751370" name=""/>
+                    <pic:cNvPicPr/>
+                  </pic:nvPicPr>
+                  <pic:blipFill>
+                    <a:blip r:embed="rId17"/>
+                    <a:stretch>
+                      <a:fillRect/>
+                    </a:stretch>
+                  </pic:blipFill>
+                  <pic:spPr>
+                    <a:xfrm>
+                      <a:off x="0" y="0"/>
+                      <a:ext cx="5731510" cy="2299970"/>
+                    </a:xfrm>
+                    <a:prstGeom prst="rect">
+                      <a:avLst/>
+                    </a:prstGeom>
+                  </pic:spPr>
+                </pic:pic>
+              </a:graphicData>
+            </a:graphic>
+          </wp:inline>
+        </w:drawing>
+      </w:r>
+    </w:p>
+    <w:p>
+      <w:r>
+        <w:drawing>
+          <wp:inline distT="0" distB="0" distL="0" distR="0" wp14:anchorId="1F2B1487" wp14:editId="59959FCB">
+            <wp:extent cx="3071813" cy="2332778"/>
+            <wp:effectExtent l="0" t="0" r="0" b="0"/>
+            <wp:docPr id="1678777040" name="Picture 1"/>
+            <wp:cNvGraphicFramePr>
+              <a:graphicFrameLocks xmlns:a="http://schemas.openxmlformats.org/drawingml/2006/main" noChangeAspect="1"/>
+            </wp:cNvGraphicFramePr>
+            <a:graphic xmlns:a="http://schemas.openxmlformats.org/drawingml/2006/main">
+              <a:graphicData uri="http://schemas.openxmlformats.org/drawingml/2006/picture">
+                <pic:pic xmlns:pic="http://schemas.openxmlformats.org/drawingml/2006/picture">
+                  <pic:nvPicPr>
+                    <pic:cNvPr id="1678777040" name=""/>
+                    <pic:cNvPicPr/>
+                  </pic:nvPicPr>
+                  <pic:blipFill>
+                    <a:blip r:embed="rId18"/>
+                    <a:stretch>
+                      <a:fillRect/>
+                    </a:stretch>
+                  </pic:blipFill>
+                  <pic:spPr>
+                    <a:xfrm>
+                      <a:off x="0" y="0"/>
+                      <a:ext cx="3074953" cy="2335162"/>
+                    </a:xfrm>
+                    <a:prstGeom prst="rect">
+                      <a:avLst/>
+                    </a:prstGeom>
+                  </pic:spPr>
+                </pic:pic>
+              </a:graphicData>
+            </a:graphic>
+          </wp:inline>
+        </w:drawing>
+      </w:r>
+    </w:p>
+    <w:p>
+      <w:pPr>
+        <w:rPr>
+          <w:b/>
+          <w:bCs/>
+        </w:rPr>
+      </w:pPr>
+      <w:r>
+        <w:rPr>
+          <w:b/>
+          <w:bCs/>
+        </w:rPr>
+        <w:t>Results (from your run)</w:t>
+      </w:r>
+    </w:p>
+    <w:p>
+      <w:pPr>
+        <w:numPr>
+          <w:ilvl w:val="0"/>
+          <w:numId w:val="19"/>
+        </w:numPr>
+      </w:pPr>
+      <w:r>
+        <w:rPr>
+          <w:b/>
+          <w:bCs/>
+        </w:rPr>
+        <w:t>Final Weights [w1,w2,w3,w4,b][w_1, w_2, w_3, w_4, b][w1​,w2​,w3​,w4​,b]:</w:t>
+      </w:r>
+      <w:r>
+        <w:br/>
+        <w:t>[−0.929,  7.627,  −0.905,  7.095,  −4.583][-0.929,\; 7.627,\; -0.905,\; 7.095,\; -4.583][−0.929,7.627,−0.905,7.095,−4.583]</w:t>
+      </w:r>
+    </w:p>
+    <w:p>
+      <w:pPr>
+        <w:numPr>
+          <w:ilvl w:val="0"/>
+          <w:numId w:val="19"/>
+        </w:numPr>
+      </w:pPr>
+      <w:r>
+        <w:rPr>
+          <w:b/>
+          <w:bCs/>
+        </w:rPr>
+        <w:t>Training Accuracy:</w:t>
+      </w:r>
+      <w:r>
+        <w:t xml:space="preserve"> 100%</w:t>
+      </w:r>
+    </w:p>
+    <w:p>
+      <w:pPr>
+        <w:numPr>
+          <w:ilvl w:val="0"/>
+          <w:numId w:val="19"/>
+        </w:numPr>
+      </w:pPr>
+      <w:r>
+        <w:rPr>
+          <w:b/>
+          <w:bCs/>
+        </w:rPr>
+        <w:t>Customer-wise Predictions:</w:t>
+      </w:r>
+    </w:p>
+    <w:tbl>
+      <w:tblPr>
+        <w:tblW w:w="0" w:type="auto"/>
+        <w:tblCellSpacing w:w="15" w:type="dxa"/>
+        <w:tblCellMar>
+          <w:top w:w="15" w:type="dxa"/>
+          <w:left w:w="15" w:type="dxa"/>
+          <w:bottom w:w="15" w:type="dxa"/>
+          <w:right w:w="15" w:type="dxa"/>
+        </w:tblCellMar>
+        <w:tblLook w:val="04A0" w:firstRow="1" w:lastRow="0" w:firstColumn="1" w:lastColumn="0" w:noHBand="0" w:noVBand="1"/>
+      </w:tblPr>
+      <w:tblGrid>
+        <w:gridCol w:w="1036"/>
+        <w:gridCol w:w="676"/>
+        <w:gridCol w:w="1010"/>
+        <w:gridCol w:w="2096"/>
+      </w:tblGrid>
+      <w:tr>
+        <w:trPr>
+          <w:tblHeader/>
+          <w:tblCellSpacing w:w="15" w:type="dxa"/>
+        </w:trPr>
+        <w:tc>
+          <w:tcPr>
+            <w:tcW w:w="0" w:type="auto"/>
+            <w:vAlign w:val="center"/>
+            <w:hideMark/>
+          </w:tcPr>
+          <w:p>
+            <w:pPr>
+              <w:rPr>
+                <w:b/>
+                <w:bCs/>
+              </w:rPr>
+            </w:pPr>
+            <w:r>
+              <w:rPr>
+                <w:b/>
+                <w:bCs/>
+              </w:rPr>
+              <w:t>Customer</w:t>
+            </w:r>
+          </w:p>
+        </w:tc>
+        <w:tc>
+          <w:tcPr>
+            <w:tcW w:w="0" w:type="auto"/>
+            <w:vAlign w:val="center"/>
+            <w:hideMark/>
+          </w:tcPr>
+          <w:p>
+            <w:pPr>
+              <w:rPr>
+                <w:b/>
+                <w:bCs/>
+              </w:rPr>
+            </w:pPr>
+            <w:r>
+              <w:rPr>
+                <w:b/>
+                <w:bCs/>
+              </w:rPr>
+              <w:t>Target</w:t>
+            </w:r>
+          </w:p>
+        </w:tc>
+        <w:tc>
+          <w:tcPr>
+            <w:tcW w:w="0" w:type="auto"/>
+            <w:vAlign w:val="center"/>
+            <w:hideMark/>
+          </w:tcPr>
+          <w:p>
+            <w:pPr>
+              <w:rPr>
+                <w:b/>
+                <w:bCs/>
+              </w:rPr>
+            </w:pPr>
+            <w:r>
+              <w:rPr>
+                <w:b/>
+                <w:bCs/>
+              </w:rPr>
+              <w:t>Predicted</w:t>
+            </w:r>
+          </w:p>
+        </w:tc>
+        <w:tc>
+          <w:tcPr>
+            <w:tcW w:w="0" w:type="auto"/>
+            <w:vAlign w:val="center"/>
+            <w:hideMark/>
+          </w:tcPr>
+          <w:p>
+            <w:pPr>
+              <w:rPr>
+                <w:b/>
+                <w:bCs/>
+              </w:rPr>
+            </w:pPr>
+            <w:r>
+              <w:rPr>
+                <w:b/>
+                <w:bCs/>
+              </w:rPr>
+              <w:t>Probability (High Tx)</w:t>
+            </w:r>
+          </w:p>
+        </w:tc>
+      </w:tr>
+      <w:tr>
+        <w:trPr>
+          <w:tblCellSpacing w:w="15" w:type="dxa"/>
+        </w:trPr>
+        <w:tc>
+          <w:tcPr>
+            <w:tcW w:w="0" w:type="auto"/>
+            <w:vAlign w:val="center"/>
+            <w:hideMark/>
+          </w:tcPr>
+          <w:p>
+            <w:r>
+              <w:t>C1</w:t>
+            </w:r>
+          </w:p>
+        </w:tc>
+        <w:tc>
+          <w:tcPr>
+            <w:tcW w:w="0" w:type="auto"/>
+            <w:vAlign w:val="center"/>
+            <w:hideMark/>
+          </w:tcPr>
+          <w:p>
+            <w:r>
+              <w:t>Yes</w:t>
+            </w:r>
+          </w:p>
+        </w:tc>
+        <w:tc>
+          <w:tcPr>
+            <w:tcW w:w="0" w:type="auto"/>
+            <w:vAlign w:val="center"/>
+            <w:hideMark/>
+          </w:tcPr>
+          <w:p>
+            <w:r>
+              <w:t>Yes</w:t>
+            </w:r>
+          </w:p>
+        </w:tc>
+        <w:tc>
+          <w:tcPr>
+            <w:tcW w:w="0" w:type="auto"/>
+            <w:vAlign w:val="center"/>
+            <w:hideMark/>
+          </w:tcPr>
+          <w:p>
+            <w:r>
+              <w:t>1.000</w:t>
+            </w:r>
+          </w:p>
+        </w:tc>
+      </w:tr>
+      <w:tr>
+        <w:trPr>
+          <w:tblCellSpacing w:w="15" w:type="dxa"/>
+        </w:trPr>
+        <w:tc>
+          <w:tcPr>
+            <w:tcW w:w="0" w:type="auto"/>
+            <w:vAlign w:val="center"/>
+            <w:hideMark/>
+          </w:tcPr>
+          <w:p>
+            <w:r>
+              <w:t>C2</w:t>
+            </w:r>
+          </w:p>
+        </w:tc>
+        <w:tc>
+          <w:tcPr>
+            <w:tcW w:w="0" w:type="auto"/>
+            <w:vAlign w:val="center"/>
+            <w:hideMark/>
+          </w:tcPr>
+          <w:p>
+            <w:r>
+              <w:t>Yes</w:t>
+            </w:r>
+          </w:p>
+        </w:tc>
+        <w:tc>
+          <w:tcPr>
+            <w:tcW w:w="0" w:type="auto"/>
+            <w:vAlign w:val="center"/>
+            <w:hideMark/>
+          </w:tcPr>
+          <w:p>
+            <w:r>
+              <w:t>Yes</w:t>
+            </w:r>
+          </w:p>
+        </w:tc>
+        <w:tc>
+          <w:tcPr>
+            <w:tcW w:w="0" w:type="auto"/>
+            <w:vAlign w:val="center"/>
+            <w:hideMark/>
+          </w:tcPr>
+          <w:p>
+            <w:r>
+              <w:t>0.878</w:t>
+            </w:r>
+          </w:p>
+        </w:tc>
+      </w:tr>
+      <w:tr>
+        <w:trPr>
+          <w:tblCellSpacing w:w="15" w:type="dxa"/>
+        </w:trPr>
+        <w:tc>
+          <w:tcPr>
+            <w:tcW w:w="0" w:type="auto"/>
+            <w:vAlign w:val="center"/>
+            <w:hideMark/>
+          </w:tcPr>
+          <w:p>
+            <w:r>
+              <w:t>C3</w:t>
+            </w:r>
+          </w:p>
+        </w:tc>
+        <w:tc>
+          <w:tcPr>
+            <w:tcW w:w="0" w:type="auto"/>
+            <w:vAlign w:val="center"/>
+            <w:hideMark/>
+          </w:tcPr>
+          <w:p>
+            <w:r>
+              <w:t>Yes</w:t>
+            </w:r>
+          </w:p>
+        </w:tc>
+        <w:tc>
+          <w:tcPr>
+            <w:tcW w:w="0" w:type="auto"/>
+            <w:vAlign w:val="center"/>
+            <w:hideMark/>
+          </w:tcPr>
+          <w:p>
+            <w:r>
+              <w:t>Yes</w:t>
+            </w:r>
+          </w:p>
+        </w:tc>
+        <w:tc>
+          <w:tcPr>
+            <w:tcW w:w="0" w:type="auto"/>
+            <w:vAlign w:val="center"/>
+            <w:hideMark/>
+          </w:tcPr>
+          <w:p>
+            <w:r>
+              <w:t>1.000</w:t>
+            </w:r>
+          </w:p>
+        </w:tc>
+      </w:tr>
+      <w:tr>
+        <w:trPr>
+          <w:tblCellSpacing w:w="15" w:type="dxa"/>
+        </w:trPr>
+        <w:tc>
+          <w:tcPr>
+            <w:tcW w:w="0" w:type="auto"/>
+            <w:vAlign w:val="center"/>
+            <w:hideMark/>
+          </w:tcPr>
+          <w:p>
+            <w:r>
+              <w:t>C4</w:t>
+            </w:r>
+          </w:p>
+        </w:tc>
+        <w:tc>
+          <w:tcPr>
+            <w:tcW w:w="0" w:type="auto"/>
+            <w:vAlign w:val="center"/>
+            <w:hideMark/>
+          </w:tcPr>
+          <w:p>
+            <w:r>
+              <w:t>No</w:t>
+            </w:r>
+          </w:p>
+        </w:tc>
+        <w:tc>
+          <w:tcPr>
+            <w:tcW w:w="0" w:type="auto"/>
+            <w:vAlign w:val="center"/>
+            <w:hideMark/>
+          </w:tcPr>
+          <w:p>
+            <w:r>
+              <w:t>No</w:t>
+            </w:r>
+          </w:p>
+        </w:tc>
+        <w:tc>
+          <w:tcPr>
+            <w:tcW w:w="0" w:type="auto"/>
+            <w:vAlign w:val="center"/>
+            <w:hideMark/>
+          </w:tcPr>
+          <w:p>
+            <w:r>
+              <w:t>0.007</w:t>
+            </w:r>
+          </w:p>
+        </w:tc>
+      </w:tr>
+      <w:tr>
+        <w:trPr>
+          <w:tblCellSpacing w:w="15" w:type="dxa"/>
+        </w:trPr>
+        <w:tc>
+          <w:tcPr>
+            <w:tcW w:w="0" w:type="auto"/>
+            <w:vAlign w:val="center"/>
+            <w:hideMark/>
+          </w:tcPr>
+          <w:p>
+            <w:r>
+              <w:t>C5</w:t>
+            </w:r>
+          </w:p>
+        </w:tc>
+        <w:tc>
+          <w:tcPr>
+            <w:tcW w:w="0" w:type="auto"/>
+            <w:vAlign w:val="center"/>
+            <w:hideMark/>
+          </w:tcPr>
+          <w:p>
+            <w:r>
+              <w:t>Yes</w:t>
+            </w:r>
+          </w:p>
+        </w:tc>
+        <w:tc>
+          <w:tcPr>
+            <w:tcW w:w="0" w:type="auto"/>
+            <w:vAlign w:val="center"/>
+            <w:hideMark/>
+          </w:tcPr>
+          <w:p>
+            <w:r>
+              <w:t>Yes</w:t>
+            </w:r>
+          </w:p>
+        </w:tc>
+        <w:tc>
+          <w:tcPr>
+            <w:tcW w:w="0" w:type="auto"/>
+            <w:vAlign w:val="center"/>
+            <w:hideMark/>
+          </w:tcPr>
+          <w:p>
+            <w:r>
+              <w:t>0.972</w:t>
+            </w:r>
+          </w:p>
+        </w:tc>
+      </w:tr>
+      <w:tr>
+        <w:trPr>
+          <w:tblCellSpacing w:w="15" w:type="dxa"/>
+        </w:trPr>
+        <w:tc>
+          <w:tcPr>
+            <w:tcW w:w="0" w:type="auto"/>
+            <w:vAlign w:val="center"/>
+            <w:hideMark/>
+          </w:tcPr>
+          <w:p>
+            <w:r>
+              <w:lastRenderedPageBreak/>
+              <w:t>C6</w:t>
+            </w:r>
+          </w:p>
+        </w:tc>
+        <w:tc>
+          <w:tcPr>
+            <w:tcW w:w="0" w:type="auto"/>
+            <w:vAlign w:val="center"/>
+            <w:hideMark/>
+          </w:tcPr>
+          <w:p>
+            <w:r>
+              <w:t>No</w:t>
+            </w:r>
+          </w:p>
+        </w:tc>
+        <w:tc>
+          <w:tcPr>
+            <w:tcW w:w="0" w:type="auto"/>
+            <w:vAlign w:val="center"/>
+            <w:hideMark/>
+          </w:tcPr>
+          <w:p>
+            <w:r>
+              <w:t>No</w:t>
+            </w:r>
+          </w:p>
+        </w:tc>
+        <w:tc>
+          <w:tcPr>
+            <w:tcW w:w="0" w:type="auto"/>
+            <w:vAlign w:val="center"/>
+            <w:hideMark/>
+          </w:tcPr>
+          <w:p>
+            <w:r>
+              <w:t>0.012</w:t>
+            </w:r>
+          </w:p>
+        </w:tc>
+      </w:tr>
+      <w:tr>
+        <w:trPr>
+          <w:tblCellSpacing w:w="15" w:type="dxa"/>
+        </w:trPr>
+        <w:tc>
+          <w:tcPr>
+            <w:tcW w:w="0" w:type="auto"/>
+            <w:vAlign w:val="center"/>
+            <w:hideMark/>
+          </w:tcPr>
+          <w:p>
+            <w:r>
+              <w:t>C7</w:t>
+            </w:r>
+          </w:p>
+        </w:tc>
+        <w:tc>
+          <w:tcPr>
+            <w:tcW w:w="0" w:type="auto"/>
+            <w:vAlign w:val="center"/>
+            <w:hideMark/>
+          </w:tcPr>
+          <w:p>
+            <w:r>
+              <w:t>Yes</w:t>
+            </w:r>
+          </w:p>
+        </w:tc>
+        <w:tc>
+          <w:tcPr>
+            <w:tcW w:w="0" w:type="auto"/>
+            <w:vAlign w:val="center"/>
+            <w:hideMark/>
+          </w:tcPr>
+          <w:p>
+            <w:r>
+              <w:t>Yes</w:t>
+            </w:r>
+          </w:p>
+        </w:tc>
+        <w:tc>
+          <w:tcPr>
+            <w:tcW w:w="0" w:type="auto"/>
+            <w:vAlign w:val="center"/>
+            <w:hideMark/>
+          </w:tcPr>
+          <w:p>
+            <w:r>
+              <w:t>0.983</w:t>
+            </w:r>
+          </w:p>
+        </w:tc>
+      </w:tr>
+      <w:tr>
+        <w:trPr>
+          <w:tblCellSpacing w:w="15" w:type="dxa"/>
+        </w:trPr>
+        <w:tc>
+          <w:tcPr>
+            <w:tcW w:w="0" w:type="auto"/>
+            <w:vAlign w:val="center"/>
+            <w:hideMark/>
+          </w:tcPr>
+          <w:p>
+            <w:r>
+              <w:t>C8</w:t>
+            </w:r>
+          </w:p>
+        </w:tc>
+        <w:tc>
+          <w:tcPr>
+            <w:tcW w:w="0" w:type="auto"/>
+            <w:vAlign w:val="center"/>
+            <w:hideMark/>
+          </w:tcPr>
+          <w:p>
+            <w:r>
+              <w:t>Yes</w:t>
+            </w:r>
+          </w:p>
+        </w:tc>
+        <w:tc>
+          <w:tcPr>
+            <w:tcW w:w="0" w:type="auto"/>
+            <w:vAlign w:val="center"/>
+            <w:hideMark/>
+          </w:tcPr>
+          <w:p>
+            <w:r>
+              <w:t>Yes</w:t>
+            </w:r>
+          </w:p>
+        </w:tc>
+        <w:tc>
+          <w:tcPr>
+            <w:tcW w:w="0" w:type="auto"/>
+            <w:vAlign w:val="center"/>
+            <w:hideMark/>
+          </w:tcPr>
+          <w:p>
+            <w:r>
+              <w:t>0.980</w:t>
+            </w:r>
+          </w:p>
+        </w:tc>
+      </w:tr>
+      <w:tr>
+        <w:trPr>
+          <w:tblCellSpacing w:w="15" w:type="dxa"/>
+        </w:trPr>
+        <w:tc>
+          <w:tcPr>
+            <w:tcW w:w="0" w:type="auto"/>
+            <w:vAlign w:val="center"/>
+            <w:hideMark/>
+          </w:tcPr>
+          <w:p>
+            <w:r>
+              <w:t>C9</w:t>
+            </w:r>
+          </w:p>
+        </w:tc>
+        <w:tc>
+          <w:tcPr>
+            <w:tcW w:w="0" w:type="auto"/>
+            <w:vAlign w:val="center"/>
+            <w:hideMark/>
+          </w:tcPr>
+          <w:p>
+            <w:r>
+              <w:t>No</w:t>
+            </w:r>
+          </w:p>
+        </w:tc>
+        <w:tc>
+          <w:tcPr>
+            <w:tcW w:w="0" w:type="auto"/>
+            <w:vAlign w:val="center"/>
+            <w:hideMark/>
+          </w:tcPr>
+          <w:p>
+            <w:r>
+              <w:t>No</w:t>
+            </w:r>
+          </w:p>
+        </w:tc>
+        <w:tc>
+          <w:tcPr>
+            <w:tcW w:w="0" w:type="auto"/>
+            <w:vAlign w:val="center"/>
+            <w:hideMark/>
+          </w:tcPr>
+          <w:p>
+            <w:r>
+              <w:t>0.010</w:t>
+            </w:r>
+          </w:p>
+        </w:tc>
+      </w:tr>
+      <w:tr>
+        <w:trPr>
+          <w:tblCellSpacing w:w="15" w:type="dxa"/>
+        </w:trPr>
+        <w:tc>
+          <w:tcPr>
+            <w:tcW w:w="0" w:type="auto"/>
+            <w:vAlign w:val="center"/>
+            <w:hideMark/>
+          </w:tcPr>
+          <w:p>
+            <w:r>
+              <w:t>C10</w:t>
+            </w:r>
+          </w:p>
+        </w:tc>
+        <w:tc>
+          <w:tcPr>
+            <w:tcW w:w="0" w:type="auto"/>
+            <w:vAlign w:val="center"/>
+            <w:hideMark/>
+          </w:tcPr>
+          <w:p>
+            <w:r>
+              <w:t>No</w:t>
+            </w:r>
+          </w:p>
+        </w:tc>
+        <w:tc>
+          <w:tcPr>
+            <w:tcW w:w="0" w:type="auto"/>
+            <w:vAlign w:val="center"/>
+            <w:hideMark/>
+          </w:tcPr>
+          <w:p>
+            <w:r>
+              <w:t>No</w:t>
+            </w:r>
+          </w:p>
+        </w:tc>
+        <w:tc>
+          <w:tcPr>
+            <w:tcW w:w="0" w:type="auto"/>
+            <w:vAlign w:val="center"/>
+            <w:hideMark/>
+          </w:tcPr>
+          <w:p>
+            <w:r>
+              <w:t>0.201</w:t>
+            </w:r>
+          </w:p>
+        </w:tc>
+      </w:tr>
+    </w:tbl>
+    <w:p>
+      <w:pPr>
+        <w:numPr>
+          <w:ilvl w:val="0"/>
+          <w:numId w:val="20"/>
+        </w:numPr>
+      </w:pPr>
+      <w:r>
+        <w:rPr>
+          <w:b/>
+          <w:bCs/>
+        </w:rPr>
+        <w:t>Figure 1 – Training Loss vs Epochs</w:t>
+      </w:r>
+      <w:r>
+        <w:br/>
+      </w:r>
+      <w:r>
+        <w:rPr>
+          <w:i/>
+          <w:iCs/>
+        </w:rPr>
+        <w:t>(Insert U_A6_sigmoid_loss.png here — shows smooth decrease from ~0.7 to &lt;0.05)</w:t>
+      </w:r>
+    </w:p>
+    <w:p>
+      <w:r>
+        <w:pict w14:anchorId="689BA6F5">
+          <v:rect id="_x0000_i1158" style="width:0;height:1.5pt" o:hralign="center" o:hrstd="t" o:hr="t" fillcolor="#a0a0a0" stroked="f"/>
+        </w:pict>
+      </w:r>
+    </w:p>
+    <w:p>
+      <w:pPr>
+        <w:rPr>
+          <w:b/>
+          <w:bCs/>
+        </w:rPr>
+      </w:pPr>
+      <w:r>
+        <w:rPr>
+          <w:b/>
+          <w:bCs/>
+        </w:rPr>
+        <w:t>Discussion</w:t>
+      </w:r>
+    </w:p>
+    <w:p>
+      <w:pPr>
+        <w:numPr>
+          <w:ilvl w:val="0"/>
+          <w:numId w:val="21"/>
+        </w:numPr>
+      </w:pPr>
+      <w:r>
+        <w:t xml:space="preserve">The perceptron achieved </w:t>
+      </w:r>
+      <w:r>
+        <w:rPr>
+          <w:b/>
+          <w:bCs/>
+        </w:rPr>
+        <w:t>perfect classification</w:t>
+      </w:r>
+      <w:r>
+        <w:t xml:space="preserve"> (100% accuracy) on this dataset.</w:t>
+      </w:r>
+    </w:p>
+    <w:p>
+      <w:pPr>
+        <w:numPr>
+          <w:ilvl w:val="0"/>
+          <w:numId w:val="21"/>
+        </w:numPr>
+      </w:pPr>
+      <w:r>
+        <w:t xml:space="preserve">The weights show that </w:t>
+      </w:r>
+      <w:r>
+        <w:rPr>
+          <w:b/>
+          <w:bCs/>
+        </w:rPr>
+        <w:t>Mangoes</w:t>
+      </w:r>
+      <w:r>
+        <w:t xml:space="preserve"> and </w:t>
+      </w:r>
+      <w:r>
+        <w:rPr>
+          <w:b/>
+          <w:bCs/>
+        </w:rPr>
+        <w:t>Payment</w:t>
+      </w:r>
+      <w:r>
+        <w:t xml:space="preserve"> had the strongest positive influence on predicting “High Value”, while </w:t>
+      </w:r>
+      <w:r>
+        <w:rPr>
+          <w:b/>
+          <w:bCs/>
+        </w:rPr>
+        <w:t>Candies</w:t>
+      </w:r>
+      <w:r>
+        <w:t xml:space="preserve"> and </w:t>
+      </w:r>
+      <w:r>
+        <w:rPr>
+          <w:b/>
+          <w:bCs/>
+        </w:rPr>
+        <w:t>Milk packets</w:t>
+      </w:r>
+      <w:r>
+        <w:t xml:space="preserve"> had negative coefficients, pulling classification toward “Low Value” when small.</w:t>
+      </w:r>
+    </w:p>
+    <w:p>
+      <w:pPr>
+        <w:numPr>
+          <w:ilvl w:val="0"/>
+          <w:numId w:val="21"/>
+        </w:numPr>
+      </w:pPr>
+      <w:r>
+        <w:t>The probability outputs confirm confident predictions (values close to 0 or 1), showing good separability of the two classes.</w:t>
+      </w:r>
+    </w:p>
+    <w:p>
+      <w:r>
+        <w:pict w14:anchorId="3660F2A0">
+          <v:rect id="_x0000_i1159" style="width:0;height:1.5pt" o:hralign="center" o:hrstd="t" o:hr="t" fillcolor="#a0a0a0" stroked="f"/>
+        </w:pict>
+      </w:r>
+    </w:p>
+    <w:p>
+      <w:pPr>
+        <w:rPr>
+          <w:b/>
+          <w:bCs/>
+        </w:rPr>
+      </w:pPr>
+      <w:r>
+        <w:rPr>
+          <w:b/>
+          <w:bCs/>
+        </w:rPr>
+        <w:t>Conclusion</w:t>
+      </w:r>
+    </w:p>
+    <w:p>
+      <w:r>
+        <w:t>The sigmoid perceptron successfully learned to classify transactions into high vs low value.</w:t>
+      </w:r>
+    </w:p>
+    <w:p>
+      <w:pPr>
+        <w:numPr>
+          <w:ilvl w:val="0"/>
+          <w:numId w:val="22"/>
+        </w:numPr>
+      </w:pPr>
+      <w:r>
+        <w:t>Training loss decreased steadily across epochs.</w:t>
+      </w:r>
+    </w:p>
+    <w:p>
+      <w:pPr>
+        <w:numPr>
+          <w:ilvl w:val="0"/>
+          <w:numId w:val="22"/>
+        </w:numPr>
+      </w:pPr>
+      <w:r>
+        <w:t xml:space="preserve">The final model assigned </w:t>
+      </w:r>
+      <w:r>
+        <w:rPr>
+          <w:b/>
+          <w:bCs/>
+        </w:rPr>
+        <w:t>correct labels to all customers</w:t>
+      </w:r>
+      <w:r>
+        <w:t xml:space="preserve"> with high confidence.</w:t>
+      </w:r>
+    </w:p>
+    <w:p>
+      <w:pPr>
+        <w:numPr>
+          <w:ilvl w:val="0"/>
+          <w:numId w:val="22"/>
+        </w:numPr>
+      </w:pPr>
+      <w:r>
+        <w:t>Thus, a simple single-layer perceptron sufficed for this dataset.</w:t>
+      </w:r>
+    </w:p>
     <w:p/>
     <w:p>
       <w:pPr>
@@ -1972,6 +4752,123 @@
 <file path=word/numbering.xml><?xml version="1.0" encoding="utf-8"?>
 <w:numbering xmlns:wpc="http://schemas.microsoft.com/office/word/2010/wordprocessingCanvas" xmlns:cx="http://schemas.microsoft.com/office/drawing/2014/chartex" xmlns:cx1="http://schemas.microsoft.com/office/drawing/2015/9/8/chartex" xmlns:cx2="http://schemas.microsoft.com/office/drawing/2015/10/21/chartex" xmlns:cx3="http://schemas.microsoft.com/office/drawing/2016/5/9/chartex" xmlns:cx4="http://schemas.microsoft.com/office/drawing/2016/5/10/chartex" xmlns:cx5="http://schemas.microsoft.com/office/drawing/2016/5/11/chartex" xmlns:cx6="http://schemas.microsoft.com/office/drawing/2016/5/12/chartex" xmlns:cx7="http://schemas.microsoft.com/office/drawing/2016/5/13/chartex" xmlns:cx8="http://schemas.microsoft.com/office/drawing/2016/5/14/chartex" xmlns:mc="http://schemas.openxmlformats.org/markup-compatibility/2006" xmlns:aink="http://schemas.microsoft.com/office/drawing/2016/ink" xmlns:am3d="http://schemas.microsoft.com/office/drawing/2017/model3d" xmlns:o="urn:schemas-microsoft-com:office:office" xmlns:oel="http://schemas.microsoft.com/office/2019/extlst" xmlns:r="http://schemas.openxmlformats.org/officeDocument/2006/relationships" xmlns:m="http://schemas.openxmlformats.org/officeDocument/2006/math" xmlns:v="urn:schemas-microsoft-com:vml" xmlns:wp14="http://schemas.microsoft.com/office/word/2010/wordprocessingDrawing" xmlns:wp="http://schemas.openxmlformats.org/drawingml/2006/wordprocessingDrawing" xmlns:w10="urn:schemas-microsoft-com:office:word" xmlns:w="http://schemas.openxmlformats.org/wordprocessingml/2006/main" xmlns:w14="http://schemas.microsoft.com/office/word/2010/wordml" xmlns:w15="http://schemas.microsoft.com/office/word/2012/wordml" xmlns:w16cex="http://schemas.microsoft.com/office/word/2018/wordml/cex" xmlns:w16cid="http://schemas.microsoft.com/office/word/2016/wordml/cid" xmlns:w16="http://schemas.microsoft.com/office/word/2018/wordml" xmlns:w16du="http://schemas.microsoft.com/office/word/2023/wordml/word16du" xmlns:w16sdtdh="http://schemas.microsoft.com/office/word/2020/wordml/sdtdatahash" xmlns:w16sdtfl="http://schemas.microsoft.com/office/word/2024/wordml/sdtformatlock" xmlns:w16se="http://schemas.microsoft.com/office/word/2015/wordml/symex" xmlns:wpg="http://schemas.microsoft.com/office/word/2010/wordprocessingGroup" xmlns:wpi="http://schemas.microsoft.com/office/word/2010/wordprocessingInk" xmlns:wne="http://schemas.microsoft.com/office/word/2006/wordml" xmlns:wps="http://schemas.microsoft.com/office/word/2010/wordprocessingShape" mc:Ignorable="w14 w15 w16se w16cid w16 w16cex w16sdtdh w16sdtfl w16du wp14">
   <w:abstractNum w:abstractNumId="0" w15:restartNumberingAfterBreak="0">
+    <w:nsid w:val="0FF67357"/>
+    <w:multiLevelType w:val="multilevel"/>
+    <w:tmpl w:val="34424738"/>
+    <w:lvl w:ilvl="0">
+      <w:start w:val="1"/>
+      <w:numFmt w:val="decimal"/>
+      <w:lvlText w:val="%1."/>
+      <w:lvlJc w:val="left"/>
+      <w:pPr>
+        <w:tabs>
+          <w:tab w:val="num" w:pos="720"/>
+        </w:tabs>
+        <w:ind w:left="720" w:hanging="360"/>
+      </w:pPr>
+    </w:lvl>
+    <w:lvl w:ilvl="1">
+      <w:start w:val="1"/>
+      <w:numFmt w:val="bullet"/>
+      <w:lvlText w:val="o"/>
+      <w:lvlJc w:val="left"/>
+      <w:pPr>
+        <w:tabs>
+          <w:tab w:val="num" w:pos="1440"/>
+        </w:tabs>
+        <w:ind w:left="1440" w:hanging="360"/>
+      </w:pPr>
+      <w:rPr>
+        <w:rFonts w:ascii="Courier New" w:hAnsi="Courier New" w:hint="default"/>
+        <w:sz w:val="20"/>
+      </w:rPr>
+    </w:lvl>
+    <w:lvl w:ilvl="2" w:tentative="1">
+      <w:start w:val="1"/>
+      <w:numFmt w:val="decimal"/>
+      <w:lvlText w:val="%3."/>
+      <w:lvlJc w:val="left"/>
+      <w:pPr>
+        <w:tabs>
+          <w:tab w:val="num" w:pos="2160"/>
+        </w:tabs>
+        <w:ind w:left="2160" w:hanging="360"/>
+      </w:pPr>
+    </w:lvl>
+    <w:lvl w:ilvl="3" w:tentative="1">
+      <w:start w:val="1"/>
+      <w:numFmt w:val="decimal"/>
+      <w:lvlText w:val="%4."/>
+      <w:lvlJc w:val="left"/>
+      <w:pPr>
+        <w:tabs>
+          <w:tab w:val="num" w:pos="2880"/>
+        </w:tabs>
+        <w:ind w:left="2880" w:hanging="360"/>
+      </w:pPr>
+    </w:lvl>
+    <w:lvl w:ilvl="4" w:tentative="1">
+      <w:start w:val="1"/>
+      <w:numFmt w:val="decimal"/>
+      <w:lvlText w:val="%5."/>
+      <w:lvlJc w:val="left"/>
+      <w:pPr>
+        <w:tabs>
+          <w:tab w:val="num" w:pos="3600"/>
+        </w:tabs>
+        <w:ind w:left="3600" w:hanging="360"/>
+      </w:pPr>
+    </w:lvl>
+    <w:lvl w:ilvl="5" w:tentative="1">
+      <w:start w:val="1"/>
+      <w:numFmt w:val="decimal"/>
+      <w:lvlText w:val="%6."/>
+      <w:lvlJc w:val="left"/>
+      <w:pPr>
+        <w:tabs>
+          <w:tab w:val="num" w:pos="4320"/>
+        </w:tabs>
+        <w:ind w:left="4320" w:hanging="360"/>
+      </w:pPr>
+    </w:lvl>
+    <w:lvl w:ilvl="6" w:tentative="1">
+      <w:start w:val="1"/>
+      <w:numFmt w:val="decimal"/>
+      <w:lvlText w:val="%7."/>
+      <w:lvlJc w:val="left"/>
+      <w:pPr>
+        <w:tabs>
+          <w:tab w:val="num" w:pos="5040"/>
+        </w:tabs>
+        <w:ind w:left="5040" w:hanging="360"/>
+      </w:pPr>
+    </w:lvl>
+    <w:lvl w:ilvl="7" w:tentative="1">
+      <w:start w:val="1"/>
+      <w:numFmt w:val="decimal"/>
+      <w:lvlText w:val="%8."/>
+      <w:lvlJc w:val="left"/>
+      <w:pPr>
+        <w:tabs>
+          <w:tab w:val="num" w:pos="5760"/>
+        </w:tabs>
+        <w:ind w:left="5760" w:hanging="360"/>
+      </w:pPr>
+    </w:lvl>
+    <w:lvl w:ilvl="8" w:tentative="1">
+      <w:start w:val="1"/>
+      <w:numFmt w:val="decimal"/>
+      <w:lvlText w:val="%9."/>
+      <w:lvlJc w:val="left"/>
+      <w:pPr>
+        <w:tabs>
+          <w:tab w:val="num" w:pos="6480"/>
+        </w:tabs>
+        <w:ind w:left="6480" w:hanging="360"/>
+      </w:pPr>
+    </w:lvl>
+  </w:abstractNum>
+  <w:abstractNum w:abstractNumId="1" w15:restartNumberingAfterBreak="0">
     <w:nsid w:val="10432078"/>
     <w:multiLevelType w:val="multilevel"/>
     <w:tmpl w:val="924AB730"/>
@@ -2120,7 +5017,156 @@
       </w:rPr>
     </w:lvl>
   </w:abstractNum>
-  <w:abstractNum w:abstractNumId="1" w15:restartNumberingAfterBreak="0">
+  <w:abstractNum w:abstractNumId="2" w15:restartNumberingAfterBreak="0">
+    <w:nsid w:val="116164C2"/>
+    <w:multiLevelType w:val="multilevel"/>
+    <w:tmpl w:val="438E2554"/>
+    <w:lvl w:ilvl="0">
+      <w:start w:val="1"/>
+      <w:numFmt w:val="bullet"/>
+      <w:lvlText w:val=""/>
+      <w:lvlJc w:val="left"/>
+      <w:pPr>
+        <w:tabs>
+          <w:tab w:val="num" w:pos="720"/>
+        </w:tabs>
+        <w:ind w:left="720" w:hanging="360"/>
+      </w:pPr>
+      <w:rPr>
+        <w:rFonts w:ascii="Symbol" w:hAnsi="Symbol" w:hint="default"/>
+        <w:sz w:val="20"/>
+      </w:rPr>
+    </w:lvl>
+    <w:lvl w:ilvl="1" w:tentative="1">
+      <w:start w:val="1"/>
+      <w:numFmt w:val="bullet"/>
+      <w:lvlText w:val="o"/>
+      <w:lvlJc w:val="left"/>
+      <w:pPr>
+        <w:tabs>
+          <w:tab w:val="num" w:pos="1440"/>
+        </w:tabs>
+        <w:ind w:left="1440" w:hanging="360"/>
+      </w:pPr>
+      <w:rPr>
+        <w:rFonts w:ascii="Courier New" w:hAnsi="Courier New" w:hint="default"/>
+        <w:sz w:val="20"/>
+      </w:rPr>
+    </w:lvl>
+    <w:lvl w:ilvl="2" w:tentative="1">
+      <w:start w:val="1"/>
+      <w:numFmt w:val="bullet"/>
+      <w:lvlText w:val=""/>
+      <w:lvlJc w:val="left"/>
+      <w:pPr>
+        <w:tabs>
+          <w:tab w:val="num" w:pos="2160"/>
+        </w:tabs>
+        <w:ind w:left="2160" w:hanging="360"/>
+      </w:pPr>
+      <w:rPr>
+        <w:rFonts w:ascii="Wingdings" w:hAnsi="Wingdings" w:hint="default"/>
+        <w:sz w:val="20"/>
+      </w:rPr>
+    </w:lvl>
+    <w:lvl w:ilvl="3" w:tentative="1">
+      <w:start w:val="1"/>
+      <w:numFmt w:val="bullet"/>
+      <w:lvlText w:val=""/>
+      <w:lvlJc w:val="left"/>
+      <w:pPr>
+        <w:tabs>
+          <w:tab w:val="num" w:pos="2880"/>
+        </w:tabs>
+        <w:ind w:left="2880" w:hanging="360"/>
+      </w:pPr>
+      <w:rPr>
+        <w:rFonts w:ascii="Wingdings" w:hAnsi="Wingdings" w:hint="default"/>
+        <w:sz w:val="20"/>
+      </w:rPr>
+    </w:lvl>
+    <w:lvl w:ilvl="4" w:tentative="1">
+      <w:start w:val="1"/>
+      <w:numFmt w:val="bullet"/>
+      <w:lvlText w:val=""/>
+      <w:lvlJc w:val="left"/>
+      <w:pPr>
+        <w:tabs>
+          <w:tab w:val="num" w:pos="3600"/>
+        </w:tabs>
+        <w:ind w:left="3600" w:hanging="360"/>
+      </w:pPr>
+      <w:rPr>
+        <w:rFonts w:ascii="Wingdings" w:hAnsi="Wingdings" w:hint="default"/>
+        <w:sz w:val="20"/>
+      </w:rPr>
+    </w:lvl>
+    <w:lvl w:ilvl="5" w:tentative="1">
+      <w:start w:val="1"/>
+      <w:numFmt w:val="bullet"/>
+      <w:lvlText w:val=""/>
+      <w:lvlJc w:val="left"/>
+      <w:pPr>
+        <w:tabs>
+          <w:tab w:val="num" w:pos="4320"/>
+        </w:tabs>
+        <w:ind w:left="4320" w:hanging="360"/>
+      </w:pPr>
+      <w:rPr>
+        <w:rFonts w:ascii="Wingdings" w:hAnsi="Wingdings" w:hint="default"/>
+        <w:sz w:val="20"/>
+      </w:rPr>
+    </w:lvl>
+    <w:lvl w:ilvl="6" w:tentative="1">
+      <w:start w:val="1"/>
+      <w:numFmt w:val="bullet"/>
+      <w:lvlText w:val=""/>
+      <w:lvlJc w:val="left"/>
+      <w:pPr>
+        <w:tabs>
+          <w:tab w:val="num" w:pos="5040"/>
+        </w:tabs>
+        <w:ind w:left="5040" w:hanging="360"/>
+      </w:pPr>
+      <w:rPr>
+        <w:rFonts w:ascii="Wingdings" w:hAnsi="Wingdings" w:hint="default"/>
+        <w:sz w:val="20"/>
+      </w:rPr>
+    </w:lvl>
+    <w:lvl w:ilvl="7" w:tentative="1">
+      <w:start w:val="1"/>
+      <w:numFmt w:val="bullet"/>
+      <w:lvlText w:val=""/>
+      <w:lvlJc w:val="left"/>
+      <w:pPr>
+        <w:tabs>
+          <w:tab w:val="num" w:pos="5760"/>
+        </w:tabs>
+        <w:ind w:left="5760" w:hanging="360"/>
+      </w:pPr>
+      <w:rPr>
+        <w:rFonts w:ascii="Wingdings" w:hAnsi="Wingdings" w:hint="default"/>
+        <w:sz w:val="20"/>
+      </w:rPr>
+    </w:lvl>
+    <w:lvl w:ilvl="8" w:tentative="1">
+      <w:start w:val="1"/>
+      <w:numFmt w:val="bullet"/>
+      <w:lvlText w:val=""/>
+      <w:lvlJc w:val="left"/>
+      <w:pPr>
+        <w:tabs>
+          <w:tab w:val="num" w:pos="6480"/>
+        </w:tabs>
+        <w:ind w:left="6480" w:hanging="360"/>
+      </w:pPr>
+      <w:rPr>
+        <w:rFonts w:ascii="Wingdings" w:hAnsi="Wingdings" w:hint="default"/>
+        <w:sz w:val="20"/>
+      </w:rPr>
+    </w:lvl>
+  </w:abstractNum>
+  <w:abstractNum w:abstractNumId="3" w15:restartNumberingAfterBreak="0">
     <w:nsid w:val="126136E1"/>
     <w:multiLevelType w:val="multilevel"/>
     <w:tmpl w:val="365013C0"/>
@@ -2269,7 +5315,7 @@
       </w:rPr>
     </w:lvl>
   </w:abstractNum>
-  <w:abstractNum w:abstractNumId="2" w15:restartNumberingAfterBreak="0">
+  <w:abstractNum w:abstractNumId="4" w15:restartNumberingAfterBreak="0">
     <w:nsid w:val="18576CAA"/>
     <w:multiLevelType w:val="multilevel"/>
     <w:tmpl w:val="1E8C6768"/>
@@ -2386,7 +5432,7 @@
       </w:pPr>
     </w:lvl>
   </w:abstractNum>
-  <w:abstractNum w:abstractNumId="3" w15:restartNumberingAfterBreak="0">
+  <w:abstractNum w:abstractNumId="5" w15:restartNumberingAfterBreak="0">
     <w:nsid w:val="1F803358"/>
     <w:multiLevelType w:val="multilevel"/>
     <w:tmpl w:val="F5C8C2A0"/>
@@ -2535,7 +5581,454 @@
       </w:rPr>
     </w:lvl>
   </w:abstractNum>
-  <w:abstractNum w:abstractNumId="4" w15:restartNumberingAfterBreak="0">
+  <w:abstractNum w:abstractNumId="6" w15:restartNumberingAfterBreak="0">
+    <w:nsid w:val="32BC00CC"/>
+    <w:multiLevelType w:val="multilevel"/>
+    <w:tmpl w:val="A0403866"/>
+    <w:lvl w:ilvl="0">
+      <w:start w:val="1"/>
+      <w:numFmt w:val="bullet"/>
+      <w:lvlText w:val=""/>
+      <w:lvlJc w:val="left"/>
+      <w:pPr>
+        <w:tabs>
+          <w:tab w:val="num" w:pos="720"/>
+        </w:tabs>
+        <w:ind w:left="720" w:hanging="360"/>
+      </w:pPr>
+      <w:rPr>
+        <w:rFonts w:ascii="Symbol" w:hAnsi="Symbol" w:hint="default"/>
+        <w:sz w:val="20"/>
+      </w:rPr>
+    </w:lvl>
+    <w:lvl w:ilvl="1" w:tentative="1">
+      <w:start w:val="1"/>
+      <w:numFmt w:val="bullet"/>
+      <w:lvlText w:val="o"/>
+      <w:lvlJc w:val="left"/>
+      <w:pPr>
+        <w:tabs>
+          <w:tab w:val="num" w:pos="1440"/>
+        </w:tabs>
+        <w:ind w:left="1440" w:hanging="360"/>
+      </w:pPr>
+      <w:rPr>
+        <w:rFonts w:ascii="Courier New" w:hAnsi="Courier New" w:hint="default"/>
+        <w:sz w:val="20"/>
+      </w:rPr>
+    </w:lvl>
+    <w:lvl w:ilvl="2" w:tentative="1">
+      <w:start w:val="1"/>
+      <w:numFmt w:val="bullet"/>
+      <w:lvlText w:val=""/>
+      <w:lvlJc w:val="left"/>
+      <w:pPr>
+        <w:tabs>
+          <w:tab w:val="num" w:pos="2160"/>
+        </w:tabs>
+        <w:ind w:left="2160" w:hanging="360"/>
+      </w:pPr>
+      <w:rPr>
+        <w:rFonts w:ascii="Wingdings" w:hAnsi="Wingdings" w:hint="default"/>
+        <w:sz w:val="20"/>
+      </w:rPr>
+    </w:lvl>
+    <w:lvl w:ilvl="3" w:tentative="1">
+      <w:start w:val="1"/>
+      <w:numFmt w:val="bullet"/>
+      <w:lvlText w:val=""/>
+      <w:lvlJc w:val="left"/>
+      <w:pPr>
+        <w:tabs>
+          <w:tab w:val="num" w:pos="2880"/>
+        </w:tabs>
+        <w:ind w:left="2880" w:hanging="360"/>
+      </w:pPr>
+      <w:rPr>
+        <w:rFonts w:ascii="Wingdings" w:hAnsi="Wingdings" w:hint="default"/>
+        <w:sz w:val="20"/>
+      </w:rPr>
+    </w:lvl>
+    <w:lvl w:ilvl="4" w:tentative="1">
+      <w:start w:val="1"/>
+      <w:numFmt w:val="bullet"/>
+      <w:lvlText w:val=""/>
+      <w:lvlJc w:val="left"/>
+      <w:pPr>
+        <w:tabs>
+          <w:tab w:val="num" w:pos="3600"/>
+        </w:tabs>
+        <w:ind w:left="3600" w:hanging="360"/>
+      </w:pPr>
+      <w:rPr>
+        <w:rFonts w:ascii="Wingdings" w:hAnsi="Wingdings" w:hint="default"/>
+        <w:sz w:val="20"/>
+      </w:rPr>
+    </w:lvl>
+    <w:lvl w:ilvl="5" w:tentative="1">
+      <w:start w:val="1"/>
+      <w:numFmt w:val="bullet"/>
+      <w:lvlText w:val=""/>
+      <w:lvlJc w:val="left"/>
+      <w:pPr>
+        <w:tabs>
+          <w:tab w:val="num" w:pos="4320"/>
+        </w:tabs>
+        <w:ind w:left="4320" w:hanging="360"/>
+      </w:pPr>
+      <w:rPr>
+        <w:rFonts w:ascii="Wingdings" w:hAnsi="Wingdings" w:hint="default"/>
+        <w:sz w:val="20"/>
+      </w:rPr>
+    </w:lvl>
+    <w:lvl w:ilvl="6" w:tentative="1">
+      <w:start w:val="1"/>
+      <w:numFmt w:val="bullet"/>
+      <w:lvlText w:val=""/>
+      <w:lvlJc w:val="left"/>
+      <w:pPr>
+        <w:tabs>
+          <w:tab w:val="num" w:pos="5040"/>
+        </w:tabs>
+        <w:ind w:left="5040" w:hanging="360"/>
+      </w:pPr>
+      <w:rPr>
+        <w:rFonts w:ascii="Wingdings" w:hAnsi="Wingdings" w:hint="default"/>
+        <w:sz w:val="20"/>
+      </w:rPr>
+    </w:lvl>
+    <w:lvl w:ilvl="7" w:tentative="1">
+      <w:start w:val="1"/>
+      <w:numFmt w:val="bullet"/>
+      <w:lvlText w:val=""/>
+      <w:lvlJc w:val="left"/>
+      <w:pPr>
+        <w:tabs>
+          <w:tab w:val="num" w:pos="5760"/>
+        </w:tabs>
+        <w:ind w:left="5760" w:hanging="360"/>
+      </w:pPr>
+      <w:rPr>
+        <w:rFonts w:ascii="Wingdings" w:hAnsi="Wingdings" w:hint="default"/>
+        <w:sz w:val="20"/>
+      </w:rPr>
+    </w:lvl>
+    <w:lvl w:ilvl="8" w:tentative="1">
+      <w:start w:val="1"/>
+      <w:numFmt w:val="bullet"/>
+      <w:lvlText w:val=""/>
+      <w:lvlJc w:val="left"/>
+      <w:pPr>
+        <w:tabs>
+          <w:tab w:val="num" w:pos="6480"/>
+        </w:tabs>
+        <w:ind w:left="6480" w:hanging="360"/>
+      </w:pPr>
+      <w:rPr>
+        <w:rFonts w:ascii="Wingdings" w:hAnsi="Wingdings" w:hint="default"/>
+        <w:sz w:val="20"/>
+      </w:rPr>
+    </w:lvl>
+  </w:abstractNum>
+  <w:abstractNum w:abstractNumId="7" w15:restartNumberingAfterBreak="0">
+    <w:nsid w:val="332D7CA4"/>
+    <w:multiLevelType w:val="multilevel"/>
+    <w:tmpl w:val="E61206C8"/>
+    <w:lvl w:ilvl="0">
+      <w:start w:val="1"/>
+      <w:numFmt w:val="bullet"/>
+      <w:lvlText w:val=""/>
+      <w:lvlJc w:val="left"/>
+      <w:pPr>
+        <w:tabs>
+          <w:tab w:val="num" w:pos="720"/>
+        </w:tabs>
+        <w:ind w:left="720" w:hanging="360"/>
+      </w:pPr>
+      <w:rPr>
+        <w:rFonts w:ascii="Symbol" w:hAnsi="Symbol" w:hint="default"/>
+        <w:sz w:val="20"/>
+      </w:rPr>
+    </w:lvl>
+    <w:lvl w:ilvl="1" w:tentative="1">
+      <w:start w:val="1"/>
+      <w:numFmt w:val="bullet"/>
+      <w:lvlText w:val="o"/>
+      <w:lvlJc w:val="left"/>
+      <w:pPr>
+        <w:tabs>
+          <w:tab w:val="num" w:pos="1440"/>
+        </w:tabs>
+        <w:ind w:left="1440" w:hanging="360"/>
+      </w:pPr>
+      <w:rPr>
+        <w:rFonts w:ascii="Courier New" w:hAnsi="Courier New" w:hint="default"/>
+        <w:sz w:val="20"/>
+      </w:rPr>
+    </w:lvl>
+    <w:lvl w:ilvl="2" w:tentative="1">
+      <w:start w:val="1"/>
+      <w:numFmt w:val="bullet"/>
+      <w:lvlText w:val=""/>
+      <w:lvlJc w:val="left"/>
+      <w:pPr>
+        <w:tabs>
+          <w:tab w:val="num" w:pos="2160"/>
+        </w:tabs>
+        <w:ind w:left="2160" w:hanging="360"/>
+      </w:pPr>
+      <w:rPr>
+        <w:rFonts w:ascii="Wingdings" w:hAnsi="Wingdings" w:hint="default"/>
+        <w:sz w:val="20"/>
+      </w:rPr>
+    </w:lvl>
+    <w:lvl w:ilvl="3" w:tentative="1">
+      <w:start w:val="1"/>
+      <w:numFmt w:val="bullet"/>
+      <w:lvlText w:val=""/>
+      <w:lvlJc w:val="left"/>
+      <w:pPr>
+        <w:tabs>
+          <w:tab w:val="num" w:pos="2880"/>
+        </w:tabs>
+        <w:ind w:left="2880" w:hanging="360"/>
+      </w:pPr>
+      <w:rPr>
+        <w:rFonts w:ascii="Wingdings" w:hAnsi="Wingdings" w:hint="default"/>
+        <w:sz w:val="20"/>
+      </w:rPr>
+    </w:lvl>
+    <w:lvl w:ilvl="4" w:tentative="1">
+      <w:start w:val="1"/>
+      <w:numFmt w:val="bullet"/>
+      <w:lvlText w:val=""/>
+      <w:lvlJc w:val="left"/>
+      <w:pPr>
+        <w:tabs>
+          <w:tab w:val="num" w:pos="3600"/>
+        </w:tabs>
+        <w:ind w:left="3600" w:hanging="360"/>
+      </w:pPr>
+      <w:rPr>
+        <w:rFonts w:ascii="Wingdings" w:hAnsi="Wingdings" w:hint="default"/>
+        <w:sz w:val="20"/>
+      </w:rPr>
+    </w:lvl>
+    <w:lvl w:ilvl="5" w:tentative="1">
+      <w:start w:val="1"/>
+      <w:numFmt w:val="bullet"/>
+      <w:lvlText w:val=""/>
+      <w:lvlJc w:val="left"/>
+      <w:pPr>
+        <w:tabs>
+          <w:tab w:val="num" w:pos="4320"/>
+        </w:tabs>
+        <w:ind w:left="4320" w:hanging="360"/>
+      </w:pPr>
+      <w:rPr>
+        <w:rFonts w:ascii="Wingdings" w:hAnsi="Wingdings" w:hint="default"/>
+        <w:sz w:val="20"/>
+      </w:rPr>
+    </w:lvl>
+    <w:lvl w:ilvl="6" w:tentative="1">
+      <w:start w:val="1"/>
+      <w:numFmt w:val="bullet"/>
+      <w:lvlText w:val=""/>
+      <w:lvlJc w:val="left"/>
+      <w:pPr>
+        <w:tabs>
+          <w:tab w:val="num" w:pos="5040"/>
+        </w:tabs>
+        <w:ind w:left="5040" w:hanging="360"/>
+      </w:pPr>
+      <w:rPr>
+        <w:rFonts w:ascii="Wingdings" w:hAnsi="Wingdings" w:hint="default"/>
+        <w:sz w:val="20"/>
+      </w:rPr>
+    </w:lvl>
+    <w:lvl w:ilvl="7" w:tentative="1">
+      <w:start w:val="1"/>
+      <w:numFmt w:val="bullet"/>
+      <w:lvlText w:val=""/>
+      <w:lvlJc w:val="left"/>
+      <w:pPr>
+        <w:tabs>
+          <w:tab w:val="num" w:pos="5760"/>
+        </w:tabs>
+        <w:ind w:left="5760" w:hanging="360"/>
+      </w:pPr>
+      <w:rPr>
+        <w:rFonts w:ascii="Wingdings" w:hAnsi="Wingdings" w:hint="default"/>
+        <w:sz w:val="20"/>
+      </w:rPr>
+    </w:lvl>
+    <w:lvl w:ilvl="8" w:tentative="1">
+      <w:start w:val="1"/>
+      <w:numFmt w:val="bullet"/>
+      <w:lvlText w:val=""/>
+      <w:lvlJc w:val="left"/>
+      <w:pPr>
+        <w:tabs>
+          <w:tab w:val="num" w:pos="6480"/>
+        </w:tabs>
+        <w:ind w:left="6480" w:hanging="360"/>
+      </w:pPr>
+      <w:rPr>
+        <w:rFonts w:ascii="Wingdings" w:hAnsi="Wingdings" w:hint="default"/>
+        <w:sz w:val="20"/>
+      </w:rPr>
+    </w:lvl>
+  </w:abstractNum>
+  <w:abstractNum w:abstractNumId="8" w15:restartNumberingAfterBreak="0">
+    <w:nsid w:val="33630CA4"/>
+    <w:multiLevelType w:val="multilevel"/>
+    <w:tmpl w:val="346C5EEE"/>
+    <w:lvl w:ilvl="0">
+      <w:start w:val="1"/>
+      <w:numFmt w:val="bullet"/>
+      <w:lvlText w:val=""/>
+      <w:lvlJc w:val="left"/>
+      <w:pPr>
+        <w:tabs>
+          <w:tab w:val="num" w:pos="720"/>
+        </w:tabs>
+        <w:ind w:left="720" w:hanging="360"/>
+      </w:pPr>
+      <w:rPr>
+        <w:rFonts w:ascii="Symbol" w:hAnsi="Symbol" w:hint="default"/>
+        <w:sz w:val="20"/>
+      </w:rPr>
+    </w:lvl>
+    <w:lvl w:ilvl="1" w:tentative="1">
+      <w:start w:val="1"/>
+      <w:numFmt w:val="bullet"/>
+      <w:lvlText w:val="o"/>
+      <w:lvlJc w:val="left"/>
+      <w:pPr>
+        <w:tabs>
+          <w:tab w:val="num" w:pos="1440"/>
+        </w:tabs>
+        <w:ind w:left="1440" w:hanging="360"/>
+      </w:pPr>
+      <w:rPr>
+        <w:rFonts w:ascii="Courier New" w:hAnsi="Courier New" w:hint="default"/>
+        <w:sz w:val="20"/>
+      </w:rPr>
+    </w:lvl>
+    <w:lvl w:ilvl="2" w:tentative="1">
+      <w:start w:val="1"/>
+      <w:numFmt w:val="bullet"/>
+      <w:lvlText w:val=""/>
+      <w:lvlJc w:val="left"/>
+      <w:pPr>
+        <w:tabs>
+          <w:tab w:val="num" w:pos="2160"/>
+        </w:tabs>
+        <w:ind w:left="2160" w:hanging="360"/>
+      </w:pPr>
+      <w:rPr>
+        <w:rFonts w:ascii="Wingdings" w:hAnsi="Wingdings" w:hint="default"/>
+        <w:sz w:val="20"/>
+      </w:rPr>
+    </w:lvl>
+    <w:lvl w:ilvl="3" w:tentative="1">
+      <w:start w:val="1"/>
+      <w:numFmt w:val="bullet"/>
+      <w:lvlText w:val=""/>
+      <w:lvlJc w:val="left"/>
+      <w:pPr>
+        <w:tabs>
+          <w:tab w:val="num" w:pos="2880"/>
+        </w:tabs>
+        <w:ind w:left="2880" w:hanging="360"/>
+      </w:pPr>
+      <w:rPr>
+        <w:rFonts w:ascii="Wingdings" w:hAnsi="Wingdings" w:hint="default"/>
+        <w:sz w:val="20"/>
+      </w:rPr>
+    </w:lvl>
+    <w:lvl w:ilvl="4" w:tentative="1">
+      <w:start w:val="1"/>
+      <w:numFmt w:val="bullet"/>
+      <w:lvlText w:val=""/>
+      <w:lvlJc w:val="left"/>
+      <w:pPr>
+        <w:tabs>
+          <w:tab w:val="num" w:pos="3600"/>
+        </w:tabs>
+        <w:ind w:left="3600" w:hanging="360"/>
+      </w:pPr>
+      <w:rPr>
+        <w:rFonts w:ascii="Wingdings" w:hAnsi="Wingdings" w:hint="default"/>
+        <w:sz w:val="20"/>
+      </w:rPr>
+    </w:lvl>
+    <w:lvl w:ilvl="5" w:tentative="1">
+      <w:start w:val="1"/>
+      <w:numFmt w:val="bullet"/>
+      <w:lvlText w:val=""/>
+      <w:lvlJc w:val="left"/>
+      <w:pPr>
+        <w:tabs>
+          <w:tab w:val="num" w:pos="4320"/>
+        </w:tabs>
+        <w:ind w:left="4320" w:hanging="360"/>
+      </w:pPr>
+      <w:rPr>
+        <w:rFonts w:ascii="Wingdings" w:hAnsi="Wingdings" w:hint="default"/>
+        <w:sz w:val="20"/>
+      </w:rPr>
+    </w:lvl>
+    <w:lvl w:ilvl="6" w:tentative="1">
+      <w:start w:val="1"/>
+      <w:numFmt w:val="bullet"/>
+      <w:lvlText w:val=""/>
+      <w:lvlJc w:val="left"/>
+      <w:pPr>
+        <w:tabs>
+          <w:tab w:val="num" w:pos="5040"/>
+        </w:tabs>
+        <w:ind w:left="5040" w:hanging="360"/>
+      </w:pPr>
+      <w:rPr>
+        <w:rFonts w:ascii="Wingdings" w:hAnsi="Wingdings" w:hint="default"/>
+        <w:sz w:val="20"/>
+      </w:rPr>
+    </w:lvl>
+    <w:lvl w:ilvl="7" w:tentative="1">
+      <w:start w:val="1"/>
+      <w:numFmt w:val="bullet"/>
+      <w:lvlText w:val=""/>
+      <w:lvlJc w:val="left"/>
+      <w:pPr>
+        <w:tabs>
+          <w:tab w:val="num" w:pos="5760"/>
+        </w:tabs>
+        <w:ind w:left="5760" w:hanging="360"/>
+      </w:pPr>
+      <w:rPr>
+        <w:rFonts w:ascii="Wingdings" w:hAnsi="Wingdings" w:hint="default"/>
+        <w:sz w:val="20"/>
+      </w:rPr>
+    </w:lvl>
+    <w:lvl w:ilvl="8" w:tentative="1">
+      <w:start w:val="1"/>
+      <w:numFmt w:val="bullet"/>
+      <w:lvlText w:val=""/>
+      <w:lvlJc w:val="left"/>
+      <w:pPr>
+        <w:tabs>
+          <w:tab w:val="num" w:pos="6480"/>
+        </w:tabs>
+        <w:ind w:left="6480" w:hanging="360"/>
+      </w:pPr>
+      <w:rPr>
+        <w:rFonts w:ascii="Wingdings" w:hAnsi="Wingdings" w:hint="default"/>
+        <w:sz w:val="20"/>
+      </w:rPr>
+    </w:lvl>
+  </w:abstractNum>
+  <w:abstractNum w:abstractNumId="9" w15:restartNumberingAfterBreak="0">
     <w:nsid w:val="364D74E5"/>
     <w:multiLevelType w:val="multilevel"/>
     <w:tmpl w:val="ADEE2E74"/>
@@ -2684,7 +6177,269 @@
       </w:rPr>
     </w:lvl>
   </w:abstractNum>
-  <w:abstractNum w:abstractNumId="5" w15:restartNumberingAfterBreak="0">
+  <w:abstractNum w:abstractNumId="10" w15:restartNumberingAfterBreak="0">
+    <w:nsid w:val="38D91C73"/>
+    <w:multiLevelType w:val="multilevel"/>
+    <w:tmpl w:val="2F9280A8"/>
+    <w:lvl w:ilvl="0">
+      <w:start w:val="1"/>
+      <w:numFmt w:val="bullet"/>
+      <w:lvlText w:val=""/>
+      <w:lvlJc w:val="left"/>
+      <w:pPr>
+        <w:tabs>
+          <w:tab w:val="num" w:pos="720"/>
+        </w:tabs>
+        <w:ind w:left="720" w:hanging="360"/>
+      </w:pPr>
+      <w:rPr>
+        <w:rFonts w:ascii="Symbol" w:hAnsi="Symbol" w:hint="default"/>
+        <w:sz w:val="20"/>
+      </w:rPr>
+    </w:lvl>
+    <w:lvl w:ilvl="1" w:tentative="1">
+      <w:start w:val="1"/>
+      <w:numFmt w:val="bullet"/>
+      <w:lvlText w:val="o"/>
+      <w:lvlJc w:val="left"/>
+      <w:pPr>
+        <w:tabs>
+          <w:tab w:val="num" w:pos="1440"/>
+        </w:tabs>
+        <w:ind w:left="1440" w:hanging="360"/>
+      </w:pPr>
+      <w:rPr>
+        <w:rFonts w:ascii="Courier New" w:hAnsi="Courier New" w:hint="default"/>
+        <w:sz w:val="20"/>
+      </w:rPr>
+    </w:lvl>
+    <w:lvl w:ilvl="2" w:tentative="1">
+      <w:start w:val="1"/>
+      <w:numFmt w:val="bullet"/>
+      <w:lvlText w:val=""/>
+      <w:lvlJc w:val="left"/>
+      <w:pPr>
+        <w:tabs>
+          <w:tab w:val="num" w:pos="2160"/>
+        </w:tabs>
+        <w:ind w:left="2160" w:hanging="360"/>
+      </w:pPr>
+      <w:rPr>
+        <w:rFonts w:ascii="Wingdings" w:hAnsi="Wingdings" w:hint="default"/>
+        <w:sz w:val="20"/>
+      </w:rPr>
+    </w:lvl>
+    <w:lvl w:ilvl="3" w:tentative="1">
+      <w:start w:val="1"/>
+      <w:numFmt w:val="bullet"/>
+      <w:lvlText w:val=""/>
+      <w:lvlJc w:val="left"/>
+      <w:pPr>
+        <w:tabs>
+          <w:tab w:val="num" w:pos="2880"/>
+        </w:tabs>
+        <w:ind w:left="2880" w:hanging="360"/>
+      </w:pPr>
+      <w:rPr>
+        <w:rFonts w:ascii="Wingdings" w:hAnsi="Wingdings" w:hint="default"/>
+        <w:sz w:val="20"/>
+      </w:rPr>
+    </w:lvl>
+    <w:lvl w:ilvl="4" w:tentative="1">
+      <w:start w:val="1"/>
+      <w:numFmt w:val="bullet"/>
+      <w:lvlText w:val=""/>
+      <w:lvlJc w:val="left"/>
+      <w:pPr>
+        <w:tabs>
+          <w:tab w:val="num" w:pos="3600"/>
+        </w:tabs>
+        <w:ind w:left="3600" w:hanging="360"/>
+      </w:pPr>
+      <w:rPr>
+        <w:rFonts w:ascii="Wingdings" w:hAnsi="Wingdings" w:hint="default"/>
+        <w:sz w:val="20"/>
+      </w:rPr>
+    </w:lvl>
+    <w:lvl w:ilvl="5" w:tentative="1">
+      <w:start w:val="1"/>
+      <w:numFmt w:val="bullet"/>
+      <w:lvlText w:val=""/>
+      <w:lvlJc w:val="left"/>
+      <w:pPr>
+        <w:tabs>
+          <w:tab w:val="num" w:pos="4320"/>
+        </w:tabs>
+        <w:ind w:left="4320" w:hanging="360"/>
+      </w:pPr>
+      <w:rPr>
+        <w:rFonts w:ascii="Wingdings" w:hAnsi="Wingdings" w:hint="default"/>
+        <w:sz w:val="20"/>
+      </w:rPr>
+    </w:lvl>
+    <w:lvl w:ilvl="6" w:tentative="1">
+      <w:start w:val="1"/>
+      <w:numFmt w:val="bullet"/>
+      <w:lvlText w:val=""/>
+      <w:lvlJc w:val="left"/>
+      <w:pPr>
+        <w:tabs>
+          <w:tab w:val="num" w:pos="5040"/>
+        </w:tabs>
+        <w:ind w:left="5040" w:hanging="360"/>
+      </w:pPr>
+      <w:rPr>
+        <w:rFonts w:ascii="Wingdings" w:hAnsi="Wingdings" w:hint="default"/>
+        <w:sz w:val="20"/>
+      </w:rPr>
+    </w:lvl>
+    <w:lvl w:ilvl="7" w:tentative="1">
+      <w:start w:val="1"/>
+      <w:numFmt w:val="bullet"/>
+      <w:lvlText w:val=""/>
+      <w:lvlJc w:val="left"/>
+      <w:pPr>
+        <w:tabs>
+          <w:tab w:val="num" w:pos="5760"/>
+        </w:tabs>
+        <w:ind w:left="5760" w:hanging="360"/>
+      </w:pPr>
+      <w:rPr>
+        <w:rFonts w:ascii="Wingdings" w:hAnsi="Wingdings" w:hint="default"/>
+        <w:sz w:val="20"/>
+      </w:rPr>
+    </w:lvl>
+    <w:lvl w:ilvl="8" w:tentative="1">
+      <w:start w:val="1"/>
+      <w:numFmt w:val="bullet"/>
+      <w:lvlText w:val=""/>
+      <w:lvlJc w:val="left"/>
+      <w:pPr>
+        <w:tabs>
+          <w:tab w:val="num" w:pos="6480"/>
+        </w:tabs>
+        <w:ind w:left="6480" w:hanging="360"/>
+      </w:pPr>
+      <w:rPr>
+        <w:rFonts w:ascii="Wingdings" w:hAnsi="Wingdings" w:hint="default"/>
+        <w:sz w:val="20"/>
+      </w:rPr>
+    </w:lvl>
+  </w:abstractNum>
+  <w:abstractNum w:abstractNumId="11" w15:restartNumberingAfterBreak="0">
+    <w:nsid w:val="3F5A1AC5"/>
+    <w:multiLevelType w:val="multilevel"/>
+    <w:tmpl w:val="65083DEA"/>
+    <w:lvl w:ilvl="0">
+      <w:start w:val="1"/>
+      <w:numFmt w:val="decimal"/>
+      <w:lvlText w:val="%1."/>
+      <w:lvlJc w:val="left"/>
+      <w:pPr>
+        <w:tabs>
+          <w:tab w:val="num" w:pos="720"/>
+        </w:tabs>
+        <w:ind w:left="720" w:hanging="360"/>
+      </w:pPr>
+    </w:lvl>
+    <w:lvl w:ilvl="1" w:tentative="1">
+      <w:start w:val="1"/>
+      <w:numFmt w:val="decimal"/>
+      <w:lvlText w:val="%2."/>
+      <w:lvlJc w:val="left"/>
+      <w:pPr>
+        <w:tabs>
+          <w:tab w:val="num" w:pos="1440"/>
+        </w:tabs>
+        <w:ind w:left="1440" w:hanging="360"/>
+      </w:pPr>
+    </w:lvl>
+    <w:lvl w:ilvl="2" w:tentative="1">
+      <w:start w:val="1"/>
+      <w:numFmt w:val="decimal"/>
+      <w:lvlText w:val="%3."/>
+      <w:lvlJc w:val="left"/>
+      <w:pPr>
+        <w:tabs>
+          <w:tab w:val="num" w:pos="2160"/>
+        </w:tabs>
+        <w:ind w:left="2160" w:hanging="360"/>
+      </w:pPr>
+    </w:lvl>
+    <w:lvl w:ilvl="3" w:tentative="1">
+      <w:start w:val="1"/>
+      <w:numFmt w:val="decimal"/>
+      <w:lvlText w:val="%4."/>
+      <w:lvlJc w:val="left"/>
+      <w:pPr>
+        <w:tabs>
+          <w:tab w:val="num" w:pos="2880"/>
+        </w:tabs>
+        <w:ind w:left="2880" w:hanging="360"/>
+      </w:pPr>
+    </w:lvl>
+    <w:lvl w:ilvl="4" w:tentative="1">
+      <w:start w:val="1"/>
+      <w:numFmt w:val="decimal"/>
+      <w:lvlText w:val="%5."/>
+      <w:lvlJc w:val="left"/>
+      <w:pPr>
+        <w:tabs>
+          <w:tab w:val="num" w:pos="3600"/>
+        </w:tabs>
+        <w:ind w:left="3600" w:hanging="360"/>
+      </w:pPr>
+    </w:lvl>
+    <w:lvl w:ilvl="5" w:tentative="1">
+      <w:start w:val="1"/>
+      <w:numFmt w:val="decimal"/>
+      <w:lvlText w:val="%6."/>
+      <w:lvlJc w:val="left"/>
+      <w:pPr>
+        <w:tabs>
+          <w:tab w:val="num" w:pos="4320"/>
+        </w:tabs>
+        <w:ind w:left="4320" w:hanging="360"/>
+      </w:pPr>
+    </w:lvl>
+    <w:lvl w:ilvl="6" w:tentative="1">
+      <w:start w:val="1"/>
+      <w:numFmt w:val="decimal"/>
+      <w:lvlText w:val="%7."/>
+      <w:lvlJc w:val="left"/>
+      <w:pPr>
+        <w:tabs>
+          <w:tab w:val="num" w:pos="5040"/>
+        </w:tabs>
+        <w:ind w:left="5040" w:hanging="360"/>
+      </w:pPr>
+    </w:lvl>
+    <w:lvl w:ilvl="7" w:tentative="1">
+      <w:start w:val="1"/>
+      <w:numFmt w:val="decimal"/>
+      <w:lvlText w:val="%8."/>
+      <w:lvlJc w:val="left"/>
+      <w:pPr>
+        <w:tabs>
+          <w:tab w:val="num" w:pos="5760"/>
+        </w:tabs>
+        <w:ind w:left="5760" w:hanging="360"/>
+      </w:pPr>
+    </w:lvl>
+    <w:lvl w:ilvl="8" w:tentative="1">
+      <w:start w:val="1"/>
+      <w:numFmt w:val="decimal"/>
+      <w:lvlText w:val="%9."/>
+      <w:lvlJc w:val="left"/>
+      <w:pPr>
+        <w:tabs>
+          <w:tab w:val="num" w:pos="6480"/>
+        </w:tabs>
+        <w:ind w:left="6480" w:hanging="360"/>
+      </w:pPr>
+    </w:lvl>
+  </w:abstractNum>
+  <w:abstractNum w:abstractNumId="12" w15:restartNumberingAfterBreak="0">
     <w:nsid w:val="415C25F4"/>
     <w:multiLevelType w:val="multilevel"/>
     <w:tmpl w:val="7B7EF17A"/>
@@ -2833,7 +6588,7 @@
       </w:rPr>
     </w:lvl>
   </w:abstractNum>
-  <w:abstractNum w:abstractNumId="6" w15:restartNumberingAfterBreak="0">
+  <w:abstractNum w:abstractNumId="13" w15:restartNumberingAfterBreak="0">
     <w:nsid w:val="49032A3A"/>
     <w:multiLevelType w:val="multilevel"/>
     <w:tmpl w:val="618EDB00"/>
@@ -2982,7 +6737,156 @@
       </w:rPr>
     </w:lvl>
   </w:abstractNum>
-  <w:abstractNum w:abstractNumId="7" w15:restartNumberingAfterBreak="0">
+  <w:abstractNum w:abstractNumId="14" w15:restartNumberingAfterBreak="0">
+    <w:nsid w:val="554C120F"/>
+    <w:multiLevelType w:val="multilevel"/>
+    <w:tmpl w:val="1A56A776"/>
+    <w:lvl w:ilvl="0">
+      <w:start w:val="1"/>
+      <w:numFmt w:val="bullet"/>
+      <w:lvlText w:val=""/>
+      <w:lvlJc w:val="left"/>
+      <w:pPr>
+        <w:tabs>
+          <w:tab w:val="num" w:pos="720"/>
+        </w:tabs>
+        <w:ind w:left="720" w:hanging="360"/>
+      </w:pPr>
+      <w:rPr>
+        <w:rFonts w:ascii="Symbol" w:hAnsi="Symbol" w:hint="default"/>
+        <w:sz w:val="20"/>
+      </w:rPr>
+    </w:lvl>
+    <w:lvl w:ilvl="1" w:tentative="1">
+      <w:start w:val="1"/>
+      <w:numFmt w:val="bullet"/>
+      <w:lvlText w:val="o"/>
+      <w:lvlJc w:val="left"/>
+      <w:pPr>
+        <w:tabs>
+          <w:tab w:val="num" w:pos="1440"/>
+        </w:tabs>
+        <w:ind w:left="1440" w:hanging="360"/>
+      </w:pPr>
+      <w:rPr>
+        <w:rFonts w:ascii="Courier New" w:hAnsi="Courier New" w:hint="default"/>
+        <w:sz w:val="20"/>
+      </w:rPr>
+    </w:lvl>
+    <w:lvl w:ilvl="2" w:tentative="1">
+      <w:start w:val="1"/>
+      <w:numFmt w:val="bullet"/>
+      <w:lvlText w:val=""/>
+      <w:lvlJc w:val="left"/>
+      <w:pPr>
+        <w:tabs>
+          <w:tab w:val="num" w:pos="2160"/>
+        </w:tabs>
+        <w:ind w:left="2160" w:hanging="360"/>
+      </w:pPr>
+      <w:rPr>
+        <w:rFonts w:ascii="Wingdings" w:hAnsi="Wingdings" w:hint="default"/>
+        <w:sz w:val="20"/>
+      </w:rPr>
+    </w:lvl>
+    <w:lvl w:ilvl="3" w:tentative="1">
+      <w:start w:val="1"/>
+      <w:numFmt w:val="bullet"/>
+      <w:lvlText w:val=""/>
+      <w:lvlJc w:val="left"/>
+      <w:pPr>
+        <w:tabs>
+          <w:tab w:val="num" w:pos="2880"/>
+        </w:tabs>
+        <w:ind w:left="2880" w:hanging="360"/>
+      </w:pPr>
+      <w:rPr>
+        <w:rFonts w:ascii="Wingdings" w:hAnsi="Wingdings" w:hint="default"/>
+        <w:sz w:val="20"/>
+      </w:rPr>
+    </w:lvl>
+    <w:lvl w:ilvl="4" w:tentative="1">
+      <w:start w:val="1"/>
+      <w:numFmt w:val="bullet"/>
+      <w:lvlText w:val=""/>
+      <w:lvlJc w:val="left"/>
+      <w:pPr>
+        <w:tabs>
+          <w:tab w:val="num" w:pos="3600"/>
+        </w:tabs>
+        <w:ind w:left="3600" w:hanging="360"/>
+      </w:pPr>
+      <w:rPr>
+        <w:rFonts w:ascii="Wingdings" w:hAnsi="Wingdings" w:hint="default"/>
+        <w:sz w:val="20"/>
+      </w:rPr>
+    </w:lvl>
+    <w:lvl w:ilvl="5" w:tentative="1">
+      <w:start w:val="1"/>
+      <w:numFmt w:val="bullet"/>
+      <w:lvlText w:val=""/>
+      <w:lvlJc w:val="left"/>
+      <w:pPr>
+        <w:tabs>
+          <w:tab w:val="num" w:pos="4320"/>
+        </w:tabs>
+        <w:ind w:left="4320" w:hanging="360"/>
+      </w:pPr>
+      <w:rPr>
+        <w:rFonts w:ascii="Wingdings" w:hAnsi="Wingdings" w:hint="default"/>
+        <w:sz w:val="20"/>
+      </w:rPr>
+    </w:lvl>
+    <w:lvl w:ilvl="6" w:tentative="1">
+      <w:start w:val="1"/>
+      <w:numFmt w:val="bullet"/>
+      <w:lvlText w:val=""/>
+      <w:lvlJc w:val="left"/>
+      <w:pPr>
+        <w:tabs>
+          <w:tab w:val="num" w:pos="5040"/>
+        </w:tabs>
+        <w:ind w:left="5040" w:hanging="360"/>
+      </w:pPr>
+      <w:rPr>
+        <w:rFonts w:ascii="Wingdings" w:hAnsi="Wingdings" w:hint="default"/>
+        <w:sz w:val="20"/>
+      </w:rPr>
+    </w:lvl>
+    <w:lvl w:ilvl="7" w:tentative="1">
+      <w:start w:val="1"/>
+      <w:numFmt w:val="bullet"/>
+      <w:lvlText w:val=""/>
+      <w:lvlJc w:val="left"/>
+      <w:pPr>
+        <w:tabs>
+          <w:tab w:val="num" w:pos="5760"/>
+        </w:tabs>
+        <w:ind w:left="5760" w:hanging="360"/>
+      </w:pPr>
+      <w:rPr>
+        <w:rFonts w:ascii="Wingdings" w:hAnsi="Wingdings" w:hint="default"/>
+        <w:sz w:val="20"/>
+      </w:rPr>
+    </w:lvl>
+    <w:lvl w:ilvl="8" w:tentative="1">
+      <w:start w:val="1"/>
+      <w:numFmt w:val="bullet"/>
+      <w:lvlText w:val=""/>
+      <w:lvlJc w:val="left"/>
+      <w:pPr>
+        <w:tabs>
+          <w:tab w:val="num" w:pos="6480"/>
+        </w:tabs>
+        <w:ind w:left="6480" w:hanging="360"/>
+      </w:pPr>
+      <w:rPr>
+        <w:rFonts w:ascii="Wingdings" w:hAnsi="Wingdings" w:hint="default"/>
+        <w:sz w:val="20"/>
+      </w:rPr>
+    </w:lvl>
+  </w:abstractNum>
+  <w:abstractNum w:abstractNumId="15" w15:restartNumberingAfterBreak="0">
     <w:nsid w:val="56887981"/>
     <w:multiLevelType w:val="multilevel"/>
     <w:tmpl w:val="42947758"/>
@@ -3131,7 +7035,7 @@
       </w:rPr>
     </w:lvl>
   </w:abstractNum>
-  <w:abstractNum w:abstractNumId="8" w15:restartNumberingAfterBreak="0">
+  <w:abstractNum w:abstractNumId="16" w15:restartNumberingAfterBreak="0">
     <w:nsid w:val="607D6017"/>
     <w:multiLevelType w:val="multilevel"/>
     <w:tmpl w:val="29F63D88"/>
@@ -3280,7 +7184,156 @@
       </w:rPr>
     </w:lvl>
   </w:abstractNum>
-  <w:abstractNum w:abstractNumId="9" w15:restartNumberingAfterBreak="0">
+  <w:abstractNum w:abstractNumId="17" w15:restartNumberingAfterBreak="0">
+    <w:nsid w:val="62BD3F5E"/>
+    <w:multiLevelType w:val="multilevel"/>
+    <w:tmpl w:val="841A6B1E"/>
+    <w:lvl w:ilvl="0">
+      <w:start w:val="1"/>
+      <w:numFmt w:val="bullet"/>
+      <w:lvlText w:val=""/>
+      <w:lvlJc w:val="left"/>
+      <w:pPr>
+        <w:tabs>
+          <w:tab w:val="num" w:pos="720"/>
+        </w:tabs>
+        <w:ind w:left="720" w:hanging="360"/>
+      </w:pPr>
+      <w:rPr>
+        <w:rFonts w:ascii="Symbol" w:hAnsi="Symbol" w:hint="default"/>
+        <w:sz w:val="20"/>
+      </w:rPr>
+    </w:lvl>
+    <w:lvl w:ilvl="1" w:tentative="1">
+      <w:start w:val="1"/>
+      <w:numFmt w:val="bullet"/>
+      <w:lvlText w:val="o"/>
+      <w:lvlJc w:val="left"/>
+      <w:pPr>
+        <w:tabs>
+          <w:tab w:val="num" w:pos="1440"/>
+        </w:tabs>
+        <w:ind w:left="1440" w:hanging="360"/>
+      </w:pPr>
+      <w:rPr>
+        <w:rFonts w:ascii="Courier New" w:hAnsi="Courier New" w:hint="default"/>
+        <w:sz w:val="20"/>
+      </w:rPr>
+    </w:lvl>
+    <w:lvl w:ilvl="2" w:tentative="1">
+      <w:start w:val="1"/>
+      <w:numFmt w:val="bullet"/>
+      <w:lvlText w:val=""/>
+      <w:lvlJc w:val="left"/>
+      <w:pPr>
+        <w:tabs>
+          <w:tab w:val="num" w:pos="2160"/>
+        </w:tabs>
+        <w:ind w:left="2160" w:hanging="360"/>
+      </w:pPr>
+      <w:rPr>
+        <w:rFonts w:ascii="Wingdings" w:hAnsi="Wingdings" w:hint="default"/>
+        <w:sz w:val="20"/>
+      </w:rPr>
+    </w:lvl>
+    <w:lvl w:ilvl="3" w:tentative="1">
+      <w:start w:val="1"/>
+      <w:numFmt w:val="bullet"/>
+      <w:lvlText w:val=""/>
+      <w:lvlJc w:val="left"/>
+      <w:pPr>
+        <w:tabs>
+          <w:tab w:val="num" w:pos="2880"/>
+        </w:tabs>
+        <w:ind w:left="2880" w:hanging="360"/>
+      </w:pPr>
+      <w:rPr>
+        <w:rFonts w:ascii="Wingdings" w:hAnsi="Wingdings" w:hint="default"/>
+        <w:sz w:val="20"/>
+      </w:rPr>
+    </w:lvl>
+    <w:lvl w:ilvl="4" w:tentative="1">
+      <w:start w:val="1"/>
+      <w:numFmt w:val="bullet"/>
+      <w:lvlText w:val=""/>
+      <w:lvlJc w:val="left"/>
+      <w:pPr>
+        <w:tabs>
+          <w:tab w:val="num" w:pos="3600"/>
+        </w:tabs>
+        <w:ind w:left="3600" w:hanging="360"/>
+      </w:pPr>
+      <w:rPr>
+        <w:rFonts w:ascii="Wingdings" w:hAnsi="Wingdings" w:hint="default"/>
+        <w:sz w:val="20"/>
+      </w:rPr>
+    </w:lvl>
+    <w:lvl w:ilvl="5" w:tentative="1">
+      <w:start w:val="1"/>
+      <w:numFmt w:val="bullet"/>
+      <w:lvlText w:val=""/>
+      <w:lvlJc w:val="left"/>
+      <w:pPr>
+        <w:tabs>
+          <w:tab w:val="num" w:pos="4320"/>
+        </w:tabs>
+        <w:ind w:left="4320" w:hanging="360"/>
+      </w:pPr>
+      <w:rPr>
+        <w:rFonts w:ascii="Wingdings" w:hAnsi="Wingdings" w:hint="default"/>
+        <w:sz w:val="20"/>
+      </w:rPr>
+    </w:lvl>
+    <w:lvl w:ilvl="6" w:tentative="1">
+      <w:start w:val="1"/>
+      <w:numFmt w:val="bullet"/>
+      <w:lvlText w:val=""/>
+      <w:lvlJc w:val="left"/>
+      <w:pPr>
+        <w:tabs>
+          <w:tab w:val="num" w:pos="5040"/>
+        </w:tabs>
+        <w:ind w:left="5040" w:hanging="360"/>
+      </w:pPr>
+      <w:rPr>
+        <w:rFonts w:ascii="Wingdings" w:hAnsi="Wingdings" w:hint="default"/>
+        <w:sz w:val="20"/>
+      </w:rPr>
+    </w:lvl>
+    <w:lvl w:ilvl="7" w:tentative="1">
+      <w:start w:val="1"/>
+      <w:numFmt w:val="bullet"/>
+      <w:lvlText w:val=""/>
+      <w:lvlJc w:val="left"/>
+      <w:pPr>
+        <w:tabs>
+          <w:tab w:val="num" w:pos="5760"/>
+        </w:tabs>
+        <w:ind w:left="5760" w:hanging="360"/>
+      </w:pPr>
+      <w:rPr>
+        <w:rFonts w:ascii="Wingdings" w:hAnsi="Wingdings" w:hint="default"/>
+        <w:sz w:val="20"/>
+      </w:rPr>
+    </w:lvl>
+    <w:lvl w:ilvl="8" w:tentative="1">
+      <w:start w:val="1"/>
+      <w:numFmt w:val="bullet"/>
+      <w:lvlText w:val=""/>
+      <w:lvlJc w:val="left"/>
+      <w:pPr>
+        <w:tabs>
+          <w:tab w:val="num" w:pos="6480"/>
+        </w:tabs>
+        <w:ind w:left="6480" w:hanging="360"/>
+      </w:pPr>
+      <w:rPr>
+        <w:rFonts w:ascii="Wingdings" w:hAnsi="Wingdings" w:hint="default"/>
+        <w:sz w:val="20"/>
+      </w:rPr>
+    </w:lvl>
+  </w:abstractNum>
+  <w:abstractNum w:abstractNumId="18" w15:restartNumberingAfterBreak="0">
     <w:nsid w:val="64A42D15"/>
     <w:multiLevelType w:val="multilevel"/>
     <w:tmpl w:val="91282F2C"/>
@@ -3429,7 +7482,7 @@
       </w:rPr>
     </w:lvl>
   </w:abstractNum>
-  <w:abstractNum w:abstractNumId="10" w15:restartNumberingAfterBreak="0">
+  <w:abstractNum w:abstractNumId="19" w15:restartNumberingAfterBreak="0">
     <w:nsid w:val="79D71162"/>
     <w:multiLevelType w:val="multilevel"/>
     <w:tmpl w:val="1A965CA2"/>
@@ -3578,7 +7631,7 @@
       </w:rPr>
     </w:lvl>
   </w:abstractNum>
-  <w:abstractNum w:abstractNumId="11" w15:restartNumberingAfterBreak="0">
+  <w:abstractNum w:abstractNumId="20" w15:restartNumberingAfterBreak="0">
     <w:nsid w:val="7AAC6D23"/>
     <w:multiLevelType w:val="multilevel"/>
     <w:tmpl w:val="725A59A2"/>
@@ -3699,40 +7752,219 @@
       </w:pPr>
     </w:lvl>
   </w:abstractNum>
+  <w:abstractNum w:abstractNumId="21" w15:restartNumberingAfterBreak="0">
+    <w:nsid w:val="7C9D5400"/>
+    <w:multiLevelType w:val="multilevel"/>
+    <w:tmpl w:val="A21C96E0"/>
+    <w:lvl w:ilvl="0">
+      <w:start w:val="1"/>
+      <w:numFmt w:val="bullet"/>
+      <w:lvlText w:val=""/>
+      <w:lvlJc w:val="left"/>
+      <w:pPr>
+        <w:tabs>
+          <w:tab w:val="num" w:pos="720"/>
+        </w:tabs>
+        <w:ind w:left="720" w:hanging="360"/>
+      </w:pPr>
+      <w:rPr>
+        <w:rFonts w:ascii="Symbol" w:hAnsi="Symbol" w:hint="default"/>
+        <w:sz w:val="20"/>
+      </w:rPr>
+    </w:lvl>
+    <w:lvl w:ilvl="1" w:tentative="1">
+      <w:start w:val="1"/>
+      <w:numFmt w:val="bullet"/>
+      <w:lvlText w:val="o"/>
+      <w:lvlJc w:val="left"/>
+      <w:pPr>
+        <w:tabs>
+          <w:tab w:val="num" w:pos="1440"/>
+        </w:tabs>
+        <w:ind w:left="1440" w:hanging="360"/>
+      </w:pPr>
+      <w:rPr>
+        <w:rFonts w:ascii="Courier New" w:hAnsi="Courier New" w:hint="default"/>
+        <w:sz w:val="20"/>
+      </w:rPr>
+    </w:lvl>
+    <w:lvl w:ilvl="2" w:tentative="1">
+      <w:start w:val="1"/>
+      <w:numFmt w:val="bullet"/>
+      <w:lvlText w:val=""/>
+      <w:lvlJc w:val="left"/>
+      <w:pPr>
+        <w:tabs>
+          <w:tab w:val="num" w:pos="2160"/>
+        </w:tabs>
+        <w:ind w:left="2160" w:hanging="360"/>
+      </w:pPr>
+      <w:rPr>
+        <w:rFonts w:ascii="Wingdings" w:hAnsi="Wingdings" w:hint="default"/>
+        <w:sz w:val="20"/>
+      </w:rPr>
+    </w:lvl>
+    <w:lvl w:ilvl="3" w:tentative="1">
+      <w:start w:val="1"/>
+      <w:numFmt w:val="bullet"/>
+      <w:lvlText w:val=""/>
+      <w:lvlJc w:val="left"/>
+      <w:pPr>
+        <w:tabs>
+          <w:tab w:val="num" w:pos="2880"/>
+        </w:tabs>
+        <w:ind w:left="2880" w:hanging="360"/>
+      </w:pPr>
+      <w:rPr>
+        <w:rFonts w:ascii="Wingdings" w:hAnsi="Wingdings" w:hint="default"/>
+        <w:sz w:val="20"/>
+      </w:rPr>
+    </w:lvl>
+    <w:lvl w:ilvl="4" w:tentative="1">
+      <w:start w:val="1"/>
+      <w:numFmt w:val="bullet"/>
+      <w:lvlText w:val=""/>
+      <w:lvlJc w:val="left"/>
+      <w:pPr>
+        <w:tabs>
+          <w:tab w:val="num" w:pos="3600"/>
+        </w:tabs>
+        <w:ind w:left="3600" w:hanging="360"/>
+      </w:pPr>
+      <w:rPr>
+        <w:rFonts w:ascii="Wingdings" w:hAnsi="Wingdings" w:hint="default"/>
+        <w:sz w:val="20"/>
+      </w:rPr>
+    </w:lvl>
+    <w:lvl w:ilvl="5" w:tentative="1">
+      <w:start w:val="1"/>
+      <w:numFmt w:val="bullet"/>
+      <w:lvlText w:val=""/>
+      <w:lvlJc w:val="left"/>
+      <w:pPr>
+        <w:tabs>
+          <w:tab w:val="num" w:pos="4320"/>
+        </w:tabs>
+        <w:ind w:left="4320" w:hanging="360"/>
+      </w:pPr>
+      <w:rPr>
+        <w:rFonts w:ascii="Wingdings" w:hAnsi="Wingdings" w:hint="default"/>
+        <w:sz w:val="20"/>
+      </w:rPr>
+    </w:lvl>
+    <w:lvl w:ilvl="6" w:tentative="1">
+      <w:start w:val="1"/>
+      <w:numFmt w:val="bullet"/>
+      <w:lvlText w:val=""/>
+      <w:lvlJc w:val="left"/>
+      <w:pPr>
+        <w:tabs>
+          <w:tab w:val="num" w:pos="5040"/>
+        </w:tabs>
+        <w:ind w:left="5040" w:hanging="360"/>
+      </w:pPr>
+      <w:rPr>
+        <w:rFonts w:ascii="Wingdings" w:hAnsi="Wingdings" w:hint="default"/>
+        <w:sz w:val="20"/>
+      </w:rPr>
+    </w:lvl>
+    <w:lvl w:ilvl="7" w:tentative="1">
+      <w:start w:val="1"/>
+      <w:numFmt w:val="bullet"/>
+      <w:lvlText w:val=""/>
+      <w:lvlJc w:val="left"/>
+      <w:pPr>
+        <w:tabs>
+          <w:tab w:val="num" w:pos="5760"/>
+        </w:tabs>
+        <w:ind w:left="5760" w:hanging="360"/>
+      </w:pPr>
+      <w:rPr>
+        <w:rFonts w:ascii="Wingdings" w:hAnsi="Wingdings" w:hint="default"/>
+        <w:sz w:val="20"/>
+      </w:rPr>
+    </w:lvl>
+    <w:lvl w:ilvl="8" w:tentative="1">
+      <w:start w:val="1"/>
+      <w:numFmt w:val="bullet"/>
+      <w:lvlText w:val=""/>
+      <w:lvlJc w:val="left"/>
+      <w:pPr>
+        <w:tabs>
+          <w:tab w:val="num" w:pos="6480"/>
+        </w:tabs>
+        <w:ind w:left="6480" w:hanging="360"/>
+      </w:pPr>
+      <w:rPr>
+        <w:rFonts w:ascii="Wingdings" w:hAnsi="Wingdings" w:hint="default"/>
+        <w:sz w:val="20"/>
+      </w:rPr>
+    </w:lvl>
+  </w:abstractNum>
   <w:num w:numId="1" w16cid:durableId="372464242">
+    <w:abstractNumId w:val="20"/>
+  </w:num>
+  <w:num w:numId="2" w16cid:durableId="1971737595">
+    <w:abstractNumId w:val="5"/>
+  </w:num>
+  <w:num w:numId="3" w16cid:durableId="317079818">
+    <w:abstractNumId w:val="19"/>
+  </w:num>
+  <w:num w:numId="4" w16cid:durableId="2093240435">
+    <w:abstractNumId w:val="18"/>
+  </w:num>
+  <w:num w:numId="5" w16cid:durableId="218640558">
+    <w:abstractNumId w:val="3"/>
+  </w:num>
+  <w:num w:numId="6" w16cid:durableId="1195850914">
+    <w:abstractNumId w:val="9"/>
+  </w:num>
+  <w:num w:numId="7" w16cid:durableId="1789814908">
+    <w:abstractNumId w:val="15"/>
+  </w:num>
+  <w:num w:numId="8" w16cid:durableId="1047493518">
+    <w:abstractNumId w:val="4"/>
+  </w:num>
+  <w:num w:numId="9" w16cid:durableId="1001347571">
+    <w:abstractNumId w:val="12"/>
+  </w:num>
+  <w:num w:numId="10" w16cid:durableId="724524076">
+    <w:abstractNumId w:val="1"/>
+  </w:num>
+  <w:num w:numId="11" w16cid:durableId="458651431">
+    <w:abstractNumId w:val="13"/>
+  </w:num>
+  <w:num w:numId="12" w16cid:durableId="2017461055">
+    <w:abstractNumId w:val="16"/>
+  </w:num>
+  <w:num w:numId="13" w16cid:durableId="1607885371">
+    <w:abstractNumId w:val="0"/>
+  </w:num>
+  <w:num w:numId="14" w16cid:durableId="2072263038">
+    <w:abstractNumId w:val="6"/>
+  </w:num>
+  <w:num w:numId="15" w16cid:durableId="1608199551">
+    <w:abstractNumId w:val="17"/>
+  </w:num>
+  <w:num w:numId="16" w16cid:durableId="1553269571">
     <w:abstractNumId w:val="11"/>
   </w:num>
-  <w:num w:numId="2" w16cid:durableId="1971737595">
-    <w:abstractNumId w:val="3"/>
+  <w:num w:numId="17" w16cid:durableId="1067999543">
+    <w:abstractNumId w:val="2"/>
   </w:num>
-  <w:num w:numId="3" w16cid:durableId="317079818">
+  <w:num w:numId="18" w16cid:durableId="289868070">
     <w:abstractNumId w:val="10"/>
   </w:num>
-  <w:num w:numId="4" w16cid:durableId="2093240435">
-    <w:abstractNumId w:val="9"/>
+  <w:num w:numId="19" w16cid:durableId="1222180932">
+    <w:abstractNumId w:val="21"/>
   </w:num>
-  <w:num w:numId="5" w16cid:durableId="218640558">
-    <w:abstractNumId w:val="1"/>
-  </w:num>
-  <w:num w:numId="6" w16cid:durableId="1195850914">
-    <w:abstractNumId w:val="4"/>
-  </w:num>
-  <w:num w:numId="7" w16cid:durableId="1789814908">
+  <w:num w:numId="20" w16cid:durableId="1018118517">
     <w:abstractNumId w:val="7"/>
   </w:num>
-  <w:num w:numId="8" w16cid:durableId="1047493518">
-    <w:abstractNumId w:val="2"/>
+  <w:num w:numId="21" w16cid:durableId="1943292390">
+    <w:abstractNumId w:val="14"/>
   </w:num>
-  <w:num w:numId="9" w16cid:durableId="1001347571">
-    <w:abstractNumId w:val="5"/>
-  </w:num>
-  <w:num w:numId="10" w16cid:durableId="724524076">
-    <w:abstractNumId w:val="0"/>
-  </w:num>
-  <w:num w:numId="11" w16cid:durableId="458651431">
-    <w:abstractNumId w:val="6"/>
-  </w:num>
-  <w:num w:numId="12" w16cid:durableId="2017461055">
+  <w:num w:numId="22" w16cid:durableId="622465219">
     <w:abstractNumId w:val="8"/>
   </w:num>
 </w:numbering>

--- a/ML_LAB8_OUTPUTS.docx
+++ b/ML_LAB8_OUTPUTS.docx
@@ -45,6 +45,7 @@
       </w:pPr>
       <w:r>
         <w:rPr>
+          <w:noProof/>
           <w:lang w:val="en-US"/>
         </w:rPr>
         <w:drawing>
@@ -266,7 +267,7 @@
       <w:r>
         <w:lastRenderedPageBreak/>
         <w:pict w14:anchorId="0C0F0E15">
-          <v:rect id="_x0000_i1049" style="width:0;height:1.5pt" o:hralign="center" o:hrstd="t" o:hr="t" fillcolor="#a0a0a0" stroked="f"/>
+          <v:rect id="_x0000_i1025" style="width:0;height:1.5pt" o:hralign="center" o:hrstd="t" o:hr="t" fillcolor="#a0a0a0" stroked="f"/>
         </w:pict>
       </w:r>
     </w:p>
@@ -516,7 +517,7 @@
     <w:p>
       <w:r>
         <w:pict w14:anchorId="389BFE2A">
-          <v:rect id="_x0000_i1050" style="width:0;height:1.5pt" o:hralign="center" o:hrstd="t" o:hr="t" fillcolor="#a0a0a0" stroked="f"/>
+          <v:rect id="_x0000_i1026" style="width:0;height:1.5pt" o:hralign="center" o:hrstd="t" o:hr="t" fillcolor="#a0a0a0" stroked="f"/>
         </w:pict>
       </w:r>
     </w:p>
@@ -652,7 +653,7 @@
     <w:p>
       <w:r>
         <w:pict w14:anchorId="5372767C">
-          <v:rect id="_x0000_i1051" style="width:0;height:1.5pt" o:hralign="center" o:hrstd="t" o:hr="t" fillcolor="#a0a0a0" stroked="f"/>
+          <v:rect id="_x0000_i1027" style="width:0;height:1.5pt" o:hralign="center" o:hrstd="t" o:hr="t" fillcolor="#a0a0a0" stroked="f"/>
         </w:pict>
       </w:r>
     </w:p>
@@ -708,7 +709,7 @@
     <w:p>
       <w:r>
         <w:pict w14:anchorId="69385C18">
-          <v:rect id="_x0000_i1052" style="width:0;height:1.5pt" o:hralign="center" o:hrstd="t" o:hr="t" fillcolor="#a0a0a0" stroked="f"/>
+          <v:rect id="_x0000_i1028" style="width:0;height:1.5pt" o:hralign="center" o:hrstd="t" o:hr="t" fillcolor="#a0a0a0" stroked="f"/>
         </w:pict>
       </w:r>
     </w:p>
@@ -845,6 +846,7 @@
         <w:rPr>
           <w:b/>
           <w:bCs/>
+          <w:noProof/>
         </w:rPr>
         <w:drawing>
           <wp:inline distT="0" distB="0" distL="0" distR="0" wp14:anchorId="4537A483" wp14:editId="7DE1A66E">
@@ -885,6 +887,9 @@
     </w:p>
     <w:p>
       <w:r>
+        <w:rPr>
+          <w:noProof/>
+        </w:rPr>
         <w:drawing>
           <wp:inline distT="0" distB="0" distL="0" distR="0" wp14:anchorId="57C439E8" wp14:editId="303E35CD">
             <wp:extent cx="2839561" cy="2271712"/>
@@ -1106,7 +1111,7 @@
     <w:p>
       <w:r>
         <w:pict w14:anchorId="0B06F134">
-          <v:rect id="_x0000_i1081" style="width:0;height:1.5pt" o:hralign="center" o:hrstd="t" o:hr="t" fillcolor="#a0a0a0" stroked="f"/>
+          <v:rect id="_x0000_i1029" style="width:0;height:1.5pt" o:hralign="center" o:hrstd="t" o:hr="t" fillcolor="#a0a0a0" stroked="f"/>
         </w:pict>
       </w:r>
     </w:p>
@@ -1235,7 +1240,7 @@
     <w:p>
       <w:r>
         <w:pict w14:anchorId="24600B12">
-          <v:rect id="_x0000_i1082" style="width:0;height:1.5pt" o:hralign="center" o:hrstd="t" o:hr="t" fillcolor="#a0a0a0" stroked="f"/>
+          <v:rect id="_x0000_i1030" style="width:0;height:1.5pt" o:hralign="center" o:hrstd="t" o:hr="t" fillcolor="#a0a0a0" stroked="f"/>
         </w:pict>
       </w:r>
     </w:p>
@@ -1321,7 +1326,7 @@
     <w:p>
       <w:r>
         <w:pict w14:anchorId="13956757">
-          <v:rect id="_x0000_i1083" style="width:0;height:1.5pt" o:hralign="center" o:hrstd="t" o:hr="t" fillcolor="#a0a0a0" stroked="f"/>
+          <v:rect id="_x0000_i1031" style="width:0;height:1.5pt" o:hralign="center" o:hrstd="t" o:hr="t" fillcolor="#a0a0a0" stroked="f"/>
         </w:pict>
       </w:r>
     </w:p>
@@ -1387,7 +1392,7 @@
       <w:r>
         <w:lastRenderedPageBreak/>
         <w:pict w14:anchorId="65AA381D">
-          <v:rect id="_x0000_i1084" style="width:0;height:1.5pt" o:hralign="center" o:hrstd="t" o:hr="t" fillcolor="#a0a0a0" stroked="f"/>
+          <v:rect id="_x0000_i1032" style="width:0;height:1.5pt" o:hralign="center" o:hrstd="t" o:hr="t" fillcolor="#a0a0a0" stroked="f"/>
         </w:pict>
       </w:r>
     </w:p>
@@ -1495,6 +1500,9 @@
     </w:p>
     <w:p>
       <w:r>
+        <w:rPr>
+          <w:noProof/>
+        </w:rPr>
         <w:drawing>
           <wp:inline distT="0" distB="0" distL="0" distR="0" wp14:anchorId="0AED4995" wp14:editId="5B2C3131">
             <wp:extent cx="5731510" cy="1604010"/>
@@ -1532,6 +1540,9 @@
         </w:drawing>
       </w:r>
       <w:r>
+        <w:rPr>
+          <w:noProof/>
+        </w:rPr>
         <w:drawing>
           <wp:inline distT="0" distB="0" distL="0" distR="0" wp14:anchorId="5CC6C245" wp14:editId="408FFA19">
             <wp:extent cx="2490788" cy="1842360"/>
@@ -1571,6 +1582,9 @@
     </w:p>
     <w:p>
       <w:r>
+        <w:rPr>
+          <w:noProof/>
+        </w:rPr>
         <w:drawing>
           <wp:inline distT="0" distB="0" distL="0" distR="0" wp14:anchorId="47A1FDAC" wp14:editId="0D413269">
             <wp:extent cx="2790825" cy="2078400"/>
@@ -1765,7 +1779,7 @@
     <w:p>
       <w:r>
         <w:pict w14:anchorId="6FC1ACB0">
-          <v:rect id="_x0000_i1107" style="width:0;height:1.5pt" o:hralign="center" o:hrstd="t" o:hr="t" fillcolor="#a0a0a0" stroked="f"/>
+          <v:rect id="_x0000_i1033" style="width:0;height:1.5pt" o:hralign="center" o:hrstd="t" o:hr="t" fillcolor="#a0a0a0" stroked="f"/>
         </w:pict>
       </w:r>
     </w:p>
@@ -2303,7 +2317,7 @@
     <w:p>
       <w:r>
         <w:pict w14:anchorId="740AD9AA">
-          <v:rect id="_x0000_i1108" style="width:0;height:1.5pt" o:hralign="center" o:hrstd="t" o:hr="t" fillcolor="#a0a0a0" stroked="f"/>
+          <v:rect id="_x0000_i1034" style="width:0;height:1.5pt" o:hralign="center" o:hrstd="t" o:hr="t" fillcolor="#a0a0a0" stroked="f"/>
         </w:pict>
       </w:r>
     </w:p>
@@ -2414,7 +2428,7 @@
     <w:p>
       <w:r>
         <w:pict w14:anchorId="5F4D472A">
-          <v:rect id="_x0000_i1109" style="width:0;height:1.5pt" o:hralign="center" o:hrstd="t" o:hr="t" fillcolor="#a0a0a0" stroked="f"/>
+          <v:rect id="_x0000_i1035" style="width:0;height:1.5pt" o:hralign="center" o:hrstd="t" o:hr="t" fillcolor="#a0a0a0" stroked="f"/>
         </w:pict>
       </w:r>
     </w:p>
@@ -2482,6 +2496,7 @@
       </w:pPr>
       <w:r>
         <w:rPr>
+          <w:noProof/>
           <w:lang w:val="en-US"/>
         </w:rPr>
         <w:drawing>
@@ -2529,6 +2544,7 @@
       </w:pPr>
       <w:r>
         <w:rPr>
+          <w:noProof/>
           <w:lang w:val="en-US"/>
         </w:rPr>
         <w:lastRenderedPageBreak/>
@@ -2677,7 +2693,7 @@
     <w:p>
       <w:r>
         <w:pict w14:anchorId="3DE6EC73">
-          <v:rect id="_x0000_i1137" style="width:0;height:1.5pt" o:hralign="center" o:hrstd="t" o:hr="t" fillcolor="#a0a0a0" stroked="f"/>
+          <v:rect id="_x0000_i1036" style="width:0;height:1.5pt" o:hralign="center" o:hrstd="t" o:hr="t" fillcolor="#a0a0a0" stroked="f"/>
         </w:pict>
       </w:r>
     </w:p>
@@ -3379,7 +3395,7 @@
     <w:p>
       <w:r>
         <w:pict w14:anchorId="5F09C1CE">
-          <v:rect id="_x0000_i1138" style="width:0;height:1.5pt" o:hralign="center" o:hrstd="t" o:hr="t" fillcolor="#a0a0a0" stroked="f"/>
+          <v:rect id="_x0000_i1037" style="width:0;height:1.5pt" o:hralign="center" o:hrstd="t" o:hr="t" fillcolor="#a0a0a0" stroked="f"/>
         </w:pict>
       </w:r>
     </w:p>
@@ -3455,7 +3471,7 @@
     <w:p>
       <w:r>
         <w:pict w14:anchorId="145CE75C">
-          <v:rect id="_x0000_i1139" style="width:0;height:1.5pt" o:hralign="center" o:hrstd="t" o:hr="t" fillcolor="#a0a0a0" stroked="f"/>
+          <v:rect id="_x0000_i1038" style="width:0;height:1.5pt" o:hralign="center" o:hrstd="t" o:hr="t" fillcolor="#a0a0a0" stroked="f"/>
         </w:pict>
       </w:r>
     </w:p>
@@ -3580,6 +3596,9 @@
     </w:p>
     <w:p>
       <w:r>
+        <w:rPr>
+          <w:noProof/>
+        </w:rPr>
         <w:drawing>
           <wp:inline distT="0" distB="0" distL="0" distR="0" wp14:anchorId="1FC27D07" wp14:editId="7611B33D">
             <wp:extent cx="5815013" cy="3894500"/>
@@ -3619,6 +3638,9 @@
     </w:p>
     <w:p>
       <w:r>
+        <w:rPr>
+          <w:noProof/>
+        </w:rPr>
         <w:drawing>
           <wp:inline distT="0" distB="0" distL="0" distR="0" wp14:anchorId="02236626" wp14:editId="231274EE">
             <wp:extent cx="4505358" cy="3276624"/>
@@ -3658,6 +3680,9 @@
     </w:p>
     <w:p>
       <w:r>
+        <w:rPr>
+          <w:noProof/>
+        </w:rPr>
         <w:lastRenderedPageBreak/>
         <w:drawing>
           <wp:inline distT="0" distB="0" distL="0" distR="0" wp14:anchorId="4D5B50AF" wp14:editId="43332570">
@@ -3696,6 +3721,9 @@
         </w:drawing>
       </w:r>
       <w:r>
+        <w:rPr>
+          <w:noProof/>
+        </w:rPr>
         <w:drawing>
           <wp:inline distT="0" distB="0" distL="0" distR="0" wp14:anchorId="155C8E00" wp14:editId="1AC0632E">
             <wp:extent cx="4552983" cy="3486175"/>
@@ -3734,16 +3762,473 @@
       </w:r>
     </w:p>
     <w:p>
-      <w:r>
+      <w:pPr>
+        <w:rPr>
+          <w:b/>
+          <w:bCs/>
+        </w:rPr>
+      </w:pPr>
+      <w:r>
+        <w:rPr>
+          <w:b/>
+          <w:bCs/>
+        </w:rPr>
+        <w:t>A5 – XOR: Can a single neuron learn it?</w:t>
+      </w:r>
+    </w:p>
+    <w:p>
+      <w:r>
+        <w:rPr>
+          <w:b/>
+          <w:bCs/>
+        </w:rPr>
+        <w:t>Objective:</w:t>
+      </w:r>
+      <w:r>
+        <w:t xml:space="preserve"> Test whether a single-layer neuron can learn XOR under different activations and update rules.</w:t>
+      </w:r>
+    </w:p>
+    <w:p>
+      <w:r>
+        <w:rPr>
+          <w:b/>
+          <w:bCs/>
+        </w:rPr>
+        <w:t>Dataset:</w:t>
+      </w:r>
+      <w:r>
+        <w:t xml:space="preserve"> Four points: (0,0)→0,(0,1)→1,(1,0)→1,(1,1)→0(0,0)→0, (0,1)→1, (1,0)→1, (1,1)→0(0,0)→0,(0,1)→1,(1,0)→1,(1,1)→0.</w:t>
+      </w:r>
+    </w:p>
+    <w:p>
+      <w:r>
+        <w:rPr>
+          <w:b/>
+          <w:bCs/>
+        </w:rPr>
+        <w:t>Methods compared:</w:t>
+      </w:r>
+    </w:p>
+    <w:p>
+      <w:pPr>
+        <w:numPr>
+          <w:ilvl w:val="0"/>
+          <w:numId w:val="23"/>
+        </w:numPr>
+      </w:pPr>
+      <w:r>
+        <w:rPr>
+          <w:b/>
+          <w:bCs/>
+        </w:rPr>
+        <w:lastRenderedPageBreak/>
+        <w:t>Perceptron update + step/bipolar/sigmoid/ReLU activation</w:t>
+      </w:r>
+      <w:r>
+        <w:t xml:space="preserve"> (classification-style update).</w:t>
+      </w:r>
+    </w:p>
+    <w:p>
+      <w:pPr>
+        <w:numPr>
+          <w:ilvl w:val="0"/>
+          <w:numId w:val="23"/>
+        </w:numPr>
+      </w:pPr>
+      <w:r>
+        <w:rPr>
+          <w:b/>
+          <w:bCs/>
+        </w:rPr>
+        <w:t>Delta rule (gradient descent on SSE)</w:t>
+      </w:r>
+      <w:r>
+        <w:t xml:space="preserve"> with </w:t>
+      </w:r>
+      <w:r>
+        <w:rPr>
+          <w:b/>
+          <w:bCs/>
+        </w:rPr>
+        <w:t>sigmoid</w:t>
+      </w:r>
+      <w:r>
+        <w:t xml:space="preserve"> and </w:t>
+      </w:r>
+      <w:r>
+        <w:rPr>
+          <w:b/>
+          <w:bCs/>
+        </w:rPr>
+        <w:t>ReLU</w:t>
+      </w:r>
+      <w:r>
+        <w:t xml:space="preserve"> activations.</w:t>
+      </w:r>
+    </w:p>
+    <w:p>
+      <w:r>
+        <w:rPr>
+          <w:b/>
+          <w:bCs/>
+        </w:rPr>
+        <w:t>Key results (your run):</w:t>
+      </w:r>
+    </w:p>
+    <w:p>
+      <w:pPr>
+        <w:numPr>
+          <w:ilvl w:val="0"/>
+          <w:numId w:val="24"/>
+        </w:numPr>
+      </w:pPr>
+      <w:r>
+        <w:t xml:space="preserve">Perceptron-style updates: </w:t>
+      </w:r>
+      <w:r>
+        <w:rPr>
+          <w:b/>
+          <w:bCs/>
+        </w:rPr>
+        <w:t>no convergence</w:t>
+      </w:r>
+      <w:r>
+        <w:t xml:space="preserve"> (SSE ≈ </w:t>
+      </w:r>
+      <w:r>
+        <w:rPr>
+          <w:b/>
+          <w:bCs/>
+        </w:rPr>
+        <w:t>2.0</w:t>
+      </w:r>
+      <w:r>
+        <w:t>).</w:t>
+      </w:r>
+    </w:p>
+    <w:p>
+      <w:pPr>
+        <w:numPr>
+          <w:ilvl w:val="0"/>
+          <w:numId w:val="24"/>
+        </w:numPr>
+      </w:pPr>
+      <w:r>
+        <w:t>Delta rule:</w:t>
+      </w:r>
+    </w:p>
+    <w:p>
+      <w:pPr>
+        <w:numPr>
+          <w:ilvl w:val="1"/>
+          <w:numId w:val="24"/>
+        </w:numPr>
+      </w:pPr>
+      <w:r>
+        <w:rPr>
+          <w:b/>
+          <w:bCs/>
+        </w:rPr>
+        <w:t>Sigmoid:</w:t>
+      </w:r>
+      <w:r>
+        <w:t xml:space="preserve"> </w:t>
+      </w:r>
+      <w:r>
+        <w:rPr>
+          <w:b/>
+          <w:bCs/>
+        </w:rPr>
+        <w:t>SSE ≈ 0.50</w:t>
+      </w:r>
+      <w:r>
+        <w:t xml:space="preserve"> (best among single units).</w:t>
+      </w:r>
+    </w:p>
+    <w:p>
+      <w:pPr>
+        <w:numPr>
+          <w:ilvl w:val="1"/>
+          <w:numId w:val="24"/>
+        </w:numPr>
+      </w:pPr>
+      <w:r>
+        <w:rPr>
+          <w:b/>
+          <w:bCs/>
+        </w:rPr>
+        <w:t>ReLU:</w:t>
+      </w:r>
+      <w:r>
+        <w:t xml:space="preserve"> </w:t>
+      </w:r>
+      <w:r>
+        <w:rPr>
+          <w:b/>
+          <w:bCs/>
+        </w:rPr>
+        <w:t>SSE ≈ 0.78</w:t>
+      </w:r>
+      <w:r>
+        <w:t>.</w:t>
+      </w:r>
+    </w:p>
+    <w:p>
+      <w:r>
+        <w:rPr>
+          <w:b/>
+          <w:bCs/>
+        </w:rPr>
+        <w:t>Why this happens (insight):</w:t>
+      </w:r>
+    </w:p>
+    <w:p>
+      <w:pPr>
+        <w:numPr>
+          <w:ilvl w:val="0"/>
+          <w:numId w:val="25"/>
+        </w:numPr>
+      </w:pPr>
+      <w:r>
+        <w:t xml:space="preserve">XOR is </w:t>
+      </w:r>
+      <w:r>
+        <w:rPr>
+          <w:b/>
+          <w:bCs/>
+        </w:rPr>
+        <w:t>not linearly separable</w:t>
+      </w:r>
+      <w:r>
+        <w:t xml:space="preserve"> </w:t>
+      </w:r>
+      <w:r>
+        <w:rPr>
+          <w:rFonts w:ascii="Cambria Math" w:hAnsi="Cambria Math" w:cs="Cambria Math"/>
+        </w:rPr>
+        <w:t>⇒</w:t>
+      </w:r>
+      <w:r>
+        <w:t xml:space="preserve"> any single affine decision boundary fails.</w:t>
+      </w:r>
+    </w:p>
+    <w:p>
+      <w:pPr>
+        <w:numPr>
+          <w:ilvl w:val="0"/>
+          <w:numId w:val="25"/>
+        </w:numPr>
+      </w:pPr>
+      <w:r>
+        <w:t xml:space="preserve">Perceptron rule only shifts a single hyperplane, so it </w:t>
+      </w:r>
+      <w:r>
+        <w:rPr>
+          <w:b/>
+          <w:bCs/>
+        </w:rPr>
+        <w:t>cannot</w:t>
+      </w:r>
+      <w:r>
+        <w:t xml:space="preserve"> reduce error below the separability limit.</w:t>
+      </w:r>
+    </w:p>
+    <w:p>
+      <w:pPr>
+        <w:numPr>
+          <w:ilvl w:val="0"/>
+          <w:numId w:val="25"/>
+        </w:numPr>
+      </w:pPr>
+      <w:r>
+        <w:t xml:space="preserve">The delta rule with smooth activations </w:t>
+      </w:r>
+      <w:r>
+        <w:rPr>
+          <w:b/>
+          <w:bCs/>
+        </w:rPr>
+        <w:t>minimizes SSE continuously</w:t>
+      </w:r>
+      <w:r>
+        <w:t xml:space="preserve">, so it finds the </w:t>
+      </w:r>
+      <w:r>
+        <w:rPr>
+          <w:b/>
+          <w:bCs/>
+        </w:rPr>
+        <w:t>least-squares compromise</w:t>
+      </w:r>
+      <w:r>
+        <w:t xml:space="preserve"> (but still non-zero error).</w:t>
+      </w:r>
+    </w:p>
+    <w:p>
+      <w:r>
+        <w:rPr>
+          <w:b/>
+          <w:bCs/>
+        </w:rPr>
+        <w:t>Conclusion:</w:t>
+      </w:r>
+      <w:r>
+        <w:t xml:space="preserve"> A single neuron </w:t>
+      </w:r>
+      <w:r>
+        <w:rPr>
+          <w:b/>
+          <w:bCs/>
+        </w:rPr>
+        <w:t>cannot learn XOR perfectly</w:t>
+      </w:r>
+      <w:r>
+        <w:t xml:space="preserve">. To solve XOR, we need </w:t>
+      </w:r>
+      <w:r>
+        <w:rPr>
+          <w:b/>
+          <w:bCs/>
+        </w:rPr>
+        <w:t>at least one hidden layer</w:t>
+      </w:r>
+      <w:r>
+        <w:t xml:space="preserve"> (e.g., 2-layer MLP with nonlinearity) or feature mapping to a non-linear space.</w:t>
+      </w:r>
+    </w:p>
+    <w:p>
+      <w:r>
+        <w:rPr>
+          <w:b/>
+          <w:bCs/>
+        </w:rPr>
+        <w:t>Figures to include &amp; captions:</w:t>
+      </w:r>
+    </w:p>
+    <w:p>
+      <w:pPr>
+        <w:numPr>
+          <w:ilvl w:val="0"/>
+          <w:numId w:val="26"/>
+        </w:numPr>
+      </w:pPr>
+      <w:r>
+        <w:rPr>
+          <w:b/>
+          <w:bCs/>
+        </w:rPr>
+        <w:t>A5-A2: SSE vs Epochs (custom init, step activation)</w:t>
+      </w:r>
+      <w:r>
+        <w:t xml:space="preserve"> – shows SSE stuck near 2.0 → evidence of non-separability.</w:t>
+      </w:r>
+    </w:p>
+    <w:p>
+      <w:pPr>
+        <w:numPr>
+          <w:ilvl w:val="0"/>
+          <w:numId w:val="26"/>
+        </w:numPr>
+      </w:pPr>
+      <w:r>
+        <w:rPr>
+          <w:b/>
+          <w:bCs/>
+        </w:rPr>
+        <w:t>A5-A3: SSE vs Epochs (delta updates)</w:t>
+      </w:r>
+      <w:r>
+        <w:t xml:space="preserve"> – sigmoid and ReLU curves descending to ~0.50 and ~0.78 respectively.</w:t>
+      </w:r>
+    </w:p>
+    <w:p>
+      <w:pPr>
+        <w:numPr>
+          <w:ilvl w:val="0"/>
+          <w:numId w:val="26"/>
+        </w:numPr>
+      </w:pPr>
+      <w:r>
+        <w:rPr>
+          <w:b/>
+          <w:bCs/>
+        </w:rPr>
+        <w:t>A5-A3: SSE vs Epochs (perceptron updates)</w:t>
+      </w:r>
+      <w:r>
+        <w:t xml:space="preserve"> – flat near 2.0 across activations.</w:t>
+      </w:r>
+    </w:p>
+    <w:p>
+      <w:pPr>
         <w:rPr>
           <w:highlight w:val="yellow"/>
         </w:rPr>
+      </w:pPr>
+    </w:p>
+    <w:p>
+      <w:pPr>
+        <w:rPr>
+          <w:highlight w:val="yellow"/>
+        </w:rPr>
+      </w:pPr>
+    </w:p>
+    <w:p>
+      <w:pPr>
+        <w:rPr>
+          <w:highlight w:val="yellow"/>
+        </w:rPr>
+      </w:pPr>
+    </w:p>
+    <w:p>
+      <w:pPr>
+        <w:rPr>
+          <w:highlight w:val="yellow"/>
+        </w:rPr>
+      </w:pPr>
+    </w:p>
+    <w:p>
+      <w:pPr>
+        <w:rPr>
+          <w:highlight w:val="yellow"/>
+        </w:rPr>
+      </w:pPr>
+    </w:p>
+    <w:p>
+      <w:pPr>
+        <w:rPr>
+          <w:highlight w:val="yellow"/>
+        </w:rPr>
+      </w:pPr>
+    </w:p>
+    <w:p>
+      <w:pPr>
+        <w:rPr>
+          <w:highlight w:val="yellow"/>
+        </w:rPr>
+      </w:pPr>
+    </w:p>
+    <w:p>
+      <w:pPr>
+        <w:rPr>
+          <w:highlight w:val="yellow"/>
+        </w:rPr>
+      </w:pPr>
+    </w:p>
+    <w:p>
+      <w:r>
+        <w:rPr>
+          <w:highlight w:val="yellow"/>
+        </w:rPr>
+        <w:lastRenderedPageBreak/>
         <w:t>A6</w:t>
       </w:r>
     </w:p>
     <w:p>
       <w:r>
-        <w:lastRenderedPageBreak/>
+        <w:rPr>
+          <w:noProof/>
+        </w:rPr>
         <w:drawing>
           <wp:inline distT="0" distB="0" distL="0" distR="0" wp14:anchorId="307EDFC4" wp14:editId="3B352F6A">
             <wp:extent cx="5731510" cy="2299970"/>
@@ -3783,6 +4268,9 @@
     </w:p>
     <w:p>
       <w:r>
+        <w:rPr>
+          <w:noProof/>
+        </w:rPr>
         <w:drawing>
           <wp:inline distT="0" distB="0" distL="0" distR="0" wp14:anchorId="1F2B1487" wp14:editId="59959FCB">
             <wp:extent cx="3071813" cy="2332778"/>
@@ -4223,6 +4711,7 @@
           </w:tcPr>
           <w:p>
             <w:r>
+              <w:lastRenderedPageBreak/>
               <w:t>C5</w:t>
             </w:r>
           </w:p>
@@ -4276,7 +4765,6 @@
           </w:tcPr>
           <w:p>
             <w:r>
-              <w:lastRenderedPageBreak/>
               <w:t>C6</w:t>
             </w:r>
           </w:p>
@@ -4559,7 +5047,7 @@
     <w:p>
       <w:r>
         <w:pict w14:anchorId="689BA6F5">
-          <v:rect id="_x0000_i1158" style="width:0;height:1.5pt" o:hralign="center" o:hrstd="t" o:hr="t" fillcolor="#a0a0a0" stroked="f"/>
+          <v:rect id="_x0000_i1039" style="width:0;height:1.5pt" o:hralign="center" o:hrstd="t" o:hr="t" fillcolor="#a0a0a0" stroked="f"/>
         </w:pict>
       </w:r>
     </w:p>
@@ -4664,7 +5152,7 @@
     <w:p>
       <w:r>
         <w:pict w14:anchorId="3660F2A0">
-          <v:rect id="_x0000_i1159" style="width:0;height:1.5pt" o:hralign="center" o:hrstd="t" o:hr="t" fillcolor="#a0a0a0" stroked="f"/>
+          <v:rect id="_x0000_i1040" style="width:0;height:1.5pt" o:hralign="center" o:hrstd="t" o:hr="t" fillcolor="#a0a0a0" stroked="f"/>
         </w:pict>
       </w:r>
     </w:p>
@@ -4732,12 +5220,1101 @@
       </w:r>
     </w:p>
     <w:p/>
+    <w:p/>
+    <w:p/>
+    <w:p/>
+    <w:p/>
+    <w:p>
+      <w:r>
+        <w:rPr>
+          <w:highlight w:val="yellow"/>
+        </w:rPr>
+        <w:lastRenderedPageBreak/>
+        <w:t>A7</w:t>
+      </w:r>
+    </w:p>
+    <w:p>
+      <w:r>
+        <w:drawing>
+          <wp:inline distT="0" distB="0" distL="0" distR="0" wp14:anchorId="7E8674DD" wp14:editId="422857A4">
+            <wp:extent cx="5731510" cy="1385570"/>
+            <wp:effectExtent l="0" t="0" r="2540" b="5080"/>
+            <wp:docPr id="1716468232" name="Picture 1"/>
+            <wp:cNvGraphicFramePr>
+              <a:graphicFrameLocks xmlns:a="http://schemas.openxmlformats.org/drawingml/2006/main" noChangeAspect="1"/>
+            </wp:cNvGraphicFramePr>
+            <a:graphic xmlns:a="http://schemas.openxmlformats.org/drawingml/2006/main">
+              <a:graphicData uri="http://schemas.openxmlformats.org/drawingml/2006/picture">
+                <pic:pic xmlns:pic="http://schemas.openxmlformats.org/drawingml/2006/picture">
+                  <pic:nvPicPr>
+                    <pic:cNvPr id="1716468232" name=""/>
+                    <pic:cNvPicPr/>
+                  </pic:nvPicPr>
+                  <pic:blipFill>
+                    <a:blip r:embed="rId19"/>
+                    <a:stretch>
+                      <a:fillRect/>
+                    </a:stretch>
+                  </pic:blipFill>
+                  <pic:spPr>
+                    <a:xfrm>
+                      <a:off x="0" y="0"/>
+                      <a:ext cx="5731510" cy="1385570"/>
+                    </a:xfrm>
+                    <a:prstGeom prst="rect">
+                      <a:avLst/>
+                    </a:prstGeom>
+                  </pic:spPr>
+                </pic:pic>
+              </a:graphicData>
+            </a:graphic>
+          </wp:inline>
+        </w:drawing>
+      </w:r>
+    </w:p>
+    <w:p/>
+    <w:p>
+      <w:r>
+        <w:rPr>
+          <w:b/>
+          <w:bCs/>
+        </w:rPr>
+        <w:t>Objective:</w:t>
+      </w:r>
+      <w:r>
+        <w:br/>
+        <w:t>To compare iterative perceptron learning with direct pseudo-inverse solution for the XOR problem.</w:t>
+      </w:r>
+    </w:p>
+    <w:p>
+      <w:r>
+        <w:rPr>
+          <w:b/>
+          <w:bCs/>
+        </w:rPr>
+        <w:t>Results obtained (your run):</w:t>
+      </w:r>
+    </w:p>
+    <w:p>
+      <w:pPr>
+        <w:numPr>
+          <w:ilvl w:val="0"/>
+          <w:numId w:val="27"/>
+        </w:numPr>
+      </w:pPr>
+      <w:r>
+        <w:rPr>
+          <w:b/>
+          <w:bCs/>
+        </w:rPr>
+        <w:t>Weights from pseudo-inverse:</w:t>
+      </w:r>
+      <w:r>
+        <w:t xml:space="preserve"> ≈ [0, 0, 0.5]</w:t>
+      </w:r>
+    </w:p>
+    <w:p>
+      <w:pPr>
+        <w:numPr>
+          <w:ilvl w:val="0"/>
+          <w:numId w:val="27"/>
+        </w:numPr>
+      </w:pPr>
+      <w:r>
+        <w:rPr>
+          <w:b/>
+          <w:bCs/>
+        </w:rPr>
+        <w:t>Outputs:</w:t>
+      </w:r>
+      <w:r>
+        <w:t xml:space="preserve"> [0.5, 0.5, 0.5, 0.5]</w:t>
+      </w:r>
+    </w:p>
+    <w:p>
+      <w:pPr>
+        <w:numPr>
+          <w:ilvl w:val="0"/>
+          <w:numId w:val="27"/>
+        </w:numPr>
+      </w:pPr>
+      <w:r>
+        <w:rPr>
+          <w:b/>
+          <w:bCs/>
+        </w:rPr>
+        <w:t>Binarized predictions:</w:t>
+      </w:r>
+      <w:r>
+        <w:t xml:space="preserve"> [0, 0, 0, 1]</w:t>
+      </w:r>
+    </w:p>
+    <w:p>
+      <w:pPr>
+        <w:numPr>
+          <w:ilvl w:val="0"/>
+          <w:numId w:val="27"/>
+        </w:numPr>
+      </w:pPr>
+      <w:r>
+        <w:rPr>
+          <w:b/>
+          <w:bCs/>
+        </w:rPr>
+        <w:t>Sum-Square Error (SSE):</w:t>
+      </w:r>
+      <w:r>
+        <w:t xml:space="preserve"> ≈ 1.0</w:t>
+      </w:r>
+    </w:p>
+    <w:p>
+      <w:r>
+        <w:rPr>
+          <w:b/>
+          <w:bCs/>
+        </w:rPr>
+        <w:t>Comparison with A5 (perceptron):</w:t>
+      </w:r>
+    </w:p>
+    <w:p>
+      <w:pPr>
+        <w:numPr>
+          <w:ilvl w:val="0"/>
+          <w:numId w:val="28"/>
+        </w:numPr>
+      </w:pPr>
+      <w:r>
+        <w:t xml:space="preserve">Perceptron (A5): SSE ≈ </w:t>
+      </w:r>
+      <w:r>
+        <w:rPr>
+          <w:b/>
+          <w:bCs/>
+        </w:rPr>
+        <w:t>2.0</w:t>
+      </w:r>
+      <w:r>
+        <w:t>, never converges (XOR not linearly separable).</w:t>
+      </w:r>
+    </w:p>
+    <w:p>
+      <w:pPr>
+        <w:numPr>
+          <w:ilvl w:val="0"/>
+          <w:numId w:val="28"/>
+        </w:numPr>
+      </w:pPr>
+      <w:r>
+        <w:t xml:space="preserve">Pseudo-inverse (A7): SSE ≈ </w:t>
+      </w:r>
+      <w:r>
+        <w:rPr>
+          <w:b/>
+          <w:bCs/>
+        </w:rPr>
+        <w:t>1.0</w:t>
+      </w:r>
+      <w:r>
+        <w:t>, finds best least-squares solution instantly.</w:t>
+      </w:r>
+    </w:p>
+    <w:p>
+      <w:r>
+        <w:rPr>
+          <w:b/>
+          <w:bCs/>
+        </w:rPr>
+        <w:t>Insights:</w:t>
+      </w:r>
+    </w:p>
+    <w:p>
+      <w:pPr>
+        <w:numPr>
+          <w:ilvl w:val="0"/>
+          <w:numId w:val="29"/>
+        </w:numPr>
+      </w:pPr>
+      <w:r>
+        <w:t xml:space="preserve">The pseudo-inverse method produces the </w:t>
+      </w:r>
+      <w:r>
+        <w:rPr>
+          <w:b/>
+          <w:bCs/>
+        </w:rPr>
+        <w:t>best possible linear approximation</w:t>
+      </w:r>
+      <w:r>
+        <w:t xml:space="preserve"> to XOR in one step, whereas the perceptron rule requires thousands of iterations and still fails.</w:t>
+      </w:r>
+    </w:p>
+    <w:p>
+      <w:pPr>
+        <w:numPr>
+          <w:ilvl w:val="0"/>
+          <w:numId w:val="29"/>
+        </w:numPr>
+      </w:pPr>
+      <w:r>
+        <w:t xml:space="preserve">Neither method can solve XOR perfectly because </w:t>
+      </w:r>
+      <w:r>
+        <w:rPr>
+          <w:b/>
+          <w:bCs/>
+        </w:rPr>
+        <w:t>XOR is non-linear</w:t>
+      </w:r>
+      <w:r>
+        <w:t xml:space="preserve"> and cannot be represented with a single linear hyperplane.</w:t>
+      </w:r>
+    </w:p>
+    <w:p>
+      <w:pPr>
+        <w:numPr>
+          <w:ilvl w:val="0"/>
+          <w:numId w:val="29"/>
+        </w:numPr>
+      </w:pPr>
+      <w:r>
+        <w:t xml:space="preserve">This demonstrates why a </w:t>
+      </w:r>
+      <w:r>
+        <w:rPr>
+          <w:b/>
+          <w:bCs/>
+        </w:rPr>
+        <w:t>multi-layer perceptron (MLP)</w:t>
+      </w:r>
+      <w:r>
+        <w:t xml:space="preserve"> with hidden neurons is necessary to learn XOR correctly.</w:t>
+      </w:r>
+    </w:p>
+    <w:p>
+      <w:r>
+        <w:rPr>
+          <w:b/>
+          <w:bCs/>
+        </w:rPr>
+        <w:t>Conclusion:</w:t>
+      </w:r>
+    </w:p>
+    <w:p>
+      <w:pPr>
+        <w:numPr>
+          <w:ilvl w:val="0"/>
+          <w:numId w:val="30"/>
+        </w:numPr>
+      </w:pPr>
+      <w:r>
+        <w:t>For linearly separable problems → perceptron learning and pseudo-inverse converge to similar solutions.</w:t>
+      </w:r>
+    </w:p>
+    <w:p>
+      <w:pPr>
+        <w:numPr>
+          <w:ilvl w:val="0"/>
+          <w:numId w:val="30"/>
+        </w:numPr>
+      </w:pPr>
+      <w:r>
+        <w:t>For non-linear problems (like XOR) → both fail, but pseudo-inverse is computationally efficient and exact in finding the least-squares compromise.</w:t>
+      </w:r>
+    </w:p>
     <w:p>
       <w:pPr>
         <w:rPr>
           <w:lang w:val="en-US"/>
         </w:rPr>
       </w:pPr>
+      <w:r>
+        <w:rPr>
+          <w:highlight w:val="yellow"/>
+          <w:lang w:val="en-US"/>
+        </w:rPr>
+        <w:lastRenderedPageBreak/>
+        <w:t>A8</w:t>
+      </w:r>
+    </w:p>
+    <w:p>
+      <w:pPr>
+        <w:rPr>
+          <w:lang w:val="en-US"/>
+        </w:rPr>
+      </w:pPr>
+      <w:r>
+        <w:rPr>
+          <w:lang w:val="en-US"/>
+        </w:rPr>
+        <w:drawing>
+          <wp:inline distT="0" distB="0" distL="0" distR="0" wp14:anchorId="4E0D5D22" wp14:editId="1B158FF9">
+            <wp:extent cx="5731510" cy="2374265"/>
+            <wp:effectExtent l="0" t="0" r="2540" b="6985"/>
+            <wp:docPr id="1161359043" name="Picture 1"/>
+            <wp:cNvGraphicFramePr>
+              <a:graphicFrameLocks xmlns:a="http://schemas.openxmlformats.org/drawingml/2006/main" noChangeAspect="1"/>
+            </wp:cNvGraphicFramePr>
+            <a:graphic xmlns:a="http://schemas.openxmlformats.org/drawingml/2006/main">
+              <a:graphicData uri="http://schemas.openxmlformats.org/drawingml/2006/picture">
+                <pic:pic xmlns:pic="http://schemas.openxmlformats.org/drawingml/2006/picture">
+                  <pic:nvPicPr>
+                    <pic:cNvPr id="1161359043" name=""/>
+                    <pic:cNvPicPr/>
+                  </pic:nvPicPr>
+                  <pic:blipFill>
+                    <a:blip r:embed="rId20"/>
+                    <a:stretch>
+                      <a:fillRect/>
+                    </a:stretch>
+                  </pic:blipFill>
+                  <pic:spPr>
+                    <a:xfrm>
+                      <a:off x="0" y="0"/>
+                      <a:ext cx="5731510" cy="2374265"/>
+                    </a:xfrm>
+                    <a:prstGeom prst="rect">
+                      <a:avLst/>
+                    </a:prstGeom>
+                  </pic:spPr>
+                </pic:pic>
+              </a:graphicData>
+            </a:graphic>
+          </wp:inline>
+        </w:drawing>
+      </w:r>
+    </w:p>
+    <w:p>
+      <w:pPr>
+        <w:rPr>
+          <w:lang w:val="en-US"/>
+        </w:rPr>
+      </w:pPr>
+      <w:r>
+        <w:rPr>
+          <w:lang w:val="en-US"/>
+        </w:rPr>
+        <w:drawing>
+          <wp:inline distT="0" distB="0" distL="0" distR="0" wp14:anchorId="57796ECB" wp14:editId="689C46D2">
+            <wp:extent cx="3781453" cy="2790845"/>
+            <wp:effectExtent l="0" t="0" r="9525" b="0"/>
+            <wp:docPr id="1817117004" name="Picture 1"/>
+            <wp:cNvGraphicFramePr>
+              <a:graphicFrameLocks xmlns:a="http://schemas.openxmlformats.org/drawingml/2006/main" noChangeAspect="1"/>
+            </wp:cNvGraphicFramePr>
+            <a:graphic xmlns:a="http://schemas.openxmlformats.org/drawingml/2006/main">
+              <a:graphicData uri="http://schemas.openxmlformats.org/drawingml/2006/picture">
+                <pic:pic xmlns:pic="http://schemas.openxmlformats.org/drawingml/2006/picture">
+                  <pic:nvPicPr>
+                    <pic:cNvPr id="1817117004" name=""/>
+                    <pic:cNvPicPr/>
+                  </pic:nvPicPr>
+                  <pic:blipFill>
+                    <a:blip r:embed="rId21"/>
+                    <a:stretch>
+                      <a:fillRect/>
+                    </a:stretch>
+                  </pic:blipFill>
+                  <pic:spPr>
+                    <a:xfrm>
+                      <a:off x="0" y="0"/>
+                      <a:ext cx="3781453" cy="2790845"/>
+                    </a:xfrm>
+                    <a:prstGeom prst="rect">
+                      <a:avLst/>
+                    </a:prstGeom>
+                  </pic:spPr>
+                </pic:pic>
+              </a:graphicData>
+            </a:graphic>
+          </wp:inline>
+        </w:drawing>
+      </w:r>
+    </w:p>
+    <w:p>
+      <w:r>
+        <w:rPr>
+          <w:b/>
+          <w:bCs/>
+        </w:rPr>
+        <w:t>A8 – AND with Back-prop (2–2–1 MLP, sigmoid, α = 0.05)</w:t>
+      </w:r>
+      <w:r>
+        <w:br/>
+      </w:r>
+      <w:r>
+        <w:rPr>
+          <w:b/>
+          <w:bCs/>
+        </w:rPr>
+        <w:t>Objective:</w:t>
+      </w:r>
+      <w:r>
+        <w:t xml:space="preserve"> Train a 2–2–1 network with sigmoid activation to implement the AND gate. Stop when </w:t>
+      </w:r>
+      <w:r>
+        <w:rPr>
+          <w:b/>
+          <w:bCs/>
+        </w:rPr>
+        <w:t>SSE ≤ 0.002</w:t>
+      </w:r>
+      <w:r>
+        <w:t xml:space="preserve"> or after 1000 epochs.</w:t>
+      </w:r>
+    </w:p>
+    <w:p>
+      <w:r>
+        <w:rPr>
+          <w:b/>
+          <w:bCs/>
+        </w:rPr>
+        <w:t>Method:</w:t>
+      </w:r>
+      <w:r>
+        <w:t xml:space="preserve"> Batch back-propagation with cross-entropy gradients and momentum (β = 0.9); Xavier initialization to avoid sigmoid saturation.</w:t>
+      </w:r>
+    </w:p>
+    <w:p>
+      <w:r>
+        <w:rPr>
+          <w:b/>
+          <w:bCs/>
+        </w:rPr>
+        <w:t>Results (this run):</w:t>
+      </w:r>
+    </w:p>
+    <w:p>
+      <w:pPr>
+        <w:numPr>
+          <w:ilvl w:val="0"/>
+          <w:numId w:val="31"/>
+        </w:numPr>
+      </w:pPr>
+      <w:r>
+        <w:t xml:space="preserve">Converged at </w:t>
+      </w:r>
+      <w:r>
+        <w:rPr>
+          <w:b/>
+          <w:bCs/>
+        </w:rPr>
+        <w:t>epoch 161</w:t>
+      </w:r>
+      <w:r>
+        <w:t xml:space="preserve"> with </w:t>
+      </w:r>
+      <w:r>
+        <w:rPr>
+          <w:b/>
+          <w:bCs/>
+        </w:rPr>
+        <w:t>SSE = 0.001954</w:t>
+      </w:r>
+      <w:r>
+        <w:t>.</w:t>
+      </w:r>
+    </w:p>
+    <w:p>
+      <w:pPr>
+        <w:numPr>
+          <w:ilvl w:val="0"/>
+          <w:numId w:val="31"/>
+        </w:numPr>
+      </w:pPr>
+      <w:r>
+        <w:t xml:space="preserve">Outputs (sigmoid): </w:t>
+      </w:r>
+      <w:r>
+        <w:rPr>
+          <w:b/>
+          <w:bCs/>
+        </w:rPr>
+        <w:t>[0.000616, 0.017356, 0.016218, 0.962726]</w:t>
+      </w:r>
+      <w:r>
+        <w:t xml:space="preserve"> → after 0.5 threshold: </w:t>
+      </w:r>
+      <w:r>
+        <w:rPr>
+          <w:b/>
+          <w:bCs/>
+        </w:rPr>
+        <w:t>[0, 0, 0, 1]</w:t>
+      </w:r>
+      <w:r>
+        <w:t xml:space="preserve"> (correct truth table).</w:t>
+      </w:r>
+    </w:p>
+    <w:p>
+      <w:pPr>
+        <w:numPr>
+          <w:ilvl w:val="0"/>
+          <w:numId w:val="31"/>
+        </w:numPr>
+      </w:pPr>
+      <w:r>
+        <w:t>Final weights:</w:t>
+      </w:r>
+    </w:p>
+    <w:p>
+      <w:pPr>
+        <w:numPr>
+          <w:ilvl w:val="1"/>
+          <w:numId w:val="31"/>
+        </w:numPr>
+      </w:pPr>
+      <w:r>
+        <w:lastRenderedPageBreak/>
+        <w:t>VVV (input→hidden) = [−3.3608452.123794−2.5747912.953417]\begin{bmatrix}-3.360845 &amp; 2.123794\\ -2.574791 &amp; 2.953417\end{bmatrix}[−3.360845−2.574791​2.1237942.953417​], bh=[4.056661,−3.351978]b_h=[4.056661,-3.351978]bh​=[4.056661,−3.351978]</w:t>
+      </w:r>
+    </w:p>
+    <w:p>
+      <w:pPr>
+        <w:numPr>
+          <w:ilvl w:val="1"/>
+          <w:numId w:val="31"/>
+        </w:numPr>
+      </w:pPr>
+      <w:r>
+        <w:t>WWW (hidden→output) = [−6.7145946.05195]\begin{bmatrix}-6.714594\\ 6.05195\end{bmatrix}[−6.7145946.05195​], bo=[−0.995698]b_o=[-0.995698]bo​=[−0.995698]</w:t>
+      </w:r>
+    </w:p>
+    <w:p>
+      <w:pPr>
+        <w:numPr>
+          <w:ilvl w:val="0"/>
+          <w:numId w:val="31"/>
+        </w:numPr>
+      </w:pPr>
+      <w:r>
+        <w:t xml:space="preserve">Figure: </w:t>
+      </w:r>
+      <w:r>
+        <w:rPr>
+          <w:b/>
+          <w:bCs/>
+        </w:rPr>
+        <w:t>U_A8_AND_loss.png</w:t>
+      </w:r>
+      <w:r>
+        <w:t xml:space="preserve"> (SSE vs epochs) shows rapid descent to the threshold.</w:t>
+      </w:r>
+    </w:p>
+    <w:p>
+      <w:r>
+        <w:rPr>
+          <w:b/>
+          <w:bCs/>
+        </w:rPr>
+        <w:t>Conclusion:</w:t>
+      </w:r>
+      <w:r>
+        <w:t xml:space="preserve"> With proper initialization and stable gradients, the network learns AND well below the error tolerance—contrasting A5/A7 where single linear units failed (XOR not linearly separable).</w:t>
+      </w:r>
+    </w:p>
+    <w:p>
+      <w:pPr>
+        <w:rPr>
+          <w:lang w:val="en-US"/>
+        </w:rPr>
+      </w:pPr>
+      <w:r>
+        <w:rPr>
+          <w:lang w:val="en-US"/>
+        </w:rPr>
+        <w:t>A9</w:t>
+      </w:r>
+    </w:p>
+    <w:p>
+      <w:pPr>
+        <w:rPr>
+          <w:lang w:val="en-US"/>
+        </w:rPr>
+      </w:pPr>
+      <w:r>
+        <w:rPr>
+          <w:lang w:val="en-US"/>
+        </w:rPr>
+        <w:drawing>
+          <wp:inline distT="0" distB="0" distL="0" distR="0" wp14:anchorId="1320B2CA" wp14:editId="73392288">
+            <wp:extent cx="5731510" cy="2446020"/>
+            <wp:effectExtent l="0" t="0" r="2540" b="0"/>
+            <wp:docPr id="1734195061" name="Picture 1"/>
+            <wp:cNvGraphicFramePr>
+              <a:graphicFrameLocks xmlns:a="http://schemas.openxmlformats.org/drawingml/2006/main" noChangeAspect="1"/>
+            </wp:cNvGraphicFramePr>
+            <a:graphic xmlns:a="http://schemas.openxmlformats.org/drawingml/2006/main">
+              <a:graphicData uri="http://schemas.openxmlformats.org/drawingml/2006/picture">
+                <pic:pic xmlns:pic="http://schemas.openxmlformats.org/drawingml/2006/picture">
+                  <pic:nvPicPr>
+                    <pic:cNvPr id="1734195061" name=""/>
+                    <pic:cNvPicPr/>
+                  </pic:nvPicPr>
+                  <pic:blipFill>
+                    <a:blip r:embed="rId22"/>
+                    <a:stretch>
+                      <a:fillRect/>
+                    </a:stretch>
+                  </pic:blipFill>
+                  <pic:spPr>
+                    <a:xfrm>
+                      <a:off x="0" y="0"/>
+                      <a:ext cx="5731510" cy="2446020"/>
+                    </a:xfrm>
+                    <a:prstGeom prst="rect">
+                      <a:avLst/>
+                    </a:prstGeom>
+                  </pic:spPr>
+                </pic:pic>
+              </a:graphicData>
+            </a:graphic>
+          </wp:inline>
+        </w:drawing>
+      </w:r>
+    </w:p>
+    <w:p>
+      <w:pPr>
+        <w:rPr>
+          <w:lang w:val="en-US"/>
+        </w:rPr>
+      </w:pPr>
+      <w:r>
+        <w:rPr>
+          <w:lang w:val="en-US"/>
+        </w:rPr>
+        <w:drawing>
+          <wp:inline distT="0" distB="0" distL="0" distR="0" wp14:anchorId="4E551BD8" wp14:editId="321A0A4E">
+            <wp:extent cx="3800503" cy="2847996"/>
+            <wp:effectExtent l="0" t="0" r="9525" b="9525"/>
+            <wp:docPr id="1709277322" name="Picture 1"/>
+            <wp:cNvGraphicFramePr>
+              <a:graphicFrameLocks xmlns:a="http://schemas.openxmlformats.org/drawingml/2006/main" noChangeAspect="1"/>
+            </wp:cNvGraphicFramePr>
+            <a:graphic xmlns:a="http://schemas.openxmlformats.org/drawingml/2006/main">
+              <a:graphicData uri="http://schemas.openxmlformats.org/drawingml/2006/picture">
+                <pic:pic xmlns:pic="http://schemas.openxmlformats.org/drawingml/2006/picture">
+                  <pic:nvPicPr>
+                    <pic:cNvPr id="1709277322" name=""/>
+                    <pic:cNvPicPr/>
+                  </pic:nvPicPr>
+                  <pic:blipFill>
+                    <a:blip r:embed="rId23"/>
+                    <a:stretch>
+                      <a:fillRect/>
+                    </a:stretch>
+                  </pic:blipFill>
+                  <pic:spPr>
+                    <a:xfrm>
+                      <a:off x="0" y="0"/>
+                      <a:ext cx="3800503" cy="2847996"/>
+                    </a:xfrm>
+                    <a:prstGeom prst="rect">
+                      <a:avLst/>
+                    </a:prstGeom>
+                  </pic:spPr>
+                </pic:pic>
+              </a:graphicData>
+            </a:graphic>
+          </wp:inline>
+        </w:drawing>
+      </w:r>
+    </w:p>
+    <w:p>
+      <w:r>
+        <w:rPr>
+          <w:b/>
+          <w:bCs/>
+        </w:rPr>
+        <w:lastRenderedPageBreak/>
+        <w:t>A9 – XOR via Back-prop (2–2–1, sigmoid, α = 0.05)</w:t>
+      </w:r>
+      <w:r>
+        <w:br/>
+      </w:r>
+      <w:r>
+        <w:rPr>
+          <w:b/>
+          <w:bCs/>
+        </w:rPr>
+        <w:t>Objective:</w:t>
+      </w:r>
+      <w:r>
+        <w:t xml:space="preserve"> Learn XOR using a 2–2–1 MLP with sigmoid activation and learning rate 0.05. Stop when </w:t>
+      </w:r>
+      <w:r>
+        <w:rPr>
+          <w:b/>
+          <w:bCs/>
+        </w:rPr>
+        <w:t>SSE ≤ 0.002</w:t>
+      </w:r>
+      <w:r>
+        <w:t xml:space="preserve"> (max 1000 epochs).</w:t>
+      </w:r>
+    </w:p>
+    <w:p>
+      <w:r>
+        <w:rPr>
+          <w:b/>
+          <w:bCs/>
+        </w:rPr>
+        <w:t>Method:</w:t>
+      </w:r>
+      <w:r>
+        <w:t xml:space="preserve"> Batch back-prop with cross-entropy gradients and momentum (β = 0.9); Xavier initialization.</w:t>
+      </w:r>
+      <w:r>
+        <w:br/>
+        <w:t>Hidden layer size = 2; biases at hidden and output.</w:t>
+      </w:r>
+    </w:p>
+    <w:p>
+      <w:r>
+        <w:rPr>
+          <w:b/>
+          <w:bCs/>
+        </w:rPr>
+        <w:t>Results (this run):</w:t>
+      </w:r>
+    </w:p>
+    <w:p>
+      <w:pPr>
+        <w:numPr>
+          <w:ilvl w:val="0"/>
+          <w:numId w:val="32"/>
+        </w:numPr>
+      </w:pPr>
+      <w:r>
+        <w:rPr>
+          <w:b/>
+          <w:bCs/>
+        </w:rPr>
+        <w:t>Converged at epoch 401</w:t>
+      </w:r>
+      <w:r>
+        <w:t xml:space="preserve"> with </w:t>
+      </w:r>
+      <w:r>
+        <w:rPr>
+          <w:b/>
+          <w:bCs/>
+        </w:rPr>
+        <w:t>SSE = 0.001985</w:t>
+      </w:r>
+      <w:r>
+        <w:t>.</w:t>
+      </w:r>
+    </w:p>
+    <w:p>
+      <w:pPr>
+        <w:numPr>
+          <w:ilvl w:val="0"/>
+          <w:numId w:val="32"/>
+        </w:numPr>
+      </w:pPr>
+      <w:r>
+        <w:rPr>
+          <w:b/>
+          <w:bCs/>
+        </w:rPr>
+        <w:t>Predictions (sigmoid):</w:t>
+      </w:r>
+      <w:r>
+        <w:t xml:space="preserve"> [0.0213, 0.9812, 0.9708, 0.0180] → after 0.5 threshold: [0, 1, 1, 0].</w:t>
+      </w:r>
+    </w:p>
+    <w:p>
+      <w:pPr>
+        <w:numPr>
+          <w:ilvl w:val="0"/>
+          <w:numId w:val="32"/>
+        </w:numPr>
+      </w:pPr>
+      <w:r>
+        <w:rPr>
+          <w:b/>
+          <w:bCs/>
+        </w:rPr>
+        <w:t>Final weights:</w:t>
+      </w:r>
+    </w:p>
+    <w:p>
+      <w:pPr>
+        <w:numPr>
+          <w:ilvl w:val="1"/>
+          <w:numId w:val="32"/>
+        </w:numPr>
+      </w:pPr>
+      <w:r>
+        <w:t>VVV = [−5.539158−6.1629935.8435316.033878]\begin{bmatrix}-5.539158 &amp; -6.162993\\ 5.843531 &amp; 6.033878\end{bmatrix}[−5.5391585.843531​−6.1629936.033878​], bh=[2.740141,−3.293452]b_h=[2.740141,-3.293452]bh​=[2.740141,−3.293452]</w:t>
+      </w:r>
+    </w:p>
+    <w:p>
+      <w:pPr>
+        <w:numPr>
+          <w:ilvl w:val="1"/>
+          <w:numId w:val="32"/>
+        </w:numPr>
+      </w:pPr>
+      <w:r>
+        <w:t>WWW = [−8.683999.193401]\begin{bmatrix}-8.68399\\ 9.193401\end{bmatrix}[−8.683999.193401​], bo=[4.001939]b_o=[4.001939]bo​=[4.001939]</w:t>
+      </w:r>
+    </w:p>
+    <w:p>
+      <w:r>
+        <w:rPr>
+          <w:b/>
+          <w:bCs/>
+        </w:rPr>
+        <w:t>Interpretation:</w:t>
+      </w:r>
+      <w:r>
+        <w:t xml:space="preserve"> Hidden units learn two complementary half-planes; the output weights with opposite signs combine them to realize the XOR decision surface (union of two regions).</w:t>
+      </w:r>
+      <w:r>
+        <w:br/>
+      </w:r>
+      <w:r>
+        <w:rPr>
+          <w:b/>
+          <w:bCs/>
+        </w:rPr>
+        <w:t>Contrast with A5/A7:</w:t>
+      </w:r>
+      <w:r>
+        <w:t xml:space="preserve"> single linear unit fails (SSE ≈ 2.0 / 1.0), but the hidden layer introduces nonlinearity and achieves near-zero error.</w:t>
+      </w:r>
+    </w:p>
+    <w:p>
+      <w:r>
+        <w:rPr>
+          <w:b/>
+          <w:bCs/>
+        </w:rPr>
+        <w:t>Figure (caption):</w:t>
+      </w:r>
+      <w:r>
+        <w:t xml:space="preserve"> </w:t>
+      </w:r>
+      <w:r>
+        <w:rPr>
+          <w:i/>
+          <w:iCs/>
+        </w:rPr>
+        <w:t>A9 – XOR via Back-prop: SSE vs Epochs.</w:t>
+      </w:r>
+      <w:r>
+        <w:t xml:space="preserve"> Error decreases slowly initially, then drops steeply once hidden features become discriminative; converges below the 0.002 threshold at epoch 401. (Saved as lab8_output_figures\U_A9_XOR_loss.png.)</w:t>
+      </w:r>
+    </w:p>
+    <w:p>
+      <w:pPr>
+        <w:rPr>
+          <w:lang w:val="en-US"/>
+        </w:rPr>
+      </w:pPr>
+      <w:r>
+        <w:rPr>
+          <w:lang w:val="en-US"/>
+        </w:rPr>
+        <w:t>A10</w:t>
+      </w:r>
+    </w:p>
+    <w:p>
+      <w:pPr>
+        <w:rPr>
+          <w:lang w:val="en-US"/>
+        </w:rPr>
+      </w:pPr>
+      <w:r>
+        <w:rPr>
+          <w:lang w:val="en-US"/>
+        </w:rPr>
+        <w:lastRenderedPageBreak/>
+        <w:drawing>
+          <wp:inline distT="0" distB="0" distL="0" distR="0" wp14:anchorId="155B3614" wp14:editId="0C6B19FE">
+            <wp:extent cx="5731510" cy="2779395"/>
+            <wp:effectExtent l="0" t="0" r="2540" b="1905"/>
+            <wp:docPr id="572060381" name="Picture 1"/>
+            <wp:cNvGraphicFramePr>
+              <a:graphicFrameLocks xmlns:a="http://schemas.openxmlformats.org/drawingml/2006/main" noChangeAspect="1"/>
+            </wp:cNvGraphicFramePr>
+            <a:graphic xmlns:a="http://schemas.openxmlformats.org/drawingml/2006/main">
+              <a:graphicData uri="http://schemas.openxmlformats.org/drawingml/2006/picture">
+                <pic:pic xmlns:pic="http://schemas.openxmlformats.org/drawingml/2006/picture">
+                  <pic:nvPicPr>
+                    <pic:cNvPr id="572060381" name=""/>
+                    <pic:cNvPicPr/>
+                  </pic:nvPicPr>
+                  <pic:blipFill>
+                    <a:blip r:embed="rId24"/>
+                    <a:stretch>
+                      <a:fillRect/>
+                    </a:stretch>
+                  </pic:blipFill>
+                  <pic:spPr>
+                    <a:xfrm>
+                      <a:off x="0" y="0"/>
+                      <a:ext cx="5731510" cy="2779395"/>
+                    </a:xfrm>
+                    <a:prstGeom prst="rect">
+                      <a:avLst/>
+                    </a:prstGeom>
+                  </pic:spPr>
+                </pic:pic>
+              </a:graphicData>
+            </a:graphic>
+          </wp:inline>
+        </w:drawing>
+      </w:r>
+    </w:p>
+    <w:p>
+      <w:pPr>
+        <w:rPr>
+          <w:lang w:val="en-US"/>
+        </w:rPr>
+      </w:pPr>
+      <w:r>
+        <w:rPr>
+          <w:lang w:val="en-US"/>
+        </w:rPr>
+        <w:drawing>
+          <wp:inline distT="0" distB="0" distL="0" distR="0" wp14:anchorId="130E43E8" wp14:editId="7D48DAA0">
+            <wp:extent cx="5731510" cy="2794635"/>
+            <wp:effectExtent l="0" t="0" r="2540" b="5715"/>
+            <wp:docPr id="1058363512" name="Picture 1"/>
+            <wp:cNvGraphicFramePr>
+              <a:graphicFrameLocks xmlns:a="http://schemas.openxmlformats.org/drawingml/2006/main" noChangeAspect="1"/>
+            </wp:cNvGraphicFramePr>
+            <a:graphic xmlns:a="http://schemas.openxmlformats.org/drawingml/2006/main">
+              <a:graphicData uri="http://schemas.openxmlformats.org/drawingml/2006/picture">
+                <pic:pic xmlns:pic="http://schemas.openxmlformats.org/drawingml/2006/picture">
+                  <pic:nvPicPr>
+                    <pic:cNvPr id="1058363512" name=""/>
+                    <pic:cNvPicPr/>
+                  </pic:nvPicPr>
+                  <pic:blipFill>
+                    <a:blip r:embed="rId25"/>
+                    <a:stretch>
+                      <a:fillRect/>
+                    </a:stretch>
+                  </pic:blipFill>
+                  <pic:spPr>
+                    <a:xfrm>
+                      <a:off x="0" y="0"/>
+                      <a:ext cx="5731510" cy="2794635"/>
+                    </a:xfrm>
+                    <a:prstGeom prst="rect">
+                      <a:avLst/>
+                    </a:prstGeom>
+                  </pic:spPr>
+                </pic:pic>
+              </a:graphicData>
+            </a:graphic>
+          </wp:inline>
+        </w:drawing>
+      </w:r>
+    </w:p>
+    <w:p>
+      <w:pPr>
+        <w:rPr>
+          <w:lang w:val="en-US"/>
+        </w:rPr>
+      </w:pPr>
+      <w:r>
+        <w:rPr>
+          <w:lang w:val="en-US"/>
+        </w:rPr>
+        <w:drawing>
+          <wp:inline distT="0" distB="0" distL="0" distR="0" wp14:anchorId="0B77EEA5" wp14:editId="130AF002">
+            <wp:extent cx="3810028" cy="2743220"/>
+            <wp:effectExtent l="0" t="0" r="0" b="0"/>
+            <wp:docPr id="829523540" name="Picture 1"/>
+            <wp:cNvGraphicFramePr>
+              <a:graphicFrameLocks xmlns:a="http://schemas.openxmlformats.org/drawingml/2006/main" noChangeAspect="1"/>
+            </wp:cNvGraphicFramePr>
+            <a:graphic xmlns:a="http://schemas.openxmlformats.org/drawingml/2006/main">
+              <a:graphicData uri="http://schemas.openxmlformats.org/drawingml/2006/picture">
+                <pic:pic xmlns:pic="http://schemas.openxmlformats.org/drawingml/2006/picture">
+                  <pic:nvPicPr>
+                    <pic:cNvPr id="829523540" name=""/>
+                    <pic:cNvPicPr/>
+                  </pic:nvPicPr>
+                  <pic:blipFill>
+                    <a:blip r:embed="rId26"/>
+                    <a:stretch>
+                      <a:fillRect/>
+                    </a:stretch>
+                  </pic:blipFill>
+                  <pic:spPr>
+                    <a:xfrm>
+                      <a:off x="0" y="0"/>
+                      <a:ext cx="3810028" cy="2743220"/>
+                    </a:xfrm>
+                    <a:prstGeom prst="rect">
+                      <a:avLst/>
+                    </a:prstGeom>
+                  </pic:spPr>
+                </pic:pic>
+              </a:graphicData>
+            </a:graphic>
+          </wp:inline>
+        </w:drawing>
+      </w:r>
+    </w:p>
+    <w:p>
+      <w:pPr>
+        <w:rPr>
+          <w:lang w:val="en-US"/>
+        </w:rPr>
+      </w:pPr>
+      <w:r>
+        <w:rPr>
+          <w:lang w:val="en-US"/>
+        </w:rPr>
+        <w:lastRenderedPageBreak/>
+        <w:drawing>
+          <wp:inline distT="0" distB="0" distL="0" distR="0" wp14:anchorId="1485501F" wp14:editId="595F630B">
+            <wp:extent cx="3800503" cy="2771795"/>
+            <wp:effectExtent l="0" t="0" r="9525" b="9525"/>
+            <wp:docPr id="172428874" name="Picture 1"/>
+            <wp:cNvGraphicFramePr>
+              <a:graphicFrameLocks xmlns:a="http://schemas.openxmlformats.org/drawingml/2006/main" noChangeAspect="1"/>
+            </wp:cNvGraphicFramePr>
+            <a:graphic xmlns:a="http://schemas.openxmlformats.org/drawingml/2006/main">
+              <a:graphicData uri="http://schemas.openxmlformats.org/drawingml/2006/picture">
+                <pic:pic xmlns:pic="http://schemas.openxmlformats.org/drawingml/2006/picture">
+                  <pic:nvPicPr>
+                    <pic:cNvPr id="172428874" name=""/>
+                    <pic:cNvPicPr/>
+                  </pic:nvPicPr>
+                  <pic:blipFill>
+                    <a:blip r:embed="rId27"/>
+                    <a:stretch>
+                      <a:fillRect/>
+                    </a:stretch>
+                  </pic:blipFill>
+                  <pic:spPr>
+                    <a:xfrm>
+                      <a:off x="0" y="0"/>
+                      <a:ext cx="3800503" cy="2771795"/>
+                    </a:xfrm>
+                    <a:prstGeom prst="rect">
+                      <a:avLst/>
+                    </a:prstGeom>
+                  </pic:spPr>
+                </pic:pic>
+              </a:graphicData>
+            </a:graphic>
+          </wp:inline>
+        </w:drawing>
+      </w:r>
+      <w:r>
+        <w:rPr>
+          <w:lang w:val="en-US"/>
+        </w:rPr>
+        <w:t>sss</w:t>
+      </w:r>
     </w:p>
     <w:sectPr>
       <w:pgSz w:w="11906" w:h="16838"/>
@@ -4752,6 +6329,155 @@
 <file path=word/numbering.xml><?xml version="1.0" encoding="utf-8"?>
 <w:numbering xmlns:wpc="http://schemas.microsoft.com/office/word/2010/wordprocessingCanvas" xmlns:cx="http://schemas.microsoft.com/office/drawing/2014/chartex" xmlns:cx1="http://schemas.microsoft.com/office/drawing/2015/9/8/chartex" xmlns:cx2="http://schemas.microsoft.com/office/drawing/2015/10/21/chartex" xmlns:cx3="http://schemas.microsoft.com/office/drawing/2016/5/9/chartex" xmlns:cx4="http://schemas.microsoft.com/office/drawing/2016/5/10/chartex" xmlns:cx5="http://schemas.microsoft.com/office/drawing/2016/5/11/chartex" xmlns:cx6="http://schemas.microsoft.com/office/drawing/2016/5/12/chartex" xmlns:cx7="http://schemas.microsoft.com/office/drawing/2016/5/13/chartex" xmlns:cx8="http://schemas.microsoft.com/office/drawing/2016/5/14/chartex" xmlns:mc="http://schemas.openxmlformats.org/markup-compatibility/2006" xmlns:aink="http://schemas.microsoft.com/office/drawing/2016/ink" xmlns:am3d="http://schemas.microsoft.com/office/drawing/2017/model3d" xmlns:o="urn:schemas-microsoft-com:office:office" xmlns:oel="http://schemas.microsoft.com/office/2019/extlst" xmlns:r="http://schemas.openxmlformats.org/officeDocument/2006/relationships" xmlns:m="http://schemas.openxmlformats.org/officeDocument/2006/math" xmlns:v="urn:schemas-microsoft-com:vml" xmlns:wp14="http://schemas.microsoft.com/office/word/2010/wordprocessingDrawing" xmlns:wp="http://schemas.openxmlformats.org/drawingml/2006/wordprocessingDrawing" xmlns:w10="urn:schemas-microsoft-com:office:word" xmlns:w="http://schemas.openxmlformats.org/wordprocessingml/2006/main" xmlns:w14="http://schemas.microsoft.com/office/word/2010/wordml" xmlns:w15="http://schemas.microsoft.com/office/word/2012/wordml" xmlns:w16cex="http://schemas.microsoft.com/office/word/2018/wordml/cex" xmlns:w16cid="http://schemas.microsoft.com/office/word/2016/wordml/cid" xmlns:w16="http://schemas.microsoft.com/office/word/2018/wordml" xmlns:w16du="http://schemas.microsoft.com/office/word/2023/wordml/word16du" xmlns:w16sdtdh="http://schemas.microsoft.com/office/word/2020/wordml/sdtdatahash" xmlns:w16sdtfl="http://schemas.microsoft.com/office/word/2024/wordml/sdtformatlock" xmlns:w16se="http://schemas.microsoft.com/office/word/2015/wordml/symex" xmlns:wpg="http://schemas.microsoft.com/office/word/2010/wordprocessingGroup" xmlns:wpi="http://schemas.microsoft.com/office/word/2010/wordprocessingInk" xmlns:wne="http://schemas.microsoft.com/office/word/2006/wordml" xmlns:wps="http://schemas.microsoft.com/office/word/2010/wordprocessingShape" mc:Ignorable="w14 w15 w16se w16cid w16 w16cex w16sdtdh w16sdtfl w16du wp14">
   <w:abstractNum w:abstractNumId="0" w15:restartNumberingAfterBreak="0">
+    <w:nsid w:val="0E3D658C"/>
+    <w:multiLevelType w:val="multilevel"/>
+    <w:tmpl w:val="153CE490"/>
+    <w:lvl w:ilvl="0">
+      <w:start w:val="1"/>
+      <w:numFmt w:val="bullet"/>
+      <w:lvlText w:val=""/>
+      <w:lvlJc w:val="left"/>
+      <w:pPr>
+        <w:tabs>
+          <w:tab w:val="num" w:pos="720"/>
+        </w:tabs>
+        <w:ind w:left="720" w:hanging="360"/>
+      </w:pPr>
+      <w:rPr>
+        <w:rFonts w:ascii="Symbol" w:hAnsi="Symbol" w:hint="default"/>
+        <w:sz w:val="20"/>
+      </w:rPr>
+    </w:lvl>
+    <w:lvl w:ilvl="1" w:tentative="1">
+      <w:start w:val="1"/>
+      <w:numFmt w:val="bullet"/>
+      <w:lvlText w:val="o"/>
+      <w:lvlJc w:val="left"/>
+      <w:pPr>
+        <w:tabs>
+          <w:tab w:val="num" w:pos="1440"/>
+        </w:tabs>
+        <w:ind w:left="1440" w:hanging="360"/>
+      </w:pPr>
+      <w:rPr>
+        <w:rFonts w:ascii="Courier New" w:hAnsi="Courier New" w:hint="default"/>
+        <w:sz w:val="20"/>
+      </w:rPr>
+    </w:lvl>
+    <w:lvl w:ilvl="2" w:tentative="1">
+      <w:start w:val="1"/>
+      <w:numFmt w:val="bullet"/>
+      <w:lvlText w:val=""/>
+      <w:lvlJc w:val="left"/>
+      <w:pPr>
+        <w:tabs>
+          <w:tab w:val="num" w:pos="2160"/>
+        </w:tabs>
+        <w:ind w:left="2160" w:hanging="360"/>
+      </w:pPr>
+      <w:rPr>
+        <w:rFonts w:ascii="Wingdings" w:hAnsi="Wingdings" w:hint="default"/>
+        <w:sz w:val="20"/>
+      </w:rPr>
+    </w:lvl>
+    <w:lvl w:ilvl="3" w:tentative="1">
+      <w:start w:val="1"/>
+      <w:numFmt w:val="bullet"/>
+      <w:lvlText w:val=""/>
+      <w:lvlJc w:val="left"/>
+      <w:pPr>
+        <w:tabs>
+          <w:tab w:val="num" w:pos="2880"/>
+        </w:tabs>
+        <w:ind w:left="2880" w:hanging="360"/>
+      </w:pPr>
+      <w:rPr>
+        <w:rFonts w:ascii="Wingdings" w:hAnsi="Wingdings" w:hint="default"/>
+        <w:sz w:val="20"/>
+      </w:rPr>
+    </w:lvl>
+    <w:lvl w:ilvl="4" w:tentative="1">
+      <w:start w:val="1"/>
+      <w:numFmt w:val="bullet"/>
+      <w:lvlText w:val=""/>
+      <w:lvlJc w:val="left"/>
+      <w:pPr>
+        <w:tabs>
+          <w:tab w:val="num" w:pos="3600"/>
+        </w:tabs>
+        <w:ind w:left="3600" w:hanging="360"/>
+      </w:pPr>
+      <w:rPr>
+        <w:rFonts w:ascii="Wingdings" w:hAnsi="Wingdings" w:hint="default"/>
+        <w:sz w:val="20"/>
+      </w:rPr>
+    </w:lvl>
+    <w:lvl w:ilvl="5" w:tentative="1">
+      <w:start w:val="1"/>
+      <w:numFmt w:val="bullet"/>
+      <w:lvlText w:val=""/>
+      <w:lvlJc w:val="left"/>
+      <w:pPr>
+        <w:tabs>
+          <w:tab w:val="num" w:pos="4320"/>
+        </w:tabs>
+        <w:ind w:left="4320" w:hanging="360"/>
+      </w:pPr>
+      <w:rPr>
+        <w:rFonts w:ascii="Wingdings" w:hAnsi="Wingdings" w:hint="default"/>
+        <w:sz w:val="20"/>
+      </w:rPr>
+    </w:lvl>
+    <w:lvl w:ilvl="6" w:tentative="1">
+      <w:start w:val="1"/>
+      <w:numFmt w:val="bullet"/>
+      <w:lvlText w:val=""/>
+      <w:lvlJc w:val="left"/>
+      <w:pPr>
+        <w:tabs>
+          <w:tab w:val="num" w:pos="5040"/>
+        </w:tabs>
+        <w:ind w:left="5040" w:hanging="360"/>
+      </w:pPr>
+      <w:rPr>
+        <w:rFonts w:ascii="Wingdings" w:hAnsi="Wingdings" w:hint="default"/>
+        <w:sz w:val="20"/>
+      </w:rPr>
+    </w:lvl>
+    <w:lvl w:ilvl="7" w:tentative="1">
+      <w:start w:val="1"/>
+      <w:numFmt w:val="bullet"/>
+      <w:lvlText w:val=""/>
+      <w:lvlJc w:val="left"/>
+      <w:pPr>
+        <w:tabs>
+          <w:tab w:val="num" w:pos="5760"/>
+        </w:tabs>
+        <w:ind w:left="5760" w:hanging="360"/>
+      </w:pPr>
+      <w:rPr>
+        <w:rFonts w:ascii="Wingdings" w:hAnsi="Wingdings" w:hint="default"/>
+        <w:sz w:val="20"/>
+      </w:rPr>
+    </w:lvl>
+    <w:lvl w:ilvl="8" w:tentative="1">
+      <w:start w:val="1"/>
+      <w:numFmt w:val="bullet"/>
+      <w:lvlText w:val=""/>
+      <w:lvlJc w:val="left"/>
+      <w:pPr>
+        <w:tabs>
+          <w:tab w:val="num" w:pos="6480"/>
+        </w:tabs>
+        <w:ind w:left="6480" w:hanging="360"/>
+      </w:pPr>
+      <w:rPr>
+        <w:rFonts w:ascii="Wingdings" w:hAnsi="Wingdings" w:hint="default"/>
+        <w:sz w:val="20"/>
+      </w:rPr>
+    </w:lvl>
+  </w:abstractNum>
+  <w:abstractNum w:abstractNumId="1" w15:restartNumberingAfterBreak="0">
     <w:nsid w:val="0FF67357"/>
     <w:multiLevelType w:val="multilevel"/>
     <w:tmpl w:val="34424738"/>
@@ -4868,7 +6594,7 @@
       </w:pPr>
     </w:lvl>
   </w:abstractNum>
-  <w:abstractNum w:abstractNumId="1" w15:restartNumberingAfterBreak="0">
+  <w:abstractNum w:abstractNumId="2" w15:restartNumberingAfterBreak="0">
     <w:nsid w:val="10432078"/>
     <w:multiLevelType w:val="multilevel"/>
     <w:tmpl w:val="924AB730"/>
@@ -5017,7 +6743,7 @@
       </w:rPr>
     </w:lvl>
   </w:abstractNum>
-  <w:abstractNum w:abstractNumId="2" w15:restartNumberingAfterBreak="0">
+  <w:abstractNum w:abstractNumId="3" w15:restartNumberingAfterBreak="0">
     <w:nsid w:val="116164C2"/>
     <w:multiLevelType w:val="multilevel"/>
     <w:tmpl w:val="438E2554"/>
@@ -5166,7 +6892,7 @@
       </w:rPr>
     </w:lvl>
   </w:abstractNum>
-  <w:abstractNum w:abstractNumId="3" w15:restartNumberingAfterBreak="0">
+  <w:abstractNum w:abstractNumId="4" w15:restartNumberingAfterBreak="0">
     <w:nsid w:val="126136E1"/>
     <w:multiLevelType w:val="multilevel"/>
     <w:tmpl w:val="365013C0"/>
@@ -5315,7 +7041,156 @@
       </w:rPr>
     </w:lvl>
   </w:abstractNum>
-  <w:abstractNum w:abstractNumId="4" w15:restartNumberingAfterBreak="0">
+  <w:abstractNum w:abstractNumId="5" w15:restartNumberingAfterBreak="0">
+    <w:nsid w:val="16432D7E"/>
+    <w:multiLevelType w:val="multilevel"/>
+    <w:tmpl w:val="F192201C"/>
+    <w:lvl w:ilvl="0">
+      <w:start w:val="1"/>
+      <w:numFmt w:val="bullet"/>
+      <w:lvlText w:val=""/>
+      <w:lvlJc w:val="left"/>
+      <w:pPr>
+        <w:tabs>
+          <w:tab w:val="num" w:pos="720"/>
+        </w:tabs>
+        <w:ind w:left="720" w:hanging="360"/>
+      </w:pPr>
+      <w:rPr>
+        <w:rFonts w:ascii="Symbol" w:hAnsi="Symbol" w:hint="default"/>
+        <w:sz w:val="20"/>
+      </w:rPr>
+    </w:lvl>
+    <w:lvl w:ilvl="1" w:tentative="1">
+      <w:start w:val="1"/>
+      <w:numFmt w:val="bullet"/>
+      <w:lvlText w:val="o"/>
+      <w:lvlJc w:val="left"/>
+      <w:pPr>
+        <w:tabs>
+          <w:tab w:val="num" w:pos="1440"/>
+        </w:tabs>
+        <w:ind w:left="1440" w:hanging="360"/>
+      </w:pPr>
+      <w:rPr>
+        <w:rFonts w:ascii="Courier New" w:hAnsi="Courier New" w:hint="default"/>
+        <w:sz w:val="20"/>
+      </w:rPr>
+    </w:lvl>
+    <w:lvl w:ilvl="2" w:tentative="1">
+      <w:start w:val="1"/>
+      <w:numFmt w:val="bullet"/>
+      <w:lvlText w:val=""/>
+      <w:lvlJc w:val="left"/>
+      <w:pPr>
+        <w:tabs>
+          <w:tab w:val="num" w:pos="2160"/>
+        </w:tabs>
+        <w:ind w:left="2160" w:hanging="360"/>
+      </w:pPr>
+      <w:rPr>
+        <w:rFonts w:ascii="Wingdings" w:hAnsi="Wingdings" w:hint="default"/>
+        <w:sz w:val="20"/>
+      </w:rPr>
+    </w:lvl>
+    <w:lvl w:ilvl="3" w:tentative="1">
+      <w:start w:val="1"/>
+      <w:numFmt w:val="bullet"/>
+      <w:lvlText w:val=""/>
+      <w:lvlJc w:val="left"/>
+      <w:pPr>
+        <w:tabs>
+          <w:tab w:val="num" w:pos="2880"/>
+        </w:tabs>
+        <w:ind w:left="2880" w:hanging="360"/>
+      </w:pPr>
+      <w:rPr>
+        <w:rFonts w:ascii="Wingdings" w:hAnsi="Wingdings" w:hint="default"/>
+        <w:sz w:val="20"/>
+      </w:rPr>
+    </w:lvl>
+    <w:lvl w:ilvl="4" w:tentative="1">
+      <w:start w:val="1"/>
+      <w:numFmt w:val="bullet"/>
+      <w:lvlText w:val=""/>
+      <w:lvlJc w:val="left"/>
+      <w:pPr>
+        <w:tabs>
+          <w:tab w:val="num" w:pos="3600"/>
+        </w:tabs>
+        <w:ind w:left="3600" w:hanging="360"/>
+      </w:pPr>
+      <w:rPr>
+        <w:rFonts w:ascii="Wingdings" w:hAnsi="Wingdings" w:hint="default"/>
+        <w:sz w:val="20"/>
+      </w:rPr>
+    </w:lvl>
+    <w:lvl w:ilvl="5" w:tentative="1">
+      <w:start w:val="1"/>
+      <w:numFmt w:val="bullet"/>
+      <w:lvlText w:val=""/>
+      <w:lvlJc w:val="left"/>
+      <w:pPr>
+        <w:tabs>
+          <w:tab w:val="num" w:pos="4320"/>
+        </w:tabs>
+        <w:ind w:left="4320" w:hanging="360"/>
+      </w:pPr>
+      <w:rPr>
+        <w:rFonts w:ascii="Wingdings" w:hAnsi="Wingdings" w:hint="default"/>
+        <w:sz w:val="20"/>
+      </w:rPr>
+    </w:lvl>
+    <w:lvl w:ilvl="6" w:tentative="1">
+      <w:start w:val="1"/>
+      <w:numFmt w:val="bullet"/>
+      <w:lvlText w:val=""/>
+      <w:lvlJc w:val="left"/>
+      <w:pPr>
+        <w:tabs>
+          <w:tab w:val="num" w:pos="5040"/>
+        </w:tabs>
+        <w:ind w:left="5040" w:hanging="360"/>
+      </w:pPr>
+      <w:rPr>
+        <w:rFonts w:ascii="Wingdings" w:hAnsi="Wingdings" w:hint="default"/>
+        <w:sz w:val="20"/>
+      </w:rPr>
+    </w:lvl>
+    <w:lvl w:ilvl="7" w:tentative="1">
+      <w:start w:val="1"/>
+      <w:numFmt w:val="bullet"/>
+      <w:lvlText w:val=""/>
+      <w:lvlJc w:val="left"/>
+      <w:pPr>
+        <w:tabs>
+          <w:tab w:val="num" w:pos="5760"/>
+        </w:tabs>
+        <w:ind w:left="5760" w:hanging="360"/>
+      </w:pPr>
+      <w:rPr>
+        <w:rFonts w:ascii="Wingdings" w:hAnsi="Wingdings" w:hint="default"/>
+        <w:sz w:val="20"/>
+      </w:rPr>
+    </w:lvl>
+    <w:lvl w:ilvl="8" w:tentative="1">
+      <w:start w:val="1"/>
+      <w:numFmt w:val="bullet"/>
+      <w:lvlText w:val=""/>
+      <w:lvlJc w:val="left"/>
+      <w:pPr>
+        <w:tabs>
+          <w:tab w:val="num" w:pos="6480"/>
+        </w:tabs>
+        <w:ind w:left="6480" w:hanging="360"/>
+      </w:pPr>
+      <w:rPr>
+        <w:rFonts w:ascii="Wingdings" w:hAnsi="Wingdings" w:hint="default"/>
+        <w:sz w:val="20"/>
+      </w:rPr>
+    </w:lvl>
+  </w:abstractNum>
+  <w:abstractNum w:abstractNumId="6" w15:restartNumberingAfterBreak="0">
     <w:nsid w:val="18576CAA"/>
     <w:multiLevelType w:val="multilevel"/>
     <w:tmpl w:val="1E8C6768"/>
@@ -5432,7 +7307,7 @@
       </w:pPr>
     </w:lvl>
   </w:abstractNum>
-  <w:abstractNum w:abstractNumId="5" w15:restartNumberingAfterBreak="0">
+  <w:abstractNum w:abstractNumId="7" w15:restartNumberingAfterBreak="0">
     <w:nsid w:val="1F803358"/>
     <w:multiLevelType w:val="multilevel"/>
     <w:tmpl w:val="F5C8C2A0"/>
@@ -5581,7 +7456,418 @@
       </w:rPr>
     </w:lvl>
   </w:abstractNum>
-  <w:abstractNum w:abstractNumId="6" w15:restartNumberingAfterBreak="0">
+  <w:abstractNum w:abstractNumId="8" w15:restartNumberingAfterBreak="0">
+    <w:nsid w:val="1FFC2F10"/>
+    <w:multiLevelType w:val="multilevel"/>
+    <w:tmpl w:val="567C2A26"/>
+    <w:lvl w:ilvl="0">
+      <w:start w:val="1"/>
+      <w:numFmt w:val="decimal"/>
+      <w:lvlText w:val="%1."/>
+      <w:lvlJc w:val="left"/>
+      <w:pPr>
+        <w:tabs>
+          <w:tab w:val="num" w:pos="720"/>
+        </w:tabs>
+        <w:ind w:left="720" w:hanging="360"/>
+      </w:pPr>
+    </w:lvl>
+    <w:lvl w:ilvl="1" w:tentative="1">
+      <w:start w:val="1"/>
+      <w:numFmt w:val="decimal"/>
+      <w:lvlText w:val="%2."/>
+      <w:lvlJc w:val="left"/>
+      <w:pPr>
+        <w:tabs>
+          <w:tab w:val="num" w:pos="1440"/>
+        </w:tabs>
+        <w:ind w:left="1440" w:hanging="360"/>
+      </w:pPr>
+    </w:lvl>
+    <w:lvl w:ilvl="2" w:tentative="1">
+      <w:start w:val="1"/>
+      <w:numFmt w:val="decimal"/>
+      <w:lvlText w:val="%3."/>
+      <w:lvlJc w:val="left"/>
+      <w:pPr>
+        <w:tabs>
+          <w:tab w:val="num" w:pos="2160"/>
+        </w:tabs>
+        <w:ind w:left="2160" w:hanging="360"/>
+      </w:pPr>
+    </w:lvl>
+    <w:lvl w:ilvl="3" w:tentative="1">
+      <w:start w:val="1"/>
+      <w:numFmt w:val="decimal"/>
+      <w:lvlText w:val="%4."/>
+      <w:lvlJc w:val="left"/>
+      <w:pPr>
+        <w:tabs>
+          <w:tab w:val="num" w:pos="2880"/>
+        </w:tabs>
+        <w:ind w:left="2880" w:hanging="360"/>
+      </w:pPr>
+    </w:lvl>
+    <w:lvl w:ilvl="4" w:tentative="1">
+      <w:start w:val="1"/>
+      <w:numFmt w:val="decimal"/>
+      <w:lvlText w:val="%5."/>
+      <w:lvlJc w:val="left"/>
+      <w:pPr>
+        <w:tabs>
+          <w:tab w:val="num" w:pos="3600"/>
+        </w:tabs>
+        <w:ind w:left="3600" w:hanging="360"/>
+      </w:pPr>
+    </w:lvl>
+    <w:lvl w:ilvl="5" w:tentative="1">
+      <w:start w:val="1"/>
+      <w:numFmt w:val="decimal"/>
+      <w:lvlText w:val="%6."/>
+      <w:lvlJc w:val="left"/>
+      <w:pPr>
+        <w:tabs>
+          <w:tab w:val="num" w:pos="4320"/>
+        </w:tabs>
+        <w:ind w:left="4320" w:hanging="360"/>
+      </w:pPr>
+    </w:lvl>
+    <w:lvl w:ilvl="6" w:tentative="1">
+      <w:start w:val="1"/>
+      <w:numFmt w:val="decimal"/>
+      <w:lvlText w:val="%7."/>
+      <w:lvlJc w:val="left"/>
+      <w:pPr>
+        <w:tabs>
+          <w:tab w:val="num" w:pos="5040"/>
+        </w:tabs>
+        <w:ind w:left="5040" w:hanging="360"/>
+      </w:pPr>
+    </w:lvl>
+    <w:lvl w:ilvl="7" w:tentative="1">
+      <w:start w:val="1"/>
+      <w:numFmt w:val="decimal"/>
+      <w:lvlText w:val="%8."/>
+      <w:lvlJc w:val="left"/>
+      <w:pPr>
+        <w:tabs>
+          <w:tab w:val="num" w:pos="5760"/>
+        </w:tabs>
+        <w:ind w:left="5760" w:hanging="360"/>
+      </w:pPr>
+    </w:lvl>
+    <w:lvl w:ilvl="8" w:tentative="1">
+      <w:start w:val="1"/>
+      <w:numFmt w:val="decimal"/>
+      <w:lvlText w:val="%9."/>
+      <w:lvlJc w:val="left"/>
+      <w:pPr>
+        <w:tabs>
+          <w:tab w:val="num" w:pos="6480"/>
+        </w:tabs>
+        <w:ind w:left="6480" w:hanging="360"/>
+      </w:pPr>
+    </w:lvl>
+  </w:abstractNum>
+  <w:abstractNum w:abstractNumId="9" w15:restartNumberingAfterBreak="0">
+    <w:nsid w:val="214F7FF7"/>
+    <w:multiLevelType w:val="multilevel"/>
+    <w:tmpl w:val="F8E8A31E"/>
+    <w:lvl w:ilvl="0">
+      <w:start w:val="1"/>
+      <w:numFmt w:val="bullet"/>
+      <w:lvlText w:val=""/>
+      <w:lvlJc w:val="left"/>
+      <w:pPr>
+        <w:tabs>
+          <w:tab w:val="num" w:pos="720"/>
+        </w:tabs>
+        <w:ind w:left="720" w:hanging="360"/>
+      </w:pPr>
+      <w:rPr>
+        <w:rFonts w:ascii="Symbol" w:hAnsi="Symbol" w:hint="default"/>
+        <w:sz w:val="20"/>
+      </w:rPr>
+    </w:lvl>
+    <w:lvl w:ilvl="1">
+      <w:start w:val="1"/>
+      <w:numFmt w:val="bullet"/>
+      <w:lvlText w:val="o"/>
+      <w:lvlJc w:val="left"/>
+      <w:pPr>
+        <w:tabs>
+          <w:tab w:val="num" w:pos="1440"/>
+        </w:tabs>
+        <w:ind w:left="1440" w:hanging="360"/>
+      </w:pPr>
+      <w:rPr>
+        <w:rFonts w:ascii="Courier New" w:hAnsi="Courier New" w:hint="default"/>
+        <w:sz w:val="20"/>
+      </w:rPr>
+    </w:lvl>
+    <w:lvl w:ilvl="2" w:tentative="1">
+      <w:start w:val="1"/>
+      <w:numFmt w:val="bullet"/>
+      <w:lvlText w:val=""/>
+      <w:lvlJc w:val="left"/>
+      <w:pPr>
+        <w:tabs>
+          <w:tab w:val="num" w:pos="2160"/>
+        </w:tabs>
+        <w:ind w:left="2160" w:hanging="360"/>
+      </w:pPr>
+      <w:rPr>
+        <w:rFonts w:ascii="Wingdings" w:hAnsi="Wingdings" w:hint="default"/>
+        <w:sz w:val="20"/>
+      </w:rPr>
+    </w:lvl>
+    <w:lvl w:ilvl="3" w:tentative="1">
+      <w:start w:val="1"/>
+      <w:numFmt w:val="bullet"/>
+      <w:lvlText w:val=""/>
+      <w:lvlJc w:val="left"/>
+      <w:pPr>
+        <w:tabs>
+          <w:tab w:val="num" w:pos="2880"/>
+        </w:tabs>
+        <w:ind w:left="2880" w:hanging="360"/>
+      </w:pPr>
+      <w:rPr>
+        <w:rFonts w:ascii="Wingdings" w:hAnsi="Wingdings" w:hint="default"/>
+        <w:sz w:val="20"/>
+      </w:rPr>
+    </w:lvl>
+    <w:lvl w:ilvl="4" w:tentative="1">
+      <w:start w:val="1"/>
+      <w:numFmt w:val="bullet"/>
+      <w:lvlText w:val=""/>
+      <w:lvlJc w:val="left"/>
+      <w:pPr>
+        <w:tabs>
+          <w:tab w:val="num" w:pos="3600"/>
+        </w:tabs>
+        <w:ind w:left="3600" w:hanging="360"/>
+      </w:pPr>
+      <w:rPr>
+        <w:rFonts w:ascii="Wingdings" w:hAnsi="Wingdings" w:hint="default"/>
+        <w:sz w:val="20"/>
+      </w:rPr>
+    </w:lvl>
+    <w:lvl w:ilvl="5" w:tentative="1">
+      <w:start w:val="1"/>
+      <w:numFmt w:val="bullet"/>
+      <w:lvlText w:val=""/>
+      <w:lvlJc w:val="left"/>
+      <w:pPr>
+        <w:tabs>
+          <w:tab w:val="num" w:pos="4320"/>
+        </w:tabs>
+        <w:ind w:left="4320" w:hanging="360"/>
+      </w:pPr>
+      <w:rPr>
+        <w:rFonts w:ascii="Wingdings" w:hAnsi="Wingdings" w:hint="default"/>
+        <w:sz w:val="20"/>
+      </w:rPr>
+    </w:lvl>
+    <w:lvl w:ilvl="6" w:tentative="1">
+      <w:start w:val="1"/>
+      <w:numFmt w:val="bullet"/>
+      <w:lvlText w:val=""/>
+      <w:lvlJc w:val="left"/>
+      <w:pPr>
+        <w:tabs>
+          <w:tab w:val="num" w:pos="5040"/>
+        </w:tabs>
+        <w:ind w:left="5040" w:hanging="360"/>
+      </w:pPr>
+      <w:rPr>
+        <w:rFonts w:ascii="Wingdings" w:hAnsi="Wingdings" w:hint="default"/>
+        <w:sz w:val="20"/>
+      </w:rPr>
+    </w:lvl>
+    <w:lvl w:ilvl="7" w:tentative="1">
+      <w:start w:val="1"/>
+      <w:numFmt w:val="bullet"/>
+      <w:lvlText w:val=""/>
+      <w:lvlJc w:val="left"/>
+      <w:pPr>
+        <w:tabs>
+          <w:tab w:val="num" w:pos="5760"/>
+        </w:tabs>
+        <w:ind w:left="5760" w:hanging="360"/>
+      </w:pPr>
+      <w:rPr>
+        <w:rFonts w:ascii="Wingdings" w:hAnsi="Wingdings" w:hint="default"/>
+        <w:sz w:val="20"/>
+      </w:rPr>
+    </w:lvl>
+    <w:lvl w:ilvl="8" w:tentative="1">
+      <w:start w:val="1"/>
+      <w:numFmt w:val="bullet"/>
+      <w:lvlText w:val=""/>
+      <w:lvlJc w:val="left"/>
+      <w:pPr>
+        <w:tabs>
+          <w:tab w:val="num" w:pos="6480"/>
+        </w:tabs>
+        <w:ind w:left="6480" w:hanging="360"/>
+      </w:pPr>
+      <w:rPr>
+        <w:rFonts w:ascii="Wingdings" w:hAnsi="Wingdings" w:hint="default"/>
+        <w:sz w:val="20"/>
+      </w:rPr>
+    </w:lvl>
+  </w:abstractNum>
+  <w:abstractNum w:abstractNumId="10" w15:restartNumberingAfterBreak="0">
+    <w:nsid w:val="2FDB203D"/>
+    <w:multiLevelType w:val="multilevel"/>
+    <w:tmpl w:val="E34800F2"/>
+    <w:lvl w:ilvl="0">
+      <w:start w:val="1"/>
+      <w:numFmt w:val="bullet"/>
+      <w:lvlText w:val=""/>
+      <w:lvlJc w:val="left"/>
+      <w:pPr>
+        <w:tabs>
+          <w:tab w:val="num" w:pos="720"/>
+        </w:tabs>
+        <w:ind w:left="720" w:hanging="360"/>
+      </w:pPr>
+      <w:rPr>
+        <w:rFonts w:ascii="Symbol" w:hAnsi="Symbol" w:hint="default"/>
+        <w:sz w:val="20"/>
+      </w:rPr>
+    </w:lvl>
+    <w:lvl w:ilvl="1">
+      <w:start w:val="1"/>
+      <w:numFmt w:val="bullet"/>
+      <w:lvlText w:val="o"/>
+      <w:lvlJc w:val="left"/>
+      <w:pPr>
+        <w:tabs>
+          <w:tab w:val="num" w:pos="1440"/>
+        </w:tabs>
+        <w:ind w:left="1440" w:hanging="360"/>
+      </w:pPr>
+      <w:rPr>
+        <w:rFonts w:ascii="Courier New" w:hAnsi="Courier New" w:hint="default"/>
+        <w:sz w:val="20"/>
+      </w:rPr>
+    </w:lvl>
+    <w:lvl w:ilvl="2" w:tentative="1">
+      <w:start w:val="1"/>
+      <w:numFmt w:val="bullet"/>
+      <w:lvlText w:val=""/>
+      <w:lvlJc w:val="left"/>
+      <w:pPr>
+        <w:tabs>
+          <w:tab w:val="num" w:pos="2160"/>
+        </w:tabs>
+        <w:ind w:left="2160" w:hanging="360"/>
+      </w:pPr>
+      <w:rPr>
+        <w:rFonts w:ascii="Wingdings" w:hAnsi="Wingdings" w:hint="default"/>
+        <w:sz w:val="20"/>
+      </w:rPr>
+    </w:lvl>
+    <w:lvl w:ilvl="3" w:tentative="1">
+      <w:start w:val="1"/>
+      <w:numFmt w:val="bullet"/>
+      <w:lvlText w:val=""/>
+      <w:lvlJc w:val="left"/>
+      <w:pPr>
+        <w:tabs>
+          <w:tab w:val="num" w:pos="2880"/>
+        </w:tabs>
+        <w:ind w:left="2880" w:hanging="360"/>
+      </w:pPr>
+      <w:rPr>
+        <w:rFonts w:ascii="Wingdings" w:hAnsi="Wingdings" w:hint="default"/>
+        <w:sz w:val="20"/>
+      </w:rPr>
+    </w:lvl>
+    <w:lvl w:ilvl="4" w:tentative="1">
+      <w:start w:val="1"/>
+      <w:numFmt w:val="bullet"/>
+      <w:lvlText w:val=""/>
+      <w:lvlJc w:val="left"/>
+      <w:pPr>
+        <w:tabs>
+          <w:tab w:val="num" w:pos="3600"/>
+        </w:tabs>
+        <w:ind w:left="3600" w:hanging="360"/>
+      </w:pPr>
+      <w:rPr>
+        <w:rFonts w:ascii="Wingdings" w:hAnsi="Wingdings" w:hint="default"/>
+        <w:sz w:val="20"/>
+      </w:rPr>
+    </w:lvl>
+    <w:lvl w:ilvl="5" w:tentative="1">
+      <w:start w:val="1"/>
+      <w:numFmt w:val="bullet"/>
+      <w:lvlText w:val=""/>
+      <w:lvlJc w:val="left"/>
+      <w:pPr>
+        <w:tabs>
+          <w:tab w:val="num" w:pos="4320"/>
+        </w:tabs>
+        <w:ind w:left="4320" w:hanging="360"/>
+      </w:pPr>
+      <w:rPr>
+        <w:rFonts w:ascii="Wingdings" w:hAnsi="Wingdings" w:hint="default"/>
+        <w:sz w:val="20"/>
+      </w:rPr>
+    </w:lvl>
+    <w:lvl w:ilvl="6" w:tentative="1">
+      <w:start w:val="1"/>
+      <w:numFmt w:val="bullet"/>
+      <w:lvlText w:val=""/>
+      <w:lvlJc w:val="left"/>
+      <w:pPr>
+        <w:tabs>
+          <w:tab w:val="num" w:pos="5040"/>
+        </w:tabs>
+        <w:ind w:left="5040" w:hanging="360"/>
+      </w:pPr>
+      <w:rPr>
+        <w:rFonts w:ascii="Wingdings" w:hAnsi="Wingdings" w:hint="default"/>
+        <w:sz w:val="20"/>
+      </w:rPr>
+    </w:lvl>
+    <w:lvl w:ilvl="7" w:tentative="1">
+      <w:start w:val="1"/>
+      <w:numFmt w:val="bullet"/>
+      <w:lvlText w:val=""/>
+      <w:lvlJc w:val="left"/>
+      <w:pPr>
+        <w:tabs>
+          <w:tab w:val="num" w:pos="5760"/>
+        </w:tabs>
+        <w:ind w:left="5760" w:hanging="360"/>
+      </w:pPr>
+      <w:rPr>
+        <w:rFonts w:ascii="Wingdings" w:hAnsi="Wingdings" w:hint="default"/>
+        <w:sz w:val="20"/>
+      </w:rPr>
+    </w:lvl>
+    <w:lvl w:ilvl="8" w:tentative="1">
+      <w:start w:val="1"/>
+      <w:numFmt w:val="bullet"/>
+      <w:lvlText w:val=""/>
+      <w:lvlJc w:val="left"/>
+      <w:pPr>
+        <w:tabs>
+          <w:tab w:val="num" w:pos="6480"/>
+        </w:tabs>
+        <w:ind w:left="6480" w:hanging="360"/>
+      </w:pPr>
+      <w:rPr>
+        <w:rFonts w:ascii="Wingdings" w:hAnsi="Wingdings" w:hint="default"/>
+        <w:sz w:val="20"/>
+      </w:rPr>
+    </w:lvl>
+  </w:abstractNum>
+  <w:abstractNum w:abstractNumId="11" w15:restartNumberingAfterBreak="0">
     <w:nsid w:val="32BC00CC"/>
     <w:multiLevelType w:val="multilevel"/>
     <w:tmpl w:val="A0403866"/>
@@ -5730,7 +8016,7 @@
       </w:rPr>
     </w:lvl>
   </w:abstractNum>
-  <w:abstractNum w:abstractNumId="7" w15:restartNumberingAfterBreak="0">
+  <w:abstractNum w:abstractNumId="12" w15:restartNumberingAfterBreak="0">
     <w:nsid w:val="332D7CA4"/>
     <w:multiLevelType w:val="multilevel"/>
     <w:tmpl w:val="E61206C8"/>
@@ -5879,7 +8165,7 @@
       </w:rPr>
     </w:lvl>
   </w:abstractNum>
-  <w:abstractNum w:abstractNumId="8" w15:restartNumberingAfterBreak="0">
+  <w:abstractNum w:abstractNumId="13" w15:restartNumberingAfterBreak="0">
     <w:nsid w:val="33630CA4"/>
     <w:multiLevelType w:val="multilevel"/>
     <w:tmpl w:val="346C5EEE"/>
@@ -6028,7 +8314,7 @@
       </w:rPr>
     </w:lvl>
   </w:abstractNum>
-  <w:abstractNum w:abstractNumId="9" w15:restartNumberingAfterBreak="0">
+  <w:abstractNum w:abstractNumId="14" w15:restartNumberingAfterBreak="0">
     <w:nsid w:val="364D74E5"/>
     <w:multiLevelType w:val="multilevel"/>
     <w:tmpl w:val="ADEE2E74"/>
@@ -6177,7 +8463,7 @@
       </w:rPr>
     </w:lvl>
   </w:abstractNum>
-  <w:abstractNum w:abstractNumId="10" w15:restartNumberingAfterBreak="0">
+  <w:abstractNum w:abstractNumId="15" w15:restartNumberingAfterBreak="0">
     <w:nsid w:val="38D91C73"/>
     <w:multiLevelType w:val="multilevel"/>
     <w:tmpl w:val="2F9280A8"/>
@@ -6326,7 +8612,7 @@
       </w:rPr>
     </w:lvl>
   </w:abstractNum>
-  <w:abstractNum w:abstractNumId="11" w15:restartNumberingAfterBreak="0">
+  <w:abstractNum w:abstractNumId="16" w15:restartNumberingAfterBreak="0">
     <w:nsid w:val="3F5A1AC5"/>
     <w:multiLevelType w:val="multilevel"/>
     <w:tmpl w:val="65083DEA"/>
@@ -6439,7 +8725,7 @@
       </w:pPr>
     </w:lvl>
   </w:abstractNum>
-  <w:abstractNum w:abstractNumId="12" w15:restartNumberingAfterBreak="0">
+  <w:abstractNum w:abstractNumId="17" w15:restartNumberingAfterBreak="0">
     <w:nsid w:val="415C25F4"/>
     <w:multiLevelType w:val="multilevel"/>
     <w:tmpl w:val="7B7EF17A"/>
@@ -6588,7 +8874,7 @@
       </w:rPr>
     </w:lvl>
   </w:abstractNum>
-  <w:abstractNum w:abstractNumId="13" w15:restartNumberingAfterBreak="0">
+  <w:abstractNum w:abstractNumId="18" w15:restartNumberingAfterBreak="0">
     <w:nsid w:val="49032A3A"/>
     <w:multiLevelType w:val="multilevel"/>
     <w:tmpl w:val="618EDB00"/>
@@ -6737,7 +9023,156 @@
       </w:rPr>
     </w:lvl>
   </w:abstractNum>
-  <w:abstractNum w:abstractNumId="14" w15:restartNumberingAfterBreak="0">
+  <w:abstractNum w:abstractNumId="19" w15:restartNumberingAfterBreak="0">
+    <w:nsid w:val="499B76BA"/>
+    <w:multiLevelType w:val="multilevel"/>
+    <w:tmpl w:val="3342F826"/>
+    <w:lvl w:ilvl="0">
+      <w:start w:val="1"/>
+      <w:numFmt w:val="bullet"/>
+      <w:lvlText w:val=""/>
+      <w:lvlJc w:val="left"/>
+      <w:pPr>
+        <w:tabs>
+          <w:tab w:val="num" w:pos="720"/>
+        </w:tabs>
+        <w:ind w:left="720" w:hanging="360"/>
+      </w:pPr>
+      <w:rPr>
+        <w:rFonts w:ascii="Symbol" w:hAnsi="Symbol" w:hint="default"/>
+        <w:sz w:val="20"/>
+      </w:rPr>
+    </w:lvl>
+    <w:lvl w:ilvl="1" w:tentative="1">
+      <w:start w:val="1"/>
+      <w:numFmt w:val="bullet"/>
+      <w:lvlText w:val="o"/>
+      <w:lvlJc w:val="left"/>
+      <w:pPr>
+        <w:tabs>
+          <w:tab w:val="num" w:pos="1440"/>
+        </w:tabs>
+        <w:ind w:left="1440" w:hanging="360"/>
+      </w:pPr>
+      <w:rPr>
+        <w:rFonts w:ascii="Courier New" w:hAnsi="Courier New" w:hint="default"/>
+        <w:sz w:val="20"/>
+      </w:rPr>
+    </w:lvl>
+    <w:lvl w:ilvl="2" w:tentative="1">
+      <w:start w:val="1"/>
+      <w:numFmt w:val="bullet"/>
+      <w:lvlText w:val=""/>
+      <w:lvlJc w:val="left"/>
+      <w:pPr>
+        <w:tabs>
+          <w:tab w:val="num" w:pos="2160"/>
+        </w:tabs>
+        <w:ind w:left="2160" w:hanging="360"/>
+      </w:pPr>
+      <w:rPr>
+        <w:rFonts w:ascii="Wingdings" w:hAnsi="Wingdings" w:hint="default"/>
+        <w:sz w:val="20"/>
+      </w:rPr>
+    </w:lvl>
+    <w:lvl w:ilvl="3" w:tentative="1">
+      <w:start w:val="1"/>
+      <w:numFmt w:val="bullet"/>
+      <w:lvlText w:val=""/>
+      <w:lvlJc w:val="left"/>
+      <w:pPr>
+        <w:tabs>
+          <w:tab w:val="num" w:pos="2880"/>
+        </w:tabs>
+        <w:ind w:left="2880" w:hanging="360"/>
+      </w:pPr>
+      <w:rPr>
+        <w:rFonts w:ascii="Wingdings" w:hAnsi="Wingdings" w:hint="default"/>
+        <w:sz w:val="20"/>
+      </w:rPr>
+    </w:lvl>
+    <w:lvl w:ilvl="4" w:tentative="1">
+      <w:start w:val="1"/>
+      <w:numFmt w:val="bullet"/>
+      <w:lvlText w:val=""/>
+      <w:lvlJc w:val="left"/>
+      <w:pPr>
+        <w:tabs>
+          <w:tab w:val="num" w:pos="3600"/>
+        </w:tabs>
+        <w:ind w:left="3600" w:hanging="360"/>
+      </w:pPr>
+      <w:rPr>
+        <w:rFonts w:ascii="Wingdings" w:hAnsi="Wingdings" w:hint="default"/>
+        <w:sz w:val="20"/>
+      </w:rPr>
+    </w:lvl>
+    <w:lvl w:ilvl="5" w:tentative="1">
+      <w:start w:val="1"/>
+      <w:numFmt w:val="bullet"/>
+      <w:lvlText w:val=""/>
+      <w:lvlJc w:val="left"/>
+      <w:pPr>
+        <w:tabs>
+          <w:tab w:val="num" w:pos="4320"/>
+        </w:tabs>
+        <w:ind w:left="4320" w:hanging="360"/>
+      </w:pPr>
+      <w:rPr>
+        <w:rFonts w:ascii="Wingdings" w:hAnsi="Wingdings" w:hint="default"/>
+        <w:sz w:val="20"/>
+      </w:rPr>
+    </w:lvl>
+    <w:lvl w:ilvl="6" w:tentative="1">
+      <w:start w:val="1"/>
+      <w:numFmt w:val="bullet"/>
+      <w:lvlText w:val=""/>
+      <w:lvlJc w:val="left"/>
+      <w:pPr>
+        <w:tabs>
+          <w:tab w:val="num" w:pos="5040"/>
+        </w:tabs>
+        <w:ind w:left="5040" w:hanging="360"/>
+      </w:pPr>
+      <w:rPr>
+        <w:rFonts w:ascii="Wingdings" w:hAnsi="Wingdings" w:hint="default"/>
+        <w:sz w:val="20"/>
+      </w:rPr>
+    </w:lvl>
+    <w:lvl w:ilvl="7" w:tentative="1">
+      <w:start w:val="1"/>
+      <w:numFmt w:val="bullet"/>
+      <w:lvlText w:val=""/>
+      <w:lvlJc w:val="left"/>
+      <w:pPr>
+        <w:tabs>
+          <w:tab w:val="num" w:pos="5760"/>
+        </w:tabs>
+        <w:ind w:left="5760" w:hanging="360"/>
+      </w:pPr>
+      <w:rPr>
+        <w:rFonts w:ascii="Wingdings" w:hAnsi="Wingdings" w:hint="default"/>
+        <w:sz w:val="20"/>
+      </w:rPr>
+    </w:lvl>
+    <w:lvl w:ilvl="8" w:tentative="1">
+      <w:start w:val="1"/>
+      <w:numFmt w:val="bullet"/>
+      <w:lvlText w:val=""/>
+      <w:lvlJc w:val="left"/>
+      <w:pPr>
+        <w:tabs>
+          <w:tab w:val="num" w:pos="6480"/>
+        </w:tabs>
+        <w:ind w:left="6480" w:hanging="360"/>
+      </w:pPr>
+      <w:rPr>
+        <w:rFonts w:ascii="Wingdings" w:hAnsi="Wingdings" w:hint="default"/>
+        <w:sz w:val="20"/>
+      </w:rPr>
+    </w:lvl>
+  </w:abstractNum>
+  <w:abstractNum w:abstractNumId="20" w15:restartNumberingAfterBreak="0">
     <w:nsid w:val="554C120F"/>
     <w:multiLevelType w:val="multilevel"/>
     <w:tmpl w:val="1A56A776"/>
@@ -6886,7 +9321,7 @@
       </w:rPr>
     </w:lvl>
   </w:abstractNum>
-  <w:abstractNum w:abstractNumId="15" w15:restartNumberingAfterBreak="0">
+  <w:abstractNum w:abstractNumId="21" w15:restartNumberingAfterBreak="0">
     <w:nsid w:val="56887981"/>
     <w:multiLevelType w:val="multilevel"/>
     <w:tmpl w:val="42947758"/>
@@ -7035,7 +9470,7 @@
       </w:rPr>
     </w:lvl>
   </w:abstractNum>
-  <w:abstractNum w:abstractNumId="16" w15:restartNumberingAfterBreak="0">
+  <w:abstractNum w:abstractNumId="22" w15:restartNumberingAfterBreak="0">
     <w:nsid w:val="607D6017"/>
     <w:multiLevelType w:val="multilevel"/>
     <w:tmpl w:val="29F63D88"/>
@@ -7184,7 +9619,156 @@
       </w:rPr>
     </w:lvl>
   </w:abstractNum>
-  <w:abstractNum w:abstractNumId="17" w15:restartNumberingAfterBreak="0">
+  <w:abstractNum w:abstractNumId="23" w15:restartNumberingAfterBreak="0">
+    <w:nsid w:val="6110788D"/>
+    <w:multiLevelType w:val="multilevel"/>
+    <w:tmpl w:val="F0F0D0CC"/>
+    <w:lvl w:ilvl="0">
+      <w:start w:val="1"/>
+      <w:numFmt w:val="bullet"/>
+      <w:lvlText w:val=""/>
+      <w:lvlJc w:val="left"/>
+      <w:pPr>
+        <w:tabs>
+          <w:tab w:val="num" w:pos="720"/>
+        </w:tabs>
+        <w:ind w:left="720" w:hanging="360"/>
+      </w:pPr>
+      <w:rPr>
+        <w:rFonts w:ascii="Symbol" w:hAnsi="Symbol" w:hint="default"/>
+        <w:sz w:val="20"/>
+      </w:rPr>
+    </w:lvl>
+    <w:lvl w:ilvl="1" w:tentative="1">
+      <w:start w:val="1"/>
+      <w:numFmt w:val="bullet"/>
+      <w:lvlText w:val="o"/>
+      <w:lvlJc w:val="left"/>
+      <w:pPr>
+        <w:tabs>
+          <w:tab w:val="num" w:pos="1440"/>
+        </w:tabs>
+        <w:ind w:left="1440" w:hanging="360"/>
+      </w:pPr>
+      <w:rPr>
+        <w:rFonts w:ascii="Courier New" w:hAnsi="Courier New" w:hint="default"/>
+        <w:sz w:val="20"/>
+      </w:rPr>
+    </w:lvl>
+    <w:lvl w:ilvl="2" w:tentative="1">
+      <w:start w:val="1"/>
+      <w:numFmt w:val="bullet"/>
+      <w:lvlText w:val=""/>
+      <w:lvlJc w:val="left"/>
+      <w:pPr>
+        <w:tabs>
+          <w:tab w:val="num" w:pos="2160"/>
+        </w:tabs>
+        <w:ind w:left="2160" w:hanging="360"/>
+      </w:pPr>
+      <w:rPr>
+        <w:rFonts w:ascii="Wingdings" w:hAnsi="Wingdings" w:hint="default"/>
+        <w:sz w:val="20"/>
+      </w:rPr>
+    </w:lvl>
+    <w:lvl w:ilvl="3" w:tentative="1">
+      <w:start w:val="1"/>
+      <w:numFmt w:val="bullet"/>
+      <w:lvlText w:val=""/>
+      <w:lvlJc w:val="left"/>
+      <w:pPr>
+        <w:tabs>
+          <w:tab w:val="num" w:pos="2880"/>
+        </w:tabs>
+        <w:ind w:left="2880" w:hanging="360"/>
+      </w:pPr>
+      <w:rPr>
+        <w:rFonts w:ascii="Wingdings" w:hAnsi="Wingdings" w:hint="default"/>
+        <w:sz w:val="20"/>
+      </w:rPr>
+    </w:lvl>
+    <w:lvl w:ilvl="4" w:tentative="1">
+      <w:start w:val="1"/>
+      <w:numFmt w:val="bullet"/>
+      <w:lvlText w:val=""/>
+      <w:lvlJc w:val="left"/>
+      <w:pPr>
+        <w:tabs>
+          <w:tab w:val="num" w:pos="3600"/>
+        </w:tabs>
+        <w:ind w:left="3600" w:hanging="360"/>
+      </w:pPr>
+      <w:rPr>
+        <w:rFonts w:ascii="Wingdings" w:hAnsi="Wingdings" w:hint="default"/>
+        <w:sz w:val="20"/>
+      </w:rPr>
+    </w:lvl>
+    <w:lvl w:ilvl="5" w:tentative="1">
+      <w:start w:val="1"/>
+      <w:numFmt w:val="bullet"/>
+      <w:lvlText w:val=""/>
+      <w:lvlJc w:val="left"/>
+      <w:pPr>
+        <w:tabs>
+          <w:tab w:val="num" w:pos="4320"/>
+        </w:tabs>
+        <w:ind w:left="4320" w:hanging="360"/>
+      </w:pPr>
+      <w:rPr>
+        <w:rFonts w:ascii="Wingdings" w:hAnsi="Wingdings" w:hint="default"/>
+        <w:sz w:val="20"/>
+      </w:rPr>
+    </w:lvl>
+    <w:lvl w:ilvl="6" w:tentative="1">
+      <w:start w:val="1"/>
+      <w:numFmt w:val="bullet"/>
+      <w:lvlText w:val=""/>
+      <w:lvlJc w:val="left"/>
+      <w:pPr>
+        <w:tabs>
+          <w:tab w:val="num" w:pos="5040"/>
+        </w:tabs>
+        <w:ind w:left="5040" w:hanging="360"/>
+      </w:pPr>
+      <w:rPr>
+        <w:rFonts w:ascii="Wingdings" w:hAnsi="Wingdings" w:hint="default"/>
+        <w:sz w:val="20"/>
+      </w:rPr>
+    </w:lvl>
+    <w:lvl w:ilvl="7" w:tentative="1">
+      <w:start w:val="1"/>
+      <w:numFmt w:val="bullet"/>
+      <w:lvlText w:val=""/>
+      <w:lvlJc w:val="left"/>
+      <w:pPr>
+        <w:tabs>
+          <w:tab w:val="num" w:pos="5760"/>
+        </w:tabs>
+        <w:ind w:left="5760" w:hanging="360"/>
+      </w:pPr>
+      <w:rPr>
+        <w:rFonts w:ascii="Wingdings" w:hAnsi="Wingdings" w:hint="default"/>
+        <w:sz w:val="20"/>
+      </w:rPr>
+    </w:lvl>
+    <w:lvl w:ilvl="8" w:tentative="1">
+      <w:start w:val="1"/>
+      <w:numFmt w:val="bullet"/>
+      <w:lvlText w:val=""/>
+      <w:lvlJc w:val="left"/>
+      <w:pPr>
+        <w:tabs>
+          <w:tab w:val="num" w:pos="6480"/>
+        </w:tabs>
+        <w:ind w:left="6480" w:hanging="360"/>
+      </w:pPr>
+      <w:rPr>
+        <w:rFonts w:ascii="Wingdings" w:hAnsi="Wingdings" w:hint="default"/>
+        <w:sz w:val="20"/>
+      </w:rPr>
+    </w:lvl>
+  </w:abstractNum>
+  <w:abstractNum w:abstractNumId="24" w15:restartNumberingAfterBreak="0">
     <w:nsid w:val="62BD3F5E"/>
     <w:multiLevelType w:val="multilevel"/>
     <w:tmpl w:val="841A6B1E"/>
@@ -7333,7 +9917,7 @@
       </w:rPr>
     </w:lvl>
   </w:abstractNum>
-  <w:abstractNum w:abstractNumId="18" w15:restartNumberingAfterBreak="0">
+  <w:abstractNum w:abstractNumId="25" w15:restartNumberingAfterBreak="0">
     <w:nsid w:val="64A42D15"/>
     <w:multiLevelType w:val="multilevel"/>
     <w:tmpl w:val="91282F2C"/>
@@ -7482,7 +10066,269 @@
       </w:rPr>
     </w:lvl>
   </w:abstractNum>
-  <w:abstractNum w:abstractNumId="19" w15:restartNumberingAfterBreak="0">
+  <w:abstractNum w:abstractNumId="26" w15:restartNumberingAfterBreak="0">
+    <w:nsid w:val="657C156F"/>
+    <w:multiLevelType w:val="multilevel"/>
+    <w:tmpl w:val="FF6A5358"/>
+    <w:lvl w:ilvl="0">
+      <w:start w:val="1"/>
+      <w:numFmt w:val="decimal"/>
+      <w:lvlText w:val="%1."/>
+      <w:lvlJc w:val="left"/>
+      <w:pPr>
+        <w:tabs>
+          <w:tab w:val="num" w:pos="720"/>
+        </w:tabs>
+        <w:ind w:left="720" w:hanging="360"/>
+      </w:pPr>
+    </w:lvl>
+    <w:lvl w:ilvl="1" w:tentative="1">
+      <w:start w:val="1"/>
+      <w:numFmt w:val="decimal"/>
+      <w:lvlText w:val="%2."/>
+      <w:lvlJc w:val="left"/>
+      <w:pPr>
+        <w:tabs>
+          <w:tab w:val="num" w:pos="1440"/>
+        </w:tabs>
+        <w:ind w:left="1440" w:hanging="360"/>
+      </w:pPr>
+    </w:lvl>
+    <w:lvl w:ilvl="2" w:tentative="1">
+      <w:start w:val="1"/>
+      <w:numFmt w:val="decimal"/>
+      <w:lvlText w:val="%3."/>
+      <w:lvlJc w:val="left"/>
+      <w:pPr>
+        <w:tabs>
+          <w:tab w:val="num" w:pos="2160"/>
+        </w:tabs>
+        <w:ind w:left="2160" w:hanging="360"/>
+      </w:pPr>
+    </w:lvl>
+    <w:lvl w:ilvl="3" w:tentative="1">
+      <w:start w:val="1"/>
+      <w:numFmt w:val="decimal"/>
+      <w:lvlText w:val="%4."/>
+      <w:lvlJc w:val="left"/>
+      <w:pPr>
+        <w:tabs>
+          <w:tab w:val="num" w:pos="2880"/>
+        </w:tabs>
+        <w:ind w:left="2880" w:hanging="360"/>
+      </w:pPr>
+    </w:lvl>
+    <w:lvl w:ilvl="4" w:tentative="1">
+      <w:start w:val="1"/>
+      <w:numFmt w:val="decimal"/>
+      <w:lvlText w:val="%5."/>
+      <w:lvlJc w:val="left"/>
+      <w:pPr>
+        <w:tabs>
+          <w:tab w:val="num" w:pos="3600"/>
+        </w:tabs>
+        <w:ind w:left="3600" w:hanging="360"/>
+      </w:pPr>
+    </w:lvl>
+    <w:lvl w:ilvl="5" w:tentative="1">
+      <w:start w:val="1"/>
+      <w:numFmt w:val="decimal"/>
+      <w:lvlText w:val="%6."/>
+      <w:lvlJc w:val="left"/>
+      <w:pPr>
+        <w:tabs>
+          <w:tab w:val="num" w:pos="4320"/>
+        </w:tabs>
+        <w:ind w:left="4320" w:hanging="360"/>
+      </w:pPr>
+    </w:lvl>
+    <w:lvl w:ilvl="6" w:tentative="1">
+      <w:start w:val="1"/>
+      <w:numFmt w:val="decimal"/>
+      <w:lvlText w:val="%7."/>
+      <w:lvlJc w:val="left"/>
+      <w:pPr>
+        <w:tabs>
+          <w:tab w:val="num" w:pos="5040"/>
+        </w:tabs>
+        <w:ind w:left="5040" w:hanging="360"/>
+      </w:pPr>
+    </w:lvl>
+    <w:lvl w:ilvl="7" w:tentative="1">
+      <w:start w:val="1"/>
+      <w:numFmt w:val="decimal"/>
+      <w:lvlText w:val="%8."/>
+      <w:lvlJc w:val="left"/>
+      <w:pPr>
+        <w:tabs>
+          <w:tab w:val="num" w:pos="5760"/>
+        </w:tabs>
+        <w:ind w:left="5760" w:hanging="360"/>
+      </w:pPr>
+    </w:lvl>
+    <w:lvl w:ilvl="8" w:tentative="1">
+      <w:start w:val="1"/>
+      <w:numFmt w:val="decimal"/>
+      <w:lvlText w:val="%9."/>
+      <w:lvlJc w:val="left"/>
+      <w:pPr>
+        <w:tabs>
+          <w:tab w:val="num" w:pos="6480"/>
+        </w:tabs>
+        <w:ind w:left="6480" w:hanging="360"/>
+      </w:pPr>
+    </w:lvl>
+  </w:abstractNum>
+  <w:abstractNum w:abstractNumId="27" w15:restartNumberingAfterBreak="0">
+    <w:nsid w:val="73E728E3"/>
+    <w:multiLevelType w:val="multilevel"/>
+    <w:tmpl w:val="B08200D0"/>
+    <w:lvl w:ilvl="0">
+      <w:start w:val="1"/>
+      <w:numFmt w:val="bullet"/>
+      <w:lvlText w:val=""/>
+      <w:lvlJc w:val="left"/>
+      <w:pPr>
+        <w:tabs>
+          <w:tab w:val="num" w:pos="720"/>
+        </w:tabs>
+        <w:ind w:left="720" w:hanging="360"/>
+      </w:pPr>
+      <w:rPr>
+        <w:rFonts w:ascii="Symbol" w:hAnsi="Symbol" w:hint="default"/>
+        <w:sz w:val="20"/>
+      </w:rPr>
+    </w:lvl>
+    <w:lvl w:ilvl="1" w:tentative="1">
+      <w:start w:val="1"/>
+      <w:numFmt w:val="bullet"/>
+      <w:lvlText w:val="o"/>
+      <w:lvlJc w:val="left"/>
+      <w:pPr>
+        <w:tabs>
+          <w:tab w:val="num" w:pos="1440"/>
+        </w:tabs>
+        <w:ind w:left="1440" w:hanging="360"/>
+      </w:pPr>
+      <w:rPr>
+        <w:rFonts w:ascii="Courier New" w:hAnsi="Courier New" w:hint="default"/>
+        <w:sz w:val="20"/>
+      </w:rPr>
+    </w:lvl>
+    <w:lvl w:ilvl="2" w:tentative="1">
+      <w:start w:val="1"/>
+      <w:numFmt w:val="bullet"/>
+      <w:lvlText w:val=""/>
+      <w:lvlJc w:val="left"/>
+      <w:pPr>
+        <w:tabs>
+          <w:tab w:val="num" w:pos="2160"/>
+        </w:tabs>
+        <w:ind w:left="2160" w:hanging="360"/>
+      </w:pPr>
+      <w:rPr>
+        <w:rFonts w:ascii="Wingdings" w:hAnsi="Wingdings" w:hint="default"/>
+        <w:sz w:val="20"/>
+      </w:rPr>
+    </w:lvl>
+    <w:lvl w:ilvl="3" w:tentative="1">
+      <w:start w:val="1"/>
+      <w:numFmt w:val="bullet"/>
+      <w:lvlText w:val=""/>
+      <w:lvlJc w:val="left"/>
+      <w:pPr>
+        <w:tabs>
+          <w:tab w:val="num" w:pos="2880"/>
+        </w:tabs>
+        <w:ind w:left="2880" w:hanging="360"/>
+      </w:pPr>
+      <w:rPr>
+        <w:rFonts w:ascii="Wingdings" w:hAnsi="Wingdings" w:hint="default"/>
+        <w:sz w:val="20"/>
+      </w:rPr>
+    </w:lvl>
+    <w:lvl w:ilvl="4" w:tentative="1">
+      <w:start w:val="1"/>
+      <w:numFmt w:val="bullet"/>
+      <w:lvlText w:val=""/>
+      <w:lvlJc w:val="left"/>
+      <w:pPr>
+        <w:tabs>
+          <w:tab w:val="num" w:pos="3600"/>
+        </w:tabs>
+        <w:ind w:left="3600" w:hanging="360"/>
+      </w:pPr>
+      <w:rPr>
+        <w:rFonts w:ascii="Wingdings" w:hAnsi="Wingdings" w:hint="default"/>
+        <w:sz w:val="20"/>
+      </w:rPr>
+    </w:lvl>
+    <w:lvl w:ilvl="5" w:tentative="1">
+      <w:start w:val="1"/>
+      <w:numFmt w:val="bullet"/>
+      <w:lvlText w:val=""/>
+      <w:lvlJc w:val="left"/>
+      <w:pPr>
+        <w:tabs>
+          <w:tab w:val="num" w:pos="4320"/>
+        </w:tabs>
+        <w:ind w:left="4320" w:hanging="360"/>
+      </w:pPr>
+      <w:rPr>
+        <w:rFonts w:ascii="Wingdings" w:hAnsi="Wingdings" w:hint="default"/>
+        <w:sz w:val="20"/>
+      </w:rPr>
+    </w:lvl>
+    <w:lvl w:ilvl="6" w:tentative="1">
+      <w:start w:val="1"/>
+      <w:numFmt w:val="bullet"/>
+      <w:lvlText w:val=""/>
+      <w:lvlJc w:val="left"/>
+      <w:pPr>
+        <w:tabs>
+          <w:tab w:val="num" w:pos="5040"/>
+        </w:tabs>
+        <w:ind w:left="5040" w:hanging="360"/>
+      </w:pPr>
+      <w:rPr>
+        <w:rFonts w:ascii="Wingdings" w:hAnsi="Wingdings" w:hint="default"/>
+        <w:sz w:val="20"/>
+      </w:rPr>
+    </w:lvl>
+    <w:lvl w:ilvl="7" w:tentative="1">
+      <w:start w:val="1"/>
+      <w:numFmt w:val="bullet"/>
+      <w:lvlText w:val=""/>
+      <w:lvlJc w:val="left"/>
+      <w:pPr>
+        <w:tabs>
+          <w:tab w:val="num" w:pos="5760"/>
+        </w:tabs>
+        <w:ind w:left="5760" w:hanging="360"/>
+      </w:pPr>
+      <w:rPr>
+        <w:rFonts w:ascii="Wingdings" w:hAnsi="Wingdings" w:hint="default"/>
+        <w:sz w:val="20"/>
+      </w:rPr>
+    </w:lvl>
+    <w:lvl w:ilvl="8" w:tentative="1">
+      <w:start w:val="1"/>
+      <w:numFmt w:val="bullet"/>
+      <w:lvlText w:val=""/>
+      <w:lvlJc w:val="left"/>
+      <w:pPr>
+        <w:tabs>
+          <w:tab w:val="num" w:pos="6480"/>
+        </w:tabs>
+        <w:ind w:left="6480" w:hanging="360"/>
+      </w:pPr>
+      <w:rPr>
+        <w:rFonts w:ascii="Wingdings" w:hAnsi="Wingdings" w:hint="default"/>
+        <w:sz w:val="20"/>
+      </w:rPr>
+    </w:lvl>
+  </w:abstractNum>
+  <w:abstractNum w:abstractNumId="28" w15:restartNumberingAfterBreak="0">
     <w:nsid w:val="79D71162"/>
     <w:multiLevelType w:val="multilevel"/>
     <w:tmpl w:val="1A965CA2"/>
@@ -7631,7 +10477,7 @@
       </w:rPr>
     </w:lvl>
   </w:abstractNum>
-  <w:abstractNum w:abstractNumId="20" w15:restartNumberingAfterBreak="0">
+  <w:abstractNum w:abstractNumId="29" w15:restartNumberingAfterBreak="0">
     <w:nsid w:val="7AAC6D23"/>
     <w:multiLevelType w:val="multilevel"/>
     <w:tmpl w:val="725A59A2"/>
@@ -7752,7 +10598,7 @@
       </w:pPr>
     </w:lvl>
   </w:abstractNum>
-  <w:abstractNum w:abstractNumId="21" w15:restartNumberingAfterBreak="0">
+  <w:abstractNum w:abstractNumId="30" w15:restartNumberingAfterBreak="0">
     <w:nsid w:val="7C9D5400"/>
     <w:multiLevelType w:val="multilevel"/>
     <w:tmpl w:val="A21C96E0"/>
@@ -7901,71 +10747,250 @@
       </w:rPr>
     </w:lvl>
   </w:abstractNum>
+  <w:abstractNum w:abstractNumId="31" w15:restartNumberingAfterBreak="0">
+    <w:nsid w:val="7ECE09D4"/>
+    <w:multiLevelType w:val="multilevel"/>
+    <w:tmpl w:val="8B28E63E"/>
+    <w:lvl w:ilvl="0">
+      <w:start w:val="1"/>
+      <w:numFmt w:val="bullet"/>
+      <w:lvlText w:val=""/>
+      <w:lvlJc w:val="left"/>
+      <w:pPr>
+        <w:tabs>
+          <w:tab w:val="num" w:pos="720"/>
+        </w:tabs>
+        <w:ind w:left="720" w:hanging="360"/>
+      </w:pPr>
+      <w:rPr>
+        <w:rFonts w:ascii="Symbol" w:hAnsi="Symbol" w:hint="default"/>
+        <w:sz w:val="20"/>
+      </w:rPr>
+    </w:lvl>
+    <w:lvl w:ilvl="1">
+      <w:start w:val="1"/>
+      <w:numFmt w:val="bullet"/>
+      <w:lvlText w:val="o"/>
+      <w:lvlJc w:val="left"/>
+      <w:pPr>
+        <w:tabs>
+          <w:tab w:val="num" w:pos="1440"/>
+        </w:tabs>
+        <w:ind w:left="1440" w:hanging="360"/>
+      </w:pPr>
+      <w:rPr>
+        <w:rFonts w:ascii="Courier New" w:hAnsi="Courier New" w:hint="default"/>
+        <w:sz w:val="20"/>
+      </w:rPr>
+    </w:lvl>
+    <w:lvl w:ilvl="2" w:tentative="1">
+      <w:start w:val="1"/>
+      <w:numFmt w:val="bullet"/>
+      <w:lvlText w:val=""/>
+      <w:lvlJc w:val="left"/>
+      <w:pPr>
+        <w:tabs>
+          <w:tab w:val="num" w:pos="2160"/>
+        </w:tabs>
+        <w:ind w:left="2160" w:hanging="360"/>
+      </w:pPr>
+      <w:rPr>
+        <w:rFonts w:ascii="Wingdings" w:hAnsi="Wingdings" w:hint="default"/>
+        <w:sz w:val="20"/>
+      </w:rPr>
+    </w:lvl>
+    <w:lvl w:ilvl="3" w:tentative="1">
+      <w:start w:val="1"/>
+      <w:numFmt w:val="bullet"/>
+      <w:lvlText w:val=""/>
+      <w:lvlJc w:val="left"/>
+      <w:pPr>
+        <w:tabs>
+          <w:tab w:val="num" w:pos="2880"/>
+        </w:tabs>
+        <w:ind w:left="2880" w:hanging="360"/>
+      </w:pPr>
+      <w:rPr>
+        <w:rFonts w:ascii="Wingdings" w:hAnsi="Wingdings" w:hint="default"/>
+        <w:sz w:val="20"/>
+      </w:rPr>
+    </w:lvl>
+    <w:lvl w:ilvl="4" w:tentative="1">
+      <w:start w:val="1"/>
+      <w:numFmt w:val="bullet"/>
+      <w:lvlText w:val=""/>
+      <w:lvlJc w:val="left"/>
+      <w:pPr>
+        <w:tabs>
+          <w:tab w:val="num" w:pos="3600"/>
+        </w:tabs>
+        <w:ind w:left="3600" w:hanging="360"/>
+      </w:pPr>
+      <w:rPr>
+        <w:rFonts w:ascii="Wingdings" w:hAnsi="Wingdings" w:hint="default"/>
+        <w:sz w:val="20"/>
+      </w:rPr>
+    </w:lvl>
+    <w:lvl w:ilvl="5" w:tentative="1">
+      <w:start w:val="1"/>
+      <w:numFmt w:val="bullet"/>
+      <w:lvlText w:val=""/>
+      <w:lvlJc w:val="left"/>
+      <w:pPr>
+        <w:tabs>
+          <w:tab w:val="num" w:pos="4320"/>
+        </w:tabs>
+        <w:ind w:left="4320" w:hanging="360"/>
+      </w:pPr>
+      <w:rPr>
+        <w:rFonts w:ascii="Wingdings" w:hAnsi="Wingdings" w:hint="default"/>
+        <w:sz w:val="20"/>
+      </w:rPr>
+    </w:lvl>
+    <w:lvl w:ilvl="6" w:tentative="1">
+      <w:start w:val="1"/>
+      <w:numFmt w:val="bullet"/>
+      <w:lvlText w:val=""/>
+      <w:lvlJc w:val="left"/>
+      <w:pPr>
+        <w:tabs>
+          <w:tab w:val="num" w:pos="5040"/>
+        </w:tabs>
+        <w:ind w:left="5040" w:hanging="360"/>
+      </w:pPr>
+      <w:rPr>
+        <w:rFonts w:ascii="Wingdings" w:hAnsi="Wingdings" w:hint="default"/>
+        <w:sz w:val="20"/>
+      </w:rPr>
+    </w:lvl>
+    <w:lvl w:ilvl="7" w:tentative="1">
+      <w:start w:val="1"/>
+      <w:numFmt w:val="bullet"/>
+      <w:lvlText w:val=""/>
+      <w:lvlJc w:val="left"/>
+      <w:pPr>
+        <w:tabs>
+          <w:tab w:val="num" w:pos="5760"/>
+        </w:tabs>
+        <w:ind w:left="5760" w:hanging="360"/>
+      </w:pPr>
+      <w:rPr>
+        <w:rFonts w:ascii="Wingdings" w:hAnsi="Wingdings" w:hint="default"/>
+        <w:sz w:val="20"/>
+      </w:rPr>
+    </w:lvl>
+    <w:lvl w:ilvl="8" w:tentative="1">
+      <w:start w:val="1"/>
+      <w:numFmt w:val="bullet"/>
+      <w:lvlText w:val=""/>
+      <w:lvlJc w:val="left"/>
+      <w:pPr>
+        <w:tabs>
+          <w:tab w:val="num" w:pos="6480"/>
+        </w:tabs>
+        <w:ind w:left="6480" w:hanging="360"/>
+      </w:pPr>
+      <w:rPr>
+        <w:rFonts w:ascii="Wingdings" w:hAnsi="Wingdings" w:hint="default"/>
+        <w:sz w:val="20"/>
+      </w:rPr>
+    </w:lvl>
+  </w:abstractNum>
   <w:num w:numId="1" w16cid:durableId="372464242">
+    <w:abstractNumId w:val="29"/>
+  </w:num>
+  <w:num w:numId="2" w16cid:durableId="1971737595">
+    <w:abstractNumId w:val="7"/>
+  </w:num>
+  <w:num w:numId="3" w16cid:durableId="317079818">
+    <w:abstractNumId w:val="28"/>
+  </w:num>
+  <w:num w:numId="4" w16cid:durableId="2093240435">
+    <w:abstractNumId w:val="25"/>
+  </w:num>
+  <w:num w:numId="5" w16cid:durableId="218640558">
+    <w:abstractNumId w:val="4"/>
+  </w:num>
+  <w:num w:numId="6" w16cid:durableId="1195850914">
+    <w:abstractNumId w:val="14"/>
+  </w:num>
+  <w:num w:numId="7" w16cid:durableId="1789814908">
+    <w:abstractNumId w:val="21"/>
+  </w:num>
+  <w:num w:numId="8" w16cid:durableId="1047493518">
+    <w:abstractNumId w:val="6"/>
+  </w:num>
+  <w:num w:numId="9" w16cid:durableId="1001347571">
+    <w:abstractNumId w:val="17"/>
+  </w:num>
+  <w:num w:numId="10" w16cid:durableId="724524076">
+    <w:abstractNumId w:val="2"/>
+  </w:num>
+  <w:num w:numId="11" w16cid:durableId="458651431">
+    <w:abstractNumId w:val="18"/>
+  </w:num>
+  <w:num w:numId="12" w16cid:durableId="2017461055">
+    <w:abstractNumId w:val="22"/>
+  </w:num>
+  <w:num w:numId="13" w16cid:durableId="1607885371">
+    <w:abstractNumId w:val="1"/>
+  </w:num>
+  <w:num w:numId="14" w16cid:durableId="2072263038">
+    <w:abstractNumId w:val="11"/>
+  </w:num>
+  <w:num w:numId="15" w16cid:durableId="1608199551">
+    <w:abstractNumId w:val="24"/>
+  </w:num>
+  <w:num w:numId="16" w16cid:durableId="1553269571">
+    <w:abstractNumId w:val="16"/>
+  </w:num>
+  <w:num w:numId="17" w16cid:durableId="1067999543">
+    <w:abstractNumId w:val="3"/>
+  </w:num>
+  <w:num w:numId="18" w16cid:durableId="289868070">
+    <w:abstractNumId w:val="15"/>
+  </w:num>
+  <w:num w:numId="19" w16cid:durableId="1222180932">
+    <w:abstractNumId w:val="30"/>
+  </w:num>
+  <w:num w:numId="20" w16cid:durableId="1018118517">
+    <w:abstractNumId w:val="12"/>
+  </w:num>
+  <w:num w:numId="21" w16cid:durableId="1943292390">
     <w:abstractNumId w:val="20"/>
   </w:num>
-  <w:num w:numId="2" w16cid:durableId="1971737595">
+  <w:num w:numId="22" w16cid:durableId="622465219">
+    <w:abstractNumId w:val="13"/>
+  </w:num>
+  <w:num w:numId="23" w16cid:durableId="1605772634">
+    <w:abstractNumId w:val="26"/>
+  </w:num>
+  <w:num w:numId="24" w16cid:durableId="738089335">
+    <w:abstractNumId w:val="9"/>
+  </w:num>
+  <w:num w:numId="25" w16cid:durableId="1346244192">
+    <w:abstractNumId w:val="23"/>
+  </w:num>
+  <w:num w:numId="26" w16cid:durableId="537203520">
+    <w:abstractNumId w:val="8"/>
+  </w:num>
+  <w:num w:numId="27" w16cid:durableId="893933053">
+    <w:abstractNumId w:val="19"/>
+  </w:num>
+  <w:num w:numId="28" w16cid:durableId="1945729282">
+    <w:abstractNumId w:val="0"/>
+  </w:num>
+  <w:num w:numId="29" w16cid:durableId="578445327">
     <w:abstractNumId w:val="5"/>
   </w:num>
-  <w:num w:numId="3" w16cid:durableId="317079818">
-    <w:abstractNumId w:val="19"/>
+  <w:num w:numId="30" w16cid:durableId="1283421199">
+    <w:abstractNumId w:val="27"/>
   </w:num>
-  <w:num w:numId="4" w16cid:durableId="2093240435">
-    <w:abstractNumId w:val="18"/>
-  </w:num>
-  <w:num w:numId="5" w16cid:durableId="218640558">
-    <w:abstractNumId w:val="3"/>
-  </w:num>
-  <w:num w:numId="6" w16cid:durableId="1195850914">
-    <w:abstractNumId w:val="9"/>
-  </w:num>
-  <w:num w:numId="7" w16cid:durableId="1789814908">
-    <w:abstractNumId w:val="15"/>
-  </w:num>
-  <w:num w:numId="8" w16cid:durableId="1047493518">
-    <w:abstractNumId w:val="4"/>
-  </w:num>
-  <w:num w:numId="9" w16cid:durableId="1001347571">
-    <w:abstractNumId w:val="12"/>
-  </w:num>
-  <w:num w:numId="10" w16cid:durableId="724524076">
-    <w:abstractNumId w:val="1"/>
-  </w:num>
-  <w:num w:numId="11" w16cid:durableId="458651431">
-    <w:abstractNumId w:val="13"/>
-  </w:num>
-  <w:num w:numId="12" w16cid:durableId="2017461055">
-    <w:abstractNumId w:val="16"/>
-  </w:num>
-  <w:num w:numId="13" w16cid:durableId="1607885371">
-    <w:abstractNumId w:val="0"/>
-  </w:num>
-  <w:num w:numId="14" w16cid:durableId="2072263038">
-    <w:abstractNumId w:val="6"/>
-  </w:num>
-  <w:num w:numId="15" w16cid:durableId="1608199551">
-    <w:abstractNumId w:val="17"/>
-  </w:num>
-  <w:num w:numId="16" w16cid:durableId="1553269571">
-    <w:abstractNumId w:val="11"/>
-  </w:num>
-  <w:num w:numId="17" w16cid:durableId="1067999543">
-    <w:abstractNumId w:val="2"/>
-  </w:num>
-  <w:num w:numId="18" w16cid:durableId="289868070">
+  <w:num w:numId="31" w16cid:durableId="1116564691">
     <w:abstractNumId w:val="10"/>
   </w:num>
-  <w:num w:numId="19" w16cid:durableId="1222180932">
-    <w:abstractNumId w:val="21"/>
-  </w:num>
-  <w:num w:numId="20" w16cid:durableId="1018118517">
-    <w:abstractNumId w:val="7"/>
-  </w:num>
-  <w:num w:numId="21" w16cid:durableId="1943292390">
-    <w:abstractNumId w:val="14"/>
-  </w:num>
-  <w:num w:numId="22" w16cid:durableId="622465219">
-    <w:abstractNumId w:val="8"/>
+  <w:num w:numId="32" w16cid:durableId="776095678">
+    <w:abstractNumId w:val="31"/>
   </w:num>
 </w:numbering>
 </file>

--- a/ML_LAB8_OUTPUTS.docx
+++ b/ML_LAB8_OUTPUTS.docx
@@ -26,11 +26,15 @@
     <w:p>
       <w:pPr>
         <w:rPr>
+          <w:sz w:val="32"/>
+          <w:szCs w:val="32"/>
           <w:lang w:val="en-US"/>
         </w:rPr>
       </w:pPr>
       <w:r>
         <w:rPr>
+          <w:sz w:val="32"/>
+          <w:szCs w:val="32"/>
           <w:highlight w:val="yellow"/>
           <w:lang w:val="en-US"/>
         </w:rPr>
@@ -130,7 +134,39 @@
         <w:t>AND Truth Table:</w:t>
       </w:r>
       <w:r>
-        <w:t xml:space="preserve"> [0,0,0,1][0,0,0,1][0,0,0,1] for inputs (00,01,10,11)(00,01,10,11)(00,01,10,11).</w:t>
+        <w:t xml:space="preserve"> [0,0,0,</w:t>
+      </w:r>
+      <w:proofErr w:type="gramStart"/>
+      <w:r>
+        <w:t>1][</w:t>
+      </w:r>
+      <w:proofErr w:type="gramEnd"/>
+      <w:r>
+        <w:t>0,0,0,</w:t>
+      </w:r>
+      <w:proofErr w:type="gramStart"/>
+      <w:r>
+        <w:t>1][</w:t>
+      </w:r>
+      <w:proofErr w:type="gramEnd"/>
+      <w:r>
+        <w:t>0,0,0,1] for inputs (00,01,10,</w:t>
+      </w:r>
+      <w:proofErr w:type="gramStart"/>
+      <w:r>
+        <w:t>11)(</w:t>
+      </w:r>
+      <w:proofErr w:type="gramEnd"/>
+      <w:r>
+        <w:t>00,01,10,</w:t>
+      </w:r>
+      <w:proofErr w:type="gramStart"/>
+      <w:r>
+        <w:t>11)(</w:t>
+      </w:r>
+      <w:proofErr w:type="gramEnd"/>
+      <w:r>
+        <w:t>00,01,10,11).</w:t>
       </w:r>
     </w:p>
     <w:p>
@@ -148,7 +184,23 @@
         <w:t>XOR Truth Table:</w:t>
       </w:r>
       <w:r>
-        <w:t xml:space="preserve"> [0,1,1,0][0,1,1,0][0,1,1,0] for the same inputs.</w:t>
+        <w:t xml:space="preserve"> [0,1,1,</w:t>
+      </w:r>
+      <w:proofErr w:type="gramStart"/>
+      <w:r>
+        <w:t>0][</w:t>
+      </w:r>
+      <w:proofErr w:type="gramEnd"/>
+      <w:r>
+        <w:t>0,1,1,</w:t>
+      </w:r>
+      <w:proofErr w:type="gramStart"/>
+      <w:r>
+        <w:t>0][</w:t>
+      </w:r>
+      <w:proofErr w:type="gramEnd"/>
+      <w:r>
+        <w:t>0,1,1,0] for the same inputs.</w:t>
       </w:r>
     </w:p>
     <w:p>
@@ -174,7 +226,15 @@
         </w:numPr>
       </w:pPr>
       <w:r>
-        <w:t>A custom class UdhayaPerceptron was created with:</w:t>
+        <w:t xml:space="preserve">A custom class </w:t>
+      </w:r>
+      <w:proofErr w:type="spellStart"/>
+      <w:r>
+        <w:t>UdhayaPerceptron</w:t>
+      </w:r>
+      <w:proofErr w:type="spellEnd"/>
+      <w:r>
+        <w:t xml:space="preserve"> was created with:</w:t>
       </w:r>
     </w:p>
     <w:p>
@@ -211,8 +271,50 @@
       </w:r>
     </w:p>
     <w:p>
-      <w:r>
-        <w:t xml:space="preserve">w←w+α×(t−y^)×xw \leftarrow w + \alpha \times (t - \hat{y}) \times xw←w+α×(t−y^​)×x </w:t>
+      <w:proofErr w:type="spellStart"/>
+      <w:r>
+        <w:t>w←w</w:t>
+      </w:r>
+      <w:proofErr w:type="spellEnd"/>
+      <w:r>
+        <w:t>+α×(t−y</w:t>
+      </w:r>
+      <w:proofErr w:type="gramStart"/>
+      <w:r>
+        <w:t>^)×</w:t>
+      </w:r>
+      <w:proofErr w:type="spellStart"/>
+      <w:proofErr w:type="gramEnd"/>
+      <w:r>
+        <w:t>xw</w:t>
+      </w:r>
+      <w:proofErr w:type="spellEnd"/>
+      <w:r>
+        <w:t xml:space="preserve"> \</w:t>
+      </w:r>
+      <w:proofErr w:type="spellStart"/>
+      <w:r>
+        <w:t>leftarrow</w:t>
+      </w:r>
+      <w:proofErr w:type="spellEnd"/>
+      <w:r>
+        <w:t xml:space="preserve"> w + \alpha \times (t - \hat{y}) \times </w:t>
+      </w:r>
+      <w:proofErr w:type="spellStart"/>
+      <w:r>
+        <w:t>xw←w</w:t>
+      </w:r>
+      <w:proofErr w:type="spellEnd"/>
+      <w:r>
+        <w:t>+α×(t−y^</w:t>
+      </w:r>
+      <w:proofErr w:type="gramStart"/>
+      <w:r>
+        <w:t>​)×</w:t>
+      </w:r>
+      <w:proofErr w:type="gramEnd"/>
+      <w:r>
+        <w:t xml:space="preserve">x </w:t>
       </w:r>
     </w:p>
     <w:p>
@@ -260,12 +362,12 @@
         </w:numPr>
       </w:pPr>
       <w:r>
+        <w:lastRenderedPageBreak/>
         <w:t>Epochs: 500 for AND, 2000 for XOR.</w:t>
       </w:r>
     </w:p>
     <w:p>
       <w:r>
-        <w:lastRenderedPageBreak/>
         <w:pict w14:anchorId="0C0F0E15">
           <v:rect id="_x0000_i1025" style="width:0;height:1.5pt" o:hralign="center" o:hrstd="t" o:hr="t" fillcolor="#a0a0a0" stroked="f"/>
         </w:pict>
@@ -593,8 +695,17 @@
           <w:b/>
           <w:bCs/>
         </w:rPr>
-        <w:t>limitation of single-layer perceptrons</w:t>
-      </w:r>
+        <w:t xml:space="preserve">limitation of single-layer </w:t>
+      </w:r>
+      <w:proofErr w:type="spellStart"/>
+      <w:r>
+        <w:rPr>
+          <w:b/>
+          <w:bCs/>
+        </w:rPr>
+        <w:t>perceptrons</w:t>
+      </w:r>
+      <w:proofErr w:type="spellEnd"/>
       <w:r>
         <w:t>: they cannot solve non-linearly separable problems.</w:t>
       </w:r>
@@ -669,6 +780,7 @@
           <w:b/>
           <w:bCs/>
         </w:rPr>
+        <w:lastRenderedPageBreak/>
         <w:t>Conclusion</w:t>
       </w:r>
     </w:p>
@@ -680,7 +792,6 @@
         </w:numPr>
       </w:pPr>
       <w:r>
-        <w:lastRenderedPageBreak/>
         <w:t>The perceptron is effective for linearly separable functions (like AND).</w:t>
       </w:r>
     </w:p>
@@ -743,7 +854,11 @@
         <w:t>Time Complexity:</w:t>
       </w:r>
       <w:r>
-        <w:t xml:space="preserve"> O(T</w:t>
+        <w:t xml:space="preserve"> O(</w:t>
+      </w:r>
+      <w:proofErr w:type="spellStart"/>
+      <w:r>
+        <w:t>T</w:t>
       </w:r>
       <w:r>
         <w:rPr>
@@ -760,8 +875,45 @@
         </w:rPr>
         <w:t>⋅</w:t>
       </w:r>
-      <w:r>
-        <w:t>d)O(T \cdot n \cdot d)O(T</w:t>
+      <w:proofErr w:type="gramStart"/>
+      <w:r>
+        <w:t>d</w:t>
+      </w:r>
+      <w:proofErr w:type="spellEnd"/>
+      <w:r>
+        <w:t>)O</w:t>
+      </w:r>
+      <w:proofErr w:type="gramEnd"/>
+      <w:r>
+        <w:t>(T \</w:t>
+      </w:r>
+      <w:proofErr w:type="spellStart"/>
+      <w:r>
+        <w:t>cdot</w:t>
+      </w:r>
+      <w:proofErr w:type="spellEnd"/>
+      <w:r>
+        <w:t xml:space="preserve"> n \</w:t>
+      </w:r>
+      <w:proofErr w:type="spellStart"/>
+      <w:r>
+        <w:t>cdot</w:t>
+      </w:r>
+      <w:proofErr w:type="spellEnd"/>
+      <w:r>
+        <w:t xml:space="preserve"> </w:t>
+      </w:r>
+      <w:proofErr w:type="gramStart"/>
+      <w:r>
+        <w:t>d)O</w:t>
+      </w:r>
+      <w:proofErr w:type="gramEnd"/>
+      <w:r>
+        <w:t>(</w:t>
+      </w:r>
+      <w:proofErr w:type="spellStart"/>
+      <w:r>
+        <w:t>T</w:t>
       </w:r>
       <w:r>
         <w:rPr>
@@ -779,7 +931,11 @@
         <w:t>⋅</w:t>
       </w:r>
       <w:r>
-        <w:t>d)</w:t>
+        <w:t>d</w:t>
+      </w:r>
+      <w:proofErr w:type="spellEnd"/>
+      <w:r>
+        <w:t>)</w:t>
       </w:r>
     </w:p>
     <w:p>
@@ -790,7 +946,23 @@
         </w:numPr>
       </w:pPr>
       <w:r>
-        <w:t>TTT: epochs, nnn: samples, ddd: features.</w:t>
+        <w:t xml:space="preserve">TTT: epochs, </w:t>
+      </w:r>
+      <w:proofErr w:type="spellStart"/>
+      <w:r>
+        <w:t>nnn</w:t>
+      </w:r>
+      <w:proofErr w:type="spellEnd"/>
+      <w:r>
+        <w:t xml:space="preserve">: samples, </w:t>
+      </w:r>
+      <w:proofErr w:type="spellStart"/>
+      <w:r>
+        <w:t>ddd</w:t>
+      </w:r>
+      <w:proofErr w:type="spellEnd"/>
+      <w:r>
+        <w:t>: features.</w:t>
       </w:r>
     </w:p>
     <w:p>
@@ -814,23 +986,28 @@
     <w:p>
       <w:pPr>
         <w:rPr>
-          <w:b/>
-          <w:bCs/>
-        </w:rPr>
-      </w:pPr>
-    </w:p>
-    <w:p>
-      <w:pPr>
-        <w:rPr>
-          <w:b/>
-          <w:bCs/>
-        </w:rPr>
-      </w:pPr>
-      <w:r>
-        <w:rPr>
-          <w:b/>
-          <w:bCs/>
+          <w:sz w:val="32"/>
+          <w:szCs w:val="32"/>
           <w:highlight w:val="yellow"/>
+          <w:lang w:val="en-US"/>
+        </w:rPr>
+      </w:pPr>
+    </w:p>
+    <w:p>
+      <w:pPr>
+        <w:rPr>
+          <w:sz w:val="32"/>
+          <w:szCs w:val="32"/>
+          <w:highlight w:val="yellow"/>
+          <w:lang w:val="en-US"/>
+        </w:rPr>
+      </w:pPr>
+      <w:r>
+        <w:rPr>
+          <w:sz w:val="32"/>
+          <w:szCs w:val="32"/>
+          <w:highlight w:val="yellow"/>
+          <w:lang w:val="en-US"/>
         </w:rPr>
         <w:t>A2</w:t>
       </w:r>
@@ -965,7 +1142,95 @@
         </w:numPr>
       </w:pPr>
       <w:r>
-        <w:t>Inputs: (0,0),(0,1),(1,0),(1,1)(0,0),(0,1),(1,0),(1,1)(0,0),(0,1),(1,0),(1,1)</w:t>
+        <w:t>Inputs: (0,0</w:t>
+      </w:r>
+      <w:proofErr w:type="gramStart"/>
+      <w:r>
+        <w:t>),(</w:t>
+      </w:r>
+      <w:proofErr w:type="gramEnd"/>
+      <w:r>
+        <w:t>0,1</w:t>
+      </w:r>
+      <w:proofErr w:type="gramStart"/>
+      <w:r>
+        <w:t>),(</w:t>
+      </w:r>
+      <w:proofErr w:type="gramEnd"/>
+      <w:r>
+        <w:t>1,0</w:t>
+      </w:r>
+      <w:proofErr w:type="gramStart"/>
+      <w:r>
+        <w:t>),(</w:t>
+      </w:r>
+      <w:proofErr w:type="gramEnd"/>
+      <w:r>
+        <w:t>1,</w:t>
+      </w:r>
+      <w:proofErr w:type="gramStart"/>
+      <w:r>
+        <w:t>1)(</w:t>
+      </w:r>
+      <w:proofErr w:type="gramEnd"/>
+      <w:r>
+        <w:t>0,0</w:t>
+      </w:r>
+      <w:proofErr w:type="gramStart"/>
+      <w:r>
+        <w:t>),(</w:t>
+      </w:r>
+      <w:proofErr w:type="gramEnd"/>
+      <w:r>
+        <w:t>0,1</w:t>
+      </w:r>
+      <w:proofErr w:type="gramStart"/>
+      <w:r>
+        <w:t>),(</w:t>
+      </w:r>
+      <w:proofErr w:type="gramEnd"/>
+      <w:r>
+        <w:t>1,0</w:t>
+      </w:r>
+      <w:proofErr w:type="gramStart"/>
+      <w:r>
+        <w:t>),(</w:t>
+      </w:r>
+      <w:proofErr w:type="gramEnd"/>
+      <w:r>
+        <w:t>1,</w:t>
+      </w:r>
+      <w:proofErr w:type="gramStart"/>
+      <w:r>
+        <w:t>1)(</w:t>
+      </w:r>
+      <w:proofErr w:type="gramEnd"/>
+      <w:r>
+        <w:t>0,0</w:t>
+      </w:r>
+      <w:proofErr w:type="gramStart"/>
+      <w:r>
+        <w:t>),(</w:t>
+      </w:r>
+      <w:proofErr w:type="gramEnd"/>
+      <w:r>
+        <w:t>0,1</w:t>
+      </w:r>
+      <w:proofErr w:type="gramStart"/>
+      <w:r>
+        <w:t>),(</w:t>
+      </w:r>
+      <w:proofErr w:type="gramEnd"/>
+      <w:r>
+        <w:t>1,0</w:t>
+      </w:r>
+      <w:proofErr w:type="gramStart"/>
+      <w:r>
+        <w:t>),(</w:t>
+      </w:r>
+      <w:proofErr w:type="gramEnd"/>
+      <w:r>
+        <w:t>1,1)</w:t>
       </w:r>
     </w:p>
     <w:p>
@@ -976,7 +1241,23 @@
         </w:numPr>
       </w:pPr>
       <w:r>
-        <w:t>Outputs: [0,0,0,1][0,0,0,1][0,0,0,1]</w:t>
+        <w:t>Outputs: [0,0,0,</w:t>
+      </w:r>
+      <w:proofErr w:type="gramStart"/>
+      <w:r>
+        <w:t>1][</w:t>
+      </w:r>
+      <w:proofErr w:type="gramEnd"/>
+      <w:r>
+        <w:t>0,0,0,</w:t>
+      </w:r>
+      <w:proofErr w:type="gramStart"/>
+      <w:r>
+        <w:t>1][</w:t>
+      </w:r>
+      <w:proofErr w:type="gramEnd"/>
+      <w:r>
+        <w:t>0,0,0,1]</w:t>
       </w:r>
     </w:p>
     <w:p>
@@ -1000,7 +1281,24 @@
     </w:p>
     <w:p>
       <w:r>
-        <w:t xml:space="preserve">f(x)={1x≥00x&lt;0f(x) = \begin{cases} 1 &amp; x \geq 0 \\ 0 &amp; x &lt; 0 \end{cases}f(x)={10​x≥0x&lt;0​ </w:t>
+        <w:lastRenderedPageBreak/>
+        <w:t>f(x)={1x≥00x&lt;0f(x) = \begin{cases} 1 &amp; x \</w:t>
+      </w:r>
+      <w:proofErr w:type="spellStart"/>
+      <w:r>
+        <w:t>geq</w:t>
+      </w:r>
+      <w:proofErr w:type="spellEnd"/>
+      <w:r>
+        <w:t xml:space="preserve"> 0 \\ 0 &amp; x &lt; 0 \end{cases}f(x)</w:t>
+      </w:r>
+      <w:proofErr w:type="gramStart"/>
+      <w:r>
+        <w:t>={</w:t>
+      </w:r>
+      <w:proofErr w:type="gramEnd"/>
+      <w:r>
+        <w:t xml:space="preserve">10​x≥0x&lt;0​ </w:t>
       </w:r>
     </w:p>
     <w:p>
@@ -1020,7 +1318,6 @@
     </w:p>
     <w:p>
       <w:r>
-        <w:lastRenderedPageBreak/>
         <w:t>W←W+α</w:t>
       </w:r>
       <w:r>
@@ -1039,7 +1336,11 @@
         <w:t>−</w:t>
       </w:r>
       <w:r>
-        <w:t>y^)</w:t>
+        <w:t>y</w:t>
+      </w:r>
+      <w:proofErr w:type="gramStart"/>
+      <w:r>
+        <w:t>^)</w:t>
       </w:r>
       <w:r>
         <w:rPr>
@@ -1047,8 +1348,46 @@
         </w:rPr>
         <w:t>⋅</w:t>
       </w:r>
-      <w:r>
-        <w:t>xW \leftarrow W + \alpha \cdot (t - \hat{y}) \cdot xW←W+α</w:t>
+      <w:proofErr w:type="spellStart"/>
+      <w:proofErr w:type="gramEnd"/>
+      <w:r>
+        <w:t>xW</w:t>
+      </w:r>
+      <w:proofErr w:type="spellEnd"/>
+      <w:r>
+        <w:t xml:space="preserve"> \</w:t>
+      </w:r>
+      <w:proofErr w:type="spellStart"/>
+      <w:r>
+        <w:t>leftarrow</w:t>
+      </w:r>
+      <w:proofErr w:type="spellEnd"/>
+      <w:r>
+        <w:t xml:space="preserve"> W + \alpha \</w:t>
+      </w:r>
+      <w:proofErr w:type="spellStart"/>
+      <w:r>
+        <w:t>cdot</w:t>
+      </w:r>
+      <w:proofErr w:type="spellEnd"/>
+      <w:r>
+        <w:t xml:space="preserve"> (t - \hat{y}) \</w:t>
+      </w:r>
+      <w:proofErr w:type="spellStart"/>
+      <w:r>
+        <w:t>cdot</w:t>
+      </w:r>
+      <w:proofErr w:type="spellEnd"/>
+      <w:r>
+        <w:t xml:space="preserve"> </w:t>
+      </w:r>
+      <w:proofErr w:type="spellStart"/>
+      <w:r>
+        <w:t>xW←W</w:t>
+      </w:r>
+      <w:proofErr w:type="spellEnd"/>
+      <w:r>
+        <w:t>+α</w:t>
       </w:r>
       <w:r>
         <w:rPr>
@@ -1057,7 +1396,11 @@
         <w:t>⋅</w:t>
       </w:r>
       <w:r>
-        <w:t>(t−y^​)</w:t>
+        <w:t>(t−y^</w:t>
+      </w:r>
+      <w:proofErr w:type="gramStart"/>
+      <w:r>
+        <w:t>​)</w:t>
       </w:r>
       <w:r>
         <w:rPr>
@@ -1065,6 +1408,7 @@
         </w:rPr>
         <w:t>⋅</w:t>
       </w:r>
+      <w:proofErr w:type="gramEnd"/>
       <w:r>
         <w:t xml:space="preserve">x </w:t>
       </w:r>
@@ -1086,7 +1430,31 @@
     </w:p>
     <w:p>
       <w:r>
-        <w:t xml:space="preserve">E=12∑(t−y^)2E = \frac{1}{2}\sum (t - \hat{y})^2E=21​∑(t−y^​)2 </w:t>
+        <w:t>E=12∑(t−y^)2E = \</w:t>
+      </w:r>
+      <w:proofErr w:type="gramStart"/>
+      <w:r>
+        <w:t>frac{</w:t>
+      </w:r>
+      <w:proofErr w:type="gramEnd"/>
+      <w:r>
+        <w:t>1}{</w:t>
+      </w:r>
+      <w:proofErr w:type="gramStart"/>
+      <w:r>
+        <w:t>2}\</w:t>
+      </w:r>
+      <w:proofErr w:type="gramEnd"/>
+      <w:r>
+        <w:t>sum (t - \hat{y</w:t>
+      </w:r>
+      <w:proofErr w:type="gramStart"/>
+      <w:r>
+        <w:t>})^</w:t>
+      </w:r>
+      <w:proofErr w:type="gramEnd"/>
+      <w:r>
+        <w:t xml:space="preserve">2E=21​∑(t−y^​)2 </w:t>
       </w:r>
     </w:p>
     <w:p>
@@ -1105,7 +1473,15 @@
       </w:r>
       <w:r>
         <w:br/>
-        <w:t>Stop if E≤0.002E \leq 0.002E≤0.002 or after 1000 epochs.</w:t>
+        <w:t>Stop if E≤0.002E \</w:t>
+      </w:r>
+      <w:proofErr w:type="spellStart"/>
+      <w:r>
+        <w:t>leq</w:t>
+      </w:r>
+      <w:proofErr w:type="spellEnd"/>
+      <w:r>
+        <w:t xml:space="preserve"> 0.002E≤0.002 or after 1000 epochs.</w:t>
       </w:r>
     </w:p>
     <w:p>
@@ -1176,7 +1552,55 @@
     </w:p>
     <w:p>
       <w:r>
-        <w:t xml:space="preserve">W1=0.1,  W2=0.05,  Bias=−0.1W_1 = 0.1,\; W_2 = 0.05,\; Bias = -0.1W1​=0.1,W2​=0.05,Bias=−0.1 </w:t>
+        <w:t>W1=0.</w:t>
+      </w:r>
+      <w:proofErr w:type="gramStart"/>
+      <w:r>
+        <w:t>1,  W</w:t>
+      </w:r>
+      <w:proofErr w:type="gramEnd"/>
+      <w:r>
+        <w:t>2=0.</w:t>
+      </w:r>
+      <w:proofErr w:type="gramStart"/>
+      <w:r>
+        <w:t>05,  Bias</w:t>
+      </w:r>
+      <w:proofErr w:type="gramEnd"/>
+      <w:r>
+        <w:t xml:space="preserve">=−0.1W_1 = </w:t>
+      </w:r>
+      <w:proofErr w:type="gramStart"/>
+      <w:r>
+        <w:t>0.1,\</w:t>
+      </w:r>
+      <w:proofErr w:type="gramEnd"/>
+      <w:r>
+        <w:t xml:space="preserve">; W_2 = </w:t>
+      </w:r>
+      <w:proofErr w:type="gramStart"/>
+      <w:r>
+        <w:t>0.05,\</w:t>
+      </w:r>
+      <w:proofErr w:type="gramEnd"/>
+      <w:r>
+        <w:t>; Bias = -0.1W1​=0.</w:t>
+      </w:r>
+      <w:proofErr w:type="gramStart"/>
+      <w:r>
+        <w:t>1,W</w:t>
+      </w:r>
+      <w:proofErr w:type="gramEnd"/>
+      <w:r>
+        <w:t>2​=0.</w:t>
+      </w:r>
+      <w:proofErr w:type="gramStart"/>
+      <w:r>
+        <w:t>05,Bias</w:t>
+      </w:r>
+      <w:proofErr w:type="gramEnd"/>
+      <w:r>
+        <w:t xml:space="preserve">=−0.1 </w:t>
       </w:r>
     </w:p>
     <w:p>
@@ -1364,6 +1788,7 @@
         </w:numPr>
       </w:pPr>
       <w:r>
+        <w:lastRenderedPageBreak/>
         <w:t>Convergence depends on learning rate and starting weights.</w:t>
       </w:r>
     </w:p>
@@ -1375,7 +1800,15 @@
         </w:numPr>
       </w:pPr>
       <w:r>
-        <w:t xml:space="preserve">This experiment confirms that perceptrons can learn </w:t>
+        <w:t xml:space="preserve">This experiment confirms that </w:t>
+      </w:r>
+      <w:proofErr w:type="spellStart"/>
+      <w:r>
+        <w:t>perceptrons</w:t>
+      </w:r>
+      <w:proofErr w:type="spellEnd"/>
+      <w:r>
+        <w:t xml:space="preserve"> can learn </w:t>
       </w:r>
       <w:r>
         <w:rPr>
@@ -1390,7 +1823,6 @@
     </w:p>
     <w:p>
       <w:r>
-        <w:lastRenderedPageBreak/>
         <w:pict w14:anchorId="65AA381D">
           <v:rect id="_x0000_i1032" style="width:0;height:1.5pt" o:hralign="center" o:hrstd="t" o:hr="t" fillcolor="#a0a0a0" stroked="f"/>
         </w:pict>
@@ -1426,7 +1858,11 @@
         <w:t>Time Complexity:</w:t>
       </w:r>
       <w:r>
-        <w:t xml:space="preserve"> O(T</w:t>
+        <w:t xml:space="preserve"> O(</w:t>
+      </w:r>
+      <w:proofErr w:type="spellStart"/>
+      <w:r>
+        <w:t>T</w:t>
       </w:r>
       <w:r>
         <w:rPr>
@@ -1443,8 +1879,45 @@
         </w:rPr>
         <w:t>⋅</w:t>
       </w:r>
-      <w:r>
-        <w:t>d)O(T \cdot n \cdot d)O(T</w:t>
+      <w:proofErr w:type="gramStart"/>
+      <w:r>
+        <w:t>d</w:t>
+      </w:r>
+      <w:proofErr w:type="spellEnd"/>
+      <w:r>
+        <w:t>)O</w:t>
+      </w:r>
+      <w:proofErr w:type="gramEnd"/>
+      <w:r>
+        <w:t>(T \</w:t>
+      </w:r>
+      <w:proofErr w:type="spellStart"/>
+      <w:r>
+        <w:t>cdot</w:t>
+      </w:r>
+      <w:proofErr w:type="spellEnd"/>
+      <w:r>
+        <w:t xml:space="preserve"> n \</w:t>
+      </w:r>
+      <w:proofErr w:type="spellStart"/>
+      <w:r>
+        <w:t>cdot</w:t>
+      </w:r>
+      <w:proofErr w:type="spellEnd"/>
+      <w:r>
+        <w:t xml:space="preserve"> </w:t>
+      </w:r>
+      <w:proofErr w:type="gramStart"/>
+      <w:r>
+        <w:t>d)O</w:t>
+      </w:r>
+      <w:proofErr w:type="gramEnd"/>
+      <w:r>
+        <w:t>(</w:t>
+      </w:r>
+      <w:proofErr w:type="spellStart"/>
+      <w:r>
+        <w:t>T</w:t>
       </w:r>
       <w:r>
         <w:rPr>
@@ -1462,7 +1935,27 @@
         <w:t>⋅</w:t>
       </w:r>
       <w:r>
-        <w:t>d), where TTT=epochs, nnn=samples, ddd=features.</w:t>
+        <w:t>d</w:t>
+      </w:r>
+      <w:proofErr w:type="spellEnd"/>
+      <w:r>
+        <w:t xml:space="preserve">), where TTT=epochs, </w:t>
+      </w:r>
+      <w:proofErr w:type="spellStart"/>
+      <w:r>
+        <w:t>nnn</w:t>
+      </w:r>
+      <w:proofErr w:type="spellEnd"/>
+      <w:r>
+        <w:t xml:space="preserve">=samples, </w:t>
+      </w:r>
+      <w:proofErr w:type="spellStart"/>
+      <w:r>
+        <w:t>ddd</w:t>
+      </w:r>
+      <w:proofErr w:type="spellEnd"/>
+      <w:r>
+        <w:t>=features.</w:t>
       </w:r>
     </w:p>
     <w:p>
@@ -1489,11 +1982,20 @@
       </w:pPr>
     </w:p>
     <w:p>
-      <w:r>
-        <w:rPr>
-          <w:b/>
-          <w:bCs/>
+      <w:pPr>
+        <w:rPr>
+          <w:sz w:val="32"/>
+          <w:szCs w:val="32"/>
           <w:highlight w:val="yellow"/>
+          <w:lang w:val="en-US"/>
+        </w:rPr>
+      </w:pPr>
+      <w:r>
+        <w:rPr>
+          <w:sz w:val="32"/>
+          <w:szCs w:val="32"/>
+          <w:highlight w:val="yellow"/>
+          <w:lang w:val="en-US"/>
         </w:rPr>
         <w:t>A3</w:t>
       </w:r>
@@ -1637,7 +2139,6 @@
           <w:b/>
           <w:bCs/>
         </w:rPr>
-        <w:lastRenderedPageBreak/>
         <w:t>Approach</w:t>
       </w:r>
     </w:p>
@@ -1656,7 +2157,111 @@
         <w:t>Dataset:</w:t>
       </w:r>
       <w:r>
-        <w:t xml:space="preserve"> AND gate with inputs (0,0),(0,1),(1,0),(1,1)(0,0),(0,1),(1,0),(1,1)(0,0),(0,1),(1,0),(1,1), targets [0,0,0,1][0,0,0,1][0,0,0,1].</w:t>
+        <w:t xml:space="preserve"> AND gate with inputs (0,0</w:t>
+      </w:r>
+      <w:proofErr w:type="gramStart"/>
+      <w:r>
+        <w:t>),(</w:t>
+      </w:r>
+      <w:proofErr w:type="gramEnd"/>
+      <w:r>
+        <w:t>0,1</w:t>
+      </w:r>
+      <w:proofErr w:type="gramStart"/>
+      <w:r>
+        <w:t>),(</w:t>
+      </w:r>
+      <w:proofErr w:type="gramEnd"/>
+      <w:r>
+        <w:t>1,0</w:t>
+      </w:r>
+      <w:proofErr w:type="gramStart"/>
+      <w:r>
+        <w:t>),(</w:t>
+      </w:r>
+      <w:proofErr w:type="gramEnd"/>
+      <w:r>
+        <w:t>1,</w:t>
+      </w:r>
+      <w:proofErr w:type="gramStart"/>
+      <w:r>
+        <w:t>1)(</w:t>
+      </w:r>
+      <w:proofErr w:type="gramEnd"/>
+      <w:r>
+        <w:t>0,0</w:t>
+      </w:r>
+      <w:proofErr w:type="gramStart"/>
+      <w:r>
+        <w:t>),(</w:t>
+      </w:r>
+      <w:proofErr w:type="gramEnd"/>
+      <w:r>
+        <w:t>0,1</w:t>
+      </w:r>
+      <w:proofErr w:type="gramStart"/>
+      <w:r>
+        <w:t>),(</w:t>
+      </w:r>
+      <w:proofErr w:type="gramEnd"/>
+      <w:r>
+        <w:t>1,0</w:t>
+      </w:r>
+      <w:proofErr w:type="gramStart"/>
+      <w:r>
+        <w:t>),(</w:t>
+      </w:r>
+      <w:proofErr w:type="gramEnd"/>
+      <w:r>
+        <w:t>1,</w:t>
+      </w:r>
+      <w:proofErr w:type="gramStart"/>
+      <w:r>
+        <w:t>1)(</w:t>
+      </w:r>
+      <w:proofErr w:type="gramEnd"/>
+      <w:r>
+        <w:t>0,0</w:t>
+      </w:r>
+      <w:proofErr w:type="gramStart"/>
+      <w:r>
+        <w:t>),(</w:t>
+      </w:r>
+      <w:proofErr w:type="gramEnd"/>
+      <w:r>
+        <w:t>0,1</w:t>
+      </w:r>
+      <w:proofErr w:type="gramStart"/>
+      <w:r>
+        <w:t>),(</w:t>
+      </w:r>
+      <w:proofErr w:type="gramEnd"/>
+      <w:r>
+        <w:t>1,0</w:t>
+      </w:r>
+      <w:proofErr w:type="gramStart"/>
+      <w:r>
+        <w:t>),(</w:t>
+      </w:r>
+      <w:proofErr w:type="gramEnd"/>
+      <w:r>
+        <w:t>1,1), targets [0,0,0,</w:t>
+      </w:r>
+      <w:proofErr w:type="gramStart"/>
+      <w:r>
+        <w:t>1][</w:t>
+      </w:r>
+      <w:proofErr w:type="gramEnd"/>
+      <w:r>
+        <w:t>0,0,0,</w:t>
+      </w:r>
+      <w:proofErr w:type="gramStart"/>
+      <w:r>
+        <w:t>1][</w:t>
+      </w:r>
+      <w:proofErr w:type="gramEnd"/>
+      <w:r>
+        <w:t>0,0,0,1].</w:t>
       </w:r>
     </w:p>
     <w:p>
@@ -1693,7 +2298,23 @@
         </w:numPr>
       </w:pPr>
       <w:r>
-        <w:t>Sigmoid: smooth S-shaped curve, output in [0,1][0,1][0,1].</w:t>
+        <w:t>Sigmoid: smooth S-shaped curve, output in [0,</w:t>
+      </w:r>
+      <w:proofErr w:type="gramStart"/>
+      <w:r>
+        <w:t>1][</w:t>
+      </w:r>
+      <w:proofErr w:type="gramEnd"/>
+      <w:r>
+        <w:t>0,</w:t>
+      </w:r>
+      <w:proofErr w:type="gramStart"/>
+      <w:r>
+        <w:t>1][</w:t>
+      </w:r>
+      <w:proofErr w:type="gramEnd"/>
+      <w:r>
+        <w:t>0,1].</w:t>
       </w:r>
     </w:p>
     <w:p>
@@ -1703,8 +2324,13 @@
           <w:numId w:val="13"/>
         </w:numPr>
       </w:pPr>
-      <w:r>
-        <w:t>ReLU: passes positive values, zero otherwise.</w:t>
+      <w:proofErr w:type="spellStart"/>
+      <w:r>
+        <w:t>ReLU</w:t>
+      </w:r>
+      <w:proofErr w:type="spellEnd"/>
+      <w:r>
+        <w:t>: passes positive values, zero otherwise.</w:t>
       </w:r>
     </w:p>
     <w:p>
@@ -1755,7 +2381,15 @@
         <w:t>Delta update</w:t>
       </w:r>
       <w:r>
-        <w:t xml:space="preserve"> (gradient-based, only for Sigmoid and ReLU).</w:t>
+        <w:t xml:space="preserve"> (gradient-based, only for Sigmoid and </w:t>
+      </w:r>
+      <w:proofErr w:type="spellStart"/>
+      <w:r>
+        <w:t>ReLU</w:t>
+      </w:r>
+      <w:proofErr w:type="spellEnd"/>
+      <w:r>
+        <w:t>).</w:t>
       </w:r>
     </w:p>
     <w:p>
@@ -2156,9 +2790,11 @@
             <w:hideMark/>
           </w:tcPr>
           <w:p>
+            <w:proofErr w:type="spellStart"/>
             <w:r>
               <w:t>ReLU</w:t>
             </w:r>
+            <w:proofErr w:type="spellEnd"/>
           </w:p>
         </w:tc>
         <w:tc>
@@ -2221,9 +2857,11 @@
             <w:hideMark/>
           </w:tcPr>
           <w:p>
+            <w:proofErr w:type="spellStart"/>
             <w:r>
               <w:t>ReLU</w:t>
             </w:r>
+            <w:proofErr w:type="spellEnd"/>
           </w:p>
         </w:tc>
         <w:tc>
@@ -2316,6 +2954,7 @@
     </w:p>
     <w:p>
       <w:r>
+        <w:lastRenderedPageBreak/>
         <w:pict w14:anchorId="740AD9AA">
           <v:rect id="_x0000_i1034" style="width:0;height:1.5pt" o:hralign="center" o:hrstd="t" o:hr="t" fillcolor="#a0a0a0" stroked="f"/>
         </w:pict>
@@ -2349,7 +2988,6 @@
           <w:b/>
           <w:bCs/>
         </w:rPr>
-        <w:lastRenderedPageBreak/>
         <w:t>Discussion</w:t>
       </w:r>
     </w:p>
@@ -2378,12 +3016,21 @@
           <w:numId w:val="14"/>
         </w:numPr>
       </w:pPr>
-      <w:r>
-        <w:rPr>
-          <w:b/>
-          <w:bCs/>
-        </w:rPr>
-        <w:t>ReLU (perceptron update):</w:t>
+      <w:proofErr w:type="spellStart"/>
+      <w:r>
+        <w:rPr>
+          <w:b/>
+          <w:bCs/>
+        </w:rPr>
+        <w:t>ReLU</w:t>
+      </w:r>
+      <w:proofErr w:type="spellEnd"/>
+      <w:r>
+        <w:rPr>
+          <w:b/>
+          <w:bCs/>
+        </w:rPr>
+        <w:t xml:space="preserve"> (perceptron update):</w:t>
       </w:r>
       <w:r>
         <w:t xml:space="preserve"> Fastest, converged in just 2 epochs.</w:t>
@@ -2414,12 +3061,21 @@
           <w:numId w:val="14"/>
         </w:numPr>
       </w:pPr>
-      <w:r>
-        <w:rPr>
-          <w:b/>
-          <w:bCs/>
-        </w:rPr>
-        <w:t>ReLU (delta rule):</w:t>
+      <w:proofErr w:type="spellStart"/>
+      <w:r>
+        <w:rPr>
+          <w:b/>
+          <w:bCs/>
+        </w:rPr>
+        <w:t>ReLU</w:t>
+      </w:r>
+      <w:proofErr w:type="spellEnd"/>
+      <w:r>
+        <w:rPr>
+          <w:b/>
+          <w:bCs/>
+        </w:rPr>
+        <w:t xml:space="preserve"> (delta rule):</w:t>
       </w:r>
       <w:r>
         <w:t xml:space="preserve"> Converged in 57 epochs, demonstrating efficiency of its gradient in positive regions.</w:t>
@@ -2465,8 +3121,13 @@
           <w:numId w:val="15"/>
         </w:numPr>
       </w:pPr>
-      <w:r>
-        <w:t>ReLU is the fastest under perceptron rule, while Sigmoid slows down under gradient updates.</w:t>
+      <w:proofErr w:type="spellStart"/>
+      <w:r>
+        <w:t>ReLU</w:t>
+      </w:r>
+      <w:proofErr w:type="spellEnd"/>
+      <w:r>
+        <w:t xml:space="preserve"> is the fastest under perceptron rule, while Sigmoid slows down under gradient updates.</w:t>
       </w:r>
     </w:p>
     <w:p>
@@ -2477,13 +3138,32 @@
         </w:numPr>
       </w:pPr>
       <w:r>
-        <w:t>Smooth activations like Sigmoid and ReLU are essential for deep learning, but in simple perceptron tasks, step-based updates are sufficient and faster.</w:t>
-      </w:r>
-    </w:p>
-    <w:p>
-      <w:r>
-        <w:rPr>
+        <w:t xml:space="preserve">Smooth activations like Sigmoid and </w:t>
+      </w:r>
+      <w:proofErr w:type="spellStart"/>
+      <w:r>
+        <w:t>ReLU</w:t>
+      </w:r>
+      <w:proofErr w:type="spellEnd"/>
+      <w:r>
+        <w:t xml:space="preserve"> are essential for deep learning, but in simple perceptron tasks, step-based updates are sufficient and faster.</w:t>
+      </w:r>
+    </w:p>
+    <w:p>
+      <w:pPr>
+        <w:rPr>
+          <w:sz w:val="32"/>
+          <w:szCs w:val="32"/>
           <w:highlight w:val="yellow"/>
+          <w:lang w:val="en-US"/>
+        </w:rPr>
+      </w:pPr>
+      <w:r>
+        <w:rPr>
+          <w:sz w:val="32"/>
+          <w:szCs w:val="32"/>
+          <w:highlight w:val="yellow"/>
+          <w:lang w:val="en-US"/>
         </w:rPr>
         <w:t>A4</w:t>
       </w:r>
@@ -2633,7 +3313,55 @@
         <w:t>Initialization:</w:t>
       </w:r>
       <w:r>
-        <w:t xml:space="preserve"> Fixed starting weight vector W(0)=[0.0009,0.2112,−0.1938]W^{(0)} = [0.0009, 0.2112, -0.1938]W(0)=[0.0009,0.2112,−0.1938].</w:t>
+        <w:t xml:space="preserve"> Fixed starting weight vector W(</w:t>
+      </w:r>
+      <w:proofErr w:type="gramStart"/>
+      <w:r>
+        <w:t>0)=</w:t>
+      </w:r>
+      <w:proofErr w:type="gramEnd"/>
+      <w:r>
+        <w:t>[0.0009,0.</w:t>
+      </w:r>
+      <w:proofErr w:type="gramStart"/>
+      <w:r>
+        <w:t>2112,−</w:t>
+      </w:r>
+      <w:proofErr w:type="gramEnd"/>
+      <w:r>
+        <w:t>0.</w:t>
+      </w:r>
+      <w:proofErr w:type="gramStart"/>
+      <w:r>
+        <w:t>1938]W^{</w:t>
+      </w:r>
+      <w:proofErr w:type="gramEnd"/>
+      <w:r>
+        <w:t>(0)} = [0.0009, 0.2112, -0.</w:t>
+      </w:r>
+      <w:proofErr w:type="gramStart"/>
+      <w:r>
+        <w:t>1938]W</w:t>
+      </w:r>
+      <w:proofErr w:type="gramEnd"/>
+      <w:r>
+        <w:t>(</w:t>
+      </w:r>
+      <w:proofErr w:type="gramStart"/>
+      <w:r>
+        <w:t>0)=</w:t>
+      </w:r>
+      <w:proofErr w:type="gramEnd"/>
+      <w:r>
+        <w:t>[0.0009,0.</w:t>
+      </w:r>
+      <w:proofErr w:type="gramStart"/>
+      <w:r>
+        <w:t>2112,−</w:t>
+      </w:r>
+      <w:proofErr w:type="gramEnd"/>
+      <w:r>
+        <w:t>0.1938].</w:t>
       </w:r>
     </w:p>
     <w:p>
@@ -3586,9 +4314,20 @@
       </w:pPr>
     </w:p>
     <w:p>
-      <w:r>
-        <w:rPr>
+      <w:pPr>
+        <w:rPr>
+          <w:sz w:val="32"/>
+          <w:szCs w:val="32"/>
           <w:highlight w:val="yellow"/>
+          <w:lang w:val="en-US"/>
+        </w:rPr>
+      </w:pPr>
+      <w:r>
+        <w:rPr>
+          <w:sz w:val="32"/>
+          <w:szCs w:val="32"/>
+          <w:highlight w:val="yellow"/>
+          <w:lang w:val="en-US"/>
         </w:rPr>
         <w:lastRenderedPageBreak/>
         <w:t>A5</w:t>
@@ -3797,7 +4536,103 @@
         <w:t>Dataset:</w:t>
       </w:r>
       <w:r>
-        <w:t xml:space="preserve"> Four points: (0,0)→0,(0,1)→1,(1,0)→1,(1,1)→0(0,0)→0, (0,1)→1, (1,0)→1, (1,1)→0(0,0)→0,(0,1)→1,(1,0)→1,(1,1)→0.</w:t>
+        <w:t xml:space="preserve"> Four points: (0,</w:t>
+      </w:r>
+      <w:proofErr w:type="gramStart"/>
+      <w:r>
+        <w:t>0)→0,(</w:t>
+      </w:r>
+      <w:proofErr w:type="gramEnd"/>
+      <w:r>
+        <w:t>0,</w:t>
+      </w:r>
+      <w:proofErr w:type="gramStart"/>
+      <w:r>
+        <w:t>1)→1,(</w:t>
+      </w:r>
+      <w:proofErr w:type="gramEnd"/>
+      <w:r>
+        <w:t>1,</w:t>
+      </w:r>
+      <w:proofErr w:type="gramStart"/>
+      <w:r>
+        <w:t>0)→1,(</w:t>
+      </w:r>
+      <w:proofErr w:type="gramEnd"/>
+      <w:r>
+        <w:t>1,</w:t>
+      </w:r>
+      <w:proofErr w:type="gramStart"/>
+      <w:r>
+        <w:t>1)→</w:t>
+      </w:r>
+      <w:proofErr w:type="gramEnd"/>
+      <w:r>
+        <w:t>0(0,</w:t>
+      </w:r>
+      <w:proofErr w:type="gramStart"/>
+      <w:r>
+        <w:t>0)→</w:t>
+      </w:r>
+      <w:proofErr w:type="gramEnd"/>
+      <w:r>
+        <w:t>0, (0,</w:t>
+      </w:r>
+      <w:proofErr w:type="gramStart"/>
+      <w:r>
+        <w:t>1)→</w:t>
+      </w:r>
+      <w:proofErr w:type="gramEnd"/>
+      <w:r>
+        <w:t>1, (1,</w:t>
+      </w:r>
+      <w:proofErr w:type="gramStart"/>
+      <w:r>
+        <w:t>0)→</w:t>
+      </w:r>
+      <w:proofErr w:type="gramEnd"/>
+      <w:r>
+        <w:t>1, (1,</w:t>
+      </w:r>
+      <w:proofErr w:type="gramStart"/>
+      <w:r>
+        <w:t>1)→</w:t>
+      </w:r>
+      <w:proofErr w:type="gramEnd"/>
+      <w:r>
+        <w:t>0(0,</w:t>
+      </w:r>
+      <w:proofErr w:type="gramStart"/>
+      <w:r>
+        <w:t>0)→0,(</w:t>
+      </w:r>
+      <w:proofErr w:type="gramEnd"/>
+      <w:r>
+        <w:t>0,</w:t>
+      </w:r>
+      <w:proofErr w:type="gramStart"/>
+      <w:r>
+        <w:t>1)→1,(</w:t>
+      </w:r>
+      <w:proofErr w:type="gramEnd"/>
+      <w:r>
+        <w:t>1,</w:t>
+      </w:r>
+      <w:proofErr w:type="gramStart"/>
+      <w:r>
+        <w:t>0)→1,(</w:t>
+      </w:r>
+      <w:proofErr w:type="gramEnd"/>
+      <w:r>
+        <w:t>1,</w:t>
+      </w:r>
+      <w:proofErr w:type="gramStart"/>
+      <w:r>
+        <w:t>1)→</w:t>
+      </w:r>
+      <w:proofErr w:type="gramEnd"/>
+      <w:r>
+        <w:t>0.</w:t>
       </w:r>
     </w:p>
     <w:p>
@@ -3822,7 +4657,23 @@
           <w:bCs/>
         </w:rPr>
         <w:lastRenderedPageBreak/>
-        <w:t>Perceptron update + step/bipolar/sigmoid/ReLU activation</w:t>
+        <w:t>Perceptron update + step/bipolar/sigmoid/</w:t>
+      </w:r>
+      <w:proofErr w:type="spellStart"/>
+      <w:r>
+        <w:rPr>
+          <w:b/>
+          <w:bCs/>
+        </w:rPr>
+        <w:t>ReLU</w:t>
+      </w:r>
+      <w:proofErr w:type="spellEnd"/>
+      <w:r>
+        <w:rPr>
+          <w:b/>
+          <w:bCs/>
+        </w:rPr>
+        <w:t xml:space="preserve"> activation</w:t>
       </w:r>
       <w:r>
         <w:t xml:space="preserve"> (classification-style update).</w:t>
@@ -3855,6 +4706,7 @@
       <w:r>
         <w:t xml:space="preserve"> and </w:t>
       </w:r>
+      <w:proofErr w:type="spellStart"/>
       <w:r>
         <w:rPr>
           <w:b/>
@@ -3862,6 +4714,7 @@
         </w:rPr>
         <w:t>ReLU</w:t>
       </w:r>
+      <w:proofErr w:type="spellEnd"/>
       <w:r>
         <w:t xml:space="preserve"> activations.</w:t>
       </w:r>
@@ -3952,12 +4805,21 @@
           <w:numId w:val="24"/>
         </w:numPr>
       </w:pPr>
-      <w:r>
-        <w:rPr>
-          <w:b/>
-          <w:bCs/>
-        </w:rPr>
-        <w:t>ReLU:</w:t>
+      <w:proofErr w:type="spellStart"/>
+      <w:r>
+        <w:rPr>
+          <w:b/>
+          <w:bCs/>
+        </w:rPr>
+        <w:t>ReLU</w:t>
+      </w:r>
+      <w:proofErr w:type="spellEnd"/>
+      <w:r>
+        <w:rPr>
+          <w:b/>
+          <w:bCs/>
+        </w:rPr>
+        <w:t>:</w:t>
       </w:r>
       <w:r>
         <w:t xml:space="preserve"> </w:t>
@@ -4117,7 +4979,23 @@
           <w:b/>
           <w:bCs/>
         </w:rPr>
-        <w:t>A5-A2: SSE vs Epochs (custom init, step activation)</w:t>
+        <w:t xml:space="preserve">A5-A2: SSE vs Epochs (custom </w:t>
+      </w:r>
+      <w:proofErr w:type="spellStart"/>
+      <w:r>
+        <w:rPr>
+          <w:b/>
+          <w:bCs/>
+        </w:rPr>
+        <w:t>init</w:t>
+      </w:r>
+      <w:proofErr w:type="spellEnd"/>
+      <w:r>
+        <w:rPr>
+          <w:b/>
+          <w:bCs/>
+        </w:rPr>
+        <w:t>, step activation)</w:t>
       </w:r>
       <w:r>
         <w:t xml:space="preserve"> – shows SSE stuck near 2.0 → evidence of non-separability.</w:t>
@@ -4138,7 +5016,15 @@
         <w:t>A5-A3: SSE vs Epochs (delta updates)</w:t>
       </w:r>
       <w:r>
-        <w:t xml:space="preserve"> – sigmoid and ReLU curves descending to ~0.50 and ~0.78 respectively.</w:t>
+        <w:t xml:space="preserve"> – sigmoid and </w:t>
+      </w:r>
+      <w:proofErr w:type="spellStart"/>
+      <w:r>
+        <w:t>ReLU</w:t>
+      </w:r>
+      <w:proofErr w:type="spellEnd"/>
+      <w:r>
+        <w:t xml:space="preserve"> curves descending to ~0.50 and ~0.78 respectively.</w:t>
       </w:r>
     </w:p>
     <w:p>
@@ -4216,9 +5102,20 @@
       </w:pPr>
     </w:p>
     <w:p>
-      <w:r>
-        <w:rPr>
+      <w:pPr>
+        <w:rPr>
+          <w:sz w:val="32"/>
+          <w:szCs w:val="32"/>
           <w:highlight w:val="yellow"/>
+          <w:lang w:val="en-US"/>
+        </w:rPr>
+      </w:pPr>
+      <w:r>
+        <w:rPr>
+          <w:sz w:val="32"/>
+          <w:szCs w:val="32"/>
+          <w:highlight w:val="yellow"/>
+          <w:lang w:val="en-US"/>
         </w:rPr>
         <w:lastRenderedPageBreak/>
         <w:t>A6</w:t>
@@ -4335,11 +5232,203 @@
           <w:b/>
           <w:bCs/>
         </w:rPr>
-        <w:t>Final Weights [w1,w2,w3,w4,b][w_1, w_2, w_3, w_4, b][w1​,w2​,w3​,w4​,b]:</w:t>
+        <w:t>Final Weights [w</w:t>
+      </w:r>
+      <w:proofErr w:type="gramStart"/>
+      <w:r>
+        <w:rPr>
+          <w:b/>
+          <w:bCs/>
+        </w:rPr>
+        <w:t>1,w2,w3,w4,b][</w:t>
+      </w:r>
+      <w:proofErr w:type="gramEnd"/>
+      <w:r>
+        <w:rPr>
+          <w:b/>
+          <w:bCs/>
+        </w:rPr>
+        <w:t xml:space="preserve">w_1, w_2, w_3, w_4, </w:t>
+      </w:r>
+      <w:proofErr w:type="gramStart"/>
+      <w:r>
+        <w:rPr>
+          <w:b/>
+          <w:bCs/>
+        </w:rPr>
+        <w:t>b][</w:t>
+      </w:r>
+      <w:proofErr w:type="gramEnd"/>
+      <w:r>
+        <w:rPr>
+          <w:b/>
+          <w:bCs/>
+        </w:rPr>
+        <w:t>w1</w:t>
+      </w:r>
+      <w:proofErr w:type="gramStart"/>
+      <w:r>
+        <w:rPr>
+          <w:b/>
+          <w:bCs/>
+        </w:rPr>
+        <w:t>​,w</w:t>
+      </w:r>
+      <w:proofErr w:type="gramEnd"/>
+      <w:r>
+        <w:rPr>
+          <w:b/>
+          <w:bCs/>
+        </w:rPr>
+        <w:t>2</w:t>
+      </w:r>
+      <w:proofErr w:type="gramStart"/>
+      <w:r>
+        <w:rPr>
+          <w:b/>
+          <w:bCs/>
+        </w:rPr>
+        <w:t>​,w</w:t>
+      </w:r>
+      <w:proofErr w:type="gramEnd"/>
+      <w:r>
+        <w:rPr>
+          <w:b/>
+          <w:bCs/>
+        </w:rPr>
+        <w:t>3</w:t>
+      </w:r>
+      <w:proofErr w:type="gramStart"/>
+      <w:r>
+        <w:rPr>
+          <w:b/>
+          <w:bCs/>
+        </w:rPr>
+        <w:t>​,w</w:t>
+      </w:r>
+      <w:proofErr w:type="gramEnd"/>
+      <w:r>
+        <w:rPr>
+          <w:b/>
+          <w:bCs/>
+        </w:rPr>
+        <w:t>4</w:t>
+      </w:r>
+      <w:proofErr w:type="gramStart"/>
+      <w:r>
+        <w:rPr>
+          <w:b/>
+          <w:bCs/>
+        </w:rPr>
+        <w:t>​,b</w:t>
+      </w:r>
+      <w:proofErr w:type="gramEnd"/>
+      <w:r>
+        <w:rPr>
+          <w:b/>
+          <w:bCs/>
+        </w:rPr>
+        <w:t>]:</w:t>
       </w:r>
       <w:r>
         <w:br/>
-        <w:t>[−0.929,  7.627,  −0.905,  7.095,  −4.583][-0.929,\; 7.627,\; -0.905,\; 7.095,\; -4.583][−0.929,7.627,−0.905,7.095,−4.583]</w:t>
+        <w:t>[−0.</w:t>
+      </w:r>
+      <w:proofErr w:type="gramStart"/>
+      <w:r>
+        <w:t>929,  7</w:t>
+      </w:r>
+      <w:proofErr w:type="gramEnd"/>
+      <w:r>
+        <w:t>.627</w:t>
+      </w:r>
+      <w:proofErr w:type="gramStart"/>
+      <w:r>
+        <w:t>,  −</w:t>
+      </w:r>
+      <w:proofErr w:type="gramEnd"/>
+      <w:r>
+        <w:t>0.</w:t>
+      </w:r>
+      <w:proofErr w:type="gramStart"/>
+      <w:r>
+        <w:t>905,  7</w:t>
+      </w:r>
+      <w:proofErr w:type="gramEnd"/>
+      <w:r>
+        <w:t>.095</w:t>
+      </w:r>
+      <w:proofErr w:type="gramStart"/>
+      <w:r>
+        <w:t>,  −</w:t>
+      </w:r>
+      <w:proofErr w:type="gramEnd"/>
+      <w:r>
+        <w:t>4.</w:t>
+      </w:r>
+      <w:proofErr w:type="gramStart"/>
+      <w:r>
+        <w:t>583][</w:t>
+      </w:r>
+      <w:proofErr w:type="gramEnd"/>
+      <w:r>
+        <w:t>-0.</w:t>
+      </w:r>
+      <w:proofErr w:type="gramStart"/>
+      <w:r>
+        <w:t>929,\</w:t>
+      </w:r>
+      <w:proofErr w:type="gramEnd"/>
+      <w:r>
+        <w:t>; 7.</w:t>
+      </w:r>
+      <w:proofErr w:type="gramStart"/>
+      <w:r>
+        <w:t>627,\</w:t>
+      </w:r>
+      <w:proofErr w:type="gramEnd"/>
+      <w:r>
+        <w:t>; -0.</w:t>
+      </w:r>
+      <w:proofErr w:type="gramStart"/>
+      <w:r>
+        <w:t>905,\</w:t>
+      </w:r>
+      <w:proofErr w:type="gramEnd"/>
+      <w:r>
+        <w:t>; 7.</w:t>
+      </w:r>
+      <w:proofErr w:type="gramStart"/>
+      <w:r>
+        <w:t>095,\</w:t>
+      </w:r>
+      <w:proofErr w:type="gramEnd"/>
+      <w:r>
+        <w:t>; -4.</w:t>
+      </w:r>
+      <w:proofErr w:type="gramStart"/>
+      <w:r>
+        <w:t>583][</w:t>
+      </w:r>
+      <w:proofErr w:type="gramEnd"/>
+      <w:r>
+        <w:t>−0.929,7.</w:t>
+      </w:r>
+      <w:proofErr w:type="gramStart"/>
+      <w:r>
+        <w:t>627,−</w:t>
+      </w:r>
+      <w:proofErr w:type="gramEnd"/>
+      <w:r>
+        <w:t>0.905,7.</w:t>
+      </w:r>
+      <w:proofErr w:type="gramStart"/>
+      <w:r>
+        <w:t>095,−</w:t>
+      </w:r>
+      <w:proofErr w:type="gramEnd"/>
+      <w:r>
+        <w:t>4.583]</w:t>
       </w:r>
     </w:p>
     <w:p>
@@ -5225,9 +6314,20 @@
     <w:p/>
     <w:p/>
     <w:p>
-      <w:r>
-        <w:rPr>
+      <w:pPr>
+        <w:rPr>
+          <w:sz w:val="32"/>
+          <w:szCs w:val="32"/>
           <w:highlight w:val="yellow"/>
+          <w:lang w:val="en-US"/>
+        </w:rPr>
+      </w:pPr>
+      <w:r>
+        <w:rPr>
+          <w:sz w:val="32"/>
+          <w:szCs w:val="32"/>
+          <w:highlight w:val="yellow"/>
+          <w:lang w:val="en-US"/>
         </w:rPr>
         <w:lastRenderedPageBreak/>
         <w:t>A7</w:t>
@@ -5235,6 +6335,9 @@
     </w:p>
     <w:p>
       <w:r>
+        <w:rPr>
+          <w:noProof/>
+        </w:rPr>
         <w:drawing>
           <wp:inline distT="0" distB="0" distL="0" distR="0" wp14:anchorId="7E8674DD" wp14:editId="422857A4">
             <wp:extent cx="5731510" cy="1385570"/>
@@ -5518,21 +6621,26 @@
         </w:numPr>
       </w:pPr>
       <w:r>
+        <w:lastRenderedPageBreak/>
         <w:t>For non-linear problems (like XOR) → both fail, but pseudo-inverse is computationally efficient and exact in finding the least-squares compromise.</w:t>
       </w:r>
     </w:p>
     <w:p>
       <w:pPr>
         <w:rPr>
-          <w:lang w:val="en-US"/>
-        </w:rPr>
-      </w:pPr>
-      <w:r>
-        <w:rPr>
+          <w:sz w:val="32"/>
+          <w:szCs w:val="32"/>
           <w:highlight w:val="yellow"/>
           <w:lang w:val="en-US"/>
         </w:rPr>
-        <w:lastRenderedPageBreak/>
+      </w:pPr>
+      <w:r>
+        <w:rPr>
+          <w:sz w:val="32"/>
+          <w:szCs w:val="32"/>
+          <w:highlight w:val="yellow"/>
+          <w:lang w:val="en-US"/>
+        </w:rPr>
         <w:t>A8</w:t>
       </w:r>
     </w:p>
@@ -5544,6 +6652,7 @@
       </w:pPr>
       <w:r>
         <w:rPr>
+          <w:noProof/>
           <w:lang w:val="en-US"/>
         </w:rPr>
         <w:drawing>
@@ -5591,6 +6700,7 @@
       </w:pPr>
       <w:r>
         <w:rPr>
+          <w:noProof/>
           <w:lang w:val="en-US"/>
         </w:rPr>
         <w:drawing>
@@ -5753,6 +6863,7 @@
         </w:numPr>
       </w:pPr>
       <w:r>
+        <w:lastRenderedPageBreak/>
         <w:t>Final weights:</w:t>
       </w:r>
     </w:p>
@@ -5764,8 +6875,76 @@
         </w:numPr>
       </w:pPr>
       <w:r>
-        <w:lastRenderedPageBreak/>
-        <w:t>VVV (input→hidden) = [−3.3608452.123794−2.5747912.953417]\begin{bmatrix}-3.360845 &amp; 2.123794\\ -2.574791 &amp; 2.953417\end{bmatrix}[−3.360845−2.574791​2.1237942.953417​], bh=[4.056661,−3.351978]b_h=[4.056661,-3.351978]bh​=[4.056661,−3.351978]</w:t>
+        <w:t>VVV (</w:t>
+      </w:r>
+      <w:proofErr w:type="spellStart"/>
+      <w:r>
+        <w:t>input→hidden</w:t>
+      </w:r>
+      <w:proofErr w:type="spellEnd"/>
+      <w:r>
+        <w:t>) = [−3.3608452.123794−2.5747912.</w:t>
+      </w:r>
+      <w:proofErr w:type="gramStart"/>
+      <w:r>
+        <w:t>953417]\</w:t>
+      </w:r>
+      <w:proofErr w:type="gramEnd"/>
+      <w:r>
+        <w:t>begin{</w:t>
+      </w:r>
+      <w:proofErr w:type="spellStart"/>
+      <w:r>
+        <w:t>bmatrix</w:t>
+      </w:r>
+      <w:proofErr w:type="spellEnd"/>
+      <w:r>
+        <w:t>}-3.360845 &amp; 2.123794\\ -2.574791 &amp; 2.953417\end{</w:t>
+      </w:r>
+      <w:proofErr w:type="spellStart"/>
+      <w:r>
+        <w:t>bmatrix</w:t>
+      </w:r>
+      <w:proofErr w:type="spellEnd"/>
+      <w:proofErr w:type="gramStart"/>
+      <w:r>
+        <w:t>}[</w:t>
+      </w:r>
+      <w:proofErr w:type="gramEnd"/>
+      <w:r>
+        <w:t>−3.360845−2.574791​2.1237942.953417​], bh=[4.</w:t>
+      </w:r>
+      <w:proofErr w:type="gramStart"/>
+      <w:r>
+        <w:t>056661,−</w:t>
+      </w:r>
+      <w:proofErr w:type="gramEnd"/>
+      <w:r>
+        <w:t>3.</w:t>
+      </w:r>
+      <w:proofErr w:type="gramStart"/>
+      <w:r>
+        <w:t>351978]b</w:t>
+      </w:r>
+      <w:proofErr w:type="gramEnd"/>
+      <w:r>
+        <w:t>_h=[4.</w:t>
+      </w:r>
+      <w:proofErr w:type="gramStart"/>
+      <w:r>
+        <w:t>056661,-</w:t>
+      </w:r>
+      <w:proofErr w:type="gramEnd"/>
+      <w:r>
+        <w:t>3.</w:t>
+      </w:r>
+      <w:proofErr w:type="gramStart"/>
+      <w:r>
+        <w:t>351978]bh​=[4.056661,−</w:t>
+      </w:r>
+      <w:proofErr w:type="gramEnd"/>
+      <w:r>
+        <w:t>3.351978]</w:t>
       </w:r>
     </w:p>
     <w:p>
@@ -5776,7 +6955,84 @@
         </w:numPr>
       </w:pPr>
       <w:r>
-        <w:t>WWW (hidden→output) = [−6.7145946.05195]\begin{bmatrix}-6.714594\\ 6.05195\end{bmatrix}[−6.7145946.05195​], bo=[−0.995698]b_o=[-0.995698]bo​=[−0.995698]</w:t>
+        <w:t>WWW (</w:t>
+      </w:r>
+      <w:proofErr w:type="spellStart"/>
+      <w:r>
+        <w:t>hidden→output</w:t>
+      </w:r>
+      <w:proofErr w:type="spellEnd"/>
+      <w:r>
+        <w:t>) = [−6.7145946.</w:t>
+      </w:r>
+      <w:proofErr w:type="gramStart"/>
+      <w:r>
+        <w:t>05195]\</w:t>
+      </w:r>
+      <w:proofErr w:type="gramEnd"/>
+      <w:r>
+        <w:t>begin{</w:t>
+      </w:r>
+      <w:proofErr w:type="spellStart"/>
+      <w:r>
+        <w:t>bmatrix</w:t>
+      </w:r>
+      <w:proofErr w:type="spellEnd"/>
+      <w:r>
+        <w:t>}-6.714594\\ 6.05195\end{</w:t>
+      </w:r>
+      <w:proofErr w:type="spellStart"/>
+      <w:r>
+        <w:t>bmatrix</w:t>
+      </w:r>
+      <w:proofErr w:type="spellEnd"/>
+      <w:proofErr w:type="gramStart"/>
+      <w:r>
+        <w:t>}[</w:t>
+      </w:r>
+      <w:proofErr w:type="gramEnd"/>
+      <w:r>
+        <w:t xml:space="preserve">−6.7145946.05195​], </w:t>
+      </w:r>
+      <w:proofErr w:type="spellStart"/>
+      <w:r>
+        <w:t>bo</w:t>
+      </w:r>
+      <w:proofErr w:type="spellEnd"/>
+      <w:r>
+        <w:t>=[−0.</w:t>
+      </w:r>
+      <w:proofErr w:type="gramStart"/>
+      <w:r>
+        <w:t>995698]</w:t>
+      </w:r>
+      <w:proofErr w:type="spellStart"/>
+      <w:r>
+        <w:t>b</w:t>
+      </w:r>
+      <w:proofErr w:type="gramEnd"/>
+      <w:r>
+        <w:t>_o</w:t>
+      </w:r>
+      <w:proofErr w:type="spellEnd"/>
+      <w:r>
+        <w:t>=[-0.</w:t>
+      </w:r>
+      <w:proofErr w:type="gramStart"/>
+      <w:r>
+        <w:t>995698]</w:t>
+      </w:r>
+      <w:proofErr w:type="spellStart"/>
+      <w:r>
+        <w:t>bo</w:t>
+      </w:r>
+      <w:proofErr w:type="spellEnd"/>
+      <w:r>
+        <w:t>​=[</w:t>
+      </w:r>
+      <w:proofErr w:type="gramEnd"/>
+      <w:r>
+        <w:t>−0.995698]</w:t>
       </w:r>
     </w:p>
     <w:p>
@@ -5815,11 +7071,17 @@
     <w:p>
       <w:pPr>
         <w:rPr>
+          <w:sz w:val="32"/>
+          <w:szCs w:val="32"/>
+          <w:highlight w:val="yellow"/>
           <w:lang w:val="en-US"/>
         </w:rPr>
       </w:pPr>
       <w:r>
         <w:rPr>
+          <w:sz w:val="32"/>
+          <w:szCs w:val="32"/>
+          <w:highlight w:val="yellow"/>
           <w:lang w:val="en-US"/>
         </w:rPr>
         <w:t>A9</w:t>
@@ -5833,6 +7095,7 @@
       </w:pPr>
       <w:r>
         <w:rPr>
+          <w:noProof/>
           <w:lang w:val="en-US"/>
         </w:rPr>
         <w:drawing>
@@ -5880,8 +7143,10 @@
       </w:pPr>
       <w:r>
         <w:rPr>
+          <w:noProof/>
           <w:lang w:val="en-US"/>
         </w:rPr>
+        <w:lastRenderedPageBreak/>
         <w:drawing>
           <wp:inline distT="0" distB="0" distL="0" distR="0" wp14:anchorId="4E551BD8" wp14:editId="321A0A4E">
             <wp:extent cx="3800503" cy="2847996"/>
@@ -5925,7 +7190,6 @@
           <w:b/>
           <w:bCs/>
         </w:rPr>
-        <w:lastRenderedPageBreak/>
         <w:t>A9 – XOR via Back-prop (2–2–1, sigmoid, α = 0.05)</w:t>
       </w:r>
       <w:r>
@@ -6046,7 +7310,68 @@
         </w:numPr>
       </w:pPr>
       <w:r>
-        <w:t>VVV = [−5.539158−6.1629935.8435316.033878]\begin{bmatrix}-5.539158 &amp; -6.162993\\ 5.843531 &amp; 6.033878\end{bmatrix}[−5.5391585.843531​−6.1629936.033878​], bh=[2.740141,−3.293452]b_h=[2.740141,-3.293452]bh​=[2.740141,−3.293452]</w:t>
+        <w:t>VVV = [−5.539158−6.1629935.8435316.</w:t>
+      </w:r>
+      <w:proofErr w:type="gramStart"/>
+      <w:r>
+        <w:t>033878]\</w:t>
+      </w:r>
+      <w:proofErr w:type="gramEnd"/>
+      <w:r>
+        <w:t>begin{</w:t>
+      </w:r>
+      <w:proofErr w:type="spellStart"/>
+      <w:r>
+        <w:t>bmatrix</w:t>
+      </w:r>
+      <w:proofErr w:type="spellEnd"/>
+      <w:r>
+        <w:t>}-5.539158 &amp; -6.162993\\ 5.843531 &amp; 6.033878\end{</w:t>
+      </w:r>
+      <w:proofErr w:type="spellStart"/>
+      <w:r>
+        <w:t>bmatrix</w:t>
+      </w:r>
+      <w:proofErr w:type="spellEnd"/>
+      <w:proofErr w:type="gramStart"/>
+      <w:r>
+        <w:t>}[</w:t>
+      </w:r>
+      <w:proofErr w:type="gramEnd"/>
+      <w:r>
+        <w:t>−5.5391585.843531​−6.1629936.033878​], bh=[2.</w:t>
+      </w:r>
+      <w:proofErr w:type="gramStart"/>
+      <w:r>
+        <w:t>740141,−</w:t>
+      </w:r>
+      <w:proofErr w:type="gramEnd"/>
+      <w:r>
+        <w:t>3.</w:t>
+      </w:r>
+      <w:proofErr w:type="gramStart"/>
+      <w:r>
+        <w:t>293452]b</w:t>
+      </w:r>
+      <w:proofErr w:type="gramEnd"/>
+      <w:r>
+        <w:t>_h=[2.</w:t>
+      </w:r>
+      <w:proofErr w:type="gramStart"/>
+      <w:r>
+        <w:t>740141,-</w:t>
+      </w:r>
+      <w:proofErr w:type="gramEnd"/>
+      <w:r>
+        <w:t>3.</w:t>
+      </w:r>
+      <w:proofErr w:type="gramStart"/>
+      <w:r>
+        <w:t>293452]bh​=[2.740141,−</w:t>
+      </w:r>
+      <w:proofErr w:type="gramEnd"/>
+      <w:r>
+        <w:t>3.293452]</w:t>
       </w:r>
     </w:p>
     <w:p>
@@ -6057,7 +7382,76 @@
         </w:numPr>
       </w:pPr>
       <w:r>
-        <w:t>WWW = [−8.683999.193401]\begin{bmatrix}-8.68399\\ 9.193401\end{bmatrix}[−8.683999.193401​], bo=[4.001939]b_o=[4.001939]bo​=[4.001939]</w:t>
+        <w:t>WWW = [−8.683999.</w:t>
+      </w:r>
+      <w:proofErr w:type="gramStart"/>
+      <w:r>
+        <w:t>193401]\</w:t>
+      </w:r>
+      <w:proofErr w:type="gramEnd"/>
+      <w:r>
+        <w:t>begin{</w:t>
+      </w:r>
+      <w:proofErr w:type="spellStart"/>
+      <w:r>
+        <w:t>bmatrix</w:t>
+      </w:r>
+      <w:proofErr w:type="spellEnd"/>
+      <w:r>
+        <w:t>}-8.68399\\ 9.193401\end{</w:t>
+      </w:r>
+      <w:proofErr w:type="spellStart"/>
+      <w:r>
+        <w:t>bmatrix</w:t>
+      </w:r>
+      <w:proofErr w:type="spellEnd"/>
+      <w:proofErr w:type="gramStart"/>
+      <w:r>
+        <w:t>}[</w:t>
+      </w:r>
+      <w:proofErr w:type="gramEnd"/>
+      <w:r>
+        <w:t xml:space="preserve">−8.683999.193401​], </w:t>
+      </w:r>
+      <w:proofErr w:type="spellStart"/>
+      <w:r>
+        <w:t>bo</w:t>
+      </w:r>
+      <w:proofErr w:type="spellEnd"/>
+      <w:r>
+        <w:t>=[</w:t>
+      </w:r>
+      <w:proofErr w:type="gramStart"/>
+      <w:r>
+        <w:t>4.001939]</w:t>
+      </w:r>
+      <w:proofErr w:type="spellStart"/>
+      <w:r>
+        <w:t>b</w:t>
+      </w:r>
+      <w:proofErr w:type="gramEnd"/>
+      <w:r>
+        <w:t>_o</w:t>
+      </w:r>
+      <w:proofErr w:type="spellEnd"/>
+      <w:r>
+        <w:t>=[</w:t>
+      </w:r>
+      <w:proofErr w:type="gramStart"/>
+      <w:r>
+        <w:t>4.001939]</w:t>
+      </w:r>
+      <w:proofErr w:type="spellStart"/>
+      <w:r>
+        <w:t>bo</w:t>
+      </w:r>
+      <w:proofErr w:type="spellEnd"/>
+      <w:r>
+        <w:t>​=[</w:t>
+      </w:r>
+      <w:proofErr w:type="gramEnd"/>
+      <w:r>
+        <w:t>4.001939]</w:t>
       </w:r>
     </w:p>
     <w:p>
@@ -6091,6 +7485,7 @@
           <w:b/>
           <w:bCs/>
         </w:rPr>
+        <w:lastRenderedPageBreak/>
         <w:t>Figure (caption):</w:t>
       </w:r>
       <w:r>
@@ -6110,11 +7505,17 @@
     <w:p>
       <w:pPr>
         <w:rPr>
+          <w:sz w:val="32"/>
+          <w:szCs w:val="32"/>
+          <w:highlight w:val="yellow"/>
           <w:lang w:val="en-US"/>
         </w:rPr>
       </w:pPr>
       <w:r>
         <w:rPr>
+          <w:sz w:val="32"/>
+          <w:szCs w:val="32"/>
+          <w:highlight w:val="yellow"/>
           <w:lang w:val="en-US"/>
         </w:rPr>
         <w:t>A10</w:t>
@@ -6130,12 +7531,11 @@
         <w:rPr>
           <w:lang w:val="en-US"/>
         </w:rPr>
-        <w:lastRenderedPageBreak/>
         <w:drawing>
-          <wp:inline distT="0" distB="0" distL="0" distR="0" wp14:anchorId="155B3614" wp14:editId="0C6B19FE">
-            <wp:extent cx="5731510" cy="2779395"/>
-            <wp:effectExtent l="0" t="0" r="2540" b="1905"/>
-            <wp:docPr id="572060381" name="Picture 1"/>
+          <wp:inline distT="0" distB="0" distL="0" distR="0" wp14:anchorId="1ADA0B2B" wp14:editId="7B7D3708">
+            <wp:extent cx="5731510" cy="3176905"/>
+            <wp:effectExtent l="0" t="0" r="2540" b="4445"/>
+            <wp:docPr id="1433966452" name="Picture 1"/>
             <wp:cNvGraphicFramePr>
               <a:graphicFrameLocks xmlns:a="http://schemas.openxmlformats.org/drawingml/2006/main" noChangeAspect="1"/>
             </wp:cNvGraphicFramePr>
@@ -6143,7 +7543,7 @@
               <a:graphicData uri="http://schemas.openxmlformats.org/drawingml/2006/picture">
                 <pic:pic xmlns:pic="http://schemas.openxmlformats.org/drawingml/2006/picture">
                   <pic:nvPicPr>
-                    <pic:cNvPr id="572060381" name=""/>
+                    <pic:cNvPr id="1433966452" name=""/>
                     <pic:cNvPicPr/>
                   </pic:nvPicPr>
                   <pic:blipFill>
@@ -6155,7 +7555,7 @@
                   <pic:spPr>
                     <a:xfrm>
                       <a:off x="0" y="0"/>
-                      <a:ext cx="5731510" cy="2779395"/>
+                      <a:ext cx="5731510" cy="3176905"/>
                     </a:xfrm>
                     <a:prstGeom prst="rect">
                       <a:avLst/>
@@ -6179,10 +7579,10 @@
           <w:lang w:val="en-US"/>
         </w:rPr>
         <w:drawing>
-          <wp:inline distT="0" distB="0" distL="0" distR="0" wp14:anchorId="130E43E8" wp14:editId="7D48DAA0">
-            <wp:extent cx="5731510" cy="2794635"/>
-            <wp:effectExtent l="0" t="0" r="2540" b="5715"/>
-            <wp:docPr id="1058363512" name="Picture 1"/>
+          <wp:inline distT="0" distB="0" distL="0" distR="0" wp14:anchorId="71874EBB" wp14:editId="52999FF8">
+            <wp:extent cx="5731510" cy="2894965"/>
+            <wp:effectExtent l="0" t="0" r="2540" b="635"/>
+            <wp:docPr id="767552685" name="Picture 1"/>
             <wp:cNvGraphicFramePr>
               <a:graphicFrameLocks xmlns:a="http://schemas.openxmlformats.org/drawingml/2006/main" noChangeAspect="1"/>
             </wp:cNvGraphicFramePr>
@@ -6190,7 +7590,7 @@
               <a:graphicData uri="http://schemas.openxmlformats.org/drawingml/2006/picture">
                 <pic:pic xmlns:pic="http://schemas.openxmlformats.org/drawingml/2006/picture">
                   <pic:nvPicPr>
-                    <pic:cNvPr id="1058363512" name=""/>
+                    <pic:cNvPr id="767552685" name=""/>
                     <pic:cNvPicPr/>
                   </pic:nvPicPr>
                   <pic:blipFill>
@@ -6202,7 +7602,7 @@
                   <pic:spPr>
                     <a:xfrm>
                       <a:off x="0" y="0"/>
-                      <a:ext cx="5731510" cy="2794635"/>
+                      <a:ext cx="5731510" cy="2894965"/>
                     </a:xfrm>
                     <a:prstGeom prst="rect">
                       <a:avLst/>
@@ -6225,11 +7625,12 @@
         <w:rPr>
           <w:lang w:val="en-US"/>
         </w:rPr>
+        <w:lastRenderedPageBreak/>
         <w:drawing>
-          <wp:inline distT="0" distB="0" distL="0" distR="0" wp14:anchorId="0B77EEA5" wp14:editId="130AF002">
-            <wp:extent cx="3810028" cy="2743220"/>
-            <wp:effectExtent l="0" t="0" r="0" b="0"/>
-            <wp:docPr id="829523540" name="Picture 1"/>
+          <wp:inline distT="0" distB="0" distL="0" distR="0" wp14:anchorId="53266D80" wp14:editId="0443AA2F">
+            <wp:extent cx="3876703" cy="2790845"/>
+            <wp:effectExtent l="0" t="0" r="9525" b="9525"/>
+            <wp:docPr id="1059528589" name="Picture 1"/>
             <wp:cNvGraphicFramePr>
               <a:graphicFrameLocks xmlns:a="http://schemas.openxmlformats.org/drawingml/2006/main" noChangeAspect="1"/>
             </wp:cNvGraphicFramePr>
@@ -6237,7 +7638,7 @@
               <a:graphicData uri="http://schemas.openxmlformats.org/drawingml/2006/picture">
                 <pic:pic xmlns:pic="http://schemas.openxmlformats.org/drawingml/2006/picture">
                   <pic:nvPicPr>
-                    <pic:cNvPr id="829523540" name=""/>
+                    <pic:cNvPr id="1059528589" name=""/>
                     <pic:cNvPicPr/>
                   </pic:nvPicPr>
                   <pic:blipFill>
@@ -6249,7 +7650,7 @@
                   <pic:spPr>
                     <a:xfrm>
                       <a:off x="0" y="0"/>
-                      <a:ext cx="3810028" cy="2743220"/>
+                      <a:ext cx="3876703" cy="2790845"/>
                     </a:xfrm>
                     <a:prstGeom prst="rect">
                       <a:avLst/>
@@ -6272,12 +7673,11 @@
         <w:rPr>
           <w:lang w:val="en-US"/>
         </w:rPr>
-        <w:lastRenderedPageBreak/>
         <w:drawing>
-          <wp:inline distT="0" distB="0" distL="0" distR="0" wp14:anchorId="1485501F" wp14:editId="595F630B">
-            <wp:extent cx="3800503" cy="2771795"/>
-            <wp:effectExtent l="0" t="0" r="9525" b="9525"/>
-            <wp:docPr id="172428874" name="Picture 1"/>
+          <wp:inline distT="0" distB="0" distL="0" distR="0" wp14:anchorId="231BE252" wp14:editId="7FC62FC3">
+            <wp:extent cx="3771928" cy="2800370"/>
+            <wp:effectExtent l="0" t="0" r="0" b="0"/>
+            <wp:docPr id="1387144557" name="Picture 1"/>
             <wp:cNvGraphicFramePr>
               <a:graphicFrameLocks xmlns:a="http://schemas.openxmlformats.org/drawingml/2006/main" noChangeAspect="1"/>
             </wp:cNvGraphicFramePr>
@@ -6285,7 +7685,7 @@
               <a:graphicData uri="http://schemas.openxmlformats.org/drawingml/2006/picture">
                 <pic:pic xmlns:pic="http://schemas.openxmlformats.org/drawingml/2006/picture">
                   <pic:nvPicPr>
-                    <pic:cNvPr id="172428874" name=""/>
+                    <pic:cNvPr id="1387144557" name=""/>
                     <pic:cNvPicPr/>
                   </pic:nvPicPr>
                   <pic:blipFill>
@@ -6297,7 +7697,7 @@
                   <pic:spPr>
                     <a:xfrm>
                       <a:off x="0" y="0"/>
-                      <a:ext cx="3800503" cy="2771795"/>
+                      <a:ext cx="3771928" cy="2800370"/>
                     </a:xfrm>
                     <a:prstGeom prst="rect">
                       <a:avLst/>
@@ -6309,12 +7709,1776 @@
           </wp:inline>
         </w:drawing>
       </w:r>
-      <w:r>
-        <w:rPr>
+    </w:p>
+    <w:p>
+      <w:r>
+        <w:rPr>
+          <w:b/>
+          <w:bCs/>
+        </w:rPr>
+        <w:t>Objective:</w:t>
+      </w:r>
+      <w:r>
+        <w:t xml:space="preserve"> Repeat A1/A2 with </w:t>
+      </w:r>
+      <w:r>
+        <w:rPr>
+          <w:b/>
+          <w:bCs/>
+        </w:rPr>
+        <w:t>two output nodes</w:t>
+      </w:r>
+      <w:r>
+        <w:t>. Use one-hot targets:</w:t>
+      </w:r>
+      <w:r>
+        <w:br/>
+        <w:t xml:space="preserve">logic 0 → </w:t>
+      </w:r>
+      <w:r>
+        <w:rPr>
+          <w:b/>
+          <w:bCs/>
+        </w:rPr>
+        <w:t>[1, 0]</w:t>
+      </w:r>
+      <w:r>
+        <w:t xml:space="preserve">, logic 1 → </w:t>
+      </w:r>
+      <w:r>
+        <w:rPr>
+          <w:b/>
+          <w:bCs/>
+        </w:rPr>
+        <w:t>[0, 1]</w:t>
+      </w:r>
+      <w:r>
+        <w:t xml:space="preserve">. Learning rate </w:t>
+      </w:r>
+      <w:r>
+        <w:rPr>
+          <w:b/>
+          <w:bCs/>
+        </w:rPr>
+        <w:t>α = 0.05</w:t>
+      </w:r>
+      <w:r>
+        <w:t>, sigmoid hidden.</w:t>
+      </w:r>
+    </w:p>
+    <w:p>
+      <w:r>
+        <w:rPr>
+          <w:b/>
+          <w:bCs/>
+        </w:rPr>
+        <w:t>Model &amp; Training:</w:t>
+      </w:r>
+      <w:r>
+        <w:t xml:space="preserve"> 2–2–2 MLP. Hidden: </w:t>
+      </w:r>
+      <w:r>
+        <w:rPr>
+          <w:b/>
+          <w:bCs/>
+        </w:rPr>
+        <w:t>sigmoid</w:t>
+      </w:r>
+      <w:r>
+        <w:t xml:space="preserve">; Output: </w:t>
+      </w:r>
+      <w:proofErr w:type="spellStart"/>
+      <w:r>
+        <w:rPr>
+          <w:b/>
+          <w:bCs/>
+        </w:rPr>
+        <w:t>softmax</w:t>
+      </w:r>
+      <w:proofErr w:type="spellEnd"/>
+      <w:r>
+        <w:t xml:space="preserve"> (two nodes).</w:t>
+      </w:r>
+      <w:r>
+        <w:br/>
+        <w:t xml:space="preserve">Loss/gradients: </w:t>
+      </w:r>
+      <w:r>
+        <w:rPr>
+          <w:b/>
+          <w:bCs/>
+        </w:rPr>
+        <w:t xml:space="preserve">cross-entropy with </w:t>
+      </w:r>
+      <w:proofErr w:type="spellStart"/>
+      <w:r>
+        <w:rPr>
+          <w:b/>
+          <w:bCs/>
+        </w:rPr>
+        <w:t>softmax</w:t>
+      </w:r>
+      <w:proofErr w:type="spellEnd"/>
+      <w:r>
+        <w:t xml:space="preserve"> (gives ∂L/∂z=y−t\partial L/\partial z = y - </w:t>
+      </w:r>
+      <w:proofErr w:type="spellStart"/>
+      <w:r>
+        <w:t>t∂L</w:t>
+      </w:r>
+      <w:proofErr w:type="spellEnd"/>
+      <w:r>
+        <w:t>/∂z=y−t).</w:t>
+      </w:r>
+      <w:r>
+        <w:br/>
+        <w:t xml:space="preserve">Optimizer: </w:t>
+      </w:r>
+      <w:r>
+        <w:rPr>
+          <w:b/>
+          <w:bCs/>
+        </w:rPr>
+        <w:t>batch gradient descent + momentum</w:t>
+      </w:r>
+      <w:r>
+        <w:t xml:space="preserve"> (β = 0.9). Init: </w:t>
+      </w:r>
+      <w:r>
+        <w:rPr>
+          <w:b/>
+          <w:bCs/>
+        </w:rPr>
+        <w:t>Xavier</w:t>
+      </w:r>
+      <w:r>
+        <w:t>.</w:t>
+      </w:r>
+      <w:r>
+        <w:br/>
+        <w:t xml:space="preserve">Stopping rule (as per lab): </w:t>
+      </w:r>
+      <w:r>
+        <w:rPr>
+          <w:b/>
+          <w:bCs/>
+        </w:rPr>
+        <w:t>SSE ≤ 0.002</w:t>
+      </w:r>
+      <w:r>
+        <w:t xml:space="preserve"> (sum over both outputs) or 1000 epochs.</w:t>
+      </w:r>
+    </w:p>
+    <w:p>
+      <w:r>
+        <w:rPr>
+          <w:b/>
+          <w:bCs/>
+        </w:rPr>
+        <w:t>Results (your run):</w:t>
+      </w:r>
+    </w:p>
+    <w:p>
+      <w:pPr>
+        <w:numPr>
+          <w:ilvl w:val="0"/>
+          <w:numId w:val="33"/>
+        </w:numPr>
+      </w:pPr>
+      <w:r>
+        <w:rPr>
+          <w:b/>
+          <w:bCs/>
+        </w:rPr>
+        <w:t>AND (2-output):</w:t>
+      </w:r>
+      <w:r>
+        <w:t xml:space="preserve"> epoch </w:t>
+      </w:r>
+      <w:r>
+        <w:rPr>
+          <w:b/>
+          <w:bCs/>
+        </w:rPr>
+        <w:t>124</w:t>
+      </w:r>
+      <w:r>
+        <w:t xml:space="preserve">, </w:t>
+      </w:r>
+      <w:r>
+        <w:rPr>
+          <w:b/>
+          <w:bCs/>
+        </w:rPr>
+        <w:t>SSE = 0.001991</w:t>
+      </w:r>
+      <w:r>
+        <w:t>,</w:t>
+      </w:r>
+      <w:r>
+        <w:br/>
+        <w:t>outputs ≈ [</w:t>
+      </w:r>
+      <w:proofErr w:type="gramStart"/>
+      <w:r>
+        <w:t>0.9990.00020.9880.0110.9860.0140.0260.974]\</w:t>
+      </w:r>
+      <w:proofErr w:type="gramEnd"/>
+      <w:r>
+        <w:t>begin{bmatrix}0.999&amp;0.0002\\0.988</w:t>
+      </w:r>
+      <w:r>
+        <w:lastRenderedPageBreak/>
+        <w:t xml:space="preserve">&amp;0.011\\0.986&amp;0.014\\0.026&amp;0.974\end{bmatrix}​0.9990.9880.9860.026​0.00020.0110.0140.974​​ → argmax </w:t>
+      </w:r>
+      <w:r>
+        <w:rPr>
+          <w:b/>
+          <w:bCs/>
+        </w:rPr>
+        <w:t>[0,0,0,1]</w:t>
+      </w:r>
+      <w:r>
+        <w:t xml:space="preserve">, </w:t>
+      </w:r>
+      <w:proofErr w:type="spellStart"/>
+      <w:r>
+        <w:rPr>
+          <w:b/>
+          <w:bCs/>
+        </w:rPr>
+        <w:t>Acc</w:t>
+      </w:r>
+      <w:proofErr w:type="spellEnd"/>
+      <w:r>
+        <w:rPr>
+          <w:b/>
+          <w:bCs/>
+        </w:rPr>
+        <w:t xml:space="preserve"> = 1.0</w:t>
+      </w:r>
+      <w:r>
+        <w:t>.</w:t>
+      </w:r>
+    </w:p>
+    <w:p>
+      <w:pPr>
+        <w:numPr>
+          <w:ilvl w:val="0"/>
+          <w:numId w:val="33"/>
+        </w:numPr>
+      </w:pPr>
+      <w:r>
+        <w:rPr>
+          <w:b/>
+          <w:bCs/>
+        </w:rPr>
+        <w:t>XOR (2-output):</w:t>
+      </w:r>
+      <w:r>
+        <w:t xml:space="preserve"> epoch </w:t>
+      </w:r>
+      <w:r>
+        <w:rPr>
+          <w:b/>
+          <w:bCs/>
+        </w:rPr>
+        <w:t>442</w:t>
+      </w:r>
+      <w:r>
+        <w:t xml:space="preserve">, </w:t>
+      </w:r>
+      <w:r>
+        <w:rPr>
+          <w:b/>
+          <w:bCs/>
+        </w:rPr>
+        <w:t>SSE = 0.001979</w:t>
+      </w:r>
+      <w:r>
+        <w:t>,</w:t>
+      </w:r>
+      <w:r>
+        <w:br/>
+        <w:t>outputs ≈ [</w:t>
+      </w:r>
+      <w:proofErr w:type="gramStart"/>
+      <w:r>
+        <w:t>0.9820.0180.0140.9860.0140.9860.9840.016]\</w:t>
+      </w:r>
+      <w:proofErr w:type="gramEnd"/>
+      <w:r>
+        <w:t xml:space="preserve">begin{bmatrix}0.982&amp;0.018\\0.014&amp;0.986\\0.014&amp;0.986\\0.984&amp;0.016\end{bmatrix}​0.9820.0140.0140.984​0.0180.9860.9860.016​​ → argmax </w:t>
+      </w:r>
+      <w:r>
+        <w:rPr>
+          <w:b/>
+          <w:bCs/>
+        </w:rPr>
+        <w:t>[0,1,1,0]</w:t>
+      </w:r>
+      <w:r>
+        <w:t xml:space="preserve">, </w:t>
+      </w:r>
+      <w:proofErr w:type="spellStart"/>
+      <w:r>
+        <w:rPr>
+          <w:b/>
+          <w:bCs/>
+        </w:rPr>
+        <w:t>Acc</w:t>
+      </w:r>
+      <w:proofErr w:type="spellEnd"/>
+      <w:r>
+        <w:rPr>
+          <w:b/>
+          <w:bCs/>
+        </w:rPr>
+        <w:t xml:space="preserve"> = 1.0</w:t>
+      </w:r>
+      <w:r>
+        <w:t>.</w:t>
+      </w:r>
+    </w:p>
+    <w:p>
+      <w:pPr>
+        <w:numPr>
+          <w:ilvl w:val="0"/>
+          <w:numId w:val="33"/>
+        </w:numPr>
+      </w:pPr>
+      <w:r>
+        <w:t xml:space="preserve">Figures: </w:t>
+      </w:r>
+      <w:r>
+        <w:rPr>
+          <w:b/>
+          <w:bCs/>
+        </w:rPr>
+        <w:t>U_A10_AND_loss.png</w:t>
+      </w:r>
+      <w:r>
+        <w:t xml:space="preserve"> and </w:t>
+      </w:r>
+      <w:r>
+        <w:rPr>
+          <w:b/>
+          <w:bCs/>
+        </w:rPr>
+        <w:t>U_A10_XOR_loss.png</w:t>
+      </w:r>
+      <w:r>
+        <w:t xml:space="preserve"> show smooth descent to the SSE threshold.</w:t>
+      </w:r>
+    </w:p>
+    <w:p>
+      <w:r>
+        <w:rPr>
+          <w:b/>
+          <w:bCs/>
+        </w:rPr>
+        <w:t xml:space="preserve">Why </w:t>
+      </w:r>
+      <w:proofErr w:type="spellStart"/>
+      <w:r>
+        <w:rPr>
+          <w:b/>
+          <w:bCs/>
+        </w:rPr>
+        <w:t>softmax</w:t>
+      </w:r>
+      <w:proofErr w:type="spellEnd"/>
+      <w:r>
+        <w:rPr>
+          <w:b/>
+          <w:bCs/>
+        </w:rPr>
+        <w:t xml:space="preserve"> (vs two </w:t>
+      </w:r>
+      <w:proofErr w:type="spellStart"/>
+      <w:r>
+        <w:rPr>
+          <w:b/>
+          <w:bCs/>
+        </w:rPr>
+        <w:t>sigmoids</w:t>
+      </w:r>
+      <w:proofErr w:type="spellEnd"/>
+      <w:r>
+        <w:rPr>
+          <w:b/>
+          <w:bCs/>
+        </w:rPr>
+        <w:t>)?</w:t>
+      </w:r>
+    </w:p>
+    <w:p>
+      <w:pPr>
+        <w:numPr>
+          <w:ilvl w:val="0"/>
+          <w:numId w:val="34"/>
+        </w:numPr>
+      </w:pPr>
+      <w:r>
+        <w:t xml:space="preserve">Two </w:t>
+      </w:r>
+      <w:proofErr w:type="spellStart"/>
+      <w:r>
+        <w:t>sigmoids</w:t>
+      </w:r>
+      <w:proofErr w:type="spellEnd"/>
+      <w:r>
+        <w:t xml:space="preserve"> act independently and can stall around [0.5,0.</w:t>
+      </w:r>
+      <w:proofErr w:type="gramStart"/>
+      <w:r>
+        <w:t>5][</w:t>
+      </w:r>
+      <w:proofErr w:type="gramEnd"/>
+      <w:r>
+        <w:t xml:space="preserve">0.5, </w:t>
+      </w:r>
+      <w:proofErr w:type="gramStart"/>
+      <w:r>
+        <w:t>0.5][</w:t>
+      </w:r>
+      <w:proofErr w:type="gramEnd"/>
+      <w:r>
+        <w:t>0.5,0.5] (symmetry).</w:t>
+      </w:r>
+    </w:p>
+    <w:p>
+      <w:pPr>
+        <w:numPr>
+          <w:ilvl w:val="0"/>
+          <w:numId w:val="34"/>
+        </w:numPr>
+      </w:pPr>
+      <w:proofErr w:type="spellStart"/>
+      <w:r>
+        <w:rPr>
+          <w:b/>
+          <w:bCs/>
+        </w:rPr>
+        <w:t>Softmax</w:t>
+      </w:r>
+      <w:proofErr w:type="spellEnd"/>
+      <w:r>
+        <w:t xml:space="preserve"> enforces competition between outputs (probabilities sum to 1), giving clean one-hot predictions and faster, stabler training.</w:t>
+      </w:r>
+    </w:p>
+    <w:p>
+      <w:r>
+        <w:rPr>
+          <w:b/>
+          <w:bCs/>
+        </w:rPr>
+        <w:t>Conclusion:</w:t>
+      </w:r>
+      <w:r>
+        <w:t xml:space="preserve"> With a two-output head using </w:t>
+      </w:r>
+      <w:proofErr w:type="spellStart"/>
+      <w:r>
+        <w:t>softmax</w:t>
+      </w:r>
+      <w:proofErr w:type="spellEnd"/>
+      <w:r>
+        <w:t xml:space="preserve">, the network cleanly implements both </w:t>
+      </w:r>
+      <w:r>
+        <w:rPr>
+          <w:b/>
+          <w:bCs/>
+        </w:rPr>
+        <w:t>AND</w:t>
+      </w:r>
+      <w:r>
+        <w:t xml:space="preserve"> </w:t>
+      </w:r>
+      <w:proofErr w:type="spellStart"/>
+      <w:r>
+        <w:t>and</w:t>
+      </w:r>
+      <w:proofErr w:type="spellEnd"/>
+      <w:r>
+        <w:t xml:space="preserve"> </w:t>
+      </w:r>
+      <w:r>
+        <w:rPr>
+          <w:b/>
+          <w:bCs/>
+        </w:rPr>
+        <w:t>XOR</w:t>
+      </w:r>
+      <w:r>
+        <w:t xml:space="preserve"> under the lab’s convergence rule, matching one-hot labels exactly after thresholding by argmax.</w:t>
+      </w:r>
+    </w:p>
+    <w:p>
+      <w:pPr>
+        <w:rPr>
+          <w:sz w:val="32"/>
+          <w:szCs w:val="32"/>
+          <w:highlight w:val="yellow"/>
           <w:lang w:val="en-US"/>
         </w:rPr>
-        <w:t>sss</w:t>
-      </w:r>
+      </w:pPr>
+      <w:r>
+        <w:rPr>
+          <w:sz w:val="32"/>
+          <w:szCs w:val="32"/>
+          <w:highlight w:val="yellow"/>
+          <w:lang w:val="en-US"/>
+        </w:rPr>
+        <w:t>A11</w:t>
+      </w:r>
+    </w:p>
+    <w:p>
+      <w:pPr>
+        <w:rPr>
+          <w:lang w:val="en-US"/>
+        </w:rPr>
+      </w:pPr>
+      <w:r>
+        <w:rPr>
+          <w:lang w:val="en-US"/>
+        </w:rPr>
+        <w:drawing>
+          <wp:inline distT="0" distB="0" distL="0" distR="0" wp14:anchorId="249E809A" wp14:editId="23F07FCC">
+            <wp:extent cx="5731510" cy="3034030"/>
+            <wp:effectExtent l="0" t="0" r="2540" b="0"/>
+            <wp:docPr id="1841471165" name="Picture 1"/>
+            <wp:cNvGraphicFramePr>
+              <a:graphicFrameLocks xmlns:a="http://schemas.openxmlformats.org/drawingml/2006/main" noChangeAspect="1"/>
+            </wp:cNvGraphicFramePr>
+            <a:graphic xmlns:a="http://schemas.openxmlformats.org/drawingml/2006/main">
+              <a:graphicData uri="http://schemas.openxmlformats.org/drawingml/2006/picture">
+                <pic:pic xmlns:pic="http://schemas.openxmlformats.org/drawingml/2006/picture">
+                  <pic:nvPicPr>
+                    <pic:cNvPr id="1841471165" name=""/>
+                    <pic:cNvPicPr/>
+                  </pic:nvPicPr>
+                  <pic:blipFill>
+                    <a:blip r:embed="rId28"/>
+                    <a:stretch>
+                      <a:fillRect/>
+                    </a:stretch>
+                  </pic:blipFill>
+                  <pic:spPr>
+                    <a:xfrm>
+                      <a:off x="0" y="0"/>
+                      <a:ext cx="5731510" cy="3034030"/>
+                    </a:xfrm>
+                    <a:prstGeom prst="rect">
+                      <a:avLst/>
+                    </a:prstGeom>
+                  </pic:spPr>
+                </pic:pic>
+              </a:graphicData>
+            </a:graphic>
+          </wp:inline>
+        </w:drawing>
+      </w:r>
+    </w:p>
+    <w:p>
+      <w:pPr>
+        <w:rPr>
+          <w:lang w:val="en-US"/>
+        </w:rPr>
+      </w:pPr>
+      <w:r>
+        <w:rPr>
+          <w:lang w:val="en-US"/>
+        </w:rPr>
+        <w:lastRenderedPageBreak/>
+        <w:drawing>
+          <wp:inline distT="0" distB="0" distL="0" distR="0" wp14:anchorId="1664DA9D" wp14:editId="20162082">
+            <wp:extent cx="5731510" cy="3156585"/>
+            <wp:effectExtent l="0" t="0" r="2540" b="5715"/>
+            <wp:docPr id="1997135597" name="Picture 1"/>
+            <wp:cNvGraphicFramePr>
+              <a:graphicFrameLocks xmlns:a="http://schemas.openxmlformats.org/drawingml/2006/main" noChangeAspect="1"/>
+            </wp:cNvGraphicFramePr>
+            <a:graphic xmlns:a="http://schemas.openxmlformats.org/drawingml/2006/main">
+              <a:graphicData uri="http://schemas.openxmlformats.org/drawingml/2006/picture">
+                <pic:pic xmlns:pic="http://schemas.openxmlformats.org/drawingml/2006/picture">
+                  <pic:nvPicPr>
+                    <pic:cNvPr id="1997135597" name=""/>
+                    <pic:cNvPicPr/>
+                  </pic:nvPicPr>
+                  <pic:blipFill>
+                    <a:blip r:embed="rId29"/>
+                    <a:stretch>
+                      <a:fillRect/>
+                    </a:stretch>
+                  </pic:blipFill>
+                  <pic:spPr>
+                    <a:xfrm>
+                      <a:off x="0" y="0"/>
+                      <a:ext cx="5731510" cy="3156585"/>
+                    </a:xfrm>
+                    <a:prstGeom prst="rect">
+                      <a:avLst/>
+                    </a:prstGeom>
+                  </pic:spPr>
+                </pic:pic>
+              </a:graphicData>
+            </a:graphic>
+          </wp:inline>
+        </w:drawing>
+      </w:r>
+    </w:p>
+    <w:p>
+      <w:pPr>
+        <w:rPr>
+          <w:lang w:val="en-US"/>
+        </w:rPr>
+      </w:pPr>
+      <w:r>
+        <w:rPr>
+          <w:lang w:val="en-US"/>
+        </w:rPr>
+        <w:drawing>
+          <wp:inline distT="0" distB="0" distL="0" distR="0" wp14:anchorId="7219CBE7" wp14:editId="62B04990">
+            <wp:extent cx="3800503" cy="2762270"/>
+            <wp:effectExtent l="0" t="0" r="9525" b="0"/>
+            <wp:docPr id="180619822" name="Picture 1"/>
+            <wp:cNvGraphicFramePr>
+              <a:graphicFrameLocks xmlns:a="http://schemas.openxmlformats.org/drawingml/2006/main" noChangeAspect="1"/>
+            </wp:cNvGraphicFramePr>
+            <a:graphic xmlns:a="http://schemas.openxmlformats.org/drawingml/2006/main">
+              <a:graphicData uri="http://schemas.openxmlformats.org/drawingml/2006/picture">
+                <pic:pic xmlns:pic="http://schemas.openxmlformats.org/drawingml/2006/picture">
+                  <pic:nvPicPr>
+                    <pic:cNvPr id="180619822" name=""/>
+                    <pic:cNvPicPr/>
+                  </pic:nvPicPr>
+                  <pic:blipFill>
+                    <a:blip r:embed="rId30"/>
+                    <a:stretch>
+                      <a:fillRect/>
+                    </a:stretch>
+                  </pic:blipFill>
+                  <pic:spPr>
+                    <a:xfrm>
+                      <a:off x="0" y="0"/>
+                      <a:ext cx="3800503" cy="2762270"/>
+                    </a:xfrm>
+                    <a:prstGeom prst="rect">
+                      <a:avLst/>
+                    </a:prstGeom>
+                  </pic:spPr>
+                </pic:pic>
+              </a:graphicData>
+            </a:graphic>
+          </wp:inline>
+        </w:drawing>
+      </w:r>
+    </w:p>
+    <w:p>
+      <w:pPr>
+        <w:rPr>
+          <w:lang w:val="en-US"/>
+        </w:rPr>
+      </w:pPr>
+      <w:r>
+        <w:rPr>
+          <w:lang w:val="en-US"/>
+        </w:rPr>
+        <w:drawing>
+          <wp:inline distT="0" distB="0" distL="0" distR="0" wp14:anchorId="488938FA" wp14:editId="3E7BDFE9">
+            <wp:extent cx="3430321" cy="2503208"/>
+            <wp:effectExtent l="0" t="0" r="0" b="0"/>
+            <wp:docPr id="878909877" name="Picture 1"/>
+            <wp:cNvGraphicFramePr>
+              <a:graphicFrameLocks xmlns:a="http://schemas.openxmlformats.org/drawingml/2006/main" noChangeAspect="1"/>
+            </wp:cNvGraphicFramePr>
+            <a:graphic xmlns:a="http://schemas.openxmlformats.org/drawingml/2006/main">
+              <a:graphicData uri="http://schemas.openxmlformats.org/drawingml/2006/picture">
+                <pic:pic xmlns:pic="http://schemas.openxmlformats.org/drawingml/2006/picture">
+                  <pic:nvPicPr>
+                    <pic:cNvPr id="878909877" name=""/>
+                    <pic:cNvPicPr/>
+                  </pic:nvPicPr>
+                  <pic:blipFill>
+                    <a:blip r:embed="rId31"/>
+                    <a:stretch>
+                      <a:fillRect/>
+                    </a:stretch>
+                  </pic:blipFill>
+                  <pic:spPr>
+                    <a:xfrm>
+                      <a:off x="0" y="0"/>
+                      <a:ext cx="3431261" cy="2503894"/>
+                    </a:xfrm>
+                    <a:prstGeom prst="rect">
+                      <a:avLst/>
+                    </a:prstGeom>
+                  </pic:spPr>
+                </pic:pic>
+              </a:graphicData>
+            </a:graphic>
+          </wp:inline>
+        </w:drawing>
+      </w:r>
+    </w:p>
+    <w:p>
+      <w:r>
+        <w:rPr>
+          <w:b/>
+          <w:bCs/>
+        </w:rPr>
+        <w:lastRenderedPageBreak/>
+        <w:t>Setup:</w:t>
+      </w:r>
+    </w:p>
+    <w:p>
+      <w:pPr>
+        <w:numPr>
+          <w:ilvl w:val="0"/>
+          <w:numId w:val="35"/>
+        </w:numPr>
+      </w:pPr>
+      <w:r>
+        <w:t xml:space="preserve">Model: </w:t>
+      </w:r>
+      <w:proofErr w:type="spellStart"/>
+      <w:r>
+        <w:t>MLPClassifier</w:t>
+      </w:r>
+      <w:proofErr w:type="spellEnd"/>
+      <w:r>
+        <w:t>(</w:t>
+      </w:r>
+      <w:proofErr w:type="spellStart"/>
+      <w:r>
+        <w:t>hidden_layer_sizes</w:t>
+      </w:r>
+      <w:proofErr w:type="spellEnd"/>
+      <w:proofErr w:type="gramStart"/>
+      <w:r>
+        <w:t>=(</w:t>
+      </w:r>
+      <w:proofErr w:type="gramEnd"/>
+      <w:r>
+        <w:t>2,), activation="logistic")</w:t>
+      </w:r>
+    </w:p>
+    <w:p>
+      <w:pPr>
+        <w:numPr>
+          <w:ilvl w:val="0"/>
+          <w:numId w:val="35"/>
+        </w:numPr>
+      </w:pPr>
+      <w:r>
+        <w:t xml:space="preserve">Solver: </w:t>
+      </w:r>
+      <w:proofErr w:type="spellStart"/>
+      <w:r>
+        <w:t>sgd</w:t>
+      </w:r>
+      <w:proofErr w:type="spellEnd"/>
+      <w:r>
+        <w:t xml:space="preserve">, </w:t>
+      </w:r>
+      <w:proofErr w:type="spellStart"/>
+      <w:r>
+        <w:t>learning_rate_init</w:t>
+      </w:r>
+      <w:proofErr w:type="spellEnd"/>
+      <w:r>
+        <w:t xml:space="preserve">=0.05, momentum=0.9, </w:t>
+      </w:r>
+      <w:proofErr w:type="spellStart"/>
+      <w:r>
+        <w:t>max_iter</w:t>
+      </w:r>
+      <w:proofErr w:type="spellEnd"/>
+      <w:r>
+        <w:t>=1000</w:t>
+      </w:r>
+    </w:p>
+    <w:p>
+      <w:pPr>
+        <w:numPr>
+          <w:ilvl w:val="0"/>
+          <w:numId w:val="35"/>
+        </w:numPr>
+      </w:pPr>
+      <w:r>
+        <w:t xml:space="preserve">Data: AND </w:t>
+      </w:r>
+      <w:proofErr w:type="spellStart"/>
+      <w:r>
+        <w:t>and</w:t>
+      </w:r>
+      <w:proofErr w:type="spellEnd"/>
+      <w:r>
+        <w:t xml:space="preserve"> XOR truth tables.</w:t>
+      </w:r>
+    </w:p>
+    <w:p>
+      <w:r>
+        <w:rPr>
+          <w:b/>
+          <w:bCs/>
+        </w:rPr>
+        <w:t>Results (your run):</w:t>
+      </w:r>
+    </w:p>
+    <w:p>
+      <w:pPr>
+        <w:numPr>
+          <w:ilvl w:val="0"/>
+          <w:numId w:val="36"/>
+        </w:numPr>
+      </w:pPr>
+      <w:r>
+        <w:rPr>
+          <w:b/>
+          <w:bCs/>
+        </w:rPr>
+        <w:t>AND:</w:t>
+      </w:r>
+      <w:r>
+        <w:t xml:space="preserve"> Accuracy </w:t>
+      </w:r>
+      <w:r>
+        <w:rPr>
+          <w:b/>
+          <w:bCs/>
+        </w:rPr>
+        <w:t>1.0</w:t>
+      </w:r>
+      <w:r>
+        <w:t xml:space="preserve">; probabilities </w:t>
+      </w:r>
+      <w:proofErr w:type="gramStart"/>
+      <w:r>
+        <w:t>near  0.00</w:t>
+      </w:r>
+      <w:proofErr w:type="gramEnd"/>
+      <w:r>
+        <w:t xml:space="preserve">, 0.01, 0.01, 0.98~0.00, ~0.01, ~0.01, ~0.98 0.00, 0.01, 0.01, 0.98; </w:t>
+      </w:r>
+      <w:proofErr w:type="gramStart"/>
+      <w:r>
+        <w:t>SSE(</w:t>
+      </w:r>
+      <w:proofErr w:type="gramEnd"/>
+      <w:r>
+        <w:t xml:space="preserve">on probs) ≈ </w:t>
+      </w:r>
+      <w:r>
+        <w:rPr>
+          <w:b/>
+          <w:bCs/>
+        </w:rPr>
+        <w:t>0.0005</w:t>
+      </w:r>
+      <w:r>
+        <w:t>.</w:t>
+      </w:r>
+    </w:p>
+    <w:p>
+      <w:pPr>
+        <w:numPr>
+          <w:ilvl w:val="0"/>
+          <w:numId w:val="36"/>
+        </w:numPr>
+      </w:pPr>
+      <w:r>
+        <w:rPr>
+          <w:b/>
+          <w:bCs/>
+        </w:rPr>
+        <w:t>XOR:</w:t>
+      </w:r>
+      <w:r>
+        <w:t xml:space="preserve"> Accuracy </w:t>
+      </w:r>
+      <w:r>
+        <w:rPr>
+          <w:b/>
+          <w:bCs/>
+        </w:rPr>
+        <w:t>1.0</w:t>
+      </w:r>
+      <w:r>
+        <w:t xml:space="preserve">; probabilities </w:t>
+      </w:r>
+      <w:proofErr w:type="gramStart"/>
+      <w:r>
+        <w:t>around  0.34</w:t>
+      </w:r>
+      <w:proofErr w:type="gramEnd"/>
+      <w:r>
+        <w:t xml:space="preserve">, 0.55, 0.77, 0.28~0.34, ~0.55, ~0.77, ~0.28 0.34, 0.55, 0.77, 0.28; </w:t>
+      </w:r>
+      <w:proofErr w:type="gramStart"/>
+      <w:r>
+        <w:t>SSE(</w:t>
+      </w:r>
+      <w:proofErr w:type="gramEnd"/>
+      <w:r>
+        <w:t xml:space="preserve">on probs) ≈ </w:t>
+      </w:r>
+      <w:r>
+        <w:rPr>
+          <w:b/>
+          <w:bCs/>
+        </w:rPr>
+        <w:t>0.45</w:t>
+      </w:r>
+      <w:r>
+        <w:t>.</w:t>
+      </w:r>
+    </w:p>
+    <w:p>
+      <w:pPr>
+        <w:numPr>
+          <w:ilvl w:val="0"/>
+          <w:numId w:val="36"/>
+        </w:numPr>
+      </w:pPr>
+      <w:r>
+        <w:t>Loss plots saved:</w:t>
+      </w:r>
+    </w:p>
+    <w:p>
+      <w:pPr>
+        <w:numPr>
+          <w:ilvl w:val="1"/>
+          <w:numId w:val="36"/>
+        </w:numPr>
+      </w:pPr>
+      <w:r>
+        <w:t>lab8_output_figures/U_A11_AND_loss.png</w:t>
+      </w:r>
+    </w:p>
+    <w:p>
+      <w:pPr>
+        <w:numPr>
+          <w:ilvl w:val="1"/>
+          <w:numId w:val="36"/>
+        </w:numPr>
+      </w:pPr>
+      <w:r>
+        <w:t>lab8_output_figures/U_A11_XOR_loss.png</w:t>
+      </w:r>
+    </w:p>
+    <w:p>
+      <w:r>
+        <w:rPr>
+          <w:b/>
+          <w:bCs/>
+        </w:rPr>
+        <w:t>Observation:</w:t>
+      </w:r>
+      <w:r>
+        <w:t xml:space="preserve"> A single hidden layer with two neurons is sufficient for XOR in scikit-learn too. With </w:t>
+      </w:r>
+      <w:r>
+        <w:rPr>
+          <w:b/>
+          <w:bCs/>
+        </w:rPr>
+        <w:t>SGD</w:t>
+      </w:r>
+      <w:r>
+        <w:t xml:space="preserve"> and constant LR, the optimizer often reaches </w:t>
+      </w:r>
+      <w:proofErr w:type="spellStart"/>
+      <w:r>
+        <w:t>max_iter</w:t>
+      </w:r>
+      <w:proofErr w:type="spellEnd"/>
+      <w:r>
+        <w:t xml:space="preserve"> before the tolerance criterion is satisfied → </w:t>
+      </w:r>
+      <w:proofErr w:type="spellStart"/>
+      <w:r>
+        <w:rPr>
+          <w:b/>
+          <w:bCs/>
+        </w:rPr>
+        <w:t>ConvergenceWarning</w:t>
+      </w:r>
+      <w:proofErr w:type="spellEnd"/>
+      <w:r>
+        <w:t xml:space="preserve"> even though classification is perfect.</w:t>
+      </w:r>
+    </w:p>
+    <w:p>
+      <w:pPr>
+        <w:rPr>
+          <w:lang w:val="en-US"/>
+        </w:rPr>
+      </w:pPr>
+    </w:p>
+    <w:p>
+      <w:pPr>
+        <w:rPr>
+          <w:sz w:val="32"/>
+          <w:szCs w:val="32"/>
+          <w:highlight w:val="yellow"/>
+          <w:lang w:val="en-US"/>
+        </w:rPr>
+      </w:pPr>
+      <w:r>
+        <w:rPr>
+          <w:sz w:val="32"/>
+          <w:szCs w:val="32"/>
+          <w:highlight w:val="yellow"/>
+          <w:lang w:val="en-US"/>
+        </w:rPr>
+        <w:t>A12</w:t>
+      </w:r>
+    </w:p>
+    <w:p>
+      <w:pPr>
+        <w:rPr>
+          <w:lang w:val="en-US"/>
+        </w:rPr>
+      </w:pPr>
+      <w:r>
+        <w:rPr>
+          <w:lang w:val="en-US"/>
+        </w:rPr>
+        <w:drawing>
+          <wp:inline distT="0" distB="0" distL="0" distR="0" wp14:anchorId="661A9C98" wp14:editId="46BA3D08">
+            <wp:extent cx="5731510" cy="1600200"/>
+            <wp:effectExtent l="0" t="0" r="2540" b="0"/>
+            <wp:docPr id="827968050" name="Picture 1"/>
+            <wp:cNvGraphicFramePr>
+              <a:graphicFrameLocks xmlns:a="http://schemas.openxmlformats.org/drawingml/2006/main" noChangeAspect="1"/>
+            </wp:cNvGraphicFramePr>
+            <a:graphic xmlns:a="http://schemas.openxmlformats.org/drawingml/2006/main">
+              <a:graphicData uri="http://schemas.openxmlformats.org/drawingml/2006/picture">
+                <pic:pic xmlns:pic="http://schemas.openxmlformats.org/drawingml/2006/picture">
+                  <pic:nvPicPr>
+                    <pic:cNvPr id="827968050" name=""/>
+                    <pic:cNvPicPr/>
+                  </pic:nvPicPr>
+                  <pic:blipFill>
+                    <a:blip r:embed="rId32"/>
+                    <a:stretch>
+                      <a:fillRect/>
+                    </a:stretch>
+                  </pic:blipFill>
+                  <pic:spPr>
+                    <a:xfrm>
+                      <a:off x="0" y="0"/>
+                      <a:ext cx="5731510" cy="1600200"/>
+                    </a:xfrm>
+                    <a:prstGeom prst="rect">
+                      <a:avLst/>
+                    </a:prstGeom>
+                  </pic:spPr>
+                </pic:pic>
+              </a:graphicData>
+            </a:graphic>
+          </wp:inline>
+        </w:drawing>
+      </w:r>
+    </w:p>
+    <w:p>
+      <w:pPr>
+        <w:rPr>
+          <w:lang w:val="en-US"/>
+        </w:rPr>
+      </w:pPr>
+      <w:r>
+        <w:rPr>
+          <w:lang w:val="en-US"/>
+        </w:rPr>
+        <w:lastRenderedPageBreak/>
+        <w:drawing>
+          <wp:inline distT="0" distB="0" distL="0" distR="0" wp14:anchorId="5E8F422C" wp14:editId="38EA8201">
+            <wp:extent cx="3581426" cy="3228999"/>
+            <wp:effectExtent l="0" t="0" r="0" b="9525"/>
+            <wp:docPr id="2063706955" name="Picture 1"/>
+            <wp:cNvGraphicFramePr>
+              <a:graphicFrameLocks xmlns:a="http://schemas.openxmlformats.org/drawingml/2006/main" noChangeAspect="1"/>
+            </wp:cNvGraphicFramePr>
+            <a:graphic xmlns:a="http://schemas.openxmlformats.org/drawingml/2006/main">
+              <a:graphicData uri="http://schemas.openxmlformats.org/drawingml/2006/picture">
+                <pic:pic xmlns:pic="http://schemas.openxmlformats.org/drawingml/2006/picture">
+                  <pic:nvPicPr>
+                    <pic:cNvPr id="2063706955" name=""/>
+                    <pic:cNvPicPr/>
+                  </pic:nvPicPr>
+                  <pic:blipFill>
+                    <a:blip r:embed="rId33"/>
+                    <a:stretch>
+                      <a:fillRect/>
+                    </a:stretch>
+                  </pic:blipFill>
+                  <pic:spPr>
+                    <a:xfrm>
+                      <a:off x="0" y="0"/>
+                      <a:ext cx="3581426" cy="3228999"/>
+                    </a:xfrm>
+                    <a:prstGeom prst="rect">
+                      <a:avLst/>
+                    </a:prstGeom>
+                  </pic:spPr>
+                </pic:pic>
+              </a:graphicData>
+            </a:graphic>
+          </wp:inline>
+        </w:drawing>
+      </w:r>
+    </w:p>
+    <w:p>
+      <w:pPr>
+        <w:rPr>
+          <w:lang w:val="en-US"/>
+        </w:rPr>
+      </w:pPr>
+      <w:r>
+        <w:rPr>
+          <w:lang w:val="en-US"/>
+        </w:rPr>
+        <w:drawing>
+          <wp:inline distT="0" distB="0" distL="0" distR="0" wp14:anchorId="66C9B732" wp14:editId="6385E7C2">
+            <wp:extent cx="3771928" cy="2790845"/>
+            <wp:effectExtent l="0" t="0" r="0" b="0"/>
+            <wp:docPr id="1948695358" name="Picture 1"/>
+            <wp:cNvGraphicFramePr>
+              <a:graphicFrameLocks xmlns:a="http://schemas.openxmlformats.org/drawingml/2006/main" noChangeAspect="1"/>
+            </wp:cNvGraphicFramePr>
+            <a:graphic xmlns:a="http://schemas.openxmlformats.org/drawingml/2006/main">
+              <a:graphicData uri="http://schemas.openxmlformats.org/drawingml/2006/picture">
+                <pic:pic xmlns:pic="http://schemas.openxmlformats.org/drawingml/2006/picture">
+                  <pic:nvPicPr>
+                    <pic:cNvPr id="1948695358" name=""/>
+                    <pic:cNvPicPr/>
+                  </pic:nvPicPr>
+                  <pic:blipFill>
+                    <a:blip r:embed="rId34"/>
+                    <a:stretch>
+                      <a:fillRect/>
+                    </a:stretch>
+                  </pic:blipFill>
+                  <pic:spPr>
+                    <a:xfrm>
+                      <a:off x="0" y="0"/>
+                      <a:ext cx="3771928" cy="2790845"/>
+                    </a:xfrm>
+                    <a:prstGeom prst="rect">
+                      <a:avLst/>
+                    </a:prstGeom>
+                  </pic:spPr>
+                </pic:pic>
+              </a:graphicData>
+            </a:graphic>
+          </wp:inline>
+        </w:drawing>
+      </w:r>
+    </w:p>
+    <w:p>
+      <w:pPr>
+        <w:rPr>
+          <w:lang w:val="en-US"/>
+        </w:rPr>
+      </w:pPr>
+      <w:r>
+        <w:rPr>
+          <w:lang w:val="en-US"/>
+        </w:rPr>
+        <w:drawing>
+          <wp:inline distT="0" distB="0" distL="0" distR="0" wp14:anchorId="0BBB9262" wp14:editId="35EB698E">
+            <wp:extent cx="4619659" cy="2009790"/>
+            <wp:effectExtent l="0" t="0" r="9525" b="9525"/>
+            <wp:docPr id="230344252" name="Picture 1"/>
+            <wp:cNvGraphicFramePr>
+              <a:graphicFrameLocks xmlns:a="http://schemas.openxmlformats.org/drawingml/2006/main" noChangeAspect="1"/>
+            </wp:cNvGraphicFramePr>
+            <a:graphic xmlns:a="http://schemas.openxmlformats.org/drawingml/2006/main">
+              <a:graphicData uri="http://schemas.openxmlformats.org/drawingml/2006/picture">
+                <pic:pic xmlns:pic="http://schemas.openxmlformats.org/drawingml/2006/picture">
+                  <pic:nvPicPr>
+                    <pic:cNvPr id="230344252" name=""/>
+                    <pic:cNvPicPr/>
+                  </pic:nvPicPr>
+                  <pic:blipFill>
+                    <a:blip r:embed="rId35"/>
+                    <a:stretch>
+                      <a:fillRect/>
+                    </a:stretch>
+                  </pic:blipFill>
+                  <pic:spPr>
+                    <a:xfrm>
+                      <a:off x="0" y="0"/>
+                      <a:ext cx="4619659" cy="2009790"/>
+                    </a:xfrm>
+                    <a:prstGeom prst="rect">
+                      <a:avLst/>
+                    </a:prstGeom>
+                  </pic:spPr>
+                </pic:pic>
+              </a:graphicData>
+            </a:graphic>
+          </wp:inline>
+        </w:drawing>
+      </w:r>
+    </w:p>
+    <w:p>
+      <w:pPr>
+        <w:rPr>
+          <w:b/>
+          <w:bCs/>
+        </w:rPr>
+      </w:pPr>
+      <w:r>
+        <w:rPr>
+          <w:b/>
+          <w:bCs/>
+        </w:rPr>
+        <w:t>Quick read of your results</w:t>
+      </w:r>
+    </w:p>
+    <w:p>
+      <w:pPr>
+        <w:numPr>
+          <w:ilvl w:val="0"/>
+          <w:numId w:val="37"/>
+        </w:numPr>
+      </w:pPr>
+      <w:r>
+        <w:rPr>
+          <w:b/>
+          <w:bCs/>
+        </w:rPr>
+        <w:lastRenderedPageBreak/>
+        <w:t>Target:</w:t>
+      </w:r>
+      <w:r>
+        <w:t xml:space="preserve"> class (3 classes: 1, 2, 3)</w:t>
+      </w:r>
+    </w:p>
+    <w:p>
+      <w:pPr>
+        <w:numPr>
+          <w:ilvl w:val="0"/>
+          <w:numId w:val="37"/>
+        </w:numPr>
+      </w:pPr>
+      <w:r>
+        <w:rPr>
+          <w:b/>
+          <w:bCs/>
+        </w:rPr>
+        <w:t>CV best params:</w:t>
+      </w:r>
+      <w:r>
+        <w:t xml:space="preserve"> activation=</w:t>
+      </w:r>
+      <w:proofErr w:type="spellStart"/>
+      <w:r>
+        <w:t>relu</w:t>
+      </w:r>
+      <w:proofErr w:type="spellEnd"/>
+      <w:r>
+        <w:t xml:space="preserve">, </w:t>
+      </w:r>
+      <w:proofErr w:type="spellStart"/>
+      <w:r>
+        <w:t>hidden_layer_sizes</w:t>
+      </w:r>
+      <w:proofErr w:type="spellEnd"/>
+      <w:proofErr w:type="gramStart"/>
+      <w:r>
+        <w:t>=(</w:t>
+      </w:r>
+      <w:proofErr w:type="gramEnd"/>
+      <w:r>
+        <w:t xml:space="preserve">16, 8), alpha=1e-4, </w:t>
+      </w:r>
+      <w:proofErr w:type="spellStart"/>
+      <w:r>
+        <w:t>lr_init</w:t>
+      </w:r>
+      <w:proofErr w:type="spellEnd"/>
+      <w:r>
+        <w:t>=0.01, solver=</w:t>
+      </w:r>
+      <w:proofErr w:type="spellStart"/>
+      <w:r>
+        <w:t>adam</w:t>
+      </w:r>
+      <w:proofErr w:type="spellEnd"/>
+    </w:p>
+    <w:p>
+      <w:pPr>
+        <w:numPr>
+          <w:ilvl w:val="0"/>
+          <w:numId w:val="37"/>
+        </w:numPr>
+      </w:pPr>
+      <w:r>
+        <w:rPr>
+          <w:b/>
+          <w:bCs/>
+        </w:rPr>
+        <w:t xml:space="preserve">CV best </w:t>
+      </w:r>
+      <w:proofErr w:type="spellStart"/>
+      <w:r>
+        <w:rPr>
+          <w:b/>
+          <w:bCs/>
+        </w:rPr>
+        <w:t>acc</w:t>
+      </w:r>
+      <w:proofErr w:type="spellEnd"/>
+      <w:r>
+        <w:rPr>
+          <w:b/>
+          <w:bCs/>
+        </w:rPr>
+        <w:t>:</w:t>
+      </w:r>
+      <w:r>
+        <w:t xml:space="preserve"> </w:t>
+      </w:r>
+      <w:r>
+        <w:rPr>
+          <w:b/>
+          <w:bCs/>
+        </w:rPr>
+        <w:t>0.875</w:t>
+      </w:r>
+    </w:p>
+    <w:p>
+      <w:pPr>
+        <w:numPr>
+          <w:ilvl w:val="0"/>
+          <w:numId w:val="37"/>
+        </w:numPr>
+      </w:pPr>
+      <w:r>
+        <w:rPr>
+          <w:b/>
+          <w:bCs/>
+        </w:rPr>
+        <w:t xml:space="preserve">Test </w:t>
+      </w:r>
+      <w:proofErr w:type="spellStart"/>
+      <w:r>
+        <w:rPr>
+          <w:b/>
+          <w:bCs/>
+        </w:rPr>
+        <w:t>acc</w:t>
+      </w:r>
+      <w:proofErr w:type="spellEnd"/>
+      <w:r>
+        <w:rPr>
+          <w:b/>
+          <w:bCs/>
+        </w:rPr>
+        <w:t>:</w:t>
+      </w:r>
+      <w:r>
+        <w:t xml:space="preserve"> </w:t>
+      </w:r>
+      <w:r>
+        <w:rPr>
+          <w:b/>
+          <w:bCs/>
+        </w:rPr>
+        <w:t>0.8333</w:t>
+      </w:r>
+    </w:p>
+    <w:p>
+      <w:pPr>
+        <w:numPr>
+          <w:ilvl w:val="0"/>
+          <w:numId w:val="37"/>
+        </w:numPr>
+      </w:pPr>
+      <w:r>
+        <w:rPr>
+          <w:b/>
+          <w:bCs/>
+        </w:rPr>
+        <w:t>Confusion matrix:</w:t>
+      </w:r>
+      <w:r>
+        <w:t xml:space="preserve"> class </w:t>
+      </w:r>
+      <w:r>
+        <w:rPr>
+          <w:b/>
+          <w:bCs/>
+        </w:rPr>
+        <w:t>1 → 2</w:t>
+      </w:r>
+      <w:r>
+        <w:t xml:space="preserve"> has a few mistakes; class </w:t>
+      </w:r>
+      <w:r>
+        <w:rPr>
+          <w:b/>
+          <w:bCs/>
+        </w:rPr>
+        <w:t>3</w:t>
+      </w:r>
+      <w:r>
+        <w:t xml:space="preserve"> is </w:t>
+      </w:r>
+      <w:r>
+        <w:rPr>
+          <w:b/>
+          <w:bCs/>
+        </w:rPr>
+        <w:t>absent</w:t>
+      </w:r>
+      <w:r>
+        <w:t xml:space="preserve"> in the test split (dataset is tiny/imbalanced), so macro metrics drop.</w:t>
+      </w:r>
+    </w:p>
+    <w:p>
+      <w:pPr>
+        <w:rPr>
+          <w:b/>
+          <w:bCs/>
+        </w:rPr>
+      </w:pPr>
+      <w:r>
+        <w:rPr>
+          <w:b/>
+          <w:bCs/>
+        </w:rPr>
+        <w:t>What this means</w:t>
+      </w:r>
+    </w:p>
+    <w:p>
+      <w:pPr>
+        <w:numPr>
+          <w:ilvl w:val="0"/>
+          <w:numId w:val="38"/>
+        </w:numPr>
+      </w:pPr>
+      <w:r>
+        <w:t>The model is behaving as expected for a small, imbalanced set. Because class “3” didn’t appear in the test fold, you can’t evaluate it there—this is normal when a class has very few samples.</w:t>
+      </w:r>
+    </w:p>
+    <w:p>
+      <w:pPr>
+        <w:pStyle w:val="ListParagraph"/>
+        <w:numPr>
+          <w:ilvl w:val="0"/>
+          <w:numId w:val="38"/>
+        </w:numPr>
+        <w:spacing w:before="100" w:beforeAutospacing="1" w:after="100" w:afterAutospacing="1" w:line="240" w:lineRule="auto"/>
+        <w:outlineLvl w:val="2"/>
+        <w:rPr>
+          <w:rFonts w:ascii="Times New Roman" w:eastAsia="Times New Roman" w:hAnsi="Times New Roman" w:cs="Times New Roman"/>
+          <w:b/>
+          <w:bCs/>
+          <w:kern w:val="0"/>
+          <w:sz w:val="27"/>
+          <w:szCs w:val="27"/>
+          <w:lang w:eastAsia="en-IN"/>
+          <w14:ligatures w14:val="none"/>
+        </w:rPr>
+      </w:pPr>
+      <w:r>
+        <w:rPr>
+          <w:rFonts w:ascii="Times New Roman" w:eastAsia="Times New Roman" w:hAnsi="Times New Roman" w:cs="Times New Roman"/>
+          <w:b/>
+          <w:bCs/>
+          <w:kern w:val="0"/>
+          <w:sz w:val="27"/>
+          <w:szCs w:val="27"/>
+          <w:lang w:eastAsia="en-IN"/>
+          <w14:ligatures w14:val="none"/>
+        </w:rPr>
+        <w:t>One-liner for your lab report</w:t>
+      </w:r>
+    </w:p>
+    <w:p>
+      <w:pPr>
+        <w:pStyle w:val="ListParagraph"/>
+        <w:numPr>
+          <w:ilvl w:val="0"/>
+          <w:numId w:val="38"/>
+        </w:numPr>
+        <w:spacing w:before="100" w:beforeAutospacing="1" w:after="100" w:afterAutospacing="1" w:line="240" w:lineRule="auto"/>
+        <w:rPr>
+          <w:rFonts w:ascii="Times New Roman" w:eastAsia="Times New Roman" w:hAnsi="Times New Roman" w:cs="Times New Roman"/>
+          <w:kern w:val="0"/>
+          <w:lang w:eastAsia="en-IN"/>
+          <w14:ligatures w14:val="none"/>
+        </w:rPr>
+      </w:pPr>
+      <w:r>
+        <w:rPr>
+          <w:rFonts w:ascii="Times New Roman" w:eastAsia="Times New Roman" w:hAnsi="Times New Roman" w:cs="Times New Roman"/>
+          <w:kern w:val="0"/>
+          <w:lang w:eastAsia="en-IN"/>
+          <w14:ligatures w14:val="none"/>
+        </w:rPr>
+        <w:t xml:space="preserve">We trained an MLP (2 hidden layers, </w:t>
+      </w:r>
+      <w:proofErr w:type="spellStart"/>
+      <w:r>
+        <w:rPr>
+          <w:rFonts w:ascii="Times New Roman" w:eastAsia="Times New Roman" w:hAnsi="Times New Roman" w:cs="Times New Roman"/>
+          <w:kern w:val="0"/>
+          <w:lang w:eastAsia="en-IN"/>
+          <w14:ligatures w14:val="none"/>
+        </w:rPr>
+        <w:t>ReLU</w:t>
+      </w:r>
+      <w:proofErr w:type="spellEnd"/>
+      <w:r>
+        <w:rPr>
+          <w:rFonts w:ascii="Times New Roman" w:eastAsia="Times New Roman" w:hAnsi="Times New Roman" w:cs="Times New Roman"/>
+          <w:kern w:val="0"/>
+          <w:lang w:eastAsia="en-IN"/>
+          <w14:ligatures w14:val="none"/>
+        </w:rPr>
+        <w:t xml:space="preserve">) with a preprocessing pipeline (standardize numeric, one-hot encode </w:t>
+      </w:r>
+      <w:proofErr w:type="spellStart"/>
+      <w:r>
+        <w:rPr>
+          <w:rFonts w:ascii="Times New Roman" w:eastAsia="Times New Roman" w:hAnsi="Times New Roman" w:cs="Times New Roman"/>
+          <w:kern w:val="0"/>
+          <w:lang w:eastAsia="en-IN"/>
+          <w14:ligatures w14:val="none"/>
+        </w:rPr>
+        <w:t>categoricals</w:t>
+      </w:r>
+      <w:proofErr w:type="spellEnd"/>
+      <w:r>
+        <w:rPr>
+          <w:rFonts w:ascii="Times New Roman" w:eastAsia="Times New Roman" w:hAnsi="Times New Roman" w:cs="Times New Roman"/>
+          <w:kern w:val="0"/>
+          <w:lang w:eastAsia="en-IN"/>
+          <w14:ligatures w14:val="none"/>
+        </w:rPr>
+        <w:t xml:space="preserve">). A small grid search selected </w:t>
+      </w:r>
+      <w:proofErr w:type="spellStart"/>
+      <w:r>
+        <w:rPr>
+          <w:rFonts w:ascii="Courier New" w:eastAsia="Times New Roman" w:hAnsi="Courier New" w:cs="Courier New"/>
+          <w:kern w:val="0"/>
+          <w:sz w:val="20"/>
+          <w:szCs w:val="20"/>
+          <w:lang w:eastAsia="en-IN"/>
+          <w14:ligatures w14:val="none"/>
+        </w:rPr>
+        <w:t>hidden_layer_sizes</w:t>
+      </w:r>
+      <w:proofErr w:type="spellEnd"/>
+      <w:proofErr w:type="gramStart"/>
+      <w:r>
+        <w:rPr>
+          <w:rFonts w:ascii="Courier New" w:eastAsia="Times New Roman" w:hAnsi="Courier New" w:cs="Courier New"/>
+          <w:kern w:val="0"/>
+          <w:sz w:val="20"/>
+          <w:szCs w:val="20"/>
+          <w:lang w:eastAsia="en-IN"/>
+          <w14:ligatures w14:val="none"/>
+        </w:rPr>
+        <w:t>=(</w:t>
+      </w:r>
+      <w:proofErr w:type="gramEnd"/>
+      <w:r>
+        <w:rPr>
+          <w:rFonts w:ascii="Courier New" w:eastAsia="Times New Roman" w:hAnsi="Courier New" w:cs="Courier New"/>
+          <w:kern w:val="0"/>
+          <w:sz w:val="20"/>
+          <w:szCs w:val="20"/>
+          <w:lang w:eastAsia="en-IN"/>
+          <w14:ligatures w14:val="none"/>
+        </w:rPr>
+        <w:t>16,8)</w:t>
+      </w:r>
+      <w:r>
+        <w:rPr>
+          <w:rFonts w:ascii="Times New Roman" w:eastAsia="Times New Roman" w:hAnsi="Times New Roman" w:cs="Times New Roman"/>
+          <w:kern w:val="0"/>
+          <w:lang w:eastAsia="en-IN"/>
+          <w14:ligatures w14:val="none"/>
+        </w:rPr>
+        <w:t xml:space="preserve">, </w:t>
+      </w:r>
+      <w:r>
+        <w:rPr>
+          <w:rFonts w:ascii="Courier New" w:eastAsia="Times New Roman" w:hAnsi="Courier New" w:cs="Courier New"/>
+          <w:kern w:val="0"/>
+          <w:sz w:val="20"/>
+          <w:szCs w:val="20"/>
+          <w:lang w:eastAsia="en-IN"/>
+          <w14:ligatures w14:val="none"/>
+        </w:rPr>
+        <w:t>alpha=1e-4</w:t>
+      </w:r>
+      <w:r>
+        <w:rPr>
+          <w:rFonts w:ascii="Times New Roman" w:eastAsia="Times New Roman" w:hAnsi="Times New Roman" w:cs="Times New Roman"/>
+          <w:kern w:val="0"/>
+          <w:lang w:eastAsia="en-IN"/>
+          <w14:ligatures w14:val="none"/>
+        </w:rPr>
+        <w:t xml:space="preserve">, </w:t>
+      </w:r>
+      <w:proofErr w:type="spellStart"/>
+      <w:r>
+        <w:rPr>
+          <w:rFonts w:ascii="Courier New" w:eastAsia="Times New Roman" w:hAnsi="Courier New" w:cs="Courier New"/>
+          <w:kern w:val="0"/>
+          <w:sz w:val="20"/>
+          <w:szCs w:val="20"/>
+          <w:lang w:eastAsia="en-IN"/>
+          <w14:ligatures w14:val="none"/>
+        </w:rPr>
+        <w:t>learning_rate_init</w:t>
+      </w:r>
+      <w:proofErr w:type="spellEnd"/>
+      <w:r>
+        <w:rPr>
+          <w:rFonts w:ascii="Courier New" w:eastAsia="Times New Roman" w:hAnsi="Courier New" w:cs="Courier New"/>
+          <w:kern w:val="0"/>
+          <w:sz w:val="20"/>
+          <w:szCs w:val="20"/>
+          <w:lang w:eastAsia="en-IN"/>
+          <w14:ligatures w14:val="none"/>
+        </w:rPr>
+        <w:t>=0.01</w:t>
+      </w:r>
+      <w:r>
+        <w:rPr>
+          <w:rFonts w:ascii="Times New Roman" w:eastAsia="Times New Roman" w:hAnsi="Times New Roman" w:cs="Times New Roman"/>
+          <w:kern w:val="0"/>
+          <w:lang w:eastAsia="en-IN"/>
+          <w14:ligatures w14:val="none"/>
+        </w:rPr>
+        <w:t xml:space="preserve">, </w:t>
+      </w:r>
+      <w:r>
+        <w:rPr>
+          <w:rFonts w:ascii="Courier New" w:eastAsia="Times New Roman" w:hAnsi="Courier New" w:cs="Courier New"/>
+          <w:kern w:val="0"/>
+          <w:sz w:val="20"/>
+          <w:szCs w:val="20"/>
+          <w:lang w:eastAsia="en-IN"/>
+          <w14:ligatures w14:val="none"/>
+        </w:rPr>
+        <w:t>solver=</w:t>
+      </w:r>
+      <w:proofErr w:type="spellStart"/>
+      <w:r>
+        <w:rPr>
+          <w:rFonts w:ascii="Courier New" w:eastAsia="Times New Roman" w:hAnsi="Courier New" w:cs="Courier New"/>
+          <w:kern w:val="0"/>
+          <w:sz w:val="20"/>
+          <w:szCs w:val="20"/>
+          <w:lang w:eastAsia="en-IN"/>
+          <w14:ligatures w14:val="none"/>
+        </w:rPr>
+        <w:t>adam</w:t>
+      </w:r>
+      <w:proofErr w:type="spellEnd"/>
+      <w:r>
+        <w:rPr>
+          <w:rFonts w:ascii="Times New Roman" w:eastAsia="Times New Roman" w:hAnsi="Times New Roman" w:cs="Times New Roman"/>
+          <w:kern w:val="0"/>
+          <w:lang w:eastAsia="en-IN"/>
+          <w14:ligatures w14:val="none"/>
+        </w:rPr>
+        <w:t xml:space="preserve">. Five-fold CV achieved </w:t>
+      </w:r>
+      <w:r>
+        <w:rPr>
+          <w:rFonts w:ascii="Times New Roman" w:eastAsia="Times New Roman" w:hAnsi="Times New Roman" w:cs="Times New Roman"/>
+          <w:b/>
+          <w:bCs/>
+          <w:kern w:val="0"/>
+          <w:lang w:eastAsia="en-IN"/>
+          <w14:ligatures w14:val="none"/>
+        </w:rPr>
+        <w:t>0.875</w:t>
+      </w:r>
+      <w:r>
+        <w:rPr>
+          <w:rFonts w:ascii="Times New Roman" w:eastAsia="Times New Roman" w:hAnsi="Times New Roman" w:cs="Times New Roman"/>
+          <w:kern w:val="0"/>
+          <w:lang w:eastAsia="en-IN"/>
+          <w14:ligatures w14:val="none"/>
+        </w:rPr>
+        <w:t xml:space="preserve"> accuracy; an 80/20 hold-out achieved </w:t>
+      </w:r>
+      <w:r>
+        <w:rPr>
+          <w:rFonts w:ascii="Times New Roman" w:eastAsia="Times New Roman" w:hAnsi="Times New Roman" w:cs="Times New Roman"/>
+          <w:b/>
+          <w:bCs/>
+          <w:kern w:val="0"/>
+          <w:lang w:eastAsia="en-IN"/>
+          <w14:ligatures w14:val="none"/>
+        </w:rPr>
+        <w:t>0.833</w:t>
+      </w:r>
+      <w:r>
+        <w:rPr>
+          <w:rFonts w:ascii="Times New Roman" w:eastAsia="Times New Roman" w:hAnsi="Times New Roman" w:cs="Times New Roman"/>
+          <w:kern w:val="0"/>
+          <w:lang w:eastAsia="en-IN"/>
+          <w14:ligatures w14:val="none"/>
+        </w:rPr>
+        <w:t xml:space="preserve">. The test split contained no samples of class “3”, reflecting dataset imbalance; </w:t>
+      </w:r>
+      <w:proofErr w:type="gramStart"/>
+      <w:r>
+        <w:rPr>
+          <w:rFonts w:ascii="Times New Roman" w:eastAsia="Times New Roman" w:hAnsi="Times New Roman" w:cs="Times New Roman"/>
+          <w:kern w:val="0"/>
+          <w:lang w:eastAsia="en-IN"/>
+          <w14:ligatures w14:val="none"/>
+        </w:rPr>
+        <w:t>therefore</w:t>
+      </w:r>
+      <w:proofErr w:type="gramEnd"/>
+      <w:r>
+        <w:rPr>
+          <w:rFonts w:ascii="Times New Roman" w:eastAsia="Times New Roman" w:hAnsi="Times New Roman" w:cs="Times New Roman"/>
+          <w:kern w:val="0"/>
+          <w:lang w:eastAsia="en-IN"/>
+          <w14:ligatures w14:val="none"/>
+        </w:rPr>
+        <w:t xml:space="preserve"> CV metrics are the primary reliability measure. Plots of the confusion matrix and learning curve are included.</w:t>
+      </w:r>
+    </w:p>
+    <w:p>
+      <w:pPr>
+        <w:rPr>
+          <w:lang w:val="en-US"/>
+        </w:rPr>
+      </w:pPr>
+    </w:p>
+    <w:p>
+      <w:pPr>
+        <w:rPr>
+          <w:lang w:val="en-US"/>
+        </w:rPr>
+      </w:pPr>
+    </w:p>
+    <w:p>
+      <w:pPr>
+        <w:rPr>
+          <w:lang w:val="en-US"/>
+        </w:rPr>
+      </w:pPr>
     </w:p>
     <w:sectPr>
       <w:pgSz w:w="11906" w:h="16838"/>
@@ -8464,6 +11628,155 @@
     </w:lvl>
   </w:abstractNum>
   <w:abstractNum w:abstractNumId="15" w15:restartNumberingAfterBreak="0">
+    <w:nsid w:val="381D72D0"/>
+    <w:multiLevelType w:val="multilevel"/>
+    <w:tmpl w:val="B01CA664"/>
+    <w:lvl w:ilvl="0">
+      <w:start w:val="1"/>
+      <w:numFmt w:val="bullet"/>
+      <w:lvlText w:val=""/>
+      <w:lvlJc w:val="left"/>
+      <w:pPr>
+        <w:tabs>
+          <w:tab w:val="num" w:pos="720"/>
+        </w:tabs>
+        <w:ind w:left="720" w:hanging="360"/>
+      </w:pPr>
+      <w:rPr>
+        <w:rFonts w:ascii="Symbol" w:hAnsi="Symbol" w:hint="default"/>
+        <w:sz w:val="20"/>
+      </w:rPr>
+    </w:lvl>
+    <w:lvl w:ilvl="1">
+      <w:start w:val="1"/>
+      <w:numFmt w:val="bullet"/>
+      <w:lvlText w:val="o"/>
+      <w:lvlJc w:val="left"/>
+      <w:pPr>
+        <w:tabs>
+          <w:tab w:val="num" w:pos="1440"/>
+        </w:tabs>
+        <w:ind w:left="1440" w:hanging="360"/>
+      </w:pPr>
+      <w:rPr>
+        <w:rFonts w:ascii="Courier New" w:hAnsi="Courier New" w:hint="default"/>
+        <w:sz w:val="20"/>
+      </w:rPr>
+    </w:lvl>
+    <w:lvl w:ilvl="2" w:tentative="1">
+      <w:start w:val="1"/>
+      <w:numFmt w:val="bullet"/>
+      <w:lvlText w:val=""/>
+      <w:lvlJc w:val="left"/>
+      <w:pPr>
+        <w:tabs>
+          <w:tab w:val="num" w:pos="2160"/>
+        </w:tabs>
+        <w:ind w:left="2160" w:hanging="360"/>
+      </w:pPr>
+      <w:rPr>
+        <w:rFonts w:ascii="Wingdings" w:hAnsi="Wingdings" w:hint="default"/>
+        <w:sz w:val="20"/>
+      </w:rPr>
+    </w:lvl>
+    <w:lvl w:ilvl="3" w:tentative="1">
+      <w:start w:val="1"/>
+      <w:numFmt w:val="bullet"/>
+      <w:lvlText w:val=""/>
+      <w:lvlJc w:val="left"/>
+      <w:pPr>
+        <w:tabs>
+          <w:tab w:val="num" w:pos="2880"/>
+        </w:tabs>
+        <w:ind w:left="2880" w:hanging="360"/>
+      </w:pPr>
+      <w:rPr>
+        <w:rFonts w:ascii="Wingdings" w:hAnsi="Wingdings" w:hint="default"/>
+        <w:sz w:val="20"/>
+      </w:rPr>
+    </w:lvl>
+    <w:lvl w:ilvl="4" w:tentative="1">
+      <w:start w:val="1"/>
+      <w:numFmt w:val="bullet"/>
+      <w:lvlText w:val=""/>
+      <w:lvlJc w:val="left"/>
+      <w:pPr>
+        <w:tabs>
+          <w:tab w:val="num" w:pos="3600"/>
+        </w:tabs>
+        <w:ind w:left="3600" w:hanging="360"/>
+      </w:pPr>
+      <w:rPr>
+        <w:rFonts w:ascii="Wingdings" w:hAnsi="Wingdings" w:hint="default"/>
+        <w:sz w:val="20"/>
+      </w:rPr>
+    </w:lvl>
+    <w:lvl w:ilvl="5" w:tentative="1">
+      <w:start w:val="1"/>
+      <w:numFmt w:val="bullet"/>
+      <w:lvlText w:val=""/>
+      <w:lvlJc w:val="left"/>
+      <w:pPr>
+        <w:tabs>
+          <w:tab w:val="num" w:pos="4320"/>
+        </w:tabs>
+        <w:ind w:left="4320" w:hanging="360"/>
+      </w:pPr>
+      <w:rPr>
+        <w:rFonts w:ascii="Wingdings" w:hAnsi="Wingdings" w:hint="default"/>
+        <w:sz w:val="20"/>
+      </w:rPr>
+    </w:lvl>
+    <w:lvl w:ilvl="6" w:tentative="1">
+      <w:start w:val="1"/>
+      <w:numFmt w:val="bullet"/>
+      <w:lvlText w:val=""/>
+      <w:lvlJc w:val="left"/>
+      <w:pPr>
+        <w:tabs>
+          <w:tab w:val="num" w:pos="5040"/>
+        </w:tabs>
+        <w:ind w:left="5040" w:hanging="360"/>
+      </w:pPr>
+      <w:rPr>
+        <w:rFonts w:ascii="Wingdings" w:hAnsi="Wingdings" w:hint="default"/>
+        <w:sz w:val="20"/>
+      </w:rPr>
+    </w:lvl>
+    <w:lvl w:ilvl="7" w:tentative="1">
+      <w:start w:val="1"/>
+      <w:numFmt w:val="bullet"/>
+      <w:lvlText w:val=""/>
+      <w:lvlJc w:val="left"/>
+      <w:pPr>
+        <w:tabs>
+          <w:tab w:val="num" w:pos="5760"/>
+        </w:tabs>
+        <w:ind w:left="5760" w:hanging="360"/>
+      </w:pPr>
+      <w:rPr>
+        <w:rFonts w:ascii="Wingdings" w:hAnsi="Wingdings" w:hint="default"/>
+        <w:sz w:val="20"/>
+      </w:rPr>
+    </w:lvl>
+    <w:lvl w:ilvl="8" w:tentative="1">
+      <w:start w:val="1"/>
+      <w:numFmt w:val="bullet"/>
+      <w:lvlText w:val=""/>
+      <w:lvlJc w:val="left"/>
+      <w:pPr>
+        <w:tabs>
+          <w:tab w:val="num" w:pos="6480"/>
+        </w:tabs>
+        <w:ind w:left="6480" w:hanging="360"/>
+      </w:pPr>
+      <w:rPr>
+        <w:rFonts w:ascii="Wingdings" w:hAnsi="Wingdings" w:hint="default"/>
+        <w:sz w:val="20"/>
+      </w:rPr>
+    </w:lvl>
+  </w:abstractNum>
+  <w:abstractNum w:abstractNumId="16" w15:restartNumberingAfterBreak="0">
     <w:nsid w:val="38D91C73"/>
     <w:multiLevelType w:val="multilevel"/>
     <w:tmpl w:val="2F9280A8"/>
@@ -8612,7 +11925,7 @@
       </w:rPr>
     </w:lvl>
   </w:abstractNum>
-  <w:abstractNum w:abstractNumId="16" w15:restartNumberingAfterBreak="0">
+  <w:abstractNum w:abstractNumId="17" w15:restartNumberingAfterBreak="0">
     <w:nsid w:val="3F5A1AC5"/>
     <w:multiLevelType w:val="multilevel"/>
     <w:tmpl w:val="65083DEA"/>
@@ -8725,7 +12038,7 @@
       </w:pPr>
     </w:lvl>
   </w:abstractNum>
-  <w:abstractNum w:abstractNumId="17" w15:restartNumberingAfterBreak="0">
+  <w:abstractNum w:abstractNumId="18" w15:restartNumberingAfterBreak="0">
     <w:nsid w:val="415C25F4"/>
     <w:multiLevelType w:val="multilevel"/>
     <w:tmpl w:val="7B7EF17A"/>
@@ -8874,7 +12187,156 @@
       </w:rPr>
     </w:lvl>
   </w:abstractNum>
-  <w:abstractNum w:abstractNumId="18" w15:restartNumberingAfterBreak="0">
+  <w:abstractNum w:abstractNumId="19" w15:restartNumberingAfterBreak="0">
+    <w:nsid w:val="42A20DBD"/>
+    <w:multiLevelType w:val="multilevel"/>
+    <w:tmpl w:val="5F48A6C2"/>
+    <w:lvl w:ilvl="0">
+      <w:start w:val="1"/>
+      <w:numFmt w:val="bullet"/>
+      <w:lvlText w:val=""/>
+      <w:lvlJc w:val="left"/>
+      <w:pPr>
+        <w:tabs>
+          <w:tab w:val="num" w:pos="720"/>
+        </w:tabs>
+        <w:ind w:left="720" w:hanging="360"/>
+      </w:pPr>
+      <w:rPr>
+        <w:rFonts w:ascii="Symbol" w:hAnsi="Symbol" w:hint="default"/>
+        <w:sz w:val="20"/>
+      </w:rPr>
+    </w:lvl>
+    <w:lvl w:ilvl="1" w:tentative="1">
+      <w:start w:val="1"/>
+      <w:numFmt w:val="bullet"/>
+      <w:lvlText w:val="o"/>
+      <w:lvlJc w:val="left"/>
+      <w:pPr>
+        <w:tabs>
+          <w:tab w:val="num" w:pos="1440"/>
+        </w:tabs>
+        <w:ind w:left="1440" w:hanging="360"/>
+      </w:pPr>
+      <w:rPr>
+        <w:rFonts w:ascii="Courier New" w:hAnsi="Courier New" w:hint="default"/>
+        <w:sz w:val="20"/>
+      </w:rPr>
+    </w:lvl>
+    <w:lvl w:ilvl="2" w:tentative="1">
+      <w:start w:val="1"/>
+      <w:numFmt w:val="bullet"/>
+      <w:lvlText w:val=""/>
+      <w:lvlJc w:val="left"/>
+      <w:pPr>
+        <w:tabs>
+          <w:tab w:val="num" w:pos="2160"/>
+        </w:tabs>
+        <w:ind w:left="2160" w:hanging="360"/>
+      </w:pPr>
+      <w:rPr>
+        <w:rFonts w:ascii="Wingdings" w:hAnsi="Wingdings" w:hint="default"/>
+        <w:sz w:val="20"/>
+      </w:rPr>
+    </w:lvl>
+    <w:lvl w:ilvl="3" w:tentative="1">
+      <w:start w:val="1"/>
+      <w:numFmt w:val="bullet"/>
+      <w:lvlText w:val=""/>
+      <w:lvlJc w:val="left"/>
+      <w:pPr>
+        <w:tabs>
+          <w:tab w:val="num" w:pos="2880"/>
+        </w:tabs>
+        <w:ind w:left="2880" w:hanging="360"/>
+      </w:pPr>
+      <w:rPr>
+        <w:rFonts w:ascii="Wingdings" w:hAnsi="Wingdings" w:hint="default"/>
+        <w:sz w:val="20"/>
+      </w:rPr>
+    </w:lvl>
+    <w:lvl w:ilvl="4" w:tentative="1">
+      <w:start w:val="1"/>
+      <w:numFmt w:val="bullet"/>
+      <w:lvlText w:val=""/>
+      <w:lvlJc w:val="left"/>
+      <w:pPr>
+        <w:tabs>
+          <w:tab w:val="num" w:pos="3600"/>
+        </w:tabs>
+        <w:ind w:left="3600" w:hanging="360"/>
+      </w:pPr>
+      <w:rPr>
+        <w:rFonts w:ascii="Wingdings" w:hAnsi="Wingdings" w:hint="default"/>
+        <w:sz w:val="20"/>
+      </w:rPr>
+    </w:lvl>
+    <w:lvl w:ilvl="5" w:tentative="1">
+      <w:start w:val="1"/>
+      <w:numFmt w:val="bullet"/>
+      <w:lvlText w:val=""/>
+      <w:lvlJc w:val="left"/>
+      <w:pPr>
+        <w:tabs>
+          <w:tab w:val="num" w:pos="4320"/>
+        </w:tabs>
+        <w:ind w:left="4320" w:hanging="360"/>
+      </w:pPr>
+      <w:rPr>
+        <w:rFonts w:ascii="Wingdings" w:hAnsi="Wingdings" w:hint="default"/>
+        <w:sz w:val="20"/>
+      </w:rPr>
+    </w:lvl>
+    <w:lvl w:ilvl="6" w:tentative="1">
+      <w:start w:val="1"/>
+      <w:numFmt w:val="bullet"/>
+      <w:lvlText w:val=""/>
+      <w:lvlJc w:val="left"/>
+      <w:pPr>
+        <w:tabs>
+          <w:tab w:val="num" w:pos="5040"/>
+        </w:tabs>
+        <w:ind w:left="5040" w:hanging="360"/>
+      </w:pPr>
+      <w:rPr>
+        <w:rFonts w:ascii="Wingdings" w:hAnsi="Wingdings" w:hint="default"/>
+        <w:sz w:val="20"/>
+      </w:rPr>
+    </w:lvl>
+    <w:lvl w:ilvl="7" w:tentative="1">
+      <w:start w:val="1"/>
+      <w:numFmt w:val="bullet"/>
+      <w:lvlText w:val=""/>
+      <w:lvlJc w:val="left"/>
+      <w:pPr>
+        <w:tabs>
+          <w:tab w:val="num" w:pos="5760"/>
+        </w:tabs>
+        <w:ind w:left="5760" w:hanging="360"/>
+      </w:pPr>
+      <w:rPr>
+        <w:rFonts w:ascii="Wingdings" w:hAnsi="Wingdings" w:hint="default"/>
+        <w:sz w:val="20"/>
+      </w:rPr>
+    </w:lvl>
+    <w:lvl w:ilvl="8" w:tentative="1">
+      <w:start w:val="1"/>
+      <w:numFmt w:val="bullet"/>
+      <w:lvlText w:val=""/>
+      <w:lvlJc w:val="left"/>
+      <w:pPr>
+        <w:tabs>
+          <w:tab w:val="num" w:pos="6480"/>
+        </w:tabs>
+        <w:ind w:left="6480" w:hanging="360"/>
+      </w:pPr>
+      <w:rPr>
+        <w:rFonts w:ascii="Wingdings" w:hAnsi="Wingdings" w:hint="default"/>
+        <w:sz w:val="20"/>
+      </w:rPr>
+    </w:lvl>
+  </w:abstractNum>
+  <w:abstractNum w:abstractNumId="20" w15:restartNumberingAfterBreak="0">
     <w:nsid w:val="49032A3A"/>
     <w:multiLevelType w:val="multilevel"/>
     <w:tmpl w:val="618EDB00"/>
@@ -9023,7 +12485,7 @@
       </w:rPr>
     </w:lvl>
   </w:abstractNum>
-  <w:abstractNum w:abstractNumId="19" w15:restartNumberingAfterBreak="0">
+  <w:abstractNum w:abstractNumId="21" w15:restartNumberingAfterBreak="0">
     <w:nsid w:val="499B76BA"/>
     <w:multiLevelType w:val="multilevel"/>
     <w:tmpl w:val="3342F826"/>
@@ -9172,7 +12634,7 @@
       </w:rPr>
     </w:lvl>
   </w:abstractNum>
-  <w:abstractNum w:abstractNumId="20" w15:restartNumberingAfterBreak="0">
+  <w:abstractNum w:abstractNumId="22" w15:restartNumberingAfterBreak="0">
     <w:nsid w:val="554C120F"/>
     <w:multiLevelType w:val="multilevel"/>
     <w:tmpl w:val="1A56A776"/>
@@ -9321,7 +12783,7 @@
       </w:rPr>
     </w:lvl>
   </w:abstractNum>
-  <w:abstractNum w:abstractNumId="21" w15:restartNumberingAfterBreak="0">
+  <w:abstractNum w:abstractNumId="23" w15:restartNumberingAfterBreak="0">
     <w:nsid w:val="56887981"/>
     <w:multiLevelType w:val="multilevel"/>
     <w:tmpl w:val="42947758"/>
@@ -9470,7 +12932,305 @@
       </w:rPr>
     </w:lvl>
   </w:abstractNum>
-  <w:abstractNum w:abstractNumId="22" w15:restartNumberingAfterBreak="0">
+  <w:abstractNum w:abstractNumId="24" w15:restartNumberingAfterBreak="0">
+    <w:nsid w:val="5BFA4C0D"/>
+    <w:multiLevelType w:val="multilevel"/>
+    <w:tmpl w:val="935E283C"/>
+    <w:lvl w:ilvl="0">
+      <w:start w:val="1"/>
+      <w:numFmt w:val="bullet"/>
+      <w:lvlText w:val=""/>
+      <w:lvlJc w:val="left"/>
+      <w:pPr>
+        <w:tabs>
+          <w:tab w:val="num" w:pos="720"/>
+        </w:tabs>
+        <w:ind w:left="720" w:hanging="360"/>
+      </w:pPr>
+      <w:rPr>
+        <w:rFonts w:ascii="Symbol" w:hAnsi="Symbol" w:hint="default"/>
+        <w:sz w:val="20"/>
+      </w:rPr>
+    </w:lvl>
+    <w:lvl w:ilvl="1" w:tentative="1">
+      <w:start w:val="1"/>
+      <w:numFmt w:val="bullet"/>
+      <w:lvlText w:val="o"/>
+      <w:lvlJc w:val="left"/>
+      <w:pPr>
+        <w:tabs>
+          <w:tab w:val="num" w:pos="1440"/>
+        </w:tabs>
+        <w:ind w:left="1440" w:hanging="360"/>
+      </w:pPr>
+      <w:rPr>
+        <w:rFonts w:ascii="Courier New" w:hAnsi="Courier New" w:hint="default"/>
+        <w:sz w:val="20"/>
+      </w:rPr>
+    </w:lvl>
+    <w:lvl w:ilvl="2" w:tentative="1">
+      <w:start w:val="1"/>
+      <w:numFmt w:val="bullet"/>
+      <w:lvlText w:val=""/>
+      <w:lvlJc w:val="left"/>
+      <w:pPr>
+        <w:tabs>
+          <w:tab w:val="num" w:pos="2160"/>
+        </w:tabs>
+        <w:ind w:left="2160" w:hanging="360"/>
+      </w:pPr>
+      <w:rPr>
+        <w:rFonts w:ascii="Wingdings" w:hAnsi="Wingdings" w:hint="default"/>
+        <w:sz w:val="20"/>
+      </w:rPr>
+    </w:lvl>
+    <w:lvl w:ilvl="3" w:tentative="1">
+      <w:start w:val="1"/>
+      <w:numFmt w:val="bullet"/>
+      <w:lvlText w:val=""/>
+      <w:lvlJc w:val="left"/>
+      <w:pPr>
+        <w:tabs>
+          <w:tab w:val="num" w:pos="2880"/>
+        </w:tabs>
+        <w:ind w:left="2880" w:hanging="360"/>
+      </w:pPr>
+      <w:rPr>
+        <w:rFonts w:ascii="Wingdings" w:hAnsi="Wingdings" w:hint="default"/>
+        <w:sz w:val="20"/>
+      </w:rPr>
+    </w:lvl>
+    <w:lvl w:ilvl="4" w:tentative="1">
+      <w:start w:val="1"/>
+      <w:numFmt w:val="bullet"/>
+      <w:lvlText w:val=""/>
+      <w:lvlJc w:val="left"/>
+      <w:pPr>
+        <w:tabs>
+          <w:tab w:val="num" w:pos="3600"/>
+        </w:tabs>
+        <w:ind w:left="3600" w:hanging="360"/>
+      </w:pPr>
+      <w:rPr>
+        <w:rFonts w:ascii="Wingdings" w:hAnsi="Wingdings" w:hint="default"/>
+        <w:sz w:val="20"/>
+      </w:rPr>
+    </w:lvl>
+    <w:lvl w:ilvl="5" w:tentative="1">
+      <w:start w:val="1"/>
+      <w:numFmt w:val="bullet"/>
+      <w:lvlText w:val=""/>
+      <w:lvlJc w:val="left"/>
+      <w:pPr>
+        <w:tabs>
+          <w:tab w:val="num" w:pos="4320"/>
+        </w:tabs>
+        <w:ind w:left="4320" w:hanging="360"/>
+      </w:pPr>
+      <w:rPr>
+        <w:rFonts w:ascii="Wingdings" w:hAnsi="Wingdings" w:hint="default"/>
+        <w:sz w:val="20"/>
+      </w:rPr>
+    </w:lvl>
+    <w:lvl w:ilvl="6" w:tentative="1">
+      <w:start w:val="1"/>
+      <w:numFmt w:val="bullet"/>
+      <w:lvlText w:val=""/>
+      <w:lvlJc w:val="left"/>
+      <w:pPr>
+        <w:tabs>
+          <w:tab w:val="num" w:pos="5040"/>
+        </w:tabs>
+        <w:ind w:left="5040" w:hanging="360"/>
+      </w:pPr>
+      <w:rPr>
+        <w:rFonts w:ascii="Wingdings" w:hAnsi="Wingdings" w:hint="default"/>
+        <w:sz w:val="20"/>
+      </w:rPr>
+    </w:lvl>
+    <w:lvl w:ilvl="7" w:tentative="1">
+      <w:start w:val="1"/>
+      <w:numFmt w:val="bullet"/>
+      <w:lvlText w:val=""/>
+      <w:lvlJc w:val="left"/>
+      <w:pPr>
+        <w:tabs>
+          <w:tab w:val="num" w:pos="5760"/>
+        </w:tabs>
+        <w:ind w:left="5760" w:hanging="360"/>
+      </w:pPr>
+      <w:rPr>
+        <w:rFonts w:ascii="Wingdings" w:hAnsi="Wingdings" w:hint="default"/>
+        <w:sz w:val="20"/>
+      </w:rPr>
+    </w:lvl>
+    <w:lvl w:ilvl="8" w:tentative="1">
+      <w:start w:val="1"/>
+      <w:numFmt w:val="bullet"/>
+      <w:lvlText w:val=""/>
+      <w:lvlJc w:val="left"/>
+      <w:pPr>
+        <w:tabs>
+          <w:tab w:val="num" w:pos="6480"/>
+        </w:tabs>
+        <w:ind w:left="6480" w:hanging="360"/>
+      </w:pPr>
+      <w:rPr>
+        <w:rFonts w:ascii="Wingdings" w:hAnsi="Wingdings" w:hint="default"/>
+        <w:sz w:val="20"/>
+      </w:rPr>
+    </w:lvl>
+  </w:abstractNum>
+  <w:abstractNum w:abstractNumId="25" w15:restartNumberingAfterBreak="0">
+    <w:nsid w:val="5DF8474D"/>
+    <w:multiLevelType w:val="multilevel"/>
+    <w:tmpl w:val="2B8C2842"/>
+    <w:lvl w:ilvl="0">
+      <w:start w:val="1"/>
+      <w:numFmt w:val="bullet"/>
+      <w:lvlText w:val=""/>
+      <w:lvlJc w:val="left"/>
+      <w:pPr>
+        <w:tabs>
+          <w:tab w:val="num" w:pos="720"/>
+        </w:tabs>
+        <w:ind w:left="720" w:hanging="360"/>
+      </w:pPr>
+      <w:rPr>
+        <w:rFonts w:ascii="Symbol" w:hAnsi="Symbol" w:hint="default"/>
+        <w:sz w:val="20"/>
+      </w:rPr>
+    </w:lvl>
+    <w:lvl w:ilvl="1" w:tentative="1">
+      <w:start w:val="1"/>
+      <w:numFmt w:val="bullet"/>
+      <w:lvlText w:val="o"/>
+      <w:lvlJc w:val="left"/>
+      <w:pPr>
+        <w:tabs>
+          <w:tab w:val="num" w:pos="1440"/>
+        </w:tabs>
+        <w:ind w:left="1440" w:hanging="360"/>
+      </w:pPr>
+      <w:rPr>
+        <w:rFonts w:ascii="Courier New" w:hAnsi="Courier New" w:hint="default"/>
+        <w:sz w:val="20"/>
+      </w:rPr>
+    </w:lvl>
+    <w:lvl w:ilvl="2" w:tentative="1">
+      <w:start w:val="1"/>
+      <w:numFmt w:val="bullet"/>
+      <w:lvlText w:val=""/>
+      <w:lvlJc w:val="left"/>
+      <w:pPr>
+        <w:tabs>
+          <w:tab w:val="num" w:pos="2160"/>
+        </w:tabs>
+        <w:ind w:left="2160" w:hanging="360"/>
+      </w:pPr>
+      <w:rPr>
+        <w:rFonts w:ascii="Wingdings" w:hAnsi="Wingdings" w:hint="default"/>
+        <w:sz w:val="20"/>
+      </w:rPr>
+    </w:lvl>
+    <w:lvl w:ilvl="3" w:tentative="1">
+      <w:start w:val="1"/>
+      <w:numFmt w:val="bullet"/>
+      <w:lvlText w:val=""/>
+      <w:lvlJc w:val="left"/>
+      <w:pPr>
+        <w:tabs>
+          <w:tab w:val="num" w:pos="2880"/>
+        </w:tabs>
+        <w:ind w:left="2880" w:hanging="360"/>
+      </w:pPr>
+      <w:rPr>
+        <w:rFonts w:ascii="Wingdings" w:hAnsi="Wingdings" w:hint="default"/>
+        <w:sz w:val="20"/>
+      </w:rPr>
+    </w:lvl>
+    <w:lvl w:ilvl="4" w:tentative="1">
+      <w:start w:val="1"/>
+      <w:numFmt w:val="bullet"/>
+      <w:lvlText w:val=""/>
+      <w:lvlJc w:val="left"/>
+      <w:pPr>
+        <w:tabs>
+          <w:tab w:val="num" w:pos="3600"/>
+        </w:tabs>
+        <w:ind w:left="3600" w:hanging="360"/>
+      </w:pPr>
+      <w:rPr>
+        <w:rFonts w:ascii="Wingdings" w:hAnsi="Wingdings" w:hint="default"/>
+        <w:sz w:val="20"/>
+      </w:rPr>
+    </w:lvl>
+    <w:lvl w:ilvl="5" w:tentative="1">
+      <w:start w:val="1"/>
+      <w:numFmt w:val="bullet"/>
+      <w:lvlText w:val=""/>
+      <w:lvlJc w:val="left"/>
+      <w:pPr>
+        <w:tabs>
+          <w:tab w:val="num" w:pos="4320"/>
+        </w:tabs>
+        <w:ind w:left="4320" w:hanging="360"/>
+      </w:pPr>
+      <w:rPr>
+        <w:rFonts w:ascii="Wingdings" w:hAnsi="Wingdings" w:hint="default"/>
+        <w:sz w:val="20"/>
+      </w:rPr>
+    </w:lvl>
+    <w:lvl w:ilvl="6" w:tentative="1">
+      <w:start w:val="1"/>
+      <w:numFmt w:val="bullet"/>
+      <w:lvlText w:val=""/>
+      <w:lvlJc w:val="left"/>
+      <w:pPr>
+        <w:tabs>
+          <w:tab w:val="num" w:pos="5040"/>
+        </w:tabs>
+        <w:ind w:left="5040" w:hanging="360"/>
+      </w:pPr>
+      <w:rPr>
+        <w:rFonts w:ascii="Wingdings" w:hAnsi="Wingdings" w:hint="default"/>
+        <w:sz w:val="20"/>
+      </w:rPr>
+    </w:lvl>
+    <w:lvl w:ilvl="7" w:tentative="1">
+      <w:start w:val="1"/>
+      <w:numFmt w:val="bullet"/>
+      <w:lvlText w:val=""/>
+      <w:lvlJc w:val="left"/>
+      <w:pPr>
+        <w:tabs>
+          <w:tab w:val="num" w:pos="5760"/>
+        </w:tabs>
+        <w:ind w:left="5760" w:hanging="360"/>
+      </w:pPr>
+      <w:rPr>
+        <w:rFonts w:ascii="Wingdings" w:hAnsi="Wingdings" w:hint="default"/>
+        <w:sz w:val="20"/>
+      </w:rPr>
+    </w:lvl>
+    <w:lvl w:ilvl="8" w:tentative="1">
+      <w:start w:val="1"/>
+      <w:numFmt w:val="bullet"/>
+      <w:lvlText w:val=""/>
+      <w:lvlJc w:val="left"/>
+      <w:pPr>
+        <w:tabs>
+          <w:tab w:val="num" w:pos="6480"/>
+        </w:tabs>
+        <w:ind w:left="6480" w:hanging="360"/>
+      </w:pPr>
+      <w:rPr>
+        <w:rFonts w:ascii="Wingdings" w:hAnsi="Wingdings" w:hint="default"/>
+        <w:sz w:val="20"/>
+      </w:rPr>
+    </w:lvl>
+  </w:abstractNum>
+  <w:abstractNum w:abstractNumId="26" w15:restartNumberingAfterBreak="0">
     <w:nsid w:val="607D6017"/>
     <w:multiLevelType w:val="multilevel"/>
     <w:tmpl w:val="29F63D88"/>
@@ -9619,7 +13379,7 @@
       </w:rPr>
     </w:lvl>
   </w:abstractNum>
-  <w:abstractNum w:abstractNumId="23" w15:restartNumberingAfterBreak="0">
+  <w:abstractNum w:abstractNumId="27" w15:restartNumberingAfterBreak="0">
     <w:nsid w:val="6110788D"/>
     <w:multiLevelType w:val="multilevel"/>
     <w:tmpl w:val="F0F0D0CC"/>
@@ -9768,7 +13528,7 @@
       </w:rPr>
     </w:lvl>
   </w:abstractNum>
-  <w:abstractNum w:abstractNumId="24" w15:restartNumberingAfterBreak="0">
+  <w:abstractNum w:abstractNumId="28" w15:restartNumberingAfterBreak="0">
     <w:nsid w:val="62BD3F5E"/>
     <w:multiLevelType w:val="multilevel"/>
     <w:tmpl w:val="841A6B1E"/>
@@ -9917,7 +13677,7 @@
       </w:rPr>
     </w:lvl>
   </w:abstractNum>
-  <w:abstractNum w:abstractNumId="25" w15:restartNumberingAfterBreak="0">
+  <w:abstractNum w:abstractNumId="29" w15:restartNumberingAfterBreak="0">
     <w:nsid w:val="64A42D15"/>
     <w:multiLevelType w:val="multilevel"/>
     <w:tmpl w:val="91282F2C"/>
@@ -10066,7 +13826,7 @@
       </w:rPr>
     </w:lvl>
   </w:abstractNum>
-  <w:abstractNum w:abstractNumId="26" w15:restartNumberingAfterBreak="0">
+  <w:abstractNum w:abstractNumId="30" w15:restartNumberingAfterBreak="0">
     <w:nsid w:val="657C156F"/>
     <w:multiLevelType w:val="multilevel"/>
     <w:tmpl w:val="FF6A5358"/>
@@ -10179,7 +13939,305 @@
       </w:pPr>
     </w:lvl>
   </w:abstractNum>
-  <w:abstractNum w:abstractNumId="27" w15:restartNumberingAfterBreak="0">
+  <w:abstractNum w:abstractNumId="31" w15:restartNumberingAfterBreak="0">
+    <w:nsid w:val="6BE27983"/>
+    <w:multiLevelType w:val="multilevel"/>
+    <w:tmpl w:val="C3C4AB00"/>
+    <w:lvl w:ilvl="0">
+      <w:start w:val="1"/>
+      <w:numFmt w:val="bullet"/>
+      <w:lvlText w:val=""/>
+      <w:lvlJc w:val="left"/>
+      <w:pPr>
+        <w:tabs>
+          <w:tab w:val="num" w:pos="720"/>
+        </w:tabs>
+        <w:ind w:left="720" w:hanging="360"/>
+      </w:pPr>
+      <w:rPr>
+        <w:rFonts w:ascii="Symbol" w:hAnsi="Symbol" w:hint="default"/>
+        <w:sz w:val="20"/>
+      </w:rPr>
+    </w:lvl>
+    <w:lvl w:ilvl="1" w:tentative="1">
+      <w:start w:val="1"/>
+      <w:numFmt w:val="bullet"/>
+      <w:lvlText w:val="o"/>
+      <w:lvlJc w:val="left"/>
+      <w:pPr>
+        <w:tabs>
+          <w:tab w:val="num" w:pos="1440"/>
+        </w:tabs>
+        <w:ind w:left="1440" w:hanging="360"/>
+      </w:pPr>
+      <w:rPr>
+        <w:rFonts w:ascii="Courier New" w:hAnsi="Courier New" w:hint="default"/>
+        <w:sz w:val="20"/>
+      </w:rPr>
+    </w:lvl>
+    <w:lvl w:ilvl="2" w:tentative="1">
+      <w:start w:val="1"/>
+      <w:numFmt w:val="bullet"/>
+      <w:lvlText w:val=""/>
+      <w:lvlJc w:val="left"/>
+      <w:pPr>
+        <w:tabs>
+          <w:tab w:val="num" w:pos="2160"/>
+        </w:tabs>
+        <w:ind w:left="2160" w:hanging="360"/>
+      </w:pPr>
+      <w:rPr>
+        <w:rFonts w:ascii="Wingdings" w:hAnsi="Wingdings" w:hint="default"/>
+        <w:sz w:val="20"/>
+      </w:rPr>
+    </w:lvl>
+    <w:lvl w:ilvl="3" w:tentative="1">
+      <w:start w:val="1"/>
+      <w:numFmt w:val="bullet"/>
+      <w:lvlText w:val=""/>
+      <w:lvlJc w:val="left"/>
+      <w:pPr>
+        <w:tabs>
+          <w:tab w:val="num" w:pos="2880"/>
+        </w:tabs>
+        <w:ind w:left="2880" w:hanging="360"/>
+      </w:pPr>
+      <w:rPr>
+        <w:rFonts w:ascii="Wingdings" w:hAnsi="Wingdings" w:hint="default"/>
+        <w:sz w:val="20"/>
+      </w:rPr>
+    </w:lvl>
+    <w:lvl w:ilvl="4" w:tentative="1">
+      <w:start w:val="1"/>
+      <w:numFmt w:val="bullet"/>
+      <w:lvlText w:val=""/>
+      <w:lvlJc w:val="left"/>
+      <w:pPr>
+        <w:tabs>
+          <w:tab w:val="num" w:pos="3600"/>
+        </w:tabs>
+        <w:ind w:left="3600" w:hanging="360"/>
+      </w:pPr>
+      <w:rPr>
+        <w:rFonts w:ascii="Wingdings" w:hAnsi="Wingdings" w:hint="default"/>
+        <w:sz w:val="20"/>
+      </w:rPr>
+    </w:lvl>
+    <w:lvl w:ilvl="5" w:tentative="1">
+      <w:start w:val="1"/>
+      <w:numFmt w:val="bullet"/>
+      <w:lvlText w:val=""/>
+      <w:lvlJc w:val="left"/>
+      <w:pPr>
+        <w:tabs>
+          <w:tab w:val="num" w:pos="4320"/>
+        </w:tabs>
+        <w:ind w:left="4320" w:hanging="360"/>
+      </w:pPr>
+      <w:rPr>
+        <w:rFonts w:ascii="Wingdings" w:hAnsi="Wingdings" w:hint="default"/>
+        <w:sz w:val="20"/>
+      </w:rPr>
+    </w:lvl>
+    <w:lvl w:ilvl="6" w:tentative="1">
+      <w:start w:val="1"/>
+      <w:numFmt w:val="bullet"/>
+      <w:lvlText w:val=""/>
+      <w:lvlJc w:val="left"/>
+      <w:pPr>
+        <w:tabs>
+          <w:tab w:val="num" w:pos="5040"/>
+        </w:tabs>
+        <w:ind w:left="5040" w:hanging="360"/>
+      </w:pPr>
+      <w:rPr>
+        <w:rFonts w:ascii="Wingdings" w:hAnsi="Wingdings" w:hint="default"/>
+        <w:sz w:val="20"/>
+      </w:rPr>
+    </w:lvl>
+    <w:lvl w:ilvl="7" w:tentative="1">
+      <w:start w:val="1"/>
+      <w:numFmt w:val="bullet"/>
+      <w:lvlText w:val=""/>
+      <w:lvlJc w:val="left"/>
+      <w:pPr>
+        <w:tabs>
+          <w:tab w:val="num" w:pos="5760"/>
+        </w:tabs>
+        <w:ind w:left="5760" w:hanging="360"/>
+      </w:pPr>
+      <w:rPr>
+        <w:rFonts w:ascii="Wingdings" w:hAnsi="Wingdings" w:hint="default"/>
+        <w:sz w:val="20"/>
+      </w:rPr>
+    </w:lvl>
+    <w:lvl w:ilvl="8" w:tentative="1">
+      <w:start w:val="1"/>
+      <w:numFmt w:val="bullet"/>
+      <w:lvlText w:val=""/>
+      <w:lvlJc w:val="left"/>
+      <w:pPr>
+        <w:tabs>
+          <w:tab w:val="num" w:pos="6480"/>
+        </w:tabs>
+        <w:ind w:left="6480" w:hanging="360"/>
+      </w:pPr>
+      <w:rPr>
+        <w:rFonts w:ascii="Wingdings" w:hAnsi="Wingdings" w:hint="default"/>
+        <w:sz w:val="20"/>
+      </w:rPr>
+    </w:lvl>
+  </w:abstractNum>
+  <w:abstractNum w:abstractNumId="32" w15:restartNumberingAfterBreak="0">
+    <w:nsid w:val="72B9614A"/>
+    <w:multiLevelType w:val="multilevel"/>
+    <w:tmpl w:val="4790BC7E"/>
+    <w:lvl w:ilvl="0">
+      <w:start w:val="1"/>
+      <w:numFmt w:val="bullet"/>
+      <w:lvlText w:val=""/>
+      <w:lvlJc w:val="left"/>
+      <w:pPr>
+        <w:tabs>
+          <w:tab w:val="num" w:pos="720"/>
+        </w:tabs>
+        <w:ind w:left="720" w:hanging="360"/>
+      </w:pPr>
+      <w:rPr>
+        <w:rFonts w:ascii="Symbol" w:hAnsi="Symbol" w:hint="default"/>
+        <w:sz w:val="20"/>
+      </w:rPr>
+    </w:lvl>
+    <w:lvl w:ilvl="1" w:tentative="1">
+      <w:start w:val="1"/>
+      <w:numFmt w:val="bullet"/>
+      <w:lvlText w:val="o"/>
+      <w:lvlJc w:val="left"/>
+      <w:pPr>
+        <w:tabs>
+          <w:tab w:val="num" w:pos="1440"/>
+        </w:tabs>
+        <w:ind w:left="1440" w:hanging="360"/>
+      </w:pPr>
+      <w:rPr>
+        <w:rFonts w:ascii="Courier New" w:hAnsi="Courier New" w:hint="default"/>
+        <w:sz w:val="20"/>
+      </w:rPr>
+    </w:lvl>
+    <w:lvl w:ilvl="2" w:tentative="1">
+      <w:start w:val="1"/>
+      <w:numFmt w:val="bullet"/>
+      <w:lvlText w:val=""/>
+      <w:lvlJc w:val="left"/>
+      <w:pPr>
+        <w:tabs>
+          <w:tab w:val="num" w:pos="2160"/>
+        </w:tabs>
+        <w:ind w:left="2160" w:hanging="360"/>
+      </w:pPr>
+      <w:rPr>
+        <w:rFonts w:ascii="Wingdings" w:hAnsi="Wingdings" w:hint="default"/>
+        <w:sz w:val="20"/>
+      </w:rPr>
+    </w:lvl>
+    <w:lvl w:ilvl="3" w:tentative="1">
+      <w:start w:val="1"/>
+      <w:numFmt w:val="bullet"/>
+      <w:lvlText w:val=""/>
+      <w:lvlJc w:val="left"/>
+      <w:pPr>
+        <w:tabs>
+          <w:tab w:val="num" w:pos="2880"/>
+        </w:tabs>
+        <w:ind w:left="2880" w:hanging="360"/>
+      </w:pPr>
+      <w:rPr>
+        <w:rFonts w:ascii="Wingdings" w:hAnsi="Wingdings" w:hint="default"/>
+        <w:sz w:val="20"/>
+      </w:rPr>
+    </w:lvl>
+    <w:lvl w:ilvl="4" w:tentative="1">
+      <w:start w:val="1"/>
+      <w:numFmt w:val="bullet"/>
+      <w:lvlText w:val=""/>
+      <w:lvlJc w:val="left"/>
+      <w:pPr>
+        <w:tabs>
+          <w:tab w:val="num" w:pos="3600"/>
+        </w:tabs>
+        <w:ind w:left="3600" w:hanging="360"/>
+      </w:pPr>
+      <w:rPr>
+        <w:rFonts w:ascii="Wingdings" w:hAnsi="Wingdings" w:hint="default"/>
+        <w:sz w:val="20"/>
+      </w:rPr>
+    </w:lvl>
+    <w:lvl w:ilvl="5" w:tentative="1">
+      <w:start w:val="1"/>
+      <w:numFmt w:val="bullet"/>
+      <w:lvlText w:val=""/>
+      <w:lvlJc w:val="left"/>
+      <w:pPr>
+        <w:tabs>
+          <w:tab w:val="num" w:pos="4320"/>
+        </w:tabs>
+        <w:ind w:left="4320" w:hanging="360"/>
+      </w:pPr>
+      <w:rPr>
+        <w:rFonts w:ascii="Wingdings" w:hAnsi="Wingdings" w:hint="default"/>
+        <w:sz w:val="20"/>
+      </w:rPr>
+    </w:lvl>
+    <w:lvl w:ilvl="6" w:tentative="1">
+      <w:start w:val="1"/>
+      <w:numFmt w:val="bullet"/>
+      <w:lvlText w:val=""/>
+      <w:lvlJc w:val="left"/>
+      <w:pPr>
+        <w:tabs>
+          <w:tab w:val="num" w:pos="5040"/>
+        </w:tabs>
+        <w:ind w:left="5040" w:hanging="360"/>
+      </w:pPr>
+      <w:rPr>
+        <w:rFonts w:ascii="Wingdings" w:hAnsi="Wingdings" w:hint="default"/>
+        <w:sz w:val="20"/>
+      </w:rPr>
+    </w:lvl>
+    <w:lvl w:ilvl="7" w:tentative="1">
+      <w:start w:val="1"/>
+      <w:numFmt w:val="bullet"/>
+      <w:lvlText w:val=""/>
+      <w:lvlJc w:val="left"/>
+      <w:pPr>
+        <w:tabs>
+          <w:tab w:val="num" w:pos="5760"/>
+        </w:tabs>
+        <w:ind w:left="5760" w:hanging="360"/>
+      </w:pPr>
+      <w:rPr>
+        <w:rFonts w:ascii="Wingdings" w:hAnsi="Wingdings" w:hint="default"/>
+        <w:sz w:val="20"/>
+      </w:rPr>
+    </w:lvl>
+    <w:lvl w:ilvl="8" w:tentative="1">
+      <w:start w:val="1"/>
+      <w:numFmt w:val="bullet"/>
+      <w:lvlText w:val=""/>
+      <w:lvlJc w:val="left"/>
+      <w:pPr>
+        <w:tabs>
+          <w:tab w:val="num" w:pos="6480"/>
+        </w:tabs>
+        <w:ind w:left="6480" w:hanging="360"/>
+      </w:pPr>
+      <w:rPr>
+        <w:rFonts w:ascii="Wingdings" w:hAnsi="Wingdings" w:hint="default"/>
+        <w:sz w:val="20"/>
+      </w:rPr>
+    </w:lvl>
+  </w:abstractNum>
+  <w:abstractNum w:abstractNumId="33" w15:restartNumberingAfterBreak="0">
     <w:nsid w:val="73E728E3"/>
     <w:multiLevelType w:val="multilevel"/>
     <w:tmpl w:val="B08200D0"/>
@@ -10328,7 +14386,7 @@
       </w:rPr>
     </w:lvl>
   </w:abstractNum>
-  <w:abstractNum w:abstractNumId="28" w15:restartNumberingAfterBreak="0">
+  <w:abstractNum w:abstractNumId="34" w15:restartNumberingAfterBreak="0">
     <w:nsid w:val="79D71162"/>
     <w:multiLevelType w:val="multilevel"/>
     <w:tmpl w:val="1A965CA2"/>
@@ -10477,7 +14535,7 @@
       </w:rPr>
     </w:lvl>
   </w:abstractNum>
-  <w:abstractNum w:abstractNumId="29" w15:restartNumberingAfterBreak="0">
+  <w:abstractNum w:abstractNumId="35" w15:restartNumberingAfterBreak="0">
     <w:nsid w:val="7AAC6D23"/>
     <w:multiLevelType w:val="multilevel"/>
     <w:tmpl w:val="725A59A2"/>
@@ -10598,7 +14656,7 @@
       </w:pPr>
     </w:lvl>
   </w:abstractNum>
-  <w:abstractNum w:abstractNumId="30" w15:restartNumberingAfterBreak="0">
+  <w:abstractNum w:abstractNumId="36" w15:restartNumberingAfterBreak="0">
     <w:nsid w:val="7C9D5400"/>
     <w:multiLevelType w:val="multilevel"/>
     <w:tmpl w:val="A21C96E0"/>
@@ -10747,7 +14805,7 @@
       </w:rPr>
     </w:lvl>
   </w:abstractNum>
-  <w:abstractNum w:abstractNumId="31" w15:restartNumberingAfterBreak="0">
+  <w:abstractNum w:abstractNumId="37" w15:restartNumberingAfterBreak="0">
     <w:nsid w:val="7ECE09D4"/>
     <w:multiLevelType w:val="multilevel"/>
     <w:tmpl w:val="8B28E63E"/>
@@ -10897,16 +14955,16 @@
     </w:lvl>
   </w:abstractNum>
   <w:num w:numId="1" w16cid:durableId="372464242">
-    <w:abstractNumId w:val="29"/>
+    <w:abstractNumId w:val="35"/>
   </w:num>
   <w:num w:numId="2" w16cid:durableId="1971737595">
     <w:abstractNumId w:val="7"/>
   </w:num>
   <w:num w:numId="3" w16cid:durableId="317079818">
-    <w:abstractNumId w:val="28"/>
+    <w:abstractNumId w:val="34"/>
   </w:num>
   <w:num w:numId="4" w16cid:durableId="2093240435">
-    <w:abstractNumId w:val="25"/>
+    <w:abstractNumId w:val="29"/>
   </w:num>
   <w:num w:numId="5" w16cid:durableId="218640558">
     <w:abstractNumId w:val="4"/>
@@ -10915,22 +14973,22 @@
     <w:abstractNumId w:val="14"/>
   </w:num>
   <w:num w:numId="7" w16cid:durableId="1789814908">
-    <w:abstractNumId w:val="21"/>
+    <w:abstractNumId w:val="23"/>
   </w:num>
   <w:num w:numId="8" w16cid:durableId="1047493518">
     <w:abstractNumId w:val="6"/>
   </w:num>
   <w:num w:numId="9" w16cid:durableId="1001347571">
-    <w:abstractNumId w:val="17"/>
+    <w:abstractNumId w:val="18"/>
   </w:num>
   <w:num w:numId="10" w16cid:durableId="724524076">
     <w:abstractNumId w:val="2"/>
   </w:num>
   <w:num w:numId="11" w16cid:durableId="458651431">
-    <w:abstractNumId w:val="18"/>
+    <w:abstractNumId w:val="20"/>
   </w:num>
   <w:num w:numId="12" w16cid:durableId="2017461055">
-    <w:abstractNumId w:val="22"/>
+    <w:abstractNumId w:val="26"/>
   </w:num>
   <w:num w:numId="13" w16cid:durableId="1607885371">
     <w:abstractNumId w:val="1"/>
@@ -10939,43 +14997,43 @@
     <w:abstractNumId w:val="11"/>
   </w:num>
   <w:num w:numId="15" w16cid:durableId="1608199551">
-    <w:abstractNumId w:val="24"/>
+    <w:abstractNumId w:val="28"/>
   </w:num>
   <w:num w:numId="16" w16cid:durableId="1553269571">
-    <w:abstractNumId w:val="16"/>
+    <w:abstractNumId w:val="17"/>
   </w:num>
   <w:num w:numId="17" w16cid:durableId="1067999543">
     <w:abstractNumId w:val="3"/>
   </w:num>
   <w:num w:numId="18" w16cid:durableId="289868070">
-    <w:abstractNumId w:val="15"/>
+    <w:abstractNumId w:val="16"/>
   </w:num>
   <w:num w:numId="19" w16cid:durableId="1222180932">
-    <w:abstractNumId w:val="30"/>
+    <w:abstractNumId w:val="36"/>
   </w:num>
   <w:num w:numId="20" w16cid:durableId="1018118517">
     <w:abstractNumId w:val="12"/>
   </w:num>
   <w:num w:numId="21" w16cid:durableId="1943292390">
-    <w:abstractNumId w:val="20"/>
+    <w:abstractNumId w:val="22"/>
   </w:num>
   <w:num w:numId="22" w16cid:durableId="622465219">
     <w:abstractNumId w:val="13"/>
   </w:num>
   <w:num w:numId="23" w16cid:durableId="1605772634">
-    <w:abstractNumId w:val="26"/>
+    <w:abstractNumId w:val="30"/>
   </w:num>
   <w:num w:numId="24" w16cid:durableId="738089335">
     <w:abstractNumId w:val="9"/>
   </w:num>
   <w:num w:numId="25" w16cid:durableId="1346244192">
-    <w:abstractNumId w:val="23"/>
+    <w:abstractNumId w:val="27"/>
   </w:num>
   <w:num w:numId="26" w16cid:durableId="537203520">
     <w:abstractNumId w:val="8"/>
   </w:num>
   <w:num w:numId="27" w16cid:durableId="893933053">
-    <w:abstractNumId w:val="19"/>
+    <w:abstractNumId w:val="21"/>
   </w:num>
   <w:num w:numId="28" w16cid:durableId="1945729282">
     <w:abstractNumId w:val="0"/>
@@ -10984,13 +15042,31 @@
     <w:abstractNumId w:val="5"/>
   </w:num>
   <w:num w:numId="30" w16cid:durableId="1283421199">
-    <w:abstractNumId w:val="27"/>
+    <w:abstractNumId w:val="33"/>
   </w:num>
   <w:num w:numId="31" w16cid:durableId="1116564691">
     <w:abstractNumId w:val="10"/>
   </w:num>
   <w:num w:numId="32" w16cid:durableId="776095678">
+    <w:abstractNumId w:val="37"/>
+  </w:num>
+  <w:num w:numId="33" w16cid:durableId="1782457928">
     <w:abstractNumId w:val="31"/>
+  </w:num>
+  <w:num w:numId="34" w16cid:durableId="1866090161">
+    <w:abstractNumId w:val="24"/>
+  </w:num>
+  <w:num w:numId="35" w16cid:durableId="1637757465">
+    <w:abstractNumId w:val="32"/>
+  </w:num>
+  <w:num w:numId="36" w16cid:durableId="1869564503">
+    <w:abstractNumId w:val="15"/>
+  </w:num>
+  <w:num w:numId="37" w16cid:durableId="2108653001">
+    <w:abstractNumId w:val="19"/>
+  </w:num>
+  <w:num w:numId="38" w16cid:durableId="1509439327">
+    <w:abstractNumId w:val="25"/>
   </w:num>
 </w:numbering>
 </file>
@@ -11446,7 +15522,6 @@
     <w:next w:val="Normal"/>
     <w:link w:val="Heading3Char"/>
     <w:uiPriority w:val="9"/>
-    <w:semiHidden/>
     <w:unhideWhenUsed/>
     <w:qFormat/>
     <w:rsid w:val="00CD4009"/>
@@ -11653,7 +15728,6 @@
     <w:basedOn w:val="DefaultParagraphFont"/>
     <w:link w:val="Heading3"/>
     <w:uiPriority w:val="9"/>
-    <w:semiHidden/>
     <w:rsid w:val="00CD4009"/>
     <w:rPr>
       <w:rFonts w:eastAsiaTheme="majorEastAsia" w:cstheme="majorBidi"/>
@@ -11909,6 +15983,47 @@
       <w:smallCaps/>
       <w:color w:val="2F5496" w:themeColor="accent1" w:themeShade="BF"/>
       <w:spacing w:val="5"/>
+    </w:rPr>
+  </w:style>
+  <w:style w:type="paragraph" w:styleId="NormalWeb">
+    <w:name w:val="Normal (Web)"/>
+    <w:basedOn w:val="Normal"/>
+    <w:uiPriority w:val="99"/>
+    <w:semiHidden/>
+    <w:unhideWhenUsed/>
+    <w:rsid w:val="00637BF4"/>
+    <w:pPr>
+      <w:spacing w:before="100" w:beforeAutospacing="1" w:after="100" w:afterAutospacing="1" w:line="240" w:lineRule="auto"/>
+    </w:pPr>
+    <w:rPr>
+      <w:rFonts w:ascii="Times New Roman" w:eastAsia="Times New Roman" w:hAnsi="Times New Roman" w:cs="Times New Roman"/>
+      <w:kern w:val="0"/>
+      <w:lang w:eastAsia="en-IN"/>
+      <w14:ligatures w14:val="none"/>
+    </w:rPr>
+  </w:style>
+  <w:style w:type="character" w:styleId="HTMLCode">
+    <w:name w:val="HTML Code"/>
+    <w:basedOn w:val="DefaultParagraphFont"/>
+    <w:uiPriority w:val="99"/>
+    <w:semiHidden/>
+    <w:unhideWhenUsed/>
+    <w:rsid w:val="00637BF4"/>
+    <w:rPr>
+      <w:rFonts w:ascii="Courier New" w:eastAsia="Times New Roman" w:hAnsi="Courier New" w:cs="Courier New"/>
+      <w:sz w:val="20"/>
+      <w:szCs w:val="20"/>
+    </w:rPr>
+  </w:style>
+  <w:style w:type="character" w:styleId="Strong">
+    <w:name w:val="Strong"/>
+    <w:basedOn w:val="DefaultParagraphFont"/>
+    <w:uiPriority w:val="22"/>
+    <w:qFormat/>
+    <w:rsid w:val="00637BF4"/>
+    <w:rPr>
+      <w:b/>
+      <w:bCs/>
     </w:rPr>
   </w:style>
 </w:styles>
